--- a/Documentação/Relatório ML.docx
+++ b/Documentação/Relatório ML.docx
@@ -1,6 +1,6 @@
 
 <file path=word/document.xml><?xml version="1.0" encoding="utf-8"?>
-<w:document xmlns:wpc="http://schemas.microsoft.com/office/word/2010/wordprocessingCanvas" xmlns:cx="http://schemas.microsoft.com/office/drawing/2014/chartex" xmlns:cx1="http://schemas.microsoft.com/office/drawing/2015/9/8/chartex" xmlns:cx2="http://schemas.microsoft.com/office/drawing/2015/10/21/chartex" xmlns:cx3="http://schemas.microsoft.com/office/drawing/2016/5/9/chartex" xmlns:cx4="http://schemas.microsoft.com/office/drawing/2016/5/10/chartex" xmlns:cx5="http://schemas.microsoft.com/office/drawing/2016/5/11/chartex" xmlns:cx6="http://schemas.microsoft.com/office/drawing/2016/5/12/chartex" xmlns:cx7="http://schemas.microsoft.com/office/drawing/2016/5/13/chartex" xmlns:cx8="http://schemas.microsoft.com/office/drawing/2016/5/14/chartex" xmlns:mc="http://schemas.openxmlformats.org/markup-compatibility/2006" xmlns:aink="http://schemas.microsoft.com/office/drawing/2016/ink" xmlns:am3d="http://schemas.microsoft.com/office/drawing/2017/model3d" xmlns:o="urn:schemas-microsoft-com:office:office" xmlns:oel="http://schemas.microsoft.com/office/2019/extlst" xmlns:r="http://schemas.openxmlformats.org/officeDocument/2006/relationships" xmlns:m="http://schemas.openxmlformats.org/officeDocument/2006/math" xmlns:v="urn:schemas-microsoft-com:vml" xmlns:wp14="http://schemas.microsoft.com/office/word/2010/wordprocessingDrawing" xmlns:wp="http://schemas.openxmlformats.org/drawingml/2006/wordprocessingDrawing" xmlns:w10="urn:schemas-microsoft-com:office:word" xmlns:w="http://schemas.openxmlformats.org/wordprocessingml/2006/main" xmlns:w14="http://schemas.microsoft.com/office/word/2010/wordml" xmlns:w15="http://schemas.microsoft.com/office/word/2012/wordml" xmlns:w16cex="http://schemas.microsoft.com/office/word/2018/wordml/cex" xmlns:w16cid="http://schemas.microsoft.com/office/word/2016/wordml/cid" xmlns:w16="http://schemas.microsoft.com/office/word/2018/wordml" xmlns:w16du="http://schemas.microsoft.com/office/word/2023/wordml/word16du" xmlns:w16sdtdh="http://schemas.microsoft.com/office/word/2020/wordml/sdtdatahash" xmlns:w16sdtfl="http://schemas.microsoft.com/office/word/2024/wordml/sdtformatlock" xmlns:w16se="http://schemas.microsoft.com/office/word/2015/wordml/symex" xmlns:wpg="http://schemas.microsoft.com/office/word/2010/wordprocessingGroup" xmlns:wpi="http://schemas.microsoft.com/office/word/2010/wordprocessingInk" xmlns:wne="http://schemas.microsoft.com/office/word/2006/wordml" xmlns:wps="http://schemas.microsoft.com/office/word/2010/wordprocessingShape" xmlns:a="http://schemas.openxmlformats.org/drawingml/2006/main" xmlns:pic="http://schemas.openxmlformats.org/drawingml/2006/picture" xmlns:a14="http://schemas.microsoft.com/office/drawing/2010/main" xmlns:a16="http://schemas.microsoft.com/office/drawing/2014/main" mc:Ignorable="w14 w15 w16se w16cid w16 w16cex w16sdtdh w16sdtfl w16du wp14">
+<w:document xmlns:wpc="http://schemas.microsoft.com/office/word/2010/wordprocessingCanvas" xmlns:cx="http://schemas.microsoft.com/office/drawing/2014/chartex" xmlns:cx1="http://schemas.microsoft.com/office/drawing/2015/9/8/chartex" xmlns:cx2="http://schemas.microsoft.com/office/drawing/2015/10/21/chartex" xmlns:cx3="http://schemas.microsoft.com/office/drawing/2016/5/9/chartex" xmlns:cx4="http://schemas.microsoft.com/office/drawing/2016/5/10/chartex" xmlns:cx5="http://schemas.microsoft.com/office/drawing/2016/5/11/chartex" xmlns:cx6="http://schemas.microsoft.com/office/drawing/2016/5/12/chartex" xmlns:cx7="http://schemas.microsoft.com/office/drawing/2016/5/13/chartex" xmlns:cx8="http://schemas.microsoft.com/office/drawing/2016/5/14/chartex" xmlns:mc="http://schemas.openxmlformats.org/markup-compatibility/2006" xmlns:aink="http://schemas.microsoft.com/office/drawing/2016/ink" xmlns:am3d="http://schemas.microsoft.com/office/drawing/2017/model3d" xmlns:o="urn:schemas-microsoft-com:office:office" xmlns:oel="http://schemas.microsoft.com/office/2019/extlst" xmlns:r="http://schemas.openxmlformats.org/officeDocument/2006/relationships" xmlns:m="http://schemas.openxmlformats.org/officeDocument/2006/math" xmlns:v="urn:schemas-microsoft-com:vml" xmlns:wp14="http://schemas.microsoft.com/office/word/2010/wordprocessingDrawing" xmlns:wp="http://schemas.openxmlformats.org/drawingml/2006/wordprocessingDrawing" xmlns:w10="urn:schemas-microsoft-com:office:word" xmlns:w="http://schemas.openxmlformats.org/wordprocessingml/2006/main" xmlns:w14="http://schemas.microsoft.com/office/word/2010/wordml" xmlns:w15="http://schemas.microsoft.com/office/word/2012/wordml" xmlns:w16cex="http://schemas.microsoft.com/office/word/2018/wordml/cex" xmlns:w16cid="http://schemas.microsoft.com/office/word/2016/wordml/cid" xmlns:w16="http://schemas.microsoft.com/office/word/2018/wordml" xmlns:w16du="http://schemas.microsoft.com/office/word/2023/wordml/word16du" xmlns:w16sdtdh="http://schemas.microsoft.com/office/word/2020/wordml/sdtdatahash" xmlns:w16sdtfl="http://schemas.microsoft.com/office/word/2024/wordml/sdtformatlock" xmlns:w16se="http://schemas.microsoft.com/office/word/2015/wordml/symex" xmlns:wpg="http://schemas.microsoft.com/office/word/2010/wordprocessingGroup" xmlns:wpi="http://schemas.microsoft.com/office/word/2010/wordprocessingInk" xmlns:wne="http://schemas.microsoft.com/office/word/2006/wordml" xmlns:wps="http://schemas.microsoft.com/office/word/2010/wordprocessingShape" mc:Ignorable="w14 w15 w16se w16cid w16 w16cex w16sdtdh w16sdtfl w16du wp14">
   <w:body>
     <w:p>
       <w:pPr>
@@ -15,7 +15,7 @@
           <w:lang w:eastAsia="pt-BR"/>
         </w:rPr>
       </w:pPr>
-      <w:bookmarkStart w:name="_Toc47640896" w:id="0"/>
+      <w:bookmarkStart w:id="0" w:name="_Toc47640896"/>
       <w:r>
         <w:rPr>
           <w:rFonts w:cs="Arial"/>
@@ -87,7 +87,7 @@
           <w:szCs w:val="24"/>
         </w:rPr>
         <w:drawing>
-          <wp:anchor distT="0" distB="0" distL="114300" distR="114300" simplePos="0" relativeHeight="251661312" behindDoc="0" locked="0" layoutInCell="1" allowOverlap="1" wp14:anchorId="7C5DB5C2" wp14:editId="213227FA">
+          <wp:anchor distT="0" distB="0" distL="114300" distR="114300" simplePos="0" relativeHeight="251662336" behindDoc="0" locked="0" layoutInCell="1" allowOverlap="1" wp14:anchorId="7C5DB5C2" wp14:editId="7B53A4AB">
             <wp:simplePos x="0" y="0"/>
             <wp:positionH relativeFrom="margin">
               <wp:align>center</wp:align>
@@ -507,11 +507,7 @@
     </w:p>
     <w:p>
       <w:pPr>
-        <w:pStyle w:val="Normal"/>
-        <w:ind/>
-        <w:rPr>
-          <w:b w:val="0"/>
-          <w:bCs w:val="0"/>
+        <w:rPr>
           <w:noProof/>
           <w:color w:val="auto"/>
           <w:lang w:eastAsia="pt-BR"/>
@@ -611,62 +607,62 @@
         <w:rPr>
           <w:color w:val="auto"/>
         </w:rPr>
+        <w:lastRenderedPageBreak/>
         <w:t>Sumário</w:t>
       </w:r>
     </w:p>
     <w:sdt>
       <w:sdtPr>
+        <w:rPr>
+          <w:rFonts w:ascii="Arial" w:eastAsiaTheme="minorEastAsia" w:hAnsi="Arial" w:cstheme="minorBidi"/>
+          <w:color w:val="000000" w:themeColor="text1"/>
+          <w:sz w:val="24"/>
+          <w:szCs w:val="22"/>
+          <w:lang w:eastAsia="en-US"/>
+        </w:rPr>
         <w:id w:val="1070616722"/>
         <w:docPartObj>
           <w:docPartGallery w:val="Table of Contents"/>
           <w:docPartUnique/>
         </w:docPartObj>
-        <w:rPr>
-          <w:rFonts w:eastAsia="" w:eastAsiaTheme="minorEastAsia"/>
-        </w:rPr>
       </w:sdtPr>
       <w:sdtEndPr>
         <w:rPr>
-          <w:rFonts w:ascii="Arial" w:hAnsi="Arial" w:eastAsia="" w:cs="" w:eastAsiaTheme="minorEastAsia" w:cstheme="minorBidi"/>
-          <w:b w:val="1"/>
-          <w:bCs w:val="1"/>
+          <w:b/>
+          <w:bCs/>
           <w:color w:val="auto"/>
-          <w:sz w:val="24"/>
           <w:szCs w:val="24"/>
-          <w:lang w:eastAsia="en-US"/>
         </w:rPr>
       </w:sdtEndPr>
       <w:sdtContent>
         <w:p>
           <w:pPr>
-            <w:pStyle w:val="CabealhodoSumrio"/>
+            <w:pStyle w:val="TOCHeading"/>
           </w:pPr>
         </w:p>
         <w:p>
           <w:pPr>
-            <w:pStyle w:val="Sumrio2"/>
-            <w:tabs>
-              <w:tab w:val="left" w:leader="none" w:pos="720"/>
-              <w:tab w:val="right" w:leader="dot" w:pos="9060"/>
-            </w:tabs>
+            <w:pStyle w:val="TOC2"/>
             <w:rPr>
-              <w:rFonts w:ascii="Calibri" w:hAnsi="Calibri" w:eastAsia="" w:asciiTheme="minorAscii" w:hAnsiTheme="minorAscii" w:eastAsiaTheme="minorEastAsia"/>
+              <w:rFonts w:asciiTheme="minorHAnsi" w:eastAsiaTheme="minorEastAsia" w:hAnsiTheme="minorHAnsi"/>
               <w:b w:val="0"/>
-              <w:bCs w:val="0"/>
               <w:color w:val="auto"/>
+              <w:kern w:val="2"/>
+              <w:szCs w:val="24"/>
               <w:lang w:eastAsia="pt-BR"/>
+              <w14:ligatures w14:val="standardContextual"/>
             </w:rPr>
           </w:pPr>
           <w:r>
             <w:fldChar w:fldCharType="begin"/>
           </w:r>
           <w:r>
-            <w:instrText xml:space="preserve">TOC \o "1-8" \z \u \h</w:instrText>
+            <w:instrText>TOC \o "1-8" \z \u \h</w:instrText>
           </w:r>
           <w:r>
             <w:fldChar w:fldCharType="separate"/>
           </w:r>
-          <w:hyperlink w:anchor="_Toc38692856">
+          <w:hyperlink w:anchor="_Toc232830940" w:history="1">
             <w:r>
               <w:rPr>
                 <w:rStyle w:val="Hyperlink"/>
@@ -674,6 +670,15 @@
               <w:t>1</w:t>
             </w:r>
             <w:r>
+              <w:rPr>
+                <w:rFonts w:asciiTheme="minorHAnsi" w:eastAsiaTheme="minorEastAsia" w:hAnsiTheme="minorHAnsi"/>
+                <w:b w:val="0"/>
+                <w:color w:val="auto"/>
+                <w:kern w:val="2"/>
+                <w:szCs w:val="24"/>
+                <w:lang w:eastAsia="pt-BR"/>
+                <w14:ligatures w14:val="standardContextual"/>
+              </w:rPr>
               <w:tab/>
             </w:r>
             <w:r>
@@ -683,44 +688,62 @@
               <w:t>INTRODUÇÃO</w:t>
             </w:r>
             <w:r>
+              <w:rPr>
+                <w:webHidden/>
+              </w:rPr>
               <w:tab/>
             </w:r>
             <w:r>
+              <w:rPr>
+                <w:webHidden/>
+              </w:rPr>
               <w:fldChar w:fldCharType="begin"/>
             </w:r>
             <w:r>
-              <w:instrText xml:space="preserve">PAGEREF _Toc38692856 \h</w:instrText>
-            </w:r>
-            <w:r>
+              <w:rPr>
+                <w:webHidden/>
+              </w:rPr>
+              <w:instrText xml:space="preserve"> PAGEREF _Toc232830940 \h </w:instrText>
+            </w:r>
+            <w:r>
+              <w:rPr>
+                <w:webHidden/>
+              </w:rPr>
+            </w:r>
+            <w:r>
+              <w:rPr>
+                <w:webHidden/>
+              </w:rPr>
               <w:fldChar w:fldCharType="separate"/>
             </w:r>
             <w:r>
               <w:rPr>
-                <w:rStyle w:val="Hyperlink"/>
-              </w:rPr>
-              <w:t>2</w:t>
-            </w:r>
-            <w:r>
+                <w:webHidden/>
+              </w:rPr>
+              <w:t>1</w:t>
+            </w:r>
+            <w:r>
+              <w:rPr>
+                <w:webHidden/>
+              </w:rPr>
               <w:fldChar w:fldCharType="end"/>
             </w:r>
           </w:hyperlink>
         </w:p>
         <w:p>
           <w:pPr>
-            <w:pStyle w:val="Sumrio2"/>
-            <w:tabs>
-              <w:tab w:val="left" w:leader="none" w:pos="720"/>
-              <w:tab w:val="right" w:leader="dot" w:pos="9060"/>
-            </w:tabs>
+            <w:pStyle w:val="TOC2"/>
             <w:rPr>
-              <w:rFonts w:ascii="Calibri" w:hAnsi="Calibri" w:eastAsia="" w:asciiTheme="minorAscii" w:hAnsiTheme="minorAscii" w:eastAsiaTheme="minorEastAsia"/>
+              <w:rFonts w:asciiTheme="minorHAnsi" w:eastAsiaTheme="minorEastAsia" w:hAnsiTheme="minorHAnsi"/>
               <w:b w:val="0"/>
-              <w:bCs w:val="0"/>
               <w:color w:val="auto"/>
+              <w:kern w:val="2"/>
+              <w:szCs w:val="24"/>
               <w:lang w:eastAsia="pt-BR"/>
+              <w14:ligatures w14:val="standardContextual"/>
             </w:rPr>
           </w:pPr>
-          <w:hyperlink w:anchor="_Toc525814209">
+          <w:hyperlink w:anchor="_Toc232830941" w:history="1">
             <w:r>
               <w:rPr>
                 <w:rStyle w:val="Hyperlink"/>
@@ -728,6 +751,15 @@
               <w:t>2</w:t>
             </w:r>
             <w:r>
+              <w:rPr>
+                <w:rFonts w:asciiTheme="minorHAnsi" w:eastAsiaTheme="minorEastAsia" w:hAnsiTheme="minorHAnsi"/>
+                <w:b w:val="0"/>
+                <w:color w:val="auto"/>
+                <w:kern w:val="2"/>
+                <w:szCs w:val="24"/>
+                <w:lang w:eastAsia="pt-BR"/>
+                <w14:ligatures w14:val="standardContextual"/>
+              </w:rPr>
               <w:tab/>
             </w:r>
             <w:r>
@@ -737,44 +769,62 @@
               <w:t>FUNDAMENTAÇÃO TEÓRICA</w:t>
             </w:r>
             <w:r>
+              <w:rPr>
+                <w:webHidden/>
+              </w:rPr>
               <w:tab/>
             </w:r>
             <w:r>
+              <w:rPr>
+                <w:webHidden/>
+              </w:rPr>
               <w:fldChar w:fldCharType="begin"/>
             </w:r>
             <w:r>
-              <w:instrText xml:space="preserve">PAGEREF _Toc525814209 \h</w:instrText>
-            </w:r>
-            <w:r>
+              <w:rPr>
+                <w:webHidden/>
+              </w:rPr>
+              <w:instrText xml:space="preserve"> PAGEREF _Toc232830941 \h </w:instrText>
+            </w:r>
+            <w:r>
+              <w:rPr>
+                <w:webHidden/>
+              </w:rPr>
+            </w:r>
+            <w:r>
+              <w:rPr>
+                <w:webHidden/>
+              </w:rPr>
               <w:fldChar w:fldCharType="separate"/>
             </w:r>
             <w:r>
               <w:rPr>
-                <w:rStyle w:val="Hyperlink"/>
-              </w:rPr>
-              <w:t>3</w:t>
-            </w:r>
-            <w:r>
+                <w:webHidden/>
+              </w:rPr>
+              <w:t>2</w:t>
+            </w:r>
+            <w:r>
+              <w:rPr>
+                <w:webHidden/>
+              </w:rPr>
               <w:fldChar w:fldCharType="end"/>
             </w:r>
           </w:hyperlink>
         </w:p>
         <w:p>
           <w:pPr>
-            <w:pStyle w:val="Sumrio2"/>
-            <w:tabs>
-              <w:tab w:val="left" w:leader="none" w:pos="720"/>
-              <w:tab w:val="right" w:leader="dot" w:pos="9060"/>
-            </w:tabs>
+            <w:pStyle w:val="TOC2"/>
             <w:rPr>
-              <w:rFonts w:ascii="Calibri" w:hAnsi="Calibri" w:eastAsia="" w:asciiTheme="minorAscii" w:hAnsiTheme="minorAscii" w:eastAsiaTheme="minorEastAsia"/>
+              <w:rFonts w:asciiTheme="minorHAnsi" w:eastAsiaTheme="minorEastAsia" w:hAnsiTheme="minorHAnsi"/>
               <w:b w:val="0"/>
-              <w:bCs w:val="0"/>
               <w:color w:val="auto"/>
+              <w:kern w:val="2"/>
+              <w:szCs w:val="24"/>
               <w:lang w:eastAsia="pt-BR"/>
+              <w14:ligatures w14:val="standardContextual"/>
             </w:rPr>
           </w:pPr>
-          <w:hyperlink w:anchor="_Toc233273608">
+          <w:hyperlink w:anchor="_Toc232830942" w:history="1">
             <w:r>
               <w:rPr>
                 <w:rStyle w:val="Hyperlink"/>
@@ -782,6 +832,15 @@
               <w:t>2.1</w:t>
             </w:r>
             <w:r>
+              <w:rPr>
+                <w:rFonts w:asciiTheme="minorHAnsi" w:eastAsiaTheme="minorEastAsia" w:hAnsiTheme="minorHAnsi"/>
+                <w:b w:val="0"/>
+                <w:color w:val="auto"/>
+                <w:kern w:val="2"/>
+                <w:szCs w:val="24"/>
+                <w:lang w:eastAsia="pt-BR"/>
+                <w14:ligatures w14:val="standardContextual"/>
+              </w:rPr>
               <w:tab/>
             </w:r>
             <w:r>
@@ -791,44 +850,62 @@
               <w:t>DETECÇÃO DE OBJETOS E A FAMÍLIA YOLO</w:t>
             </w:r>
             <w:r>
+              <w:rPr>
+                <w:webHidden/>
+              </w:rPr>
               <w:tab/>
             </w:r>
             <w:r>
+              <w:rPr>
+                <w:webHidden/>
+              </w:rPr>
               <w:fldChar w:fldCharType="begin"/>
             </w:r>
             <w:r>
-              <w:instrText xml:space="preserve">PAGEREF _Toc233273608 \h</w:instrText>
-            </w:r>
-            <w:r>
+              <w:rPr>
+                <w:webHidden/>
+              </w:rPr>
+              <w:instrText xml:space="preserve"> PAGEREF _Toc232830942 \h </w:instrText>
+            </w:r>
+            <w:r>
+              <w:rPr>
+                <w:webHidden/>
+              </w:rPr>
+            </w:r>
+            <w:r>
+              <w:rPr>
+                <w:webHidden/>
+              </w:rPr>
               <w:fldChar w:fldCharType="separate"/>
             </w:r>
             <w:r>
               <w:rPr>
-                <w:rStyle w:val="Hyperlink"/>
-              </w:rPr>
-              <w:t>4</w:t>
-            </w:r>
-            <w:r>
+                <w:webHidden/>
+              </w:rPr>
+              <w:t>2</w:t>
+            </w:r>
+            <w:r>
+              <w:rPr>
+                <w:webHidden/>
+              </w:rPr>
               <w:fldChar w:fldCharType="end"/>
             </w:r>
           </w:hyperlink>
         </w:p>
         <w:p>
           <w:pPr>
-            <w:pStyle w:val="Sumrio2"/>
-            <w:tabs>
-              <w:tab w:val="left" w:leader="none" w:pos="720"/>
-              <w:tab w:val="right" w:leader="dot" w:pos="9060"/>
-            </w:tabs>
+            <w:pStyle w:val="TOC2"/>
             <w:rPr>
-              <w:rFonts w:ascii="Calibri" w:hAnsi="Calibri" w:eastAsia="" w:asciiTheme="minorAscii" w:hAnsiTheme="minorAscii" w:eastAsiaTheme="minorEastAsia"/>
+              <w:rFonts w:asciiTheme="minorHAnsi" w:eastAsiaTheme="minorEastAsia" w:hAnsiTheme="minorHAnsi"/>
               <w:b w:val="0"/>
-              <w:bCs w:val="0"/>
               <w:color w:val="auto"/>
+              <w:kern w:val="2"/>
+              <w:szCs w:val="24"/>
               <w:lang w:eastAsia="pt-BR"/>
+              <w14:ligatures w14:val="standardContextual"/>
             </w:rPr>
           </w:pPr>
-          <w:hyperlink w:anchor="_Toc2103024958">
+          <w:hyperlink w:anchor="_Toc232830943" w:history="1">
             <w:r>
               <w:rPr>
                 <w:rStyle w:val="Hyperlink"/>
@@ -836,6 +913,15 @@
               <w:t>3</w:t>
             </w:r>
             <w:r>
+              <w:rPr>
+                <w:rFonts w:asciiTheme="minorHAnsi" w:eastAsiaTheme="minorEastAsia" w:hAnsiTheme="minorHAnsi"/>
+                <w:b w:val="0"/>
+                <w:color w:val="auto"/>
+                <w:kern w:val="2"/>
+                <w:szCs w:val="24"/>
+                <w:lang w:eastAsia="pt-BR"/>
+                <w14:ligatures w14:val="standardContextual"/>
+              </w:rPr>
               <w:tab/>
             </w:r>
             <w:r>
@@ -845,44 +931,62 @@
               <w:t>METODOLOGIA</w:t>
             </w:r>
             <w:r>
+              <w:rPr>
+                <w:webHidden/>
+              </w:rPr>
               <w:tab/>
             </w:r>
             <w:r>
+              <w:rPr>
+                <w:webHidden/>
+              </w:rPr>
               <w:fldChar w:fldCharType="begin"/>
             </w:r>
             <w:r>
-              <w:instrText xml:space="preserve">PAGEREF _Toc2103024958 \h</w:instrText>
-            </w:r>
-            <w:r>
+              <w:rPr>
+                <w:webHidden/>
+              </w:rPr>
+              <w:instrText xml:space="preserve"> PAGEREF _Toc232830943 \h </w:instrText>
+            </w:r>
+            <w:r>
+              <w:rPr>
+                <w:webHidden/>
+              </w:rPr>
+            </w:r>
+            <w:r>
+              <w:rPr>
+                <w:webHidden/>
+              </w:rPr>
               <w:fldChar w:fldCharType="separate"/>
             </w:r>
             <w:r>
               <w:rPr>
-                <w:rStyle w:val="Hyperlink"/>
-              </w:rPr>
-              <w:t>4</w:t>
-            </w:r>
-            <w:r>
+                <w:webHidden/>
+              </w:rPr>
+              <w:t>3</w:t>
+            </w:r>
+            <w:r>
+              <w:rPr>
+                <w:webHidden/>
+              </w:rPr>
               <w:fldChar w:fldCharType="end"/>
             </w:r>
           </w:hyperlink>
         </w:p>
         <w:p>
           <w:pPr>
-            <w:pStyle w:val="Sumrio2"/>
-            <w:tabs>
-              <w:tab w:val="left" w:leader="none" w:pos="720"/>
-              <w:tab w:val="right" w:leader="dot" w:pos="9060"/>
-            </w:tabs>
+            <w:pStyle w:val="TOC2"/>
             <w:rPr>
-              <w:rFonts w:ascii="Calibri" w:hAnsi="Calibri" w:eastAsia="" w:asciiTheme="minorAscii" w:hAnsiTheme="minorAscii" w:eastAsiaTheme="minorEastAsia"/>
+              <w:rFonts w:asciiTheme="minorHAnsi" w:eastAsiaTheme="minorEastAsia" w:hAnsiTheme="minorHAnsi"/>
               <w:b w:val="0"/>
-              <w:bCs w:val="0"/>
               <w:color w:val="auto"/>
+              <w:kern w:val="2"/>
+              <w:szCs w:val="24"/>
               <w:lang w:eastAsia="pt-BR"/>
+              <w14:ligatures w14:val="standardContextual"/>
             </w:rPr>
           </w:pPr>
-          <w:hyperlink w:anchor="_Toc1553604432">
+          <w:hyperlink w:anchor="_Toc232830944" w:history="1">
             <w:r>
               <w:rPr>
                 <w:rStyle w:val="Hyperlink"/>
@@ -890,6 +994,15 @@
               <w:t>3.1</w:t>
             </w:r>
             <w:r>
+              <w:rPr>
+                <w:rFonts w:asciiTheme="minorHAnsi" w:eastAsiaTheme="minorEastAsia" w:hAnsiTheme="minorHAnsi"/>
+                <w:b w:val="0"/>
+                <w:color w:val="auto"/>
+                <w:kern w:val="2"/>
+                <w:szCs w:val="24"/>
+                <w:lang w:eastAsia="pt-BR"/>
+                <w14:ligatures w14:val="standardContextual"/>
+              </w:rPr>
               <w:tab/>
             </w:r>
             <w:r>
@@ -899,44 +1012,62 @@
               <w:t>COLETA DE DADOS</w:t>
             </w:r>
             <w:r>
+              <w:rPr>
+                <w:webHidden/>
+              </w:rPr>
               <w:tab/>
             </w:r>
             <w:r>
+              <w:rPr>
+                <w:webHidden/>
+              </w:rPr>
               <w:fldChar w:fldCharType="begin"/>
             </w:r>
             <w:r>
-              <w:instrText xml:space="preserve">PAGEREF _Toc1553604432 \h</w:instrText>
-            </w:r>
-            <w:r>
+              <w:rPr>
+                <w:webHidden/>
+              </w:rPr>
+              <w:instrText xml:space="preserve"> PAGEREF _Toc232830944 \h </w:instrText>
+            </w:r>
+            <w:r>
+              <w:rPr>
+                <w:webHidden/>
+              </w:rPr>
+            </w:r>
+            <w:r>
+              <w:rPr>
+                <w:webHidden/>
+              </w:rPr>
               <w:fldChar w:fldCharType="separate"/>
             </w:r>
             <w:r>
               <w:rPr>
-                <w:rStyle w:val="Hyperlink"/>
-              </w:rPr>
-              <w:t>5</w:t>
-            </w:r>
-            <w:r>
+                <w:webHidden/>
+              </w:rPr>
+              <w:t>3</w:t>
+            </w:r>
+            <w:r>
+              <w:rPr>
+                <w:webHidden/>
+              </w:rPr>
               <w:fldChar w:fldCharType="end"/>
             </w:r>
           </w:hyperlink>
         </w:p>
         <w:p>
           <w:pPr>
-            <w:pStyle w:val="Sumrio2"/>
-            <w:tabs>
-              <w:tab w:val="left" w:leader="none" w:pos="720"/>
-              <w:tab w:val="right" w:leader="dot" w:pos="9060"/>
-            </w:tabs>
+            <w:pStyle w:val="TOC2"/>
             <w:rPr>
-              <w:rFonts w:ascii="Calibri" w:hAnsi="Calibri" w:eastAsia="" w:asciiTheme="minorAscii" w:hAnsiTheme="minorAscii" w:eastAsiaTheme="minorEastAsia"/>
+              <w:rFonts w:asciiTheme="minorHAnsi" w:eastAsiaTheme="minorEastAsia" w:hAnsiTheme="minorHAnsi"/>
               <w:b w:val="0"/>
-              <w:bCs w:val="0"/>
               <w:color w:val="auto"/>
+              <w:kern w:val="2"/>
+              <w:szCs w:val="24"/>
               <w:lang w:eastAsia="pt-BR"/>
+              <w14:ligatures w14:val="standardContextual"/>
             </w:rPr>
           </w:pPr>
-          <w:hyperlink w:anchor="_Toc786727945">
+          <w:hyperlink w:anchor="_Toc232830945" w:history="1">
             <w:r>
               <w:rPr>
                 <w:rStyle w:val="Hyperlink"/>
@@ -944,6 +1075,15 @@
               <w:t>4</w:t>
             </w:r>
             <w:r>
+              <w:rPr>
+                <w:rFonts w:asciiTheme="minorHAnsi" w:eastAsiaTheme="minorEastAsia" w:hAnsiTheme="minorHAnsi"/>
+                <w:b w:val="0"/>
+                <w:color w:val="auto"/>
+                <w:kern w:val="2"/>
+                <w:szCs w:val="24"/>
+                <w:lang w:eastAsia="pt-BR"/>
+                <w14:ligatures w14:val="standardContextual"/>
+              </w:rPr>
               <w:tab/>
             </w:r>
             <w:r>
@@ -953,44 +1093,62 @@
               <w:t>RESULTADOS E DISCUSSÃO</w:t>
             </w:r>
             <w:r>
+              <w:rPr>
+                <w:webHidden/>
+              </w:rPr>
               <w:tab/>
             </w:r>
             <w:r>
+              <w:rPr>
+                <w:webHidden/>
+              </w:rPr>
               <w:fldChar w:fldCharType="begin"/>
             </w:r>
             <w:r>
-              <w:instrText xml:space="preserve">PAGEREF _Toc786727945 \h</w:instrText>
-            </w:r>
-            <w:r>
+              <w:rPr>
+                <w:webHidden/>
+              </w:rPr>
+              <w:instrText xml:space="preserve"> PAGEREF _Toc232830945 \h </w:instrText>
+            </w:r>
+            <w:r>
+              <w:rPr>
+                <w:webHidden/>
+              </w:rPr>
+            </w:r>
+            <w:r>
+              <w:rPr>
+                <w:webHidden/>
+              </w:rPr>
               <w:fldChar w:fldCharType="separate"/>
             </w:r>
             <w:r>
               <w:rPr>
-                <w:rStyle w:val="Hyperlink"/>
+                <w:webHidden/>
               </w:rPr>
               <w:t>7</w:t>
             </w:r>
             <w:r>
+              <w:rPr>
+                <w:webHidden/>
+              </w:rPr>
               <w:fldChar w:fldCharType="end"/>
             </w:r>
           </w:hyperlink>
         </w:p>
         <w:p>
           <w:pPr>
-            <w:pStyle w:val="Sumrio2"/>
-            <w:tabs>
-              <w:tab w:val="left" w:leader="none" w:pos="720"/>
-              <w:tab w:val="right" w:leader="dot" w:pos="9060"/>
-            </w:tabs>
+            <w:pStyle w:val="TOC2"/>
             <w:rPr>
-              <w:rFonts w:ascii="Calibri" w:hAnsi="Calibri" w:eastAsia="" w:asciiTheme="minorAscii" w:hAnsiTheme="minorAscii" w:eastAsiaTheme="minorEastAsia"/>
+              <w:rFonts w:asciiTheme="minorHAnsi" w:eastAsiaTheme="minorEastAsia" w:hAnsiTheme="minorHAnsi"/>
               <w:b w:val="0"/>
-              <w:bCs w:val="0"/>
               <w:color w:val="auto"/>
+              <w:kern w:val="2"/>
+              <w:szCs w:val="24"/>
               <w:lang w:eastAsia="pt-BR"/>
+              <w14:ligatures w14:val="standardContextual"/>
             </w:rPr>
           </w:pPr>
-          <w:hyperlink w:anchor="_Toc277863726">
+          <w:hyperlink w:anchor="_Toc232830946" w:history="1">
             <w:r>
               <w:rPr>
                 <w:rStyle w:val="Hyperlink"/>
@@ -998,6 +1156,15 @@
               <w:t>4.1</w:t>
             </w:r>
             <w:r>
+              <w:rPr>
+                <w:rFonts w:asciiTheme="minorHAnsi" w:eastAsiaTheme="minorEastAsia" w:hAnsiTheme="minorHAnsi"/>
+                <w:b w:val="0"/>
+                <w:color w:val="auto"/>
+                <w:kern w:val="2"/>
+                <w:szCs w:val="24"/>
+                <w:lang w:eastAsia="pt-BR"/>
+                <w14:ligatures w14:val="standardContextual"/>
+              </w:rPr>
               <w:tab/>
             </w:r>
             <w:r>
@@ -1007,44 +1174,62 @@
               <w:t>COMPARAÇÃO DAS RODADAS E DAS ARQUITETURAS</w:t>
             </w:r>
             <w:r>
+              <w:rPr>
+                <w:webHidden/>
+              </w:rPr>
               <w:tab/>
             </w:r>
             <w:r>
+              <w:rPr>
+                <w:webHidden/>
+              </w:rPr>
               <w:fldChar w:fldCharType="begin"/>
             </w:r>
             <w:r>
-              <w:instrText xml:space="preserve">PAGEREF _Toc277863726 \h</w:instrText>
-            </w:r>
-            <w:r>
+              <w:rPr>
+                <w:webHidden/>
+              </w:rPr>
+              <w:instrText xml:space="preserve"> PAGEREF _Toc232830946 \h </w:instrText>
+            </w:r>
+            <w:r>
+              <w:rPr>
+                <w:webHidden/>
+              </w:rPr>
+            </w:r>
+            <w:r>
+              <w:rPr>
+                <w:webHidden/>
+              </w:rPr>
               <w:fldChar w:fldCharType="separate"/>
             </w:r>
             <w:r>
               <w:rPr>
-                <w:rStyle w:val="Hyperlink"/>
+                <w:webHidden/>
               </w:rPr>
               <w:t>7</w:t>
             </w:r>
             <w:r>
+              <w:rPr>
+                <w:webHidden/>
+              </w:rPr>
               <w:fldChar w:fldCharType="end"/>
             </w:r>
           </w:hyperlink>
         </w:p>
         <w:p>
           <w:pPr>
-            <w:pStyle w:val="Sumrio2"/>
-            <w:tabs>
-              <w:tab w:val="left" w:leader="none" w:pos="720"/>
-              <w:tab w:val="right" w:leader="dot" w:pos="9060"/>
-            </w:tabs>
+            <w:pStyle w:val="TOC2"/>
             <w:rPr>
-              <w:rFonts w:ascii="Calibri" w:hAnsi="Calibri" w:eastAsia="" w:asciiTheme="minorAscii" w:hAnsiTheme="minorAscii" w:eastAsiaTheme="minorEastAsia"/>
+              <w:rFonts w:asciiTheme="minorHAnsi" w:eastAsiaTheme="minorEastAsia" w:hAnsiTheme="minorHAnsi"/>
               <w:b w:val="0"/>
-              <w:bCs w:val="0"/>
               <w:color w:val="auto"/>
+              <w:kern w:val="2"/>
+              <w:szCs w:val="24"/>
               <w:lang w:eastAsia="pt-BR"/>
+              <w14:ligatures w14:val="standardContextual"/>
             </w:rPr>
           </w:pPr>
-          <w:hyperlink w:anchor="_Toc1477565154">
+          <w:hyperlink w:anchor="_Toc232830947" w:history="1">
             <w:r>
               <w:rPr>
                 <w:rStyle w:val="Hyperlink"/>
@@ -1052,6 +1237,15 @@
               <w:t>4.2</w:t>
             </w:r>
             <w:r>
+              <w:rPr>
+                <w:rFonts w:asciiTheme="minorHAnsi" w:eastAsiaTheme="minorEastAsia" w:hAnsiTheme="minorHAnsi"/>
+                <w:b w:val="0"/>
+                <w:color w:val="auto"/>
+                <w:kern w:val="2"/>
+                <w:szCs w:val="24"/>
+                <w:lang w:eastAsia="pt-BR"/>
+                <w14:ligatures w14:val="standardContextual"/>
+              </w:rPr>
               <w:tab/>
             </w:r>
             <w:r>
@@ -1061,44 +1255,62 @@
               <w:t>CURVAS DE TREINO</w:t>
             </w:r>
             <w:r>
+              <w:rPr>
+                <w:webHidden/>
+              </w:rPr>
               <w:tab/>
             </w:r>
             <w:r>
+              <w:rPr>
+                <w:webHidden/>
+              </w:rPr>
               <w:fldChar w:fldCharType="begin"/>
             </w:r>
             <w:r>
-              <w:instrText xml:space="preserve">PAGEREF _Toc1477565154 \h</w:instrText>
-            </w:r>
-            <w:r>
+              <w:rPr>
+                <w:webHidden/>
+              </w:rPr>
+              <w:instrText xml:space="preserve"> PAGEREF _Toc232830947 \h </w:instrText>
+            </w:r>
+            <w:r>
+              <w:rPr>
+                <w:webHidden/>
+              </w:rPr>
+            </w:r>
+            <w:r>
+              <w:rPr>
+                <w:webHidden/>
+              </w:rPr>
               <w:fldChar w:fldCharType="separate"/>
             </w:r>
             <w:r>
               <w:rPr>
-                <w:rStyle w:val="Hyperlink"/>
+                <w:webHidden/>
               </w:rPr>
               <w:t>7</w:t>
             </w:r>
             <w:r>
+              <w:rPr>
+                <w:webHidden/>
+              </w:rPr>
               <w:fldChar w:fldCharType="end"/>
             </w:r>
           </w:hyperlink>
         </w:p>
         <w:p>
           <w:pPr>
-            <w:pStyle w:val="Sumrio2"/>
-            <w:tabs>
-              <w:tab w:val="left" w:leader="none" w:pos="720"/>
-              <w:tab w:val="right" w:leader="dot" w:pos="9060"/>
-            </w:tabs>
+            <w:pStyle w:val="TOC2"/>
             <w:rPr>
-              <w:rFonts w:ascii="Calibri" w:hAnsi="Calibri" w:eastAsia="" w:asciiTheme="minorAscii" w:hAnsiTheme="minorAscii" w:eastAsiaTheme="minorEastAsia"/>
+              <w:rFonts w:asciiTheme="minorHAnsi" w:eastAsiaTheme="minorEastAsia" w:hAnsiTheme="minorHAnsi"/>
               <w:b w:val="0"/>
-              <w:bCs w:val="0"/>
               <w:color w:val="auto"/>
+              <w:kern w:val="2"/>
+              <w:szCs w:val="24"/>
               <w:lang w:eastAsia="pt-BR"/>
+              <w14:ligatures w14:val="standardContextual"/>
             </w:rPr>
           </w:pPr>
-          <w:hyperlink w:anchor="_Toc2104283172">
+          <w:hyperlink w:anchor="_Toc232830948" w:history="1">
             <w:r>
               <w:rPr>
                 <w:rStyle w:val="Hyperlink"/>
@@ -1106,6 +1318,15 @@
               <w:t>5</w:t>
             </w:r>
             <w:r>
+              <w:rPr>
+                <w:rFonts w:asciiTheme="minorHAnsi" w:eastAsiaTheme="minorEastAsia" w:hAnsiTheme="minorHAnsi"/>
+                <w:b w:val="0"/>
+                <w:color w:val="auto"/>
+                <w:kern w:val="2"/>
+                <w:szCs w:val="24"/>
+                <w:lang w:eastAsia="pt-BR"/>
+                <w14:ligatures w14:val="standardContextual"/>
+              </w:rPr>
               <w:tab/>
             </w:r>
             <w:r>
@@ -1115,44 +1336,62 @@
               <w:t>APLICAÇÃO NO STREAMLIT</w:t>
             </w:r>
             <w:r>
+              <w:rPr>
+                <w:webHidden/>
+              </w:rPr>
               <w:tab/>
             </w:r>
             <w:r>
+              <w:rPr>
+                <w:webHidden/>
+              </w:rPr>
               <w:fldChar w:fldCharType="begin"/>
             </w:r>
             <w:r>
-              <w:instrText xml:space="preserve">PAGEREF _Toc2104283172 \h</w:instrText>
-            </w:r>
-            <w:r>
+              <w:rPr>
+                <w:webHidden/>
+              </w:rPr>
+              <w:instrText xml:space="preserve"> PAGEREF _Toc232830948 \h </w:instrText>
+            </w:r>
+            <w:r>
+              <w:rPr>
+                <w:webHidden/>
+              </w:rPr>
+            </w:r>
+            <w:r>
+              <w:rPr>
+                <w:webHidden/>
+              </w:rPr>
               <w:fldChar w:fldCharType="separate"/>
             </w:r>
             <w:r>
               <w:rPr>
-                <w:rStyle w:val="Hyperlink"/>
-              </w:rPr>
-              <w:t>9</w:t>
-            </w:r>
-            <w:r>
+                <w:webHidden/>
+              </w:rPr>
+              <w:t>11</w:t>
+            </w:r>
+            <w:r>
+              <w:rPr>
+                <w:webHidden/>
+              </w:rPr>
               <w:fldChar w:fldCharType="end"/>
             </w:r>
           </w:hyperlink>
         </w:p>
         <w:p>
           <w:pPr>
-            <w:pStyle w:val="Sumrio2"/>
-            <w:tabs>
-              <w:tab w:val="left" w:leader="none" w:pos="720"/>
-              <w:tab w:val="right" w:leader="dot" w:pos="9060"/>
-            </w:tabs>
+            <w:pStyle w:val="TOC2"/>
             <w:rPr>
-              <w:rFonts w:ascii="Calibri" w:hAnsi="Calibri" w:eastAsia="" w:asciiTheme="minorAscii" w:hAnsiTheme="minorAscii" w:eastAsiaTheme="minorEastAsia"/>
+              <w:rFonts w:asciiTheme="minorHAnsi" w:eastAsiaTheme="minorEastAsia" w:hAnsiTheme="minorHAnsi"/>
               <w:b w:val="0"/>
-              <w:bCs w:val="0"/>
               <w:color w:val="auto"/>
+              <w:kern w:val="2"/>
+              <w:szCs w:val="24"/>
               <w:lang w:eastAsia="pt-BR"/>
+              <w14:ligatures w14:val="standardContextual"/>
             </w:rPr>
           </w:pPr>
-          <w:hyperlink w:anchor="_Toc739001171">
+          <w:hyperlink w:anchor="_Toc232830949" w:history="1">
             <w:r>
               <w:rPr>
                 <w:rStyle w:val="Hyperlink"/>
@@ -1160,6 +1399,15 @@
               <w:t>6</w:t>
             </w:r>
             <w:r>
+              <w:rPr>
+                <w:rFonts w:asciiTheme="minorHAnsi" w:eastAsiaTheme="minorEastAsia" w:hAnsiTheme="minorHAnsi"/>
+                <w:b w:val="0"/>
+                <w:color w:val="auto"/>
+                <w:kern w:val="2"/>
+                <w:szCs w:val="24"/>
+                <w:lang w:eastAsia="pt-BR"/>
+                <w14:ligatures w14:val="standardContextual"/>
+              </w:rPr>
               <w:tab/>
             </w:r>
             <w:r>
@@ -1169,68 +1417,120 @@
               <w:t>CONCLUSÕES</w:t>
             </w:r>
             <w:r>
+              <w:rPr>
+                <w:webHidden/>
+              </w:rPr>
               <w:tab/>
             </w:r>
             <w:r>
+              <w:rPr>
+                <w:webHidden/>
+              </w:rPr>
               <w:fldChar w:fldCharType="begin"/>
             </w:r>
             <w:r>
-              <w:instrText xml:space="preserve">PAGEREF _Toc739001171 \h</w:instrText>
-            </w:r>
-            <w:r>
+              <w:rPr>
+                <w:webHidden/>
+              </w:rPr>
+              <w:instrText xml:space="preserve"> PAGEREF _Toc232830949 \h </w:instrText>
+            </w:r>
+            <w:r>
+              <w:rPr>
+                <w:webHidden/>
+              </w:rPr>
+            </w:r>
+            <w:r>
+              <w:rPr>
+                <w:webHidden/>
+              </w:rPr>
               <w:fldChar w:fldCharType="separate"/>
             </w:r>
             <w:r>
               <w:rPr>
-                <w:rStyle w:val="Hyperlink"/>
-              </w:rPr>
-              <w:t>10</w:t>
-            </w:r>
-            <w:r>
+                <w:webHidden/>
+              </w:rPr>
+              <w:t>12</w:t>
+            </w:r>
+            <w:r>
+              <w:rPr>
+                <w:webHidden/>
+              </w:rPr>
               <w:fldChar w:fldCharType="end"/>
             </w:r>
           </w:hyperlink>
         </w:p>
         <w:p>
           <w:pPr>
-            <w:pStyle w:val="Sumrio6"/>
+            <w:pStyle w:val="TOC6"/>
             <w:tabs>
-              <w:tab w:val="right" w:leader="dot" w:pos="9060"/>
+              <w:tab w:val="right" w:leader="dot" w:pos="9061"/>
             </w:tabs>
             <w:rPr>
-              <w:rFonts w:ascii="Calibri" w:hAnsi="Calibri" w:eastAsia="" w:asciiTheme="minorAscii" w:hAnsiTheme="minorAscii" w:eastAsiaTheme="minorEastAsia"/>
+              <w:rFonts w:asciiTheme="minorHAnsi" w:eastAsiaTheme="minorEastAsia" w:hAnsiTheme="minorHAnsi"/>
               <w:b w:val="0"/>
-              <w:bCs w:val="0"/>
+              <w:caps w:val="0"/>
+              <w:noProof/>
               <w:color w:val="auto"/>
+              <w:kern w:val="2"/>
+              <w:szCs w:val="24"/>
               <w:lang w:eastAsia="pt-BR"/>
+              <w14:ligatures w14:val="standardContextual"/>
             </w:rPr>
           </w:pPr>
-          <w:hyperlink w:anchor="_Toc110062181">
+          <w:hyperlink w:anchor="_Toc232830950" w:history="1">
             <w:r>
               <w:rPr>
                 <w:rStyle w:val="Hyperlink"/>
+                <w:noProof/>
               </w:rPr>
               <w:t>Referências</w:t>
             </w:r>
             <w:r>
+              <w:rPr>
+                <w:noProof/>
+                <w:webHidden/>
+              </w:rPr>
               <w:tab/>
             </w:r>
             <w:r>
+              <w:rPr>
+                <w:noProof/>
+                <w:webHidden/>
+              </w:rPr>
               <w:fldChar w:fldCharType="begin"/>
             </w:r>
             <w:r>
-              <w:instrText xml:space="preserve">PAGEREF _Toc110062181 \h</w:instrText>
-            </w:r>
-            <w:r>
+              <w:rPr>
+                <w:noProof/>
+                <w:webHidden/>
+              </w:rPr>
+              <w:instrText xml:space="preserve"> PAGEREF _Toc232830950 \h </w:instrText>
+            </w:r>
+            <w:r>
+              <w:rPr>
+                <w:noProof/>
+                <w:webHidden/>
+              </w:rPr>
+            </w:r>
+            <w:r>
+              <w:rPr>
+                <w:noProof/>
+                <w:webHidden/>
+              </w:rPr>
               <w:fldChar w:fldCharType="separate"/>
             </w:r>
             <w:r>
               <w:rPr>
-                <w:rStyle w:val="Hyperlink"/>
-              </w:rPr>
-              <w:t>10</w:t>
-            </w:r>
-            <w:r>
+                <w:noProof/>
+                <w:webHidden/>
+              </w:rPr>
+              <w:t>13</w:t>
+            </w:r>
+            <w:r>
+              <w:rPr>
+                <w:noProof/>
+                <w:webHidden/>
+              </w:rPr>
               <w:fldChar w:fldCharType="end"/>
             </w:r>
           </w:hyperlink>
@@ -1296,7 +1596,7 @@
         </w:rPr>
         <w:sectPr>
           <w:headerReference w:type="default" r:id="rId12"/>
-          <w:pgSz w:w="11906" w:h="16838" w:orient="portrait"/>
+          <w:pgSz w:w="11906" w:h="16838"/>
           <w:pgMar w:top="1701" w:right="1134" w:bottom="1134" w:left="1701" w:header="709" w:footer="709" w:gutter="0"/>
           <w:cols w:space="708"/>
           <w:docGrid w:linePitch="360"/>
@@ -1305,47 +1605,29 @@
     </w:p>
     <w:p>
       <w:pPr>
-        <w:pStyle w:val="Ttulo2"/>
-        <w:rPr/>
-      </w:pPr>
+        <w:pStyle w:val="Heading2"/>
+      </w:pPr>
+      <w:bookmarkStart w:id="1" w:name="_Toc232830940"/>
       <w:bookmarkEnd w:id="0"/>
-      <w:bookmarkStart w:name="_Toc38692856" w:id="36205076"/>
-      <w:r>
-        <w:rPr/>
+      <w:r>
+        <w:lastRenderedPageBreak/>
         <w:t>INTRODUÇÃO</w:t>
       </w:r>
-      <w:bookmarkEnd w:id="36205076"/>
+      <w:bookmarkEnd w:id="1"/>
     </w:p>
     <w:p/>
     <w:p>
       <w:r>
-        <w:rPr/>
         <w:t>O trabalho desenvolvido aborda o problema da detecção de um objeto específico em imagens de satélite da cidade de São Paulo: o heliponto em cobertura. A visão computacional baseada em Deep Learning permite localizar e classificar objetos em imagens, e neste projeto construí, de ponta a ponta, um detector de uma única classe, cobrindo todo o ciclo de um sistema real: da coleta do dado bruto ao modelo treinado, avaliado e disponibilizado em uma aplicação web.</w:t>
       </w:r>
     </w:p>
     <w:p>
-      <w:pPr>
-        <w:pStyle w:val="Normal"/>
-      </w:pPr>
-      <w:r>
-        <w:rPr/>
-        <w:t xml:space="preserve">O objetivo é treinar e avaliar um detector capaz de identificar helipontos e medir sua capacidade de generalizar para uma região não vista durante o treino. Os objetivos específicos são: coletar imagens de forma programática, anotar com consistência, treinar com </w:t>
-      </w:r>
-      <w:r>
-        <w:rPr/>
-        <w:t>transfer</w:t>
-      </w:r>
-      <w:r>
-        <w:rPr/>
-        <w:t xml:space="preserve"> learning, avaliar com métricas padronizadas, analisar os erros do modelo e disponibilizar uma aplicação de demonstração.</w:t>
-      </w:r>
-    </w:p>
-    <w:p>
-      <w:pPr>
-        <w:pStyle w:val="Normal"/>
-      </w:pPr>
-      <w:r>
-        <w:rPr/>
+      <w:r>
+        <w:t>O objetivo é treinar e avaliar um detector capaz de identificar helipontos e medir sua capacidade de generalizar para uma região não vista durante o treino. Os objetivos específicos são: coletar imagens de forma programática, anotar com consistência, treinar com transfer learning, avaliar com métricas padronizadas, analisar os erros do modelo e disponibilizar uma aplicação de demonstração.</w:t>
+      </w:r>
+    </w:p>
+    <w:p>
+      <w:r>
         <w:t>A mensagem central da disciplina orienta o projeto: a maior parte do esforço de um sistema de IA está nos dados, e não na arquitetura. Como o modelo de detecção já vem pré-treinado, o que diferencia um resultado bom de um ruim é a qualidade da coleta, da curadoria e da anotação. Por isso, a maior parte deste relatório trata da construção do conjunto de dados.</w:t>
       </w:r>
     </w:p>
@@ -1361,157 +1643,309 @@
     <w:p/>
     <w:p/>
     <w:p/>
-    <w:p>
-      <w:pPr>
-        <w:pStyle w:val="Normal"/>
-      </w:pPr>
-    </w:p>
-    <w:p>
-      <w:pPr>
-        <w:pStyle w:val="Ttulo2"/>
-        <w:rPr/>
-      </w:pPr>
-      <w:bookmarkStart w:name="_Toc525814209" w:id="822266711"/>
-      <w:r>
-        <w:rPr/>
+    <w:p/>
+    <w:p/>
+    <w:p>
+      <w:pPr>
+        <w:pStyle w:val="Heading2"/>
+      </w:pPr>
+      <w:bookmarkStart w:id="2" w:name="_Toc232830941"/>
+      <w:r>
+        <w:lastRenderedPageBreak/>
         <w:t>FUNDAMENTAÇ</w:t>
       </w:r>
       <w:r>
-        <w:rPr/>
         <w:t>Ã</w:t>
       </w:r>
       <w:r>
-        <w:rPr/>
         <w:t>O</w:t>
       </w:r>
       <w:r>
-        <w:rPr/>
         <w:t xml:space="preserve"> </w:t>
       </w:r>
       <w:r>
-        <w:rPr/>
         <w:t>TEÓRICA</w:t>
       </w:r>
-      <w:bookmarkEnd w:id="822266711"/>
+      <w:bookmarkEnd w:id="2"/>
     </w:p>
     <w:p>
       <w:pPr>
         <w:ind w:firstLine="0"/>
       </w:pPr>
       <w:r>
-        <w:rPr/>
         <w:t>Esta seção apresenta os conceitos que fundamentam as decisões técnicas do trabalho.</w:t>
       </w:r>
     </w:p>
     <w:p>
       <w:pPr>
-        <w:pStyle w:val="Normal"/>
         <w:ind w:firstLine="0"/>
       </w:pPr>
     </w:p>
     <w:p>
       <w:pPr>
-        <w:pStyle w:val="Ttulo2"/>
-        <w:rPr/>
-      </w:pPr>
-      <w:bookmarkStart w:name="_Toc233273608" w:id="774013095"/>
-      <w:r>
-        <w:rPr/>
+        <w:pStyle w:val="Heading2"/>
+        <w:numPr>
+          <w:ilvl w:val="1"/>
+          <w:numId w:val="4"/>
+        </w:numPr>
+      </w:pPr>
+      <w:bookmarkStart w:id="3" w:name="_Toc232830942"/>
+      <w:r>
         <w:t>DETECÇÃO DE OBJETOS E A FAMÍLIA YOLO</w:t>
       </w:r>
-      <w:bookmarkEnd w:id="774013095"/>
-    </w:p>
-    <w:p>
-      <w:pPr>
-        <w:pStyle w:val="Normal"/>
+      <w:bookmarkEnd w:id="3"/>
+    </w:p>
+    <w:p>
+      <w:pPr>
         <w:ind w:firstLine="432"/>
       </w:pPr>
       <w:r>
-        <w:rPr/>
-        <w:t>Diferentemente da classificação, em que a rede atribui um rótulo único à imagem inteira, a detecção de objetos precisa responder duas perguntas ao mesmo tempo: o que existe na imagem e onde está cada ocorrência, delimitada por uma caixa (</w:t>
-      </w:r>
-      <w:r>
-        <w:rPr/>
-        <w:t>bounding</w:t>
-      </w:r>
-      <w:r>
-        <w:rPr/>
-        <w:t xml:space="preserve"> box). O YOLO (</w:t>
-      </w:r>
-      <w:r>
-        <w:rPr/>
-        <w:t>You</w:t>
-      </w:r>
-      <w:r>
-        <w:rPr/>
-        <w:t xml:space="preserve"> Only Look </w:t>
-      </w:r>
-      <w:r>
-        <w:rPr/>
-        <w:t>Once</w:t>
-      </w:r>
-      <w:r>
-        <w:rPr/>
-        <w:t>) é uma família de detectores de estágio único que prevê caixas e classes em uma só passagem pela rede, o que o torna rápido e adequado a um fluxo prático de treino e inferência.</w:t>
-      </w:r>
-    </w:p>
-    <w:p>
-      <w:pPr>
-        <w:pStyle w:val="Normal"/>
+        <w:t>Diferentemente da classificação, em que a rede atribui um rótulo único à imagem inteira, a detecção de objetos precisa responder duas perguntas ao mesmo tempo: o que existe na imagem e onde está cada ocorrência, delimitada por uma caixa (bounding box). O YOLO (You Only Look Once) é uma família de detectores de estágio único que prevê caixas e classes em uma só passagem pela rede, o que o torna rápido e adequado a um fluxo prático de treino e inferência.</w:t>
+      </w:r>
+    </w:p>
+    <w:p>
+      <w:pPr>
         <w:ind w:firstLine="432"/>
       </w:pPr>
       <w:r>
-        <w:rPr/>
         <w:t xml:space="preserve">O modelo principal escolhido foi o YOLO26n, da Ultralytics, por trazer melhorias úteis para alvos pequenos, como um esquema de atribuição de rótulos consciente de pequenos objetos e uma cabeça de detecção mais leve. A variante nano cabe com folga na GPU T4 do Google Colab e treina rápido para um dataset pequeno. Para a comparação obrigatória de arquitetura, utilizei também o YOLO11n, sob </w:t>
       </w:r>
-      <w:bookmarkStart w:name="_Int_30IW0DBx" w:id="2096795697"/>
-      <w:r>
-        <w:rPr/>
+      <w:bookmarkStart w:id="4" w:name="_Int_30IW0DBx"/>
+      <w:r>
         <w:t>os mesmos</w:t>
       </w:r>
-      <w:bookmarkEnd w:id="2096795697"/>
-      <w:r>
-        <w:rPr/>
+      <w:bookmarkEnd w:id="4"/>
+      <w:r>
         <w:t xml:space="preserve"> hiperparâmetros.</w:t>
       </w:r>
     </w:p>
     <w:p>
       <w:pPr>
-        <w:pStyle w:val="Normal"/>
         <w:ind w:firstLine="432"/>
       </w:pPr>
-    </w:p>
-    <w:p>
-      <w:pPr>
-        <w:pStyle w:val="Normal"/>
-        <w:ind w:firstLine="432"/>
-      </w:pPr>
-      <w:r>
+      <w:r>
+        <w:rPr>
+          <w:noProof/>
+        </w:rPr>
+        <mc:AlternateContent>
+          <mc:Choice Requires="wps">
+            <w:drawing>
+              <wp:anchor distT="0" distB="0" distL="114300" distR="114300" simplePos="0" relativeHeight="251666432" behindDoc="0" locked="0" layoutInCell="1" allowOverlap="1" wp14:anchorId="3B95D498" wp14:editId="63DB7180">
+                <wp:simplePos x="0" y="0"/>
+                <wp:positionH relativeFrom="column">
+                  <wp:posOffset>546100</wp:posOffset>
+                </wp:positionH>
+                <wp:positionV relativeFrom="paragraph">
+                  <wp:posOffset>3383915</wp:posOffset>
+                </wp:positionV>
+                <wp:extent cx="4667885" cy="635"/>
+                <wp:effectExtent l="0" t="0" r="0" b="0"/>
+                <wp:wrapSquare wrapText="bothSides"/>
+                <wp:docPr id="865621633" name="Text Box 1"/>
+                <wp:cNvGraphicFramePr/>
+                <a:graphic xmlns:a="http://schemas.openxmlformats.org/drawingml/2006/main">
+                  <a:graphicData uri="http://schemas.microsoft.com/office/word/2010/wordprocessingShape">
+                    <wps:wsp>
+                      <wps:cNvSpPr txBox="1"/>
+                      <wps:spPr>
+                        <a:xfrm>
+                          <a:off x="0" y="0"/>
+                          <a:ext cx="4667885" cy="635"/>
+                        </a:xfrm>
+                        <a:prstGeom prst="rect">
+                          <a:avLst/>
+                        </a:prstGeom>
+                        <a:solidFill>
+                          <a:prstClr val="white"/>
+                        </a:solidFill>
+                        <a:ln>
+                          <a:noFill/>
+                        </a:ln>
+                      </wps:spPr>
+                      <wps:txbx>
+                        <w:txbxContent>
+                          <w:p>
+                            <w:pPr>
+                              <w:pStyle w:val="Caption"/>
+                              <w:rPr>
+                                <w:noProof/>
+                                <w:color w:val="000000" w:themeColor="text1"/>
+                                <w:sz w:val="20"/>
+                                <w:szCs w:val="20"/>
+                              </w:rPr>
+                            </w:pPr>
+                            <w:r>
+                              <w:rPr>
+                                <w:sz w:val="20"/>
+                                <w:szCs w:val="20"/>
+                              </w:rPr>
+                              <w:t xml:space="preserve">Figura </w:t>
+                            </w:r>
+                            <w:r>
+                              <w:rPr>
+                                <w:sz w:val="20"/>
+                                <w:szCs w:val="20"/>
+                              </w:rPr>
+                              <w:fldChar w:fldCharType="begin"/>
+                            </w:r>
+                            <w:r>
+                              <w:rPr>
+                                <w:sz w:val="20"/>
+                                <w:szCs w:val="20"/>
+                              </w:rPr>
+                              <w:instrText xml:space="preserve"> SEQ Figura \* ARABIC </w:instrText>
+                            </w:r>
+                            <w:r>
+                              <w:rPr>
+                                <w:sz w:val="20"/>
+                                <w:szCs w:val="20"/>
+                              </w:rPr>
+                              <w:fldChar w:fldCharType="separate"/>
+                            </w:r>
+                            <w:r>
+                              <w:rPr>
+                                <w:noProof/>
+                                <w:sz w:val="20"/>
+                                <w:szCs w:val="20"/>
+                              </w:rPr>
+                              <w:t>1</w:t>
+                            </w:r>
+                            <w:r>
+                              <w:rPr>
+                                <w:sz w:val="20"/>
+                                <w:szCs w:val="20"/>
+                              </w:rPr>
+                              <w:fldChar w:fldCharType="end"/>
+                            </w:r>
+                            <w:r>
+                              <w:rPr>
+                                <w:sz w:val="20"/>
+                                <w:szCs w:val="20"/>
+                              </w:rPr>
+                              <w:t xml:space="preserve"> - Exemplo de heliponto em vista de satélite, com a caixa de anotação</w:t>
+                            </w:r>
+                          </w:p>
+                        </w:txbxContent>
+                      </wps:txbx>
+                      <wps:bodyPr rot="0" spcFirstLastPara="0" vertOverflow="overflow" horzOverflow="overflow" vert="horz" wrap="square" lIns="0" tIns="0" rIns="0" bIns="0" numCol="1" spcCol="0" rtlCol="0" fromWordArt="0" anchor="t" anchorCtr="0" forceAA="0" compatLnSpc="1">
+                        <a:prstTxWarp prst="textNoShape">
+                          <a:avLst/>
+                        </a:prstTxWarp>
+                        <a:spAutoFit/>
+                      </wps:bodyPr>
+                    </wps:wsp>
+                  </a:graphicData>
+                </a:graphic>
+              </wp:anchor>
+            </w:drawing>
+          </mc:Choice>
+          <mc:Fallback>
+            <w:pict>
+              <v:shapetype w14:anchorId="3B95D498" id="_x0000_t202" coordsize="21600,21600" o:spt="202" path="m,l,21600r21600,l21600,xe">
+                <v:stroke joinstyle="miter"/>
+                <v:path gradientshapeok="t" o:connecttype="rect"/>
+              </v:shapetype>
+              <v:shape id="Text Box 1" o:spid="_x0000_s1026" type="#_x0000_t202" style="position:absolute;left:0;text-align:left;margin-left:43pt;margin-top:266.45pt;width:367.55pt;height:.05pt;z-index:251666432;visibility:visible;mso-wrap-style:square;mso-wrap-distance-left:9pt;mso-wrap-distance-top:0;mso-wrap-distance-right:9pt;mso-wrap-distance-bottom:0;mso-position-horizontal:absolute;mso-position-horizontal-relative:text;mso-position-vertical:absolute;mso-position-vertical-relative:text;v-text-anchor:top" o:gfxdata="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" stroked="f">
+                <v:textbox style="mso-fit-shape-to-text:t" inset="0,0,0,0">
+                  <w:txbxContent>
+                    <w:p>
+                      <w:pPr>
+                        <w:pStyle w:val="Caption"/>
+                        <w:rPr>
+                          <w:noProof/>
+                          <w:color w:val="000000" w:themeColor="text1"/>
+                          <w:sz w:val="20"/>
+                          <w:szCs w:val="20"/>
+                        </w:rPr>
+                      </w:pPr>
+                      <w:r>
+                        <w:rPr>
+                          <w:sz w:val="20"/>
+                          <w:szCs w:val="20"/>
+                        </w:rPr>
+                        <w:t xml:space="preserve">Figura </w:t>
+                      </w:r>
+                      <w:r>
+                        <w:rPr>
+                          <w:sz w:val="20"/>
+                          <w:szCs w:val="20"/>
+                        </w:rPr>
+                        <w:fldChar w:fldCharType="begin"/>
+                      </w:r>
+                      <w:r>
+                        <w:rPr>
+                          <w:sz w:val="20"/>
+                          <w:szCs w:val="20"/>
+                        </w:rPr>
+                        <w:instrText xml:space="preserve"> SEQ Figura \* ARABIC </w:instrText>
+                      </w:r>
+                      <w:r>
+                        <w:rPr>
+                          <w:sz w:val="20"/>
+                          <w:szCs w:val="20"/>
+                        </w:rPr>
+                        <w:fldChar w:fldCharType="separate"/>
+                      </w:r>
+                      <w:r>
+                        <w:rPr>
+                          <w:noProof/>
+                          <w:sz w:val="20"/>
+                          <w:szCs w:val="20"/>
+                        </w:rPr>
+                        <w:t>1</w:t>
+                      </w:r>
+                      <w:r>
+                        <w:rPr>
+                          <w:sz w:val="20"/>
+                          <w:szCs w:val="20"/>
+                        </w:rPr>
+                        <w:fldChar w:fldCharType="end"/>
+                      </w:r>
+                      <w:r>
+                        <w:rPr>
+                          <w:sz w:val="20"/>
+                          <w:szCs w:val="20"/>
+                        </w:rPr>
+                        <w:t xml:space="preserve"> - Exemplo de heliponto em vista de satélite, com a caixa de anotação</w:t>
+                      </w:r>
+                    </w:p>
+                  </w:txbxContent>
+                </v:textbox>
+                <w10:wrap type="square"/>
+              </v:shape>
+            </w:pict>
+          </mc:Fallback>
+        </mc:AlternateContent>
+      </w:r>
+      <w:r>
+        <w:rPr>
+          <w:noProof/>
+        </w:rPr>
         <w:drawing>
-          <wp:anchor distT="0" distB="0" distL="114300" distR="114300" simplePos="0" relativeHeight="251658240" behindDoc="0" locked="0" layoutInCell="1" allowOverlap="1" wp14:editId="7A11A125" wp14:anchorId="5D3C8207">
+          <wp:anchor distT="0" distB="0" distL="114300" distR="114300" simplePos="0" relativeHeight="251657216" behindDoc="0" locked="0" layoutInCell="1" allowOverlap="1" wp14:anchorId="5D3C8207" wp14:editId="35EA9FCE">
             <wp:simplePos x="0" y="0"/>
-            <wp:positionH relativeFrom="column">
-              <wp:align>left</wp:align>
+            <wp:positionH relativeFrom="margin">
+              <wp:align>center</wp:align>
             </wp:positionH>
             <wp:positionV relativeFrom="paragraph">
-              <wp:posOffset>0</wp:posOffset>
+              <wp:posOffset>72059</wp:posOffset>
             </wp:positionV>
             <wp:extent cx="4668264" cy="3255517"/>
-            <wp:effectExtent l="0" t="0" r="0" b="0"/>
+            <wp:effectExtent l="0" t="0" r="0" b="2540"/>
             <wp:wrapSquare wrapText="bothSides"/>
             <wp:docPr id="1164186532" name="drawing"/>
             <wp:cNvGraphicFramePr>
-              <a:graphicFrameLocks noChangeAspect="1"/>
+              <a:graphicFrameLocks xmlns:a="http://schemas.openxmlformats.org/drawingml/2006/main" noChangeAspect="1"/>
             </wp:cNvGraphicFramePr>
-            <a:graphic>
-              <a:graphicData xmlns:a="http://schemas.openxmlformats.org/drawingml/2006/main" uri="http://schemas.openxmlformats.org/drawingml/2006/picture">
+            <a:graphic xmlns:a="http://schemas.openxmlformats.org/drawingml/2006/main">
+              <a:graphicData uri="http://schemas.openxmlformats.org/drawingml/2006/picture">
                 <pic:pic xmlns:pic="http://schemas.openxmlformats.org/drawingml/2006/picture">
                   <pic:nvPicPr>
                     <pic:cNvPr id="491673590" name="Picture 491673590"/>
                     <pic:cNvPicPr/>
                   </pic:nvPicPr>
                   <pic:blipFill>
-                    <a:blip xmlns:r="http://schemas.openxmlformats.org/officeDocument/2006/relationships" r:embed="rId1841130619">
+                    <a:blip r:embed="rId13">
                       <a:extLst>
                         <a:ext uri="{28A0092B-C50C-407E-A947-70E740481C1C}">
                           <a14:useLocalDpi xmlns:a14="http://schemas.microsoft.com/office/drawing/2010/main"/>
@@ -1523,7 +1957,7 @@
                     </a:stretch>
                   </pic:blipFill>
                   <pic:spPr>
-                    <a:xfrm rot="0">
+                    <a:xfrm>
                       <a:off x="0" y="0"/>
                       <a:ext cx="4668264" cy="3255517"/>
                     </a:xfrm>
@@ -1546,7 +1980,11 @@
     </w:p>
     <w:p>
       <w:pPr>
-        <w:pStyle w:val="Normal"/>
+        <w:ind w:firstLine="432"/>
+      </w:pPr>
+    </w:p>
+    <w:p>
+      <w:pPr>
         <w:ind w:firstLine="0"/>
         <w:jc w:val="center"/>
         <w:rPr>
@@ -1554,556 +1992,408 @@
           <w:szCs w:val="20"/>
         </w:rPr>
       </w:pPr>
-      <w:r>
-        <w:rPr>
-          <w:sz w:val="20"/>
-          <w:szCs w:val="20"/>
-        </w:rPr>
-        <w:t>Figura 1</w:t>
-      </w:r>
-      <w:r>
-        <w:rPr>
-          <w:sz w:val="20"/>
-          <w:szCs w:val="20"/>
-        </w:rPr>
-        <w:t xml:space="preserve"> – </w:t>
-      </w:r>
-      <w:r>
-        <w:rPr>
-          <w:sz w:val="20"/>
-          <w:szCs w:val="20"/>
-        </w:rPr>
-        <w:t>exemplo</w:t>
-      </w:r>
-      <w:r>
-        <w:rPr>
-          <w:sz w:val="20"/>
-          <w:szCs w:val="20"/>
-        </w:rPr>
-        <w:t xml:space="preserve"> de heliponto em vista de satélite, com a caixa de anotação</w:t>
-      </w:r>
-    </w:p>
-    <w:p>
-      <w:pPr>
-        <w:pStyle w:val="Normal"/>
+    </w:p>
+    <w:p>
+      <w:pPr>
         <w:ind w:firstLine="0"/>
-        <w:jc w:val="center"/>
-        <w:rPr>
-          <w:sz w:val="20"/>
-          <w:szCs w:val="20"/>
-        </w:rPr>
-      </w:pPr>
-    </w:p>
-    <w:p>
-      <w:pPr>
-        <w:pStyle w:val="Normal"/>
+      </w:pPr>
+    </w:p>
+    <w:p>
+      <w:pPr>
         <w:ind w:firstLine="0"/>
       </w:pPr>
     </w:p>
     <w:p>
       <w:pPr>
-        <w:pStyle w:val="PargrafodaLista"/>
+        <w:ind w:firstLine="0"/>
+      </w:pPr>
+    </w:p>
+    <w:p>
+      <w:pPr>
+        <w:ind w:firstLine="0"/>
+      </w:pPr>
+    </w:p>
+    <w:p>
+      <w:pPr>
+        <w:ind w:firstLine="0"/>
+      </w:pPr>
+    </w:p>
+    <w:p>
+      <w:pPr>
+        <w:ind w:firstLine="0"/>
+      </w:pPr>
+    </w:p>
+    <w:p>
+      <w:pPr>
+        <w:ind w:firstLine="0"/>
+      </w:pPr>
+    </w:p>
+    <w:p>
+      <w:pPr>
+        <w:ind w:firstLine="0"/>
+      </w:pPr>
+    </w:p>
+    <w:p>
+      <w:pPr>
+        <w:ind w:firstLine="0"/>
+      </w:pPr>
+    </w:p>
+    <w:p>
+      <w:pPr>
+        <w:ind w:firstLine="0"/>
+      </w:pPr>
+    </w:p>
+    <w:p>
+      <w:pPr>
+        <w:ind w:firstLine="0"/>
+      </w:pPr>
+    </w:p>
+    <w:p>
+      <w:pPr>
+        <w:ind w:firstLine="0"/>
+      </w:pPr>
+    </w:p>
+    <w:p>
+      <w:pPr>
+        <w:ind w:firstLine="0"/>
+      </w:pPr>
+    </w:p>
+    <w:p>
+      <w:pPr>
+        <w:ind w:firstLine="0"/>
+      </w:pPr>
+    </w:p>
+    <w:p>
+      <w:pPr>
+        <w:pStyle w:val="ListParagraph"/>
         <w:numPr>
           <w:ilvl w:val="1"/>
+          <w:numId w:val="4"/>
+        </w:numPr>
+        <w:rPr>
+          <w:rFonts w:ascii="Arial" w:eastAsia="Arial" w:hAnsi="Arial" w:cs="Arial"/>
+          <w:b/>
+          <w:bCs/>
+          <w:sz w:val="24"/>
+          <w:szCs w:val="24"/>
+        </w:rPr>
+      </w:pPr>
+      <w:r>
+        <w:rPr>
+          <w:rFonts w:ascii="Arial" w:eastAsia="Arial" w:hAnsi="Arial" w:cs="Arial"/>
+          <w:b/>
+          <w:bCs/>
+          <w:sz w:val="24"/>
+          <w:szCs w:val="24"/>
+        </w:rPr>
+        <w:lastRenderedPageBreak/>
+        <w:t>MÉTRICAS DE DETECÇÃO (IOU, NMS, PRECISÃO, REVOCAÇÃO E MAP)</w:t>
+      </w:r>
+    </w:p>
+    <w:p>
+      <w:pPr>
+        <w:ind w:firstLine="0"/>
+      </w:pPr>
+      <w:r>
+        <w:t>A avaliação de um detector se apoia em algumas definições vistas em aula:</w:t>
+      </w:r>
+    </w:p>
+    <w:p>
+      <w:pPr>
+        <w:pStyle w:val="ListParagraph"/>
+        <w:numPr>
+          <w:ilvl w:val="0"/>
           <w:numId w:val="2"/>
         </w:numPr>
-        <w:ind/>
-        <w:rPr>
-          <w:rFonts w:ascii="Arial" w:hAnsi="Arial" w:eastAsia="Arial" w:cs="Arial"/>
-          <w:b w:val="1"/>
-          <w:bCs w:val="1"/>
+        <w:rPr>
+          <w:rFonts w:ascii="Arial" w:eastAsia="Arial" w:hAnsi="Arial" w:cs="Arial"/>
           <w:sz w:val="24"/>
           <w:szCs w:val="24"/>
         </w:rPr>
       </w:pPr>
       <w:r>
         <w:rPr>
-          <w:rFonts w:ascii="Arial" w:hAnsi="Arial" w:eastAsia="Arial" w:cs="Arial"/>
-          <w:b w:val="1"/>
-          <w:bCs w:val="1"/>
+          <w:rFonts w:ascii="Arial" w:eastAsia="Arial" w:hAnsi="Arial" w:cs="Arial"/>
+          <w:b/>
+          <w:bCs/>
           <w:sz w:val="24"/>
           <w:szCs w:val="24"/>
         </w:rPr>
-        <w:t>MÉTRICAS DE DETECÇÃO (IOU, NMS, PRECISÃO, REVOCAÇÃO E MAP)</w:t>
-      </w:r>
-    </w:p>
-    <w:p>
-      <w:pPr>
-        <w:pStyle w:val="Normal"/>
-        <w:ind w:firstLine="0"/>
-      </w:pPr>
-      <w:r>
-        <w:rPr/>
-        <w:t>A avaliação de um detector se apoia em algumas definições vistas em aula:</w:t>
-      </w:r>
-    </w:p>
-    <w:p>
-      <w:pPr>
-        <w:pStyle w:val="PargrafodaLista"/>
+        <w:t>IoU (Intersection over Union):</w:t>
+      </w:r>
+      <w:r>
+        <w:rPr>
+          <w:rFonts w:ascii="Arial" w:eastAsia="Arial" w:hAnsi="Arial" w:cs="Arial"/>
+          <w:sz w:val="24"/>
+          <w:szCs w:val="24"/>
+        </w:rPr>
+        <w:t xml:space="preserve"> mede a sobreposição entre a caixa prevista e a caixa verdadeira; é o critério que decide se uma detecção "casa" com um objeto real.</w:t>
+      </w:r>
+    </w:p>
+    <w:p>
+      <w:pPr>
+        <w:pStyle w:val="ListParagraph"/>
         <w:numPr>
           <w:ilvl w:val="0"/>
-          <w:numId w:val="9"/>
+          <w:numId w:val="2"/>
         </w:numPr>
-        <w:ind/>
-        <w:rPr>
-          <w:rFonts w:ascii="Arial" w:hAnsi="Arial" w:eastAsia="Arial" w:cs="Arial"/>
+        <w:rPr>
+          <w:rFonts w:ascii="Arial" w:eastAsia="Arial" w:hAnsi="Arial" w:cs="Arial"/>
           <w:sz w:val="24"/>
           <w:szCs w:val="24"/>
         </w:rPr>
       </w:pPr>
       <w:r>
         <w:rPr>
-          <w:rFonts w:ascii="Arial" w:hAnsi="Arial" w:eastAsia="Arial" w:cs="Arial"/>
-          <w:b w:val="1"/>
-          <w:bCs w:val="1"/>
+          <w:rFonts w:ascii="Arial" w:eastAsia="Arial" w:hAnsi="Arial" w:cs="Arial"/>
+          <w:b/>
+          <w:bCs/>
           <w:sz w:val="24"/>
           <w:szCs w:val="24"/>
         </w:rPr>
-        <w:t>IoU</w:t>
-      </w:r>
-      <w:r>
-        <w:rPr>
-          <w:rFonts w:ascii="Arial" w:hAnsi="Arial" w:eastAsia="Arial" w:cs="Arial"/>
-          <w:b w:val="1"/>
-          <w:bCs w:val="1"/>
+        <w:t>NMS (Non-Maximum Suppression):</w:t>
+      </w:r>
+      <w:r>
+        <w:rPr>
+          <w:rFonts w:ascii="Arial" w:eastAsia="Arial" w:hAnsi="Arial" w:cs="Arial"/>
           <w:sz w:val="24"/>
           <w:szCs w:val="24"/>
         </w:rPr>
-        <w:t xml:space="preserve"> (</w:t>
-      </w:r>
-      <w:r>
-        <w:rPr>
-          <w:rFonts w:ascii="Arial" w:hAnsi="Arial" w:eastAsia="Arial" w:cs="Arial"/>
-          <w:b w:val="1"/>
-          <w:bCs w:val="1"/>
+        <w:t xml:space="preserve"> elimina detecções redundantes sobre o mesmo objeto, mantendo a de maior confiança.</w:t>
+      </w:r>
+    </w:p>
+    <w:p>
+      <w:pPr>
+        <w:pStyle w:val="ListParagraph"/>
+        <w:numPr>
+          <w:ilvl w:val="0"/>
+          <w:numId w:val="2"/>
+        </w:numPr>
+        <w:rPr>
+          <w:rFonts w:ascii="Arial" w:eastAsia="Arial" w:hAnsi="Arial" w:cs="Arial"/>
           <w:sz w:val="24"/>
           <w:szCs w:val="24"/>
         </w:rPr>
-        <w:t>Intersection</w:t>
-      </w:r>
-      <w:r>
-        <w:rPr>
-          <w:rFonts w:ascii="Arial" w:hAnsi="Arial" w:eastAsia="Arial" w:cs="Arial"/>
-          <w:b w:val="1"/>
-          <w:bCs w:val="1"/>
+      </w:pPr>
+      <w:r>
+        <w:rPr>
+          <w:rFonts w:ascii="Arial" w:eastAsia="Arial" w:hAnsi="Arial" w:cs="Arial"/>
+          <w:b/>
+          <w:bCs/>
           <w:sz w:val="24"/>
           <w:szCs w:val="24"/>
         </w:rPr>
-        <w:t xml:space="preserve"> over Union):</w:t>
-      </w:r>
-      <w:r>
-        <w:rPr>
-          <w:rFonts w:ascii="Arial" w:hAnsi="Arial" w:eastAsia="Arial" w:cs="Arial"/>
+        <w:t xml:space="preserve">Precisão: </w:t>
+      </w:r>
+      <w:r>
+        <w:rPr>
+          <w:rFonts w:ascii="Arial" w:eastAsia="Arial" w:hAnsi="Arial" w:cs="Arial"/>
           <w:sz w:val="24"/>
           <w:szCs w:val="24"/>
         </w:rPr>
-        <w:t xml:space="preserve"> mede a sobreposição entre a caixa prevista e a caixa verdadeira; é o critério que decide se uma detecção "casa" com um objeto real.</w:t>
-      </w:r>
-    </w:p>
-    <w:p>
-      <w:pPr>
-        <w:pStyle w:val="PargrafodaLista"/>
+        <w:t>das detecções feitas, quantas estavam corretas.</w:t>
+      </w:r>
+    </w:p>
+    <w:p>
+      <w:pPr>
+        <w:pStyle w:val="ListParagraph"/>
         <w:numPr>
           <w:ilvl w:val="0"/>
-          <w:numId w:val="9"/>
+          <w:numId w:val="2"/>
         </w:numPr>
-        <w:ind/>
-        <w:rPr>
-          <w:rFonts w:ascii="Arial" w:hAnsi="Arial" w:eastAsia="Arial" w:cs="Arial"/>
+        <w:rPr>
+          <w:rFonts w:ascii="Arial" w:eastAsia="Arial" w:hAnsi="Arial" w:cs="Arial"/>
           <w:sz w:val="24"/>
           <w:szCs w:val="24"/>
         </w:rPr>
       </w:pPr>
       <w:r>
         <w:rPr>
-          <w:rFonts w:ascii="Arial" w:hAnsi="Arial" w:eastAsia="Arial" w:cs="Arial"/>
-          <w:b w:val="1"/>
-          <w:bCs w:val="1"/>
+          <w:rFonts w:ascii="Arial" w:eastAsia="Arial" w:hAnsi="Arial" w:cs="Arial"/>
+          <w:b/>
+          <w:bCs/>
           <w:sz w:val="24"/>
           <w:szCs w:val="24"/>
         </w:rPr>
-        <w:t>NMS (Non-</w:t>
-      </w:r>
-      <w:r>
-        <w:rPr>
-          <w:rFonts w:ascii="Arial" w:hAnsi="Arial" w:eastAsia="Arial" w:cs="Arial"/>
-          <w:b w:val="1"/>
-          <w:bCs w:val="1"/>
+        <w:t>Revocação:</w:t>
+      </w:r>
+      <w:r>
+        <w:rPr>
+          <w:rFonts w:ascii="Arial" w:eastAsia="Arial" w:hAnsi="Arial" w:cs="Arial"/>
           <w:sz w:val="24"/>
           <w:szCs w:val="24"/>
         </w:rPr>
-        <w:t>Maximum</w:t>
-      </w:r>
-      <w:r>
-        <w:rPr>
-          <w:rFonts w:ascii="Arial" w:hAnsi="Arial" w:eastAsia="Arial" w:cs="Arial"/>
-          <w:b w:val="1"/>
-          <w:bCs w:val="1"/>
+        <w:t xml:space="preserve"> dos objetos reais, quantos foram encontrados.</w:t>
+      </w:r>
+    </w:p>
+    <w:p>
+      <w:pPr>
+        <w:pStyle w:val="ListParagraph"/>
+        <w:numPr>
+          <w:ilvl w:val="0"/>
+          <w:numId w:val="2"/>
+        </w:numPr>
+        <w:rPr>
+          <w:rFonts w:ascii="Arial" w:eastAsia="Arial" w:hAnsi="Arial" w:cs="Arial"/>
           <w:sz w:val="24"/>
           <w:szCs w:val="24"/>
         </w:rPr>
-        <w:t xml:space="preserve"> </w:t>
-      </w:r>
-      <w:r>
-        <w:rPr>
-          <w:rFonts w:ascii="Arial" w:hAnsi="Arial" w:eastAsia="Arial" w:cs="Arial"/>
-          <w:b w:val="1"/>
-          <w:bCs w:val="1"/>
+      </w:pPr>
+      <w:r>
+        <w:rPr>
+          <w:rFonts w:ascii="Arial" w:eastAsia="Arial" w:hAnsi="Arial" w:cs="Arial"/>
+          <w:b/>
+          <w:bCs/>
           <w:sz w:val="24"/>
           <w:szCs w:val="24"/>
         </w:rPr>
-        <w:t>Suppression</w:t>
-      </w:r>
-      <w:r>
-        <w:rPr>
-          <w:rFonts w:ascii="Arial" w:hAnsi="Arial" w:eastAsia="Arial" w:cs="Arial"/>
-          <w:b w:val="1"/>
-          <w:bCs w:val="1"/>
+        <w:t>mAP@0.5:</w:t>
+      </w:r>
+      <w:r>
+        <w:rPr>
+          <w:rFonts w:ascii="Arial" w:eastAsia="Arial" w:hAnsi="Arial" w:cs="Arial"/>
           <w:sz w:val="24"/>
           <w:szCs w:val="24"/>
         </w:rPr>
-        <w:t>):</w:t>
-      </w:r>
-      <w:r>
-        <w:rPr>
-          <w:rFonts w:ascii="Arial" w:hAnsi="Arial" w:eastAsia="Arial" w:cs="Arial"/>
+        <w:t xml:space="preserve"> média das precisões médias considerando IoU de 0,5.</w:t>
+      </w:r>
+    </w:p>
+    <w:p>
+      <w:pPr>
+        <w:pStyle w:val="ListParagraph"/>
+        <w:numPr>
+          <w:ilvl w:val="0"/>
+          <w:numId w:val="2"/>
+        </w:numPr>
+        <w:rPr>
+          <w:rFonts w:ascii="Arial" w:eastAsia="Arial" w:hAnsi="Arial" w:cs="Arial"/>
           <w:sz w:val="24"/>
           <w:szCs w:val="24"/>
         </w:rPr>
-        <w:t xml:space="preserve"> elimina detecções redundantes sobre o mesmo objeto, mantendo a de maior confiança.</w:t>
-      </w:r>
-    </w:p>
-    <w:p>
-      <w:pPr>
-        <w:pStyle w:val="PargrafodaLista"/>
-        <w:numPr>
-          <w:ilvl w:val="0"/>
-          <w:numId w:val="9"/>
-        </w:numPr>
-        <w:ind/>
-        <w:rPr>
-          <w:rFonts w:ascii="Arial" w:hAnsi="Arial" w:eastAsia="Arial" w:cs="Arial"/>
+      </w:pPr>
+      <w:r>
+        <w:rPr>
+          <w:rFonts w:ascii="Arial" w:eastAsia="Arial" w:hAnsi="Arial" w:cs="Arial"/>
+          <w:b/>
+          <w:bCs/>
           <w:sz w:val="24"/>
           <w:szCs w:val="24"/>
         </w:rPr>
-      </w:pPr>
-      <w:r>
-        <w:rPr>
-          <w:rFonts w:ascii="Arial" w:hAnsi="Arial" w:eastAsia="Arial" w:cs="Arial"/>
-          <w:b w:val="1"/>
-          <w:bCs w:val="1"/>
+        <w:t>mAP@0.5:0.95:</w:t>
+      </w:r>
+      <w:r>
+        <w:rPr>
+          <w:rFonts w:ascii="Arial" w:eastAsia="Arial" w:hAnsi="Arial" w:cs="Arial"/>
           <w:sz w:val="24"/>
           <w:szCs w:val="24"/>
         </w:rPr>
-        <w:t xml:space="preserve">Precisão: </w:t>
-      </w:r>
-      <w:r>
-        <w:rPr>
-          <w:rFonts w:ascii="Arial" w:hAnsi="Arial" w:eastAsia="Arial" w:cs="Arial"/>
-          <w:sz w:val="24"/>
+        <w:t xml:space="preserve"> média do mAP para dez limiares de IoU (0,50 a 0,95), portanto mais rigorosa.</w:t>
+      </w:r>
+    </w:p>
+    <w:p>
+      <w:pPr>
+        <w:ind w:firstLine="0"/>
+      </w:pPr>
+      <w:r>
+        <w:t>Essas métricas se relacionam diretamente com a matriz de confusão e com a curva precisão-revocação, e são a base da análise de resultados na Seção 4.</w:t>
+      </w:r>
+    </w:p>
+    <w:p>
+      <w:pPr>
+        <w:ind w:firstLine="0"/>
+      </w:pPr>
+    </w:p>
+    <w:p>
+      <w:pPr>
+        <w:pStyle w:val="Heading2"/>
+      </w:pPr>
+      <w:bookmarkStart w:id="5" w:name="_Toc232830943"/>
+      <w:r>
+        <w:t>METODOLOGIA</w:t>
+      </w:r>
+      <w:bookmarkEnd w:id="5"/>
+    </w:p>
+    <w:p>
+      <w:pPr>
+        <w:ind w:firstLine="0"/>
+      </w:pPr>
+      <w:r>
+        <w:t>Esta seção descreve a coleta, a definição e anotação do alvo, o pré-processamento, a divisão dos dados e a estratégia de treinamento.</w:t>
+      </w:r>
+    </w:p>
+    <w:p/>
+    <w:p>
+      <w:pPr>
+        <w:pStyle w:val="Heading2"/>
+        <w:numPr>
+          <w:ilvl w:val="1"/>
+          <w:numId w:val="4"/>
+        </w:numPr>
+        <w:rPr>
+          <w:color w:val="auto"/>
           <w:szCs w:val="24"/>
         </w:rPr>
-        <w:t>das detecções feitas, quantas estavam corretas.</w:t>
-      </w:r>
-    </w:p>
-    <w:p>
-      <w:pPr>
-        <w:pStyle w:val="PargrafodaLista"/>
-        <w:numPr>
-          <w:ilvl w:val="0"/>
-          <w:numId w:val="9"/>
-        </w:numPr>
-        <w:ind/>
-        <w:rPr>
-          <w:rFonts w:ascii="Arial" w:hAnsi="Arial" w:eastAsia="Arial" w:cs="Arial"/>
-          <w:sz w:val="24"/>
+      </w:pPr>
+      <w:bookmarkStart w:id="6" w:name="_Toc232830944"/>
+      <w:r>
+        <w:rPr>
           <w:szCs w:val="24"/>
         </w:rPr>
-      </w:pPr>
-      <w:r>
-        <w:rPr>
-          <w:rFonts w:ascii="Arial" w:hAnsi="Arial" w:eastAsia="Arial" w:cs="Arial"/>
-          <w:b w:val="1"/>
-          <w:bCs w:val="1"/>
-          <w:sz w:val="24"/>
-          <w:szCs w:val="24"/>
-        </w:rPr>
-        <w:t>Revocação:</w:t>
-      </w:r>
-      <w:r>
-        <w:rPr>
-          <w:rFonts w:ascii="Arial" w:hAnsi="Arial" w:eastAsia="Arial" w:cs="Arial"/>
-          <w:sz w:val="24"/>
-          <w:szCs w:val="24"/>
-        </w:rPr>
-        <w:t xml:space="preserve"> dos objetos reais, quantos foram encontrados.</w:t>
-      </w:r>
-    </w:p>
-    <w:p>
-      <w:pPr>
-        <w:pStyle w:val="PargrafodaLista"/>
-        <w:numPr>
-          <w:ilvl w:val="0"/>
-          <w:numId w:val="9"/>
-        </w:numPr>
-        <w:ind/>
-        <w:rPr>
-          <w:rFonts w:ascii="Arial" w:hAnsi="Arial" w:eastAsia="Arial" w:cs="Arial"/>
-          <w:sz w:val="24"/>
-          <w:szCs w:val="24"/>
-        </w:rPr>
-      </w:pPr>
-      <w:r>
-        <w:rPr>
-          <w:rFonts w:ascii="Arial" w:hAnsi="Arial" w:eastAsia="Arial" w:cs="Arial"/>
-          <w:b w:val="1"/>
-          <w:bCs w:val="1"/>
-          <w:sz w:val="24"/>
-          <w:szCs w:val="24"/>
-        </w:rPr>
-        <w:t>mAP@0.5:</w:t>
-      </w:r>
-      <w:r>
-        <w:rPr>
-          <w:rFonts w:ascii="Arial" w:hAnsi="Arial" w:eastAsia="Arial" w:cs="Arial"/>
-          <w:sz w:val="24"/>
-          <w:szCs w:val="24"/>
-        </w:rPr>
-        <w:t xml:space="preserve"> média das precisões médias considerando </w:t>
-      </w:r>
-      <w:r>
-        <w:rPr>
-          <w:rFonts w:ascii="Arial" w:hAnsi="Arial" w:eastAsia="Arial" w:cs="Arial"/>
-          <w:sz w:val="24"/>
-          <w:szCs w:val="24"/>
-        </w:rPr>
-        <w:t>IoU</w:t>
-      </w:r>
-      <w:r>
-        <w:rPr>
-          <w:rFonts w:ascii="Arial" w:hAnsi="Arial" w:eastAsia="Arial" w:cs="Arial"/>
-          <w:sz w:val="24"/>
-          <w:szCs w:val="24"/>
-        </w:rPr>
-        <w:t xml:space="preserve"> de 0,5.</w:t>
-      </w:r>
-    </w:p>
-    <w:p>
-      <w:pPr>
-        <w:pStyle w:val="PargrafodaLista"/>
-        <w:numPr>
-          <w:ilvl w:val="0"/>
-          <w:numId w:val="9"/>
-        </w:numPr>
-        <w:ind/>
-        <w:rPr>
-          <w:rFonts w:ascii="Arial" w:hAnsi="Arial" w:eastAsia="Arial" w:cs="Arial"/>
-          <w:sz w:val="24"/>
-          <w:szCs w:val="24"/>
-        </w:rPr>
-      </w:pPr>
-      <w:r>
-        <w:rPr>
-          <w:rFonts w:ascii="Arial" w:hAnsi="Arial" w:eastAsia="Arial" w:cs="Arial"/>
-          <w:b w:val="1"/>
-          <w:bCs w:val="1"/>
-          <w:sz w:val="24"/>
-          <w:szCs w:val="24"/>
-        </w:rPr>
-        <w:t>mAP@0.5:0.95:</w:t>
-      </w:r>
-      <w:r>
-        <w:rPr>
-          <w:rFonts w:ascii="Arial" w:hAnsi="Arial" w:eastAsia="Arial" w:cs="Arial"/>
-          <w:sz w:val="24"/>
-          <w:szCs w:val="24"/>
-        </w:rPr>
-        <w:t xml:space="preserve"> média do </w:t>
-      </w:r>
-      <w:r>
-        <w:rPr>
-          <w:rFonts w:ascii="Arial" w:hAnsi="Arial" w:eastAsia="Arial" w:cs="Arial"/>
-          <w:sz w:val="24"/>
-          <w:szCs w:val="24"/>
-        </w:rPr>
-        <w:t>mAP</w:t>
-      </w:r>
-      <w:r>
-        <w:rPr>
-          <w:rFonts w:ascii="Arial" w:hAnsi="Arial" w:eastAsia="Arial" w:cs="Arial"/>
-          <w:sz w:val="24"/>
-          <w:szCs w:val="24"/>
-        </w:rPr>
-        <w:t xml:space="preserve"> para dez limiares de </w:t>
-      </w:r>
-      <w:r>
-        <w:rPr>
-          <w:rFonts w:ascii="Arial" w:hAnsi="Arial" w:eastAsia="Arial" w:cs="Arial"/>
-          <w:sz w:val="24"/>
-          <w:szCs w:val="24"/>
-        </w:rPr>
-        <w:t>IoU</w:t>
-      </w:r>
-      <w:r>
-        <w:rPr>
-          <w:rFonts w:ascii="Arial" w:hAnsi="Arial" w:eastAsia="Arial" w:cs="Arial"/>
-          <w:sz w:val="24"/>
-          <w:szCs w:val="24"/>
-        </w:rPr>
-        <w:t xml:space="preserve"> (0,50 a 0,95), portanto mais rigorosa.</w:t>
-      </w:r>
-    </w:p>
-    <w:p>
-      <w:pPr>
-        <w:pStyle w:val="Normal"/>
-        <w:ind w:firstLine="0"/>
-      </w:pPr>
-      <w:r>
-        <w:rPr/>
-        <w:t>Essas métricas se relacionam diretamente com a matriz de confusão e com a curva precisão-revocação, e são a base da análise de resultados na Seção 4.</w:t>
-      </w:r>
-    </w:p>
-    <w:p>
-      <w:pPr>
-        <w:pStyle w:val="Normal"/>
-        <w:ind w:firstLine="0"/>
-      </w:pPr>
-    </w:p>
-    <w:p>
-      <w:pPr>
-        <w:pStyle w:val="Ttulo2"/>
-        <w:rPr/>
-      </w:pPr>
-      <w:bookmarkStart w:name="_Toc2103024958" w:id="30543782"/>
-      <w:r>
-        <w:rPr/>
-        <w:t>METODOLOGIA</w:t>
-      </w:r>
-      <w:bookmarkEnd w:id="30543782"/>
-    </w:p>
-    <w:p>
-      <w:pPr>
-        <w:ind w:firstLine="0"/>
-      </w:pPr>
-      <w:r>
-        <w:rPr/>
-        <w:t>Esta seção descreve a coleta, a definição e anotação do alvo, o pré-processamento, a divisão dos dados e a estratégia de treinamento.</w:t>
-      </w:r>
-    </w:p>
-    <w:p>
-      <w:pPr>
-        <w:pStyle w:val="Normal"/>
-      </w:pPr>
-    </w:p>
-    <w:p>
-      <w:pPr>
-        <w:pStyle w:val="Ttulo2"/>
-        <w:rPr>
-          <w:color w:val="auto"/>
-          <w:sz w:val="24"/>
-          <w:szCs w:val="24"/>
-        </w:rPr>
-      </w:pPr>
-      <w:bookmarkStart w:name="_Toc1553604432" w:id="804989092"/>
-      <w:r>
-        <w:rPr>
-          <w:sz w:val="24"/>
-          <w:szCs w:val="24"/>
-        </w:rPr>
         <w:t>COLETA DE DADOS</w:t>
       </w:r>
-      <w:bookmarkEnd w:id="804989092"/>
-    </w:p>
-    <w:p>
-      <w:pPr>
-        <w:pStyle w:val="Normal"/>
-      </w:pPr>
-      <w:r>
-        <w:rPr/>
-        <w:t xml:space="preserve">A coleta foi feita de forma programática a partir do serviço público de tiles XYZ do ESRI World </w:t>
-      </w:r>
-      <w:r>
-        <w:rPr/>
-        <w:t>Imagery</w:t>
-      </w:r>
-      <w:r>
-        <w:rPr/>
-        <w:t xml:space="preserve">, </w:t>
-      </w:r>
-      <w:r>
-        <w:rPr/>
-        <w:t>que oferece</w:t>
-      </w:r>
-      <w:r>
-        <w:rPr/>
-        <w:t xml:space="preserve"> cobertura </w:t>
-      </w:r>
-      <w:r>
-        <w:rPr/>
-        <w:t>submétrica</w:t>
-      </w:r>
-      <w:r>
-        <w:rPr/>
-        <w:t xml:space="preserve"> de São Paulo. Para o heliponto usei o zoom 19 (cerca de 0,27 metros por pixel), o máximo prático para a região nesse serviço. Cada tile nativo tem 256 por 256 pixels; para ganhar contexto e qualidade de visualização, juntei blocos de 2 por 2 tiles adjacentes, formando blocos de 512</w:t>
-      </w:r>
-      <w:r>
-        <w:rPr/>
+      <w:bookmarkEnd w:id="6"/>
+    </w:p>
+    <w:p>
+      <w:r>
+        <w:t>A coleta foi feita de forma programática a partir do serviço público de tiles XYZ do ESRI World Imagery, que oferece cobertura submétrica de São Paulo. Para o heliponto usei o zoom 19 (cerca de 0,27 metros por pixel), o máximo prático para a região nesse serviço. Cada tile nativo tem 256 por 256 pixels; para ganhar contexto e qualidade de visualização, juntei blocos de 2 por 2 tiles adjacentes, formando blocos de 512</w:t>
+      </w:r>
+      <w:r>
         <w:t>x</w:t>
       </w:r>
       <w:r>
-        <w:rPr/>
         <w:t>512 pixels, com um arquivo de georreferenciamento (world file) gerado para cada bloco.</w:t>
       </w:r>
     </w:p>
     <w:p>
-      <w:pPr>
-        <w:pStyle w:val="Normal"/>
-      </w:pPr>
-      <w:r>
-        <w:rPr/>
+      <w:r>
         <w:t>As regiões varridas foram escolhidas pela densidade de helipontos (corredor Faria Lima, Itaim, Vila Olímpia, Berrini, Brooklin, Morumbi e adjacências) e documentadas por bairro, com a bounding box e o zoom registrados. Após a coleta, cada bloco passou por curadoria manual: separei os blocos com heliponto dos blocos sem heliponto, descartando os irrelevantes.</w:t>
       </w:r>
     </w:p>
-    <w:p>
-      <w:pPr>
-        <w:pStyle w:val="Normal"/>
-      </w:pPr>
-    </w:p>
-    <w:p>
-      <w:pPr>
-        <w:pStyle w:val="Normal"/>
-      </w:pPr>
-    </w:p>
-    <w:p>
-      <w:pPr>
-        <w:pStyle w:val="Normal"/>
-      </w:pPr>
-      <w:r>
+    <w:p/>
+    <w:p/>
+    <w:p/>
+    <w:p/>
+    <w:p>
+      <w:r>
+        <w:rPr>
+          <w:noProof/>
+        </w:rPr>
+        <w:lastRenderedPageBreak/>
         <w:drawing>
-          <wp:anchor distT="0" distB="0" distL="114300" distR="114300" simplePos="0" relativeHeight="251658240" behindDoc="0" locked="0" layoutInCell="1" allowOverlap="1" wp14:editId="7CC68E98" wp14:anchorId="070F6D8A">
+          <wp:anchor distT="0" distB="0" distL="114300" distR="114300" simplePos="0" relativeHeight="251661312" behindDoc="0" locked="0" layoutInCell="1" allowOverlap="1" wp14:anchorId="070F6D8A" wp14:editId="6385631A">
             <wp:simplePos x="0" y="0"/>
-            <wp:positionH relativeFrom="column">
-              <wp:align>left</wp:align>
+            <wp:positionH relativeFrom="page">
+              <wp:align>center</wp:align>
             </wp:positionH>
             <wp:positionV relativeFrom="paragraph">
               <wp:posOffset>0</wp:posOffset>
             </wp:positionV>
             <wp:extent cx="4525955" cy="3381375"/>
-            <wp:effectExtent l="0" t="0" r="0" b="0"/>
+            <wp:effectExtent l="0" t="0" r="8255" b="0"/>
             <wp:wrapSquare wrapText="bothSides"/>
             <wp:docPr id="1614642646" name="drawing"/>
             <wp:cNvGraphicFramePr>
-              <a:graphicFrameLocks noChangeAspect="1"/>
+              <a:graphicFrameLocks xmlns:a="http://schemas.openxmlformats.org/drawingml/2006/main" noChangeAspect="1"/>
             </wp:cNvGraphicFramePr>
-            <a:graphic>
-              <a:graphicData xmlns:a="http://schemas.openxmlformats.org/drawingml/2006/main" uri="http://schemas.openxmlformats.org/drawingml/2006/picture">
+            <a:graphic xmlns:a="http://schemas.openxmlformats.org/drawingml/2006/main">
+              <a:graphicData uri="http://schemas.openxmlformats.org/drawingml/2006/picture">
                 <pic:pic xmlns:pic="http://schemas.openxmlformats.org/drawingml/2006/picture">
                   <pic:nvPicPr>
                     <pic:cNvPr id="1614642646" name="Picture 1614642646"/>
                     <pic:cNvPicPr/>
                   </pic:nvPicPr>
                   <pic:blipFill>
-                    <a:blip xmlns:r="http://schemas.openxmlformats.org/officeDocument/2006/relationships" r:embed="rId67702151">
+                    <a:blip r:embed="rId14">
                       <a:extLst>
                         <a:ext uri="{28A0092B-C50C-407E-A947-70E740481C1C}">
                           <a14:useLocalDpi xmlns:a14="http://schemas.microsoft.com/office/drawing/2010/main"/>
@@ -2115,7 +2405,7 @@
                     </a:stretch>
                   </pic:blipFill>
                   <pic:spPr>
-                    <a:xfrm rot="0">
+                    <a:xfrm>
                       <a:off x="0" y="0"/>
                       <a:ext cx="4525955" cy="3381375"/>
                     </a:xfrm>
@@ -2136,73 +2426,48 @@
         </w:drawing>
       </w:r>
     </w:p>
-    <w:p>
-      <w:pPr>
-        <w:pStyle w:val="Normal"/>
-        <w:ind w:firstLine="0"/>
-        <w:jc w:val="center"/>
-        <w:rPr>
-          <w:sz w:val="20"/>
-          <w:szCs w:val="20"/>
-        </w:rPr>
-      </w:pPr>
-      <w:r>
-        <w:rPr>
-          <w:sz w:val="20"/>
-          <w:szCs w:val="20"/>
-        </w:rPr>
-        <w:t xml:space="preserve">Figura 2 – </w:t>
-      </w:r>
-      <w:r>
-        <w:rPr>
-          <w:sz w:val="20"/>
-          <w:szCs w:val="20"/>
-        </w:rPr>
-        <w:t>Bounding</w:t>
-      </w:r>
-      <w:r>
-        <w:rPr>
-          <w:sz w:val="20"/>
-          <w:szCs w:val="20"/>
-        </w:rPr>
-        <w:t xml:space="preserve"> Boxes das Regiões Utilizadas</w:t>
-      </w:r>
-    </w:p>
-    <w:p>
-      <w:pPr>
-        <w:pStyle w:val="Normal"/>
-      </w:pPr>
-    </w:p>
-    <w:p>
-      <w:pPr>
-        <w:pStyle w:val="Normal"/>
-      </w:pPr>
-      <w:r>
+    <w:p/>
+    <w:p/>
+    <w:p/>
+    <w:p/>
+    <w:p/>
+    <w:p/>
+    <w:p/>
+    <w:p/>
+    <w:p/>
+    <w:p/>
+    <w:p/>
+    <w:p/>
+    <w:p>
+      <w:r>
+        <w:rPr>
+          <w:noProof/>
+        </w:rPr>
         <w:drawing>
-          <wp:anchor distT="0" distB="0" distL="114300" distR="114300" simplePos="0" relativeHeight="251658240" behindDoc="0" locked="0" layoutInCell="1" allowOverlap="1" wp14:editId="632795D2" wp14:anchorId="25F5D805">
+          <wp:anchor distT="0" distB="0" distL="114300" distR="114300" simplePos="0" relativeHeight="251653120" behindDoc="0" locked="0" layoutInCell="1" allowOverlap="1" wp14:anchorId="25F5D805" wp14:editId="2B86A138">
             <wp:simplePos x="0" y="0"/>
-            <wp:positionH relativeFrom="column">
-              <wp:align>left</wp:align>
+            <wp:positionH relativeFrom="page">
+              <wp:align>center</wp:align>
             </wp:positionH>
             <wp:positionV relativeFrom="paragraph">
-              <wp:posOffset>0</wp:posOffset>
+              <wp:posOffset>247346</wp:posOffset>
             </wp:positionV>
             <wp:extent cx="4457700" cy="4457700"/>
             <wp:effectExtent l="0" t="0" r="0" b="0"/>
             <wp:wrapSquare wrapText="bothSides"/>
             <wp:docPr id="181945469" name="drawing"/>
             <wp:cNvGraphicFramePr>
-              <a:graphicFrameLocks noChangeAspect="1"/>
+              <a:graphicFrameLocks xmlns:a="http://schemas.openxmlformats.org/drawingml/2006/main" noChangeAspect="1"/>
             </wp:cNvGraphicFramePr>
-            <a:graphic>
-              <a:graphicData xmlns:a="http://schemas.openxmlformats.org/drawingml/2006/main" uri="http://schemas.openxmlformats.org/drawingml/2006/picture">
+            <a:graphic xmlns:a="http://schemas.openxmlformats.org/drawingml/2006/main">
+              <a:graphicData uri="http://schemas.openxmlformats.org/drawingml/2006/picture">
                 <pic:pic xmlns:pic="http://schemas.openxmlformats.org/drawingml/2006/picture">
                   <pic:nvPicPr>
                     <pic:cNvPr id="181945469" name="Picture 181945469"/>
                     <pic:cNvPicPr/>
                   </pic:nvPicPr>
                   <pic:blipFill>
-                    <a:blip xmlns:r="http://schemas.openxmlformats.org/officeDocument/2006/relationships" r:embed="rId70301708">
+                    <a:blip r:embed="rId15">
                       <a:extLst>
                         <a:ext uri="{28A0092B-C50C-407E-A947-70E740481C1C}">
                           <a14:useLocalDpi xmlns:a14="http://schemas.microsoft.com/office/drawing/2010/main"/>
@@ -2214,7 +2479,7 @@
                     </a:stretch>
                   </pic:blipFill>
                   <pic:spPr>
-                    <a:xfrm rot="0">
+                    <a:xfrm>
                       <a:off x="0" y="0"/>
                       <a:ext cx="4457700" cy="4457700"/>
                     </a:xfrm>
@@ -2234,41 +2499,208 @@
           </wp:anchor>
         </w:drawing>
       </w:r>
-    </w:p>
-    <w:p>
-      <w:pPr>
-        <w:pStyle w:val="Normal"/>
-        <w:ind w:firstLine="0"/>
-        <w:jc w:val="center"/>
-        <w:rPr>
-          <w:sz w:val="20"/>
-          <w:szCs w:val="20"/>
-        </w:rPr>
-      </w:pPr>
-      <w:r>
-        <w:rPr>
-          <w:sz w:val="20"/>
-          <w:szCs w:val="20"/>
-        </w:rPr>
-        <w:t>Figura 3 – Tile 512x51</w:t>
-      </w:r>
-      <w:r>
-        <w:rPr>
-          <w:sz w:val="20"/>
-          <w:szCs w:val="20"/>
-        </w:rPr>
-        <w:t>2</w:t>
-      </w:r>
-    </w:p>
-    <w:p>
-      <w:pPr>
-        <w:pStyle w:val="PargrafodaLista"/>
+      <w:r>
+        <w:rPr>
+          <w:noProof/>
+        </w:rPr>
+        <mc:AlternateContent>
+          <mc:Choice Requires="wps">
+            <w:drawing>
+              <wp:anchor distT="0" distB="0" distL="114300" distR="114300" simplePos="0" relativeHeight="251668480" behindDoc="0" locked="0" layoutInCell="1" allowOverlap="1" wp14:anchorId="5A174D7B" wp14:editId="026419FD">
+                <wp:simplePos x="0" y="0"/>
+                <wp:positionH relativeFrom="page">
+                  <wp:align>center</wp:align>
+                </wp:positionH>
+                <wp:positionV relativeFrom="paragraph">
+                  <wp:posOffset>18553</wp:posOffset>
+                </wp:positionV>
+                <wp:extent cx="4525645" cy="635"/>
+                <wp:effectExtent l="0" t="0" r="8255" b="3810"/>
+                <wp:wrapSquare wrapText="bothSides"/>
+                <wp:docPr id="1055322411" name="Text Box 1"/>
+                <wp:cNvGraphicFramePr/>
+                <a:graphic xmlns:a="http://schemas.openxmlformats.org/drawingml/2006/main">
+                  <a:graphicData uri="http://schemas.microsoft.com/office/word/2010/wordprocessingShape">
+                    <wps:wsp>
+                      <wps:cNvSpPr txBox="1"/>
+                      <wps:spPr>
+                        <a:xfrm>
+                          <a:off x="0" y="0"/>
+                          <a:ext cx="4525645" cy="635"/>
+                        </a:xfrm>
+                        <a:prstGeom prst="rect">
+                          <a:avLst/>
+                        </a:prstGeom>
+                        <a:solidFill>
+                          <a:prstClr val="white"/>
+                        </a:solidFill>
+                        <a:ln>
+                          <a:noFill/>
+                        </a:ln>
+                      </wps:spPr>
+                      <wps:txbx>
+                        <w:txbxContent>
+                          <w:p>
+                            <w:pPr>
+                              <w:pStyle w:val="Caption"/>
+                              <w:rPr>
+                                <w:noProof/>
+                                <w:color w:val="000000" w:themeColor="text1"/>
+                                <w:sz w:val="20"/>
+                                <w:szCs w:val="20"/>
+                              </w:rPr>
+                            </w:pPr>
+                            <w:r>
+                              <w:rPr>
+                                <w:sz w:val="20"/>
+                                <w:szCs w:val="20"/>
+                              </w:rPr>
+                              <w:t xml:space="preserve">Figura </w:t>
+                            </w:r>
+                            <w:r>
+                              <w:rPr>
+                                <w:sz w:val="20"/>
+                                <w:szCs w:val="20"/>
+                              </w:rPr>
+                              <w:fldChar w:fldCharType="begin"/>
+                            </w:r>
+                            <w:r>
+                              <w:rPr>
+                                <w:sz w:val="20"/>
+                                <w:szCs w:val="20"/>
+                              </w:rPr>
+                              <w:instrText xml:space="preserve"> SEQ Figura \* ARABIC </w:instrText>
+                            </w:r>
+                            <w:r>
+                              <w:rPr>
+                                <w:sz w:val="20"/>
+                                <w:szCs w:val="20"/>
+                              </w:rPr>
+                              <w:fldChar w:fldCharType="separate"/>
+                            </w:r>
+                            <w:r>
+                              <w:rPr>
+                                <w:noProof/>
+                                <w:sz w:val="20"/>
+                                <w:szCs w:val="20"/>
+                              </w:rPr>
+                              <w:t>2</w:t>
+                            </w:r>
+                            <w:r>
+                              <w:rPr>
+                                <w:sz w:val="20"/>
+                                <w:szCs w:val="20"/>
+                              </w:rPr>
+                              <w:fldChar w:fldCharType="end"/>
+                            </w:r>
+                            <w:r>
+                              <w:rPr>
+                                <w:sz w:val="20"/>
+                                <w:szCs w:val="20"/>
+                              </w:rPr>
+                              <w:t xml:space="preserve"> - Bounding Boxes das Regiões Utilizadas</w:t>
+                            </w:r>
+                          </w:p>
+                        </w:txbxContent>
+                      </wps:txbx>
+                      <wps:bodyPr rot="0" spcFirstLastPara="0" vertOverflow="overflow" horzOverflow="overflow" vert="horz" wrap="square" lIns="0" tIns="0" rIns="0" bIns="0" numCol="1" spcCol="0" rtlCol="0" fromWordArt="0" anchor="t" anchorCtr="0" forceAA="0" compatLnSpc="1">
+                        <a:prstTxWarp prst="textNoShape">
+                          <a:avLst/>
+                        </a:prstTxWarp>
+                        <a:spAutoFit/>
+                      </wps:bodyPr>
+                    </wps:wsp>
+                  </a:graphicData>
+                </a:graphic>
+              </wp:anchor>
+            </w:drawing>
+          </mc:Choice>
+          <mc:Fallback>
+            <w:pict>
+              <v:shape w14:anchorId="5A174D7B" id="_x0000_s1027" type="#_x0000_t202" style="position:absolute;left:0;text-align:left;margin-left:0;margin-top:1.45pt;width:356.35pt;height:.05pt;z-index:251668480;visibility:visible;mso-wrap-style:square;mso-wrap-distance-left:9pt;mso-wrap-distance-top:0;mso-wrap-distance-right:9pt;mso-wrap-distance-bottom:0;mso-position-horizontal:center;mso-position-horizontal-relative:page;mso-position-vertical:absolute;mso-position-vertical-relative:text;v-text-anchor:top" o:gfxdata="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" stroked="f">
+                <v:textbox style="mso-fit-shape-to-text:t" inset="0,0,0,0">
+                  <w:txbxContent>
+                    <w:p>
+                      <w:pPr>
+                        <w:pStyle w:val="Caption"/>
+                        <w:rPr>
+                          <w:noProof/>
+                          <w:color w:val="000000" w:themeColor="text1"/>
+                          <w:sz w:val="20"/>
+                          <w:szCs w:val="20"/>
+                        </w:rPr>
+                      </w:pPr>
+                      <w:r>
+                        <w:rPr>
+                          <w:sz w:val="20"/>
+                          <w:szCs w:val="20"/>
+                        </w:rPr>
+                        <w:t xml:space="preserve">Figura </w:t>
+                      </w:r>
+                      <w:r>
+                        <w:rPr>
+                          <w:sz w:val="20"/>
+                          <w:szCs w:val="20"/>
+                        </w:rPr>
+                        <w:fldChar w:fldCharType="begin"/>
+                      </w:r>
+                      <w:r>
+                        <w:rPr>
+                          <w:sz w:val="20"/>
+                          <w:szCs w:val="20"/>
+                        </w:rPr>
+                        <w:instrText xml:space="preserve"> SEQ Figura \* ARABIC </w:instrText>
+                      </w:r>
+                      <w:r>
+                        <w:rPr>
+                          <w:sz w:val="20"/>
+                          <w:szCs w:val="20"/>
+                        </w:rPr>
+                        <w:fldChar w:fldCharType="separate"/>
+                      </w:r>
+                      <w:r>
+                        <w:rPr>
+                          <w:noProof/>
+                          <w:sz w:val="20"/>
+                          <w:szCs w:val="20"/>
+                        </w:rPr>
+                        <w:t>2</w:t>
+                      </w:r>
+                      <w:r>
+                        <w:rPr>
+                          <w:sz w:val="20"/>
+                          <w:szCs w:val="20"/>
+                        </w:rPr>
+                        <w:fldChar w:fldCharType="end"/>
+                      </w:r>
+                      <w:r>
+                        <w:rPr>
+                          <w:sz w:val="20"/>
+                          <w:szCs w:val="20"/>
+                        </w:rPr>
+                        <w:t xml:space="preserve"> - Bounding Boxes das Regiões Utilizadas</w:t>
+                      </w:r>
+                    </w:p>
+                  </w:txbxContent>
+                </v:textbox>
+                <w10:wrap type="square" anchorx="page"/>
+              </v:shape>
+            </w:pict>
+          </mc:Fallback>
+        </mc:AlternateContent>
+      </w:r>
+    </w:p>
+    <w:p/>
+    <w:p/>
+    <w:p/>
+    <w:p>
+      <w:pPr>
+        <w:pStyle w:val="ListParagraph"/>
         <w:ind w:left="576"/>
         <w:rPr>
-          <w:rFonts w:ascii="Arial" w:hAnsi="Arial" w:eastAsia="Arial" w:cs="Arial"/>
-          <w:b w:val="1"/>
-          <w:bCs w:val="1"/>
-          <w:color w:val="auto"/>
+          <w:rFonts w:ascii="Arial" w:eastAsia="Arial" w:hAnsi="Arial" w:cs="Arial"/>
+          <w:b/>
+          <w:bCs/>
           <w:sz w:val="24"/>
           <w:szCs w:val="24"/>
         </w:rPr>
@@ -2276,110 +2708,748 @@
     </w:p>
     <w:p>
       <w:pPr>
-        <w:pStyle w:val="PargrafodaLista"/>
+        <w:pStyle w:val="ListParagraph"/>
+        <w:ind w:left="576"/>
+        <w:rPr>
+          <w:rFonts w:ascii="Arial" w:eastAsia="Arial" w:hAnsi="Arial" w:cs="Arial"/>
+          <w:b/>
+          <w:bCs/>
+          <w:sz w:val="24"/>
+          <w:szCs w:val="24"/>
+        </w:rPr>
+      </w:pPr>
+    </w:p>
+    <w:p>
+      <w:pPr>
+        <w:pStyle w:val="ListParagraph"/>
+        <w:ind w:left="576"/>
+        <w:rPr>
+          <w:rFonts w:ascii="Arial" w:eastAsia="Arial" w:hAnsi="Arial" w:cs="Arial"/>
+          <w:b/>
+          <w:bCs/>
+          <w:sz w:val="24"/>
+          <w:szCs w:val="24"/>
+        </w:rPr>
+      </w:pPr>
+    </w:p>
+    <w:p>
+      <w:pPr>
+        <w:pStyle w:val="ListParagraph"/>
+        <w:ind w:left="576"/>
+        <w:rPr>
+          <w:rFonts w:ascii="Arial" w:eastAsia="Arial" w:hAnsi="Arial" w:cs="Arial"/>
+          <w:b/>
+          <w:bCs/>
+          <w:sz w:val="24"/>
+          <w:szCs w:val="24"/>
+        </w:rPr>
+      </w:pPr>
+    </w:p>
+    <w:p>
+      <w:pPr>
+        <w:pStyle w:val="ListParagraph"/>
+        <w:ind w:left="576"/>
+        <w:rPr>
+          <w:rFonts w:ascii="Arial" w:eastAsia="Arial" w:hAnsi="Arial" w:cs="Arial"/>
+          <w:b/>
+          <w:bCs/>
+          <w:sz w:val="24"/>
+          <w:szCs w:val="24"/>
+        </w:rPr>
+      </w:pPr>
+    </w:p>
+    <w:p>
+      <w:pPr>
+        <w:pStyle w:val="ListParagraph"/>
+        <w:ind w:left="576"/>
+        <w:rPr>
+          <w:rFonts w:ascii="Arial" w:eastAsia="Arial" w:hAnsi="Arial" w:cs="Arial"/>
+          <w:b/>
+          <w:bCs/>
+          <w:sz w:val="24"/>
+          <w:szCs w:val="24"/>
+        </w:rPr>
+      </w:pPr>
+    </w:p>
+    <w:p>
+      <w:pPr>
+        <w:pStyle w:val="ListParagraph"/>
+        <w:ind w:left="576"/>
+        <w:rPr>
+          <w:rFonts w:ascii="Arial" w:eastAsia="Arial" w:hAnsi="Arial" w:cs="Arial"/>
+          <w:b/>
+          <w:bCs/>
+          <w:sz w:val="24"/>
+          <w:szCs w:val="24"/>
+        </w:rPr>
+      </w:pPr>
+    </w:p>
+    <w:p>
+      <w:pPr>
+        <w:pStyle w:val="ListParagraph"/>
+        <w:ind w:left="576"/>
+        <w:rPr>
+          <w:rFonts w:ascii="Arial" w:eastAsia="Arial" w:hAnsi="Arial" w:cs="Arial"/>
+          <w:b/>
+          <w:bCs/>
+          <w:sz w:val="24"/>
+          <w:szCs w:val="24"/>
+        </w:rPr>
+      </w:pPr>
+    </w:p>
+    <w:p>
+      <w:pPr>
+        <w:pStyle w:val="ListParagraph"/>
+        <w:ind w:left="576"/>
+        <w:rPr>
+          <w:rFonts w:ascii="Arial" w:eastAsia="Arial" w:hAnsi="Arial" w:cs="Arial"/>
+          <w:b/>
+          <w:bCs/>
+          <w:sz w:val="24"/>
+          <w:szCs w:val="24"/>
+        </w:rPr>
+      </w:pPr>
+    </w:p>
+    <w:p>
+      <w:pPr>
+        <w:pStyle w:val="ListParagraph"/>
+        <w:ind w:left="576"/>
+        <w:rPr>
+          <w:rFonts w:ascii="Arial" w:eastAsia="Arial" w:hAnsi="Arial" w:cs="Arial"/>
+          <w:b/>
+          <w:bCs/>
+          <w:sz w:val="24"/>
+          <w:szCs w:val="24"/>
+        </w:rPr>
+      </w:pPr>
+    </w:p>
+    <w:p>
+      <w:pPr>
+        <w:pStyle w:val="ListParagraph"/>
+        <w:ind w:left="576"/>
+        <w:rPr>
+          <w:rFonts w:ascii="Arial" w:eastAsia="Arial" w:hAnsi="Arial" w:cs="Arial"/>
+          <w:b/>
+          <w:bCs/>
+          <w:sz w:val="24"/>
+          <w:szCs w:val="24"/>
+        </w:rPr>
+      </w:pPr>
+    </w:p>
+    <w:p>
+      <w:pPr>
+        <w:pStyle w:val="ListParagraph"/>
+        <w:ind w:left="576"/>
+        <w:rPr>
+          <w:rFonts w:ascii="Arial" w:eastAsia="Arial" w:hAnsi="Arial" w:cs="Arial"/>
+          <w:b/>
+          <w:bCs/>
+          <w:sz w:val="24"/>
+          <w:szCs w:val="24"/>
+        </w:rPr>
+      </w:pPr>
+    </w:p>
+    <w:p>
+      <w:pPr>
+        <w:pStyle w:val="ListParagraph"/>
+        <w:ind w:left="576"/>
+        <w:rPr>
+          <w:rFonts w:ascii="Arial" w:eastAsia="Arial" w:hAnsi="Arial" w:cs="Arial"/>
+          <w:b/>
+          <w:bCs/>
+          <w:sz w:val="24"/>
+          <w:szCs w:val="24"/>
+        </w:rPr>
+      </w:pPr>
+    </w:p>
+    <w:p>
+      <w:pPr>
+        <w:pStyle w:val="ListParagraph"/>
+        <w:ind w:left="576"/>
+        <w:rPr>
+          <w:rFonts w:ascii="Arial" w:eastAsia="Arial" w:hAnsi="Arial" w:cs="Arial"/>
+          <w:b/>
+          <w:bCs/>
+          <w:sz w:val="24"/>
+          <w:szCs w:val="24"/>
+        </w:rPr>
+      </w:pPr>
+    </w:p>
+    <w:p>
+      <w:pPr>
+        <w:pStyle w:val="ListParagraph"/>
+        <w:ind w:left="576"/>
+        <w:rPr>
+          <w:rFonts w:ascii="Arial" w:eastAsia="Arial" w:hAnsi="Arial" w:cs="Arial"/>
+          <w:b/>
+          <w:bCs/>
+          <w:sz w:val="24"/>
+          <w:szCs w:val="24"/>
+        </w:rPr>
+      </w:pPr>
+    </w:p>
+    <w:p>
+      <w:pPr>
+        <w:pStyle w:val="ListParagraph"/>
+        <w:ind w:left="576"/>
+        <w:rPr>
+          <w:rFonts w:ascii="Arial" w:eastAsia="Arial" w:hAnsi="Arial" w:cs="Arial"/>
+          <w:b/>
+          <w:bCs/>
+          <w:sz w:val="24"/>
+          <w:szCs w:val="24"/>
+        </w:rPr>
+      </w:pPr>
+    </w:p>
+    <w:p>
+      <w:pPr>
+        <w:pStyle w:val="ListParagraph"/>
+        <w:ind w:left="576"/>
+        <w:rPr>
+          <w:rFonts w:ascii="Arial" w:eastAsia="Arial" w:hAnsi="Arial" w:cs="Arial"/>
+          <w:b/>
+          <w:bCs/>
+          <w:sz w:val="24"/>
+          <w:szCs w:val="24"/>
+        </w:rPr>
+      </w:pPr>
+    </w:p>
+    <w:p>
+      <w:pPr>
+        <w:pStyle w:val="ListParagraph"/>
+        <w:ind w:left="576"/>
+        <w:rPr>
+          <w:rFonts w:ascii="Arial" w:eastAsia="Arial" w:hAnsi="Arial" w:cs="Arial"/>
+          <w:b/>
+          <w:bCs/>
+          <w:sz w:val="24"/>
+          <w:szCs w:val="24"/>
+        </w:rPr>
+      </w:pPr>
+    </w:p>
+    <w:p>
+      <w:pPr>
+        <w:pStyle w:val="ListParagraph"/>
+        <w:ind w:left="576"/>
+        <w:rPr>
+          <w:rFonts w:ascii="Arial" w:eastAsia="Arial" w:hAnsi="Arial" w:cs="Arial"/>
+          <w:b/>
+          <w:bCs/>
+          <w:sz w:val="24"/>
+          <w:szCs w:val="24"/>
+        </w:rPr>
+      </w:pPr>
+    </w:p>
+    <w:p>
+      <w:pPr>
+        <w:pStyle w:val="ListParagraph"/>
+        <w:ind w:left="576"/>
+        <w:rPr>
+          <w:rFonts w:ascii="Arial" w:eastAsia="Arial" w:hAnsi="Arial" w:cs="Arial"/>
+          <w:b/>
+          <w:bCs/>
+          <w:sz w:val="24"/>
+          <w:szCs w:val="24"/>
+        </w:rPr>
+      </w:pPr>
+      <w:r>
+        <w:rPr>
+          <w:noProof/>
+        </w:rPr>
+        <mc:AlternateContent>
+          <mc:Choice Requires="wps">
+            <w:drawing>
+              <wp:anchor distT="0" distB="0" distL="114300" distR="114300" simplePos="0" relativeHeight="251670528" behindDoc="0" locked="0" layoutInCell="1" allowOverlap="1" wp14:anchorId="008BED14" wp14:editId="3A80D14C">
+                <wp:simplePos x="0" y="0"/>
+                <wp:positionH relativeFrom="page">
+                  <wp:align>center</wp:align>
+                </wp:positionH>
+                <wp:positionV relativeFrom="paragraph">
+                  <wp:posOffset>71755</wp:posOffset>
+                </wp:positionV>
+                <wp:extent cx="4457700" cy="635"/>
+                <wp:effectExtent l="0" t="0" r="0" b="3810"/>
+                <wp:wrapSquare wrapText="bothSides"/>
+                <wp:docPr id="1585808004" name="Text Box 1"/>
+                <wp:cNvGraphicFramePr/>
+                <a:graphic xmlns:a="http://schemas.openxmlformats.org/drawingml/2006/main">
+                  <a:graphicData uri="http://schemas.microsoft.com/office/word/2010/wordprocessingShape">
+                    <wps:wsp>
+                      <wps:cNvSpPr txBox="1"/>
+                      <wps:spPr>
+                        <a:xfrm>
+                          <a:off x="0" y="0"/>
+                          <a:ext cx="4457700" cy="635"/>
+                        </a:xfrm>
+                        <a:prstGeom prst="rect">
+                          <a:avLst/>
+                        </a:prstGeom>
+                        <a:solidFill>
+                          <a:prstClr val="white"/>
+                        </a:solidFill>
+                        <a:ln>
+                          <a:noFill/>
+                        </a:ln>
+                      </wps:spPr>
+                      <wps:txbx>
+                        <w:txbxContent>
+                          <w:p>
+                            <w:pPr>
+                              <w:pStyle w:val="Caption"/>
+                              <w:rPr>
+                                <w:noProof/>
+                                <w:color w:val="000000" w:themeColor="text1"/>
+                                <w:sz w:val="20"/>
+                                <w:szCs w:val="20"/>
+                              </w:rPr>
+                            </w:pPr>
+                            <w:r>
+                              <w:rPr>
+                                <w:sz w:val="20"/>
+                                <w:szCs w:val="20"/>
+                              </w:rPr>
+                              <w:t xml:space="preserve">Figura </w:t>
+                            </w:r>
+                            <w:r>
+                              <w:rPr>
+                                <w:sz w:val="20"/>
+                                <w:szCs w:val="20"/>
+                              </w:rPr>
+                              <w:fldChar w:fldCharType="begin"/>
+                            </w:r>
+                            <w:r>
+                              <w:rPr>
+                                <w:sz w:val="20"/>
+                                <w:szCs w:val="20"/>
+                              </w:rPr>
+                              <w:instrText xml:space="preserve"> SEQ Figura \* ARABIC </w:instrText>
+                            </w:r>
+                            <w:r>
+                              <w:rPr>
+                                <w:sz w:val="20"/>
+                                <w:szCs w:val="20"/>
+                              </w:rPr>
+                              <w:fldChar w:fldCharType="separate"/>
+                            </w:r>
+                            <w:r>
+                              <w:rPr>
+                                <w:noProof/>
+                                <w:sz w:val="20"/>
+                                <w:szCs w:val="20"/>
+                              </w:rPr>
+                              <w:t>3</w:t>
+                            </w:r>
+                            <w:r>
+                              <w:rPr>
+                                <w:sz w:val="20"/>
+                                <w:szCs w:val="20"/>
+                              </w:rPr>
+                              <w:fldChar w:fldCharType="end"/>
+                            </w:r>
+                            <w:r>
+                              <w:rPr>
+                                <w:sz w:val="20"/>
+                                <w:szCs w:val="20"/>
+                              </w:rPr>
+                              <w:t xml:space="preserve"> - Tile 512x512</w:t>
+                            </w:r>
+                          </w:p>
+                        </w:txbxContent>
+                      </wps:txbx>
+                      <wps:bodyPr rot="0" spcFirstLastPara="0" vertOverflow="overflow" horzOverflow="overflow" vert="horz" wrap="square" lIns="0" tIns="0" rIns="0" bIns="0" numCol="1" spcCol="0" rtlCol="0" fromWordArt="0" anchor="t" anchorCtr="0" forceAA="0" compatLnSpc="1">
+                        <a:prstTxWarp prst="textNoShape">
+                          <a:avLst/>
+                        </a:prstTxWarp>
+                        <a:spAutoFit/>
+                      </wps:bodyPr>
+                    </wps:wsp>
+                  </a:graphicData>
+                </a:graphic>
+              </wp:anchor>
+            </w:drawing>
+          </mc:Choice>
+          <mc:Fallback>
+            <w:pict>
+              <v:shape w14:anchorId="008BED14" id="_x0000_s1028" type="#_x0000_t202" style="position:absolute;left:0;text-align:left;margin-left:0;margin-top:5.65pt;width:351pt;height:.05pt;z-index:251670528;visibility:visible;mso-wrap-style:square;mso-wrap-distance-left:9pt;mso-wrap-distance-top:0;mso-wrap-distance-right:9pt;mso-wrap-distance-bottom:0;mso-position-horizontal:center;mso-position-horizontal-relative:page;mso-position-vertical:absolute;mso-position-vertical-relative:text;v-text-anchor:top" o:gfxdata="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" stroked="f">
+                <v:textbox style="mso-fit-shape-to-text:t" inset="0,0,0,0">
+                  <w:txbxContent>
+                    <w:p>
+                      <w:pPr>
+                        <w:pStyle w:val="Caption"/>
+                        <w:rPr>
+                          <w:noProof/>
+                          <w:color w:val="000000" w:themeColor="text1"/>
+                          <w:sz w:val="20"/>
+                          <w:szCs w:val="20"/>
+                        </w:rPr>
+                      </w:pPr>
+                      <w:r>
+                        <w:rPr>
+                          <w:sz w:val="20"/>
+                          <w:szCs w:val="20"/>
+                        </w:rPr>
+                        <w:t xml:space="preserve">Figura </w:t>
+                      </w:r>
+                      <w:r>
+                        <w:rPr>
+                          <w:sz w:val="20"/>
+                          <w:szCs w:val="20"/>
+                        </w:rPr>
+                        <w:fldChar w:fldCharType="begin"/>
+                      </w:r>
+                      <w:r>
+                        <w:rPr>
+                          <w:sz w:val="20"/>
+                          <w:szCs w:val="20"/>
+                        </w:rPr>
+                        <w:instrText xml:space="preserve"> SEQ Figura \* ARABIC </w:instrText>
+                      </w:r>
+                      <w:r>
+                        <w:rPr>
+                          <w:sz w:val="20"/>
+                          <w:szCs w:val="20"/>
+                        </w:rPr>
+                        <w:fldChar w:fldCharType="separate"/>
+                      </w:r>
+                      <w:r>
+                        <w:rPr>
+                          <w:noProof/>
+                          <w:sz w:val="20"/>
+                          <w:szCs w:val="20"/>
+                        </w:rPr>
+                        <w:t>3</w:t>
+                      </w:r>
+                      <w:r>
+                        <w:rPr>
+                          <w:sz w:val="20"/>
+                          <w:szCs w:val="20"/>
+                        </w:rPr>
+                        <w:fldChar w:fldCharType="end"/>
+                      </w:r>
+                      <w:r>
+                        <w:rPr>
+                          <w:sz w:val="20"/>
+                          <w:szCs w:val="20"/>
+                        </w:rPr>
+                        <w:t xml:space="preserve"> - Tile 512x512</w:t>
+                      </w:r>
+                    </w:p>
+                  </w:txbxContent>
+                </v:textbox>
+                <w10:wrap type="square" anchorx="page"/>
+              </v:shape>
+            </w:pict>
+          </mc:Fallback>
+        </mc:AlternateContent>
+      </w:r>
+    </w:p>
+    <w:p>
+      <w:pPr>
+        <w:pStyle w:val="ListParagraph"/>
+        <w:ind w:left="576"/>
+        <w:rPr>
+          <w:rFonts w:ascii="Arial" w:eastAsia="Arial" w:hAnsi="Arial" w:cs="Arial"/>
+          <w:b/>
+          <w:bCs/>
+          <w:sz w:val="24"/>
+          <w:szCs w:val="24"/>
+        </w:rPr>
+      </w:pPr>
+    </w:p>
+    <w:p>
+      <w:pPr>
+        <w:pStyle w:val="ListParagraph"/>
+        <w:ind w:left="576"/>
+        <w:rPr>
+          <w:rFonts w:ascii="Arial" w:eastAsia="Arial" w:hAnsi="Arial" w:cs="Arial"/>
+          <w:b/>
+          <w:bCs/>
+          <w:sz w:val="24"/>
+          <w:szCs w:val="24"/>
+        </w:rPr>
+      </w:pPr>
+    </w:p>
+    <w:p>
+      <w:pPr>
+        <w:pStyle w:val="ListParagraph"/>
+        <w:ind w:left="576"/>
+        <w:rPr>
+          <w:rFonts w:ascii="Arial" w:eastAsia="Arial" w:hAnsi="Arial" w:cs="Arial"/>
+          <w:b/>
+          <w:bCs/>
+          <w:sz w:val="24"/>
+          <w:szCs w:val="24"/>
+        </w:rPr>
+      </w:pPr>
+    </w:p>
+    <w:p>
+      <w:pPr>
+        <w:pStyle w:val="ListParagraph"/>
         <w:numPr>
           <w:ilvl w:val="1"/>
-          <w:numId w:val="2"/>
+          <w:numId w:val="4"/>
         </w:numPr>
         <w:rPr>
-          <w:rFonts w:ascii="Arial" w:hAnsi="Arial" w:eastAsia="Arial" w:cs="Arial"/>
-          <w:b w:val="1"/>
-          <w:bCs w:val="1"/>
-          <w:color w:val="auto"/>
+          <w:rFonts w:ascii="Arial" w:eastAsia="Arial" w:hAnsi="Arial" w:cs="Arial"/>
+          <w:b/>
+          <w:bCs/>
           <w:sz w:val="24"/>
           <w:szCs w:val="24"/>
         </w:rPr>
       </w:pPr>
       <w:r>
         <w:rPr>
-          <w:rFonts w:ascii="Arial" w:hAnsi="Arial" w:eastAsia="Arial" w:cs="Arial"/>
-          <w:b w:val="1"/>
-          <w:bCs w:val="1"/>
+          <w:rFonts w:ascii="Arial" w:eastAsia="Arial" w:hAnsi="Arial" w:cs="Arial"/>
+          <w:b/>
+          <w:bCs/>
           <w:sz w:val="24"/>
           <w:szCs w:val="24"/>
         </w:rPr>
+        <w:lastRenderedPageBreak/>
         <w:t>DEFINIÇÃO DO ALVO E ANOTAÇÃO</w:t>
       </w:r>
     </w:p>
     <w:p>
-      <w:pPr>
-        <w:pStyle w:val="Normal"/>
-      </w:pPr>
-      <w:r>
-        <w:rPr/>
+      <w:r>
         <w:t>O objeto-alvo escolhido foi o heliponto (classe única chamada heliponto). São Paulo possui uma das maiores frotas de helicópteros urbanos do mundo, e a marcação padrão de heliponto é um alvo visualmente distinto e com forma geométrica clara em vista de topo, o que favorece a anotação e o aprendizado. Por ser pequeno, exigiu a coleta em alta resolução discutida na seção anterior.</w:t>
       </w:r>
     </w:p>
     <w:p>
-      <w:pPr>
-        <w:pStyle w:val="Normal"/>
-      </w:pPr>
-      <w:r>
-        <w:rPr/>
-        <w:t xml:space="preserve">A anotação foi feita no </w:t>
-      </w:r>
-      <w:r>
-        <w:rPr/>
-        <w:t>Roboflow</w:t>
-      </w:r>
-      <w:r>
-        <w:rPr/>
-        <w:t>, com uma única classe, seguindo um padrão escrito de anotação que cobre a margem máxima entre a caixa e o objeto, o tratamento de helipontos cortados pela borda (anota-se apenas a porção visível) e o tratamento de sombra e reflexo. As anotações foram exportadas no formato YOLO (um arquivo de texto por imagem, com coordenadas normalizadas), e as imagens sem heliponto foram mantidas como exemplos negativos (arquivo de rótulo vazio) para reduzir falsos positivos.</w:t>
-      </w:r>
-    </w:p>
-    <w:p>
-      <w:pPr>
-        <w:pStyle w:val="Normal"/>
-      </w:pPr>
-      <w:r>
-        <w:rPr/>
+      <w:r>
+        <w:t>A anotação foi feita no Roboflow, com uma única classe, seguindo um padrão escrito de anotação que cobre a margem máxima entre a caixa e o objeto, o tratamento de helipontos cortados pela borda (anota-se apenas a porção visível) e o tratamento de sombra e reflexo. As anotações foram exportadas no formato YOLO (um arquivo de texto por imagem, com coordenadas normalizadas), e as imagens sem heliponto foram mantidas como exemplos negativos (arquivo de rótulo vazio) para reduzir falsos positivos.</w:t>
+      </w:r>
+    </w:p>
+    <w:p>
+      <w:r>
         <w:t xml:space="preserve">Ao todo foram reunidas aproximadamente </w:t>
       </w:r>
       <w:r>
-        <w:rPr/>
         <w:t>230</w:t>
       </w:r>
       <w:r>
-        <w:rPr/>
         <w:t xml:space="preserve"> instâncias anotadas de heliponto.</w:t>
       </w:r>
     </w:p>
     <w:p>
-      <w:pPr>
-        <w:pStyle w:val="Normal"/>
-      </w:pPr>
-    </w:p>
-    <w:p>
-      <w:pPr>
-        <w:pStyle w:val="Normal"/>
-        <w:jc w:val="center"/>
-      </w:pPr>
-      <w:r>
+      <w:r>
+        <w:rPr>
+          <w:noProof/>
+        </w:rPr>
+        <mc:AlternateContent>
+          <mc:Choice Requires="wps">
+            <w:drawing>
+              <wp:anchor distT="0" distB="0" distL="114300" distR="114300" simplePos="0" relativeHeight="251672576" behindDoc="0" locked="0" layoutInCell="1" allowOverlap="1" wp14:anchorId="7235BF7D" wp14:editId="29C210ED">
+                <wp:simplePos x="0" y="0"/>
+                <wp:positionH relativeFrom="column">
+                  <wp:posOffset>706755</wp:posOffset>
+                </wp:positionH>
+                <wp:positionV relativeFrom="paragraph">
+                  <wp:posOffset>4154805</wp:posOffset>
+                </wp:positionV>
+                <wp:extent cx="3987165" cy="635"/>
+                <wp:effectExtent l="0" t="0" r="0" b="0"/>
+                <wp:wrapSquare wrapText="bothSides"/>
+                <wp:docPr id="1260268678" name="Text Box 1"/>
+                <wp:cNvGraphicFramePr/>
+                <a:graphic xmlns:a="http://schemas.openxmlformats.org/drawingml/2006/main">
+                  <a:graphicData uri="http://schemas.microsoft.com/office/word/2010/wordprocessingShape">
+                    <wps:wsp>
+                      <wps:cNvSpPr txBox="1"/>
+                      <wps:spPr>
+                        <a:xfrm>
+                          <a:off x="0" y="0"/>
+                          <a:ext cx="3987165" cy="635"/>
+                        </a:xfrm>
+                        <a:prstGeom prst="rect">
+                          <a:avLst/>
+                        </a:prstGeom>
+                        <a:solidFill>
+                          <a:prstClr val="white"/>
+                        </a:solidFill>
+                        <a:ln>
+                          <a:noFill/>
+                        </a:ln>
+                      </wps:spPr>
+                      <wps:txbx>
+                        <w:txbxContent>
+                          <w:p>
+                            <w:pPr>
+                              <w:pStyle w:val="Caption"/>
+                              <w:rPr>
+                                <w:noProof/>
+                                <w:color w:val="000000" w:themeColor="text1"/>
+                                <w:sz w:val="20"/>
+                                <w:szCs w:val="20"/>
+                              </w:rPr>
+                            </w:pPr>
+                            <w:r>
+                              <w:rPr>
+                                <w:sz w:val="20"/>
+                                <w:szCs w:val="20"/>
+                              </w:rPr>
+                              <w:t xml:space="preserve">Figura </w:t>
+                            </w:r>
+                            <w:r>
+                              <w:rPr>
+                                <w:sz w:val="20"/>
+                                <w:szCs w:val="20"/>
+                              </w:rPr>
+                              <w:fldChar w:fldCharType="begin"/>
+                            </w:r>
+                            <w:r>
+                              <w:rPr>
+                                <w:sz w:val="20"/>
+                                <w:szCs w:val="20"/>
+                              </w:rPr>
+                              <w:instrText xml:space="preserve"> SEQ Figura \* ARABIC </w:instrText>
+                            </w:r>
+                            <w:r>
+                              <w:rPr>
+                                <w:sz w:val="20"/>
+                                <w:szCs w:val="20"/>
+                              </w:rPr>
+                              <w:fldChar w:fldCharType="separate"/>
+                            </w:r>
+                            <w:r>
+                              <w:rPr>
+                                <w:noProof/>
+                                <w:sz w:val="20"/>
+                                <w:szCs w:val="20"/>
+                              </w:rPr>
+                              <w:t>4</w:t>
+                            </w:r>
+                            <w:r>
+                              <w:rPr>
+                                <w:sz w:val="20"/>
+                                <w:szCs w:val="20"/>
+                              </w:rPr>
+                              <w:fldChar w:fldCharType="end"/>
+                            </w:r>
+                            <w:r>
+                              <w:rPr>
+                                <w:sz w:val="20"/>
+                                <w:szCs w:val="20"/>
+                              </w:rPr>
+                              <w:t xml:space="preserve"> - Imagem com Anotação de Heliponto do Roboflow</w:t>
+                            </w:r>
+                          </w:p>
+                        </w:txbxContent>
+                      </wps:txbx>
+                      <wps:bodyPr rot="0" spcFirstLastPara="0" vertOverflow="overflow" horzOverflow="overflow" vert="horz" wrap="square" lIns="0" tIns="0" rIns="0" bIns="0" numCol="1" spcCol="0" rtlCol="0" fromWordArt="0" anchor="t" anchorCtr="0" forceAA="0" compatLnSpc="1">
+                        <a:prstTxWarp prst="textNoShape">
+                          <a:avLst/>
+                        </a:prstTxWarp>
+                        <a:spAutoFit/>
+                      </wps:bodyPr>
+                    </wps:wsp>
+                  </a:graphicData>
+                </a:graphic>
+              </wp:anchor>
+            </w:drawing>
+          </mc:Choice>
+          <mc:Fallback>
+            <w:pict>
+              <v:shape w14:anchorId="7235BF7D" id="_x0000_s1029" type="#_x0000_t202" style="position:absolute;left:0;text-align:left;margin-left:55.65pt;margin-top:327.15pt;width:313.95pt;height:.05pt;z-index:251672576;visibility:visible;mso-wrap-style:square;mso-wrap-distance-left:9pt;mso-wrap-distance-top:0;mso-wrap-distance-right:9pt;mso-wrap-distance-bottom:0;mso-position-horizontal:absolute;mso-position-horizontal-relative:text;mso-position-vertical:absolute;mso-position-vertical-relative:text;v-text-anchor:top" o:gfxdata="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" stroked="f">
+                <v:textbox style="mso-fit-shape-to-text:t" inset="0,0,0,0">
+                  <w:txbxContent>
+                    <w:p>
+                      <w:pPr>
+                        <w:pStyle w:val="Caption"/>
+                        <w:rPr>
+                          <w:noProof/>
+                          <w:color w:val="000000" w:themeColor="text1"/>
+                          <w:sz w:val="20"/>
+                          <w:szCs w:val="20"/>
+                        </w:rPr>
+                      </w:pPr>
+                      <w:r>
+                        <w:rPr>
+                          <w:sz w:val="20"/>
+                          <w:szCs w:val="20"/>
+                        </w:rPr>
+                        <w:t xml:space="preserve">Figura </w:t>
+                      </w:r>
+                      <w:r>
+                        <w:rPr>
+                          <w:sz w:val="20"/>
+                          <w:szCs w:val="20"/>
+                        </w:rPr>
+                        <w:fldChar w:fldCharType="begin"/>
+                      </w:r>
+                      <w:r>
+                        <w:rPr>
+                          <w:sz w:val="20"/>
+                          <w:szCs w:val="20"/>
+                        </w:rPr>
+                        <w:instrText xml:space="preserve"> SEQ Figura \* ARABIC </w:instrText>
+                      </w:r>
+                      <w:r>
+                        <w:rPr>
+                          <w:sz w:val="20"/>
+                          <w:szCs w:val="20"/>
+                        </w:rPr>
+                        <w:fldChar w:fldCharType="separate"/>
+                      </w:r>
+                      <w:r>
+                        <w:rPr>
+                          <w:noProof/>
+                          <w:sz w:val="20"/>
+                          <w:szCs w:val="20"/>
+                        </w:rPr>
+                        <w:t>4</w:t>
+                      </w:r>
+                      <w:r>
+                        <w:rPr>
+                          <w:sz w:val="20"/>
+                          <w:szCs w:val="20"/>
+                        </w:rPr>
+                        <w:fldChar w:fldCharType="end"/>
+                      </w:r>
+                      <w:r>
+                        <w:rPr>
+                          <w:sz w:val="20"/>
+                          <w:szCs w:val="20"/>
+                        </w:rPr>
+                        <w:t xml:space="preserve"> - Imagem com Anotação de Heliponto do Roboflow</w:t>
+                      </w:r>
+                    </w:p>
+                  </w:txbxContent>
+                </v:textbox>
+                <w10:wrap type="square"/>
+              </v:shape>
+            </w:pict>
+          </mc:Fallback>
+        </mc:AlternateContent>
+      </w:r>
+      <w:r>
+        <w:rPr>
+          <w:noProof/>
+        </w:rPr>
         <w:drawing>
-          <wp:anchor distT="0" distB="0" distL="114300" distR="114300" simplePos="0" relativeHeight="251658240" behindDoc="0" locked="0" layoutInCell="1" allowOverlap="1" wp14:editId="55A2E315" wp14:anchorId="0BA920A6">
+          <wp:anchor distT="0" distB="0" distL="114300" distR="114300" simplePos="0" relativeHeight="251659264" behindDoc="0" locked="0" layoutInCell="1" allowOverlap="1" wp14:anchorId="0BA920A6" wp14:editId="7AA79706">
             <wp:simplePos x="0" y="0"/>
-            <wp:positionH relativeFrom="column">
-              <wp:align>left</wp:align>
+            <wp:positionH relativeFrom="page">
+              <wp:align>center</wp:align>
             </wp:positionH>
             <wp:positionV relativeFrom="paragraph">
-              <wp:posOffset>0</wp:posOffset>
+              <wp:posOffset>87961</wp:posOffset>
             </wp:positionV>
             <wp:extent cx="3987230" cy="4010025"/>
             <wp:effectExtent l="0" t="0" r="0" b="0"/>
             <wp:wrapSquare wrapText="bothSides"/>
             <wp:docPr id="1470061908" name="drawing"/>
             <wp:cNvGraphicFramePr>
-              <a:graphicFrameLocks noChangeAspect="1"/>
+              <a:graphicFrameLocks xmlns:a="http://schemas.openxmlformats.org/drawingml/2006/main" noChangeAspect="1"/>
             </wp:cNvGraphicFramePr>
-            <a:graphic>
-              <a:graphicData xmlns:a="http://schemas.openxmlformats.org/drawingml/2006/main" uri="http://schemas.openxmlformats.org/drawingml/2006/picture">
+            <a:graphic xmlns:a="http://schemas.openxmlformats.org/drawingml/2006/main">
+              <a:graphicData uri="http://schemas.openxmlformats.org/drawingml/2006/picture">
                 <pic:pic xmlns:pic="http://schemas.openxmlformats.org/drawingml/2006/picture">
                   <pic:nvPicPr>
                     <pic:cNvPr id="1470061908" name="Picture 1470061908"/>
                     <pic:cNvPicPr/>
                   </pic:nvPicPr>
                   <pic:blipFill>
-                    <a:blip xmlns:r="http://schemas.openxmlformats.org/officeDocument/2006/relationships" r:embed="rId1719785797">
+                    <a:blip r:embed="rId16">
                       <a:extLst>
                         <a:ext uri="{28A0092B-C50C-407E-A947-70E740481C1C}">
                           <a14:useLocalDpi xmlns:a14="http://schemas.microsoft.com/office/drawing/2010/main"/>
@@ -2391,7 +3461,7 @@
                     </a:stretch>
                   </pic:blipFill>
                   <pic:spPr>
-                    <a:xfrm rot="0">
+                    <a:xfrm>
                       <a:off x="0" y="0"/>
                       <a:ext cx="3987230" cy="4010025"/>
                     </a:xfrm>
@@ -2414,7 +3484,11 @@
     </w:p>
     <w:p>
       <w:pPr>
-        <w:pStyle w:val="Normal"/>
+        <w:jc w:val="center"/>
+      </w:pPr>
+    </w:p>
+    <w:p>
+      <w:pPr>
         <w:ind w:firstLine="0"/>
         <w:jc w:val="center"/>
         <w:rPr>
@@ -2422,158 +3496,99 @@
           <w:szCs w:val="20"/>
         </w:rPr>
       </w:pPr>
-      <w:r>
-        <w:rPr>
-          <w:sz w:val="20"/>
-          <w:szCs w:val="20"/>
-        </w:rPr>
-        <w:t>Figura 4 – Imagem com Anotação de Heliponto do Roboflow</w:t>
-      </w:r>
-    </w:p>
-    <w:p>
-      <w:pPr>
-        <w:pStyle w:val="Normal"/>
-      </w:pPr>
-    </w:p>
-    <w:p>
-      <w:pPr>
-        <w:pStyle w:val="PargrafodaLista"/>
+    </w:p>
+    <w:p/>
+    <w:p/>
+    <w:p/>
+    <w:p/>
+    <w:p/>
+    <w:p/>
+    <w:p/>
+    <w:p/>
+    <w:p/>
+    <w:p/>
+    <w:p/>
+    <w:p/>
+    <w:p/>
+    <w:p/>
+    <w:p/>
+    <w:p/>
+    <w:p>
+      <w:pPr>
+        <w:pStyle w:val="ListParagraph"/>
         <w:numPr>
           <w:ilvl w:val="1"/>
-          <w:numId w:val="2"/>
+          <w:numId w:val="4"/>
         </w:numPr>
         <w:rPr>
-          <w:rFonts w:ascii="Arial" w:hAnsi="Arial" w:eastAsia="Arial" w:cs="Arial"/>
-          <w:b w:val="1"/>
-          <w:bCs w:val="1"/>
-          <w:color w:val="auto"/>
+          <w:rFonts w:ascii="Arial" w:eastAsia="Arial" w:hAnsi="Arial" w:cs="Arial"/>
+          <w:b/>
+          <w:bCs/>
           <w:sz w:val="24"/>
           <w:szCs w:val="24"/>
         </w:rPr>
       </w:pPr>
       <w:r>
         <w:rPr>
-          <w:rFonts w:ascii="Arial" w:hAnsi="Arial" w:eastAsia="Arial" w:cs="Arial"/>
-          <w:b w:val="1"/>
-          <w:bCs w:val="1"/>
+          <w:rFonts w:ascii="Arial" w:eastAsia="Arial" w:hAnsi="Arial" w:cs="Arial"/>
+          <w:b/>
+          <w:bCs/>
           <w:sz w:val="24"/>
           <w:szCs w:val="24"/>
         </w:rPr>
+        <w:lastRenderedPageBreak/>
         <w:t>PRÉ-PROCESSAMENTO E DIVISÃO DOS DADOS</w:t>
       </w:r>
     </w:p>
     <w:p>
-      <w:pPr>
-        <w:pStyle w:val="Normal"/>
-      </w:pPr>
-      <w:r>
-        <w:rPr/>
-        <w:t xml:space="preserve">No </w:t>
-      </w:r>
-      <w:r>
-        <w:rPr/>
-        <w:t>Roboflow</w:t>
-      </w:r>
-      <w:r>
-        <w:rPr/>
-        <w:t xml:space="preserve">, cada bloco de 512 por 512 foi redimensionado para 640 por 640 pixels, resolução de entrada do modelo. A divisão dos dados foi feita por </w:t>
-      </w:r>
-      <w:r>
-        <w:rPr/>
-        <w:t>holdout</w:t>
-      </w:r>
-      <w:r>
-        <w:rPr/>
-        <w:t xml:space="preserve"> geográfico (por bairro), e não por sorteio aleatório: as regiões de treino e validação usaram um conjunto de bairros, enquanto a Avenida Paulista foi reservada inteira como bairro inédito de teste. Essa escolha evita o vazamento de tiles visualmente parecidos entre treino e teste e fornece uma medida honesta de generalização.</w:t>
-      </w:r>
-    </w:p>
-    <w:p>
-      <w:pPr>
-        <w:pStyle w:val="Normal"/>
-      </w:pPr>
-      <w:r>
-        <w:rPr/>
-        <w:t xml:space="preserve">A </w:t>
-      </w:r>
-      <w:r>
-        <w:rPr/>
-        <w:t>augmentation</w:t>
-      </w:r>
-      <w:r>
-        <w:rPr/>
-        <w:t xml:space="preserve"> foi aplicada somente ao conjunto de treino (rotação de 90 graus e variação de brilho de mais ou menos 20 por cento); validação e teste ficaram sem </w:t>
-      </w:r>
-      <w:r>
-        <w:rPr/>
-        <w:t>augmentation</w:t>
-      </w:r>
-      <w:r>
-        <w:rPr/>
-        <w:t xml:space="preserve">, conforme o conceito visto em aula. Os volumes finais foram [PREENCHER: N treino] imagens de treino, </w:t>
-      </w:r>
-      <w:r>
-        <w:rPr/>
+      <w:r>
+        <w:t>No Roboflow, cada bloco de 512 por 512 foi redimensionado para 640 por 640 pixels, resolução de entrada do modelo. A divisão dos dados foi feita por holdout geográfico (por bairro), e não por sorteio aleatório: as regiões de treino e validação usaram um conjunto de bairros, enquanto a Avenida Paulista foi reservada inteira como bairro inédito de teste. Essa escolha evita o vazamento de tiles visualmente parecidos entre treino e teste e fornece uma medida honesta de generalização.</w:t>
+      </w:r>
+    </w:p>
+    <w:p>
+      <w:r>
+        <w:t xml:space="preserve">A augmentation foi aplicada somente ao conjunto de treino (rotação de 90 graus e variação de brilho de mais ou menos 20 por cento); validação e teste ficaram sem augmentation, conforme o conceito visto em aula. Os volumes finais foram [PREENCHER: N treino] imagens de treino, </w:t>
+      </w:r>
+      <w:r>
         <w:t>40</w:t>
       </w:r>
       <w:r>
-        <w:rPr/>
         <w:t xml:space="preserve"> de validação e </w:t>
       </w:r>
       <w:r>
-        <w:rPr/>
         <w:t>195</w:t>
       </w:r>
       <w:r>
-        <w:rPr/>
-        <w:t xml:space="preserve"> </w:t>
-      </w:r>
-      <w:r>
-        <w:rPr/>
-        <w:t>de teste</w:t>
-      </w:r>
-      <w:r>
-        <w:rPr/>
-        <w:t xml:space="preserve"> (Alto volume devido </w:t>
-      </w:r>
-      <w:r>
-        <w:rPr/>
-        <w:t>a</w:t>
-      </w:r>
-      <w:r>
-        <w:rPr/>
-        <w:t xml:space="preserve"> grande quantidade de imagens sem Helipontos)</w:t>
-      </w:r>
-      <w:r>
-        <w:rPr/>
+        <w:t xml:space="preserve"> de teste</w:t>
+      </w:r>
+      <w:r>
+        <w:t xml:space="preserve"> (Alto volume devido a grande quantidade de imagens sem Helipontos)</w:t>
+      </w:r>
+      <w:r>
         <w:t>.</w:t>
       </w:r>
     </w:p>
-    <w:p>
-      <w:pPr>
-        <w:pStyle w:val="Normal"/>
-      </w:pPr>
-    </w:p>
-    <w:p>
-      <w:pPr>
-        <w:pStyle w:val="PargrafodaLista"/>
+    <w:p/>
+    <w:p>
+      <w:pPr>
+        <w:pStyle w:val="ListParagraph"/>
         <w:numPr>
           <w:ilvl w:val="1"/>
-          <w:numId w:val="2"/>
+          <w:numId w:val="4"/>
         </w:numPr>
         <w:rPr>
-          <w:rFonts w:ascii="Arial" w:hAnsi="Arial" w:eastAsia="Arial" w:cs="Arial"/>
-          <w:b w:val="1"/>
-          <w:bCs w:val="1"/>
-          <w:color w:val="auto"/>
+          <w:rFonts w:ascii="Arial" w:eastAsia="Arial" w:hAnsi="Arial" w:cs="Arial"/>
+          <w:b/>
+          <w:bCs/>
           <w:sz w:val="24"/>
           <w:szCs w:val="24"/>
         </w:rPr>
       </w:pPr>
       <w:r>
         <w:rPr>
-          <w:rFonts w:ascii="Arial" w:hAnsi="Arial" w:eastAsia="Arial" w:cs="Arial"/>
-          <w:b w:val="1"/>
-          <w:bCs w:val="1"/>
+          <w:rFonts w:ascii="Arial" w:eastAsia="Arial" w:hAnsi="Arial" w:cs="Arial"/>
+          <w:b/>
+          <w:bCs/>
           <w:sz w:val="24"/>
           <w:szCs w:val="24"/>
         </w:rPr>
@@ -2581,118 +3596,36 @@
       </w:r>
     </w:p>
     <w:p>
-      <w:pPr>
-        <w:pStyle w:val="Normal"/>
-      </w:pPr>
-      <w:r>
-        <w:rPr/>
-        <w:t xml:space="preserve">O treino partiu de pesos </w:t>
-      </w:r>
-      <w:r>
-        <w:rPr/>
-        <w:t>pré</w:t>
-      </w:r>
-      <w:r>
-        <w:rPr/>
-        <w:t>-treinados (</w:t>
-      </w:r>
-      <w:r>
-        <w:rPr/>
-        <w:t>transfer</w:t>
-      </w:r>
-      <w:r>
-        <w:rPr/>
-        <w:t xml:space="preserve"> learning), com o modelo principal YOLO26n. Para garantir reprodutibilidade, fixei uma semente (</w:t>
-      </w:r>
-      <w:r>
-        <w:rPr/>
-        <w:t>seed</w:t>
-      </w:r>
-      <w:r>
-        <w:rPr/>
-        <w:t xml:space="preserve"> = 42) e registrei todos os </w:t>
-      </w:r>
-      <w:r>
-        <w:rPr/>
-        <w:t>hiperparâmetros</w:t>
-      </w:r>
-      <w:r>
-        <w:rPr/>
-        <w:t xml:space="preserve">. Foram executadas duas rodadas de treinamento variando exatamente um </w:t>
-      </w:r>
-      <w:r>
-        <w:rPr/>
-        <w:t>hiperparâmetro</w:t>
-      </w:r>
-      <w:r>
-        <w:rPr/>
-        <w:t xml:space="preserve"> entre elas (o número de épocas: 30 na primeira e 50 na segunda), mantendo o restante idêntico, para uma comparação justa. A melhor rodada foi selecionada pela mAP@0.5:0.95 de validação.</w:t>
-      </w:r>
-    </w:p>
-    <w:p>
-      <w:pPr>
-        <w:pStyle w:val="Normal"/>
-      </w:pPr>
-      <w:r>
-        <w:rPr/>
-        <w:t xml:space="preserve">Como comparação de arquitetura, treinei adicionalmente o YOLO11n sob </w:t>
-      </w:r>
-      <w:r>
-        <w:rPr/>
-        <w:t>os mesmos</w:t>
-      </w:r>
-      <w:r>
-        <w:rPr/>
-        <w:t xml:space="preserve"> </w:t>
-      </w:r>
-      <w:r>
-        <w:rPr/>
-        <w:t>hiperparâmetros</w:t>
-      </w:r>
-      <w:r>
-        <w:rPr/>
-        <w:t xml:space="preserve"> da melhor rodada, avaliando ambos no mesmo conjunto de teste</w:t>
-      </w:r>
-      <w:r>
-        <w:rPr/>
+      <w:r>
+        <w:t>O treino partiu de pesos pré-treinados (transfer learning), com o modelo principal YOLO26n. Para garantir reprodutibilidade, fixei uma semente (seed = 42) e registrei todos os hiperparâmetros. Foram executadas duas rodadas de treinamento variando exatamente um hiperparâmetro entre elas (o número de épocas: 30 na primeira e 50 na segunda), mantendo o restante idêntico, para uma comparação justa. A melhor rodada foi selecionada pela mAP@0.5:0.95 de validação.</w:t>
+      </w:r>
+    </w:p>
+    <w:p>
+      <w:r>
+        <w:t>Como comparação de arquitetura, treinei adicionalmente o YOLO11n sob os mesmos hiperparâmetros da melhor rodada, avaliando ambos no mesmo conjunto de teste</w:t>
+      </w:r>
+      <w:r>
         <w:t>,</w:t>
       </w:r>
       <w:r>
-        <w:rPr/>
-        <w:t xml:space="preserve"> única forma de comparação válida, já que a </w:t>
-      </w:r>
-      <w:r>
-        <w:rPr/>
-        <w:t>mAP</w:t>
-      </w:r>
-      <w:r>
-        <w:rPr/>
-        <w:t xml:space="preserve"> não é comparável entre </w:t>
-      </w:r>
-      <w:r>
-        <w:rPr/>
-        <w:t>datasets</w:t>
-      </w:r>
-      <w:r>
-        <w:rPr/>
-        <w:t xml:space="preserve"> ou divisões diferentes.</w:t>
+        <w:t xml:space="preserve"> única forma de comparação válida, já que a mAP não é comparável entre datasets ou divisões diferentes.</w:t>
       </w:r>
     </w:p>
     <w:tbl>
       <w:tblPr>
-        <w:tblStyle w:val="Tabelacomgrade"/>
+        <w:tblStyle w:val="TableGrid"/>
         <w:tblW w:w="0" w:type="auto"/>
         <w:tblLook w:val="06A0" w:firstRow="1" w:lastRow="0" w:firstColumn="1" w:lastColumn="0" w:noHBand="1" w:noVBand="1"/>
       </w:tblPr>
       <w:tblGrid>
-        <w:gridCol w:w="1132"/>
-        <w:gridCol w:w="1132"/>
-        <w:gridCol w:w="1132"/>
-        <w:gridCol w:w="1132"/>
-        <w:gridCol w:w="1132"/>
-        <w:gridCol w:w="1132"/>
-        <w:gridCol w:w="1132"/>
-        <w:gridCol w:w="1132"/>
+        <w:gridCol w:w="1079"/>
+        <w:gridCol w:w="1106"/>
+        <w:gridCol w:w="1354"/>
+        <w:gridCol w:w="953"/>
+        <w:gridCol w:w="1028"/>
+        <w:gridCol w:w="995"/>
+        <w:gridCol w:w="1134"/>
+        <w:gridCol w:w="1412"/>
       </w:tblGrid>
       <w:tr>
         <w:trPr>
@@ -2700,22 +3633,26 @@
         </w:trPr>
         <w:tc>
           <w:tcPr>
-            <w:tcW w:w="1132" w:type="dxa"/>
-            <w:tcMar/>
+            <w:tcW w:w="1079" w:type="dxa"/>
           </w:tcPr>
           <w:p>
             <w:pPr>
-              <w:pStyle w:val="Normal"/>
               <w:ind w:firstLine="0"/>
               <w:rPr>
+                <w:b/>
+                <w:bCs/>
                 <w:sz w:val="20"/>
                 <w:szCs w:val="20"/>
+                <w:highlight w:val="yellow"/>
               </w:rPr>
             </w:pPr>
             <w:r>
               <w:rPr>
+                <w:b/>
+                <w:bCs/>
                 <w:sz w:val="20"/>
                 <w:szCs w:val="20"/>
+                <w:highlight w:val="yellow"/>
               </w:rPr>
               <w:t>Rodada</w:t>
             </w:r>
@@ -2723,22 +3660,26 @@
         </w:tc>
         <w:tc>
           <w:tcPr>
-            <w:tcW w:w="1132" w:type="dxa"/>
-            <w:tcMar/>
+            <w:tcW w:w="1106" w:type="dxa"/>
           </w:tcPr>
           <w:p>
             <w:pPr>
-              <w:pStyle w:val="Normal"/>
               <w:ind w:firstLine="0"/>
               <w:rPr>
+                <w:b/>
+                <w:bCs/>
                 <w:sz w:val="20"/>
                 <w:szCs w:val="20"/>
+                <w:highlight w:val="yellow"/>
               </w:rPr>
             </w:pPr>
             <w:r>
               <w:rPr>
+                <w:b/>
+                <w:bCs/>
                 <w:sz w:val="20"/>
                 <w:szCs w:val="20"/>
+                <w:highlight w:val="yellow"/>
               </w:rPr>
               <w:t>Modelo</w:t>
             </w:r>
@@ -2746,22 +3687,26 @@
         </w:tc>
         <w:tc>
           <w:tcPr>
-            <w:tcW w:w="1132" w:type="dxa"/>
-            <w:tcMar/>
+            <w:tcW w:w="1354" w:type="dxa"/>
           </w:tcPr>
           <w:p>
             <w:pPr>
-              <w:pStyle w:val="Normal"/>
               <w:ind w:firstLine="0"/>
               <w:rPr>
+                <w:b/>
+                <w:bCs/>
                 <w:sz w:val="20"/>
                 <w:szCs w:val="20"/>
+                <w:highlight w:val="yellow"/>
               </w:rPr>
             </w:pPr>
             <w:r>
               <w:rPr>
+                <w:b/>
+                <w:bCs/>
                 <w:sz w:val="20"/>
                 <w:szCs w:val="20"/>
+                <w:highlight w:val="yellow"/>
               </w:rPr>
               <w:t>Qtd Épocas</w:t>
             </w:r>
@@ -2769,22 +3714,26 @@
         </w:tc>
         <w:tc>
           <w:tcPr>
-            <w:tcW w:w="1132" w:type="dxa"/>
-            <w:tcMar/>
+            <w:tcW w:w="953" w:type="dxa"/>
           </w:tcPr>
           <w:p>
             <w:pPr>
-              <w:pStyle w:val="Normal"/>
               <w:ind w:firstLine="0"/>
               <w:rPr>
+                <w:b/>
+                <w:bCs/>
                 <w:sz w:val="20"/>
                 <w:szCs w:val="20"/>
+                <w:highlight w:val="yellow"/>
               </w:rPr>
             </w:pPr>
             <w:r>
               <w:rPr>
+                <w:b/>
+                <w:bCs/>
                 <w:sz w:val="20"/>
                 <w:szCs w:val="20"/>
+                <w:highlight w:val="yellow"/>
               </w:rPr>
               <w:t>Batch</w:t>
             </w:r>
@@ -2792,22 +3741,26 @@
         </w:tc>
         <w:tc>
           <w:tcPr>
-            <w:tcW w:w="1132" w:type="dxa"/>
-            <w:tcMar/>
+            <w:tcW w:w="1028" w:type="dxa"/>
           </w:tcPr>
           <w:p>
             <w:pPr>
-              <w:pStyle w:val="Normal"/>
               <w:ind w:firstLine="0"/>
               <w:rPr>
+                <w:b/>
+                <w:bCs/>
                 <w:sz w:val="20"/>
                 <w:szCs w:val="20"/>
+                <w:highlight w:val="yellow"/>
               </w:rPr>
             </w:pPr>
             <w:r>
               <w:rPr>
+                <w:b/>
+                <w:bCs/>
                 <w:sz w:val="20"/>
                 <w:szCs w:val="20"/>
+                <w:highlight w:val="yellow"/>
               </w:rPr>
               <w:t>imgsz</w:t>
             </w:r>
@@ -2815,22 +3768,26 @@
         </w:tc>
         <w:tc>
           <w:tcPr>
-            <w:tcW w:w="1132" w:type="dxa"/>
-            <w:tcMar/>
+            <w:tcW w:w="995" w:type="dxa"/>
           </w:tcPr>
           <w:p>
             <w:pPr>
-              <w:pStyle w:val="Normal"/>
               <w:ind w:firstLine="0"/>
               <w:rPr>
+                <w:b/>
+                <w:bCs/>
                 <w:sz w:val="20"/>
                 <w:szCs w:val="20"/>
+                <w:highlight w:val="yellow"/>
               </w:rPr>
             </w:pPr>
             <w:r>
               <w:rPr>
+                <w:b/>
+                <w:bCs/>
                 <w:sz w:val="20"/>
                 <w:szCs w:val="20"/>
+                <w:highlight w:val="yellow"/>
               </w:rPr>
               <w:t>seed</w:t>
             </w:r>
@@ -2838,22 +3795,26 @@
         </w:tc>
         <w:tc>
           <w:tcPr>
-            <w:tcW w:w="1132" w:type="dxa"/>
-            <w:tcMar/>
+            <w:tcW w:w="1134" w:type="dxa"/>
           </w:tcPr>
           <w:p>
             <w:pPr>
-              <w:pStyle w:val="Normal"/>
               <w:ind w:firstLine="0"/>
               <w:rPr>
+                <w:b/>
+                <w:bCs/>
                 <w:sz w:val="20"/>
                 <w:szCs w:val="20"/>
+                <w:highlight w:val="yellow"/>
               </w:rPr>
             </w:pPr>
             <w:r>
               <w:rPr>
+                <w:b/>
+                <w:bCs/>
                 <w:sz w:val="20"/>
                 <w:szCs w:val="20"/>
+                <w:highlight w:val="yellow"/>
               </w:rPr>
               <w:t>MAP@0.5</w:t>
             </w:r>
@@ -2861,22 +3822,26 @@
         </w:tc>
         <w:tc>
           <w:tcPr>
-            <w:tcW w:w="1132" w:type="dxa"/>
-            <w:tcMar/>
+            <w:tcW w:w="1412" w:type="dxa"/>
           </w:tcPr>
           <w:p>
             <w:pPr>
-              <w:pStyle w:val="Normal"/>
               <w:ind w:firstLine="0"/>
               <w:rPr>
+                <w:b/>
+                <w:bCs/>
                 <w:sz w:val="20"/>
                 <w:szCs w:val="20"/>
+                <w:highlight w:val="yellow"/>
               </w:rPr>
             </w:pPr>
             <w:r>
               <w:rPr>
+                <w:b/>
+                <w:bCs/>
                 <w:sz w:val="20"/>
                 <w:szCs w:val="20"/>
+                <w:highlight w:val="yellow"/>
               </w:rPr>
               <w:t>MAP@0.5.95</w:t>
             </w:r>
@@ -2889,22 +3854,22 @@
         </w:trPr>
         <w:tc>
           <w:tcPr>
-            <w:tcW w:w="1132" w:type="dxa"/>
-            <w:tcMar/>
+            <w:tcW w:w="1079" w:type="dxa"/>
           </w:tcPr>
           <w:p>
             <w:pPr>
-              <w:pStyle w:val="Normal"/>
               <w:ind w:firstLine="0"/>
               <w:rPr>
                 <w:sz w:val="20"/>
                 <w:szCs w:val="20"/>
+                <w:highlight w:val="yellow"/>
               </w:rPr>
             </w:pPr>
             <w:r>
               <w:rPr>
                 <w:sz w:val="20"/>
                 <w:szCs w:val="20"/>
+                <w:highlight w:val="yellow"/>
               </w:rPr>
               <w:t>1</w:t>
             </w:r>
@@ -2912,22 +3877,22 @@
         </w:tc>
         <w:tc>
           <w:tcPr>
-            <w:tcW w:w="1132" w:type="dxa"/>
-            <w:tcMar/>
+            <w:tcW w:w="1106" w:type="dxa"/>
           </w:tcPr>
           <w:p>
             <w:pPr>
-              <w:pStyle w:val="Normal"/>
               <w:ind w:firstLine="0"/>
               <w:rPr>
                 <w:sz w:val="20"/>
                 <w:szCs w:val="20"/>
+                <w:highlight w:val="yellow"/>
               </w:rPr>
             </w:pPr>
             <w:r>
               <w:rPr>
                 <w:sz w:val="20"/>
                 <w:szCs w:val="20"/>
+                <w:highlight w:val="yellow"/>
               </w:rPr>
               <w:t>YOLO26n</w:t>
             </w:r>
@@ -2935,22 +3900,22 @@
         </w:tc>
         <w:tc>
           <w:tcPr>
-            <w:tcW w:w="1132" w:type="dxa"/>
-            <w:tcMar/>
+            <w:tcW w:w="1354" w:type="dxa"/>
           </w:tcPr>
           <w:p>
             <w:pPr>
-              <w:pStyle w:val="Normal"/>
               <w:ind w:firstLine="0"/>
               <w:rPr>
                 <w:sz w:val="20"/>
                 <w:szCs w:val="20"/>
+                <w:highlight w:val="yellow"/>
               </w:rPr>
             </w:pPr>
             <w:r>
               <w:rPr>
                 <w:sz w:val="20"/>
                 <w:szCs w:val="20"/>
+                <w:highlight w:val="yellow"/>
               </w:rPr>
               <w:t>30</w:t>
             </w:r>
@@ -2958,22 +3923,22 @@
         </w:tc>
         <w:tc>
           <w:tcPr>
-            <w:tcW w:w="1132" w:type="dxa"/>
-            <w:tcMar/>
+            <w:tcW w:w="953" w:type="dxa"/>
           </w:tcPr>
           <w:p>
             <w:pPr>
-              <w:pStyle w:val="Normal"/>
               <w:ind w:firstLine="0"/>
               <w:rPr>
                 <w:sz w:val="20"/>
                 <w:szCs w:val="20"/>
+                <w:highlight w:val="yellow"/>
               </w:rPr>
             </w:pPr>
             <w:r>
               <w:rPr>
                 <w:sz w:val="20"/>
                 <w:szCs w:val="20"/>
+                <w:highlight w:val="yellow"/>
               </w:rPr>
               <w:t>16</w:t>
             </w:r>
@@ -2981,22 +3946,22 @@
         </w:tc>
         <w:tc>
           <w:tcPr>
-            <w:tcW w:w="1132" w:type="dxa"/>
-            <w:tcMar/>
+            <w:tcW w:w="1028" w:type="dxa"/>
           </w:tcPr>
           <w:p>
             <w:pPr>
-              <w:pStyle w:val="Normal"/>
               <w:ind w:firstLine="0"/>
               <w:rPr>
                 <w:sz w:val="20"/>
                 <w:szCs w:val="20"/>
+                <w:highlight w:val="yellow"/>
               </w:rPr>
             </w:pPr>
             <w:r>
               <w:rPr>
                 <w:sz w:val="20"/>
                 <w:szCs w:val="20"/>
+                <w:highlight w:val="yellow"/>
               </w:rPr>
               <w:t>640</w:t>
             </w:r>
@@ -3004,22 +3969,22 @@
         </w:tc>
         <w:tc>
           <w:tcPr>
-            <w:tcW w:w="1132" w:type="dxa"/>
-            <w:tcMar/>
+            <w:tcW w:w="995" w:type="dxa"/>
           </w:tcPr>
           <w:p>
             <w:pPr>
-              <w:pStyle w:val="Normal"/>
               <w:ind w:firstLine="0"/>
               <w:rPr>
                 <w:sz w:val="20"/>
                 <w:szCs w:val="20"/>
+                <w:highlight w:val="yellow"/>
               </w:rPr>
             </w:pPr>
             <w:r>
               <w:rPr>
                 <w:sz w:val="20"/>
                 <w:szCs w:val="20"/>
+                <w:highlight w:val="yellow"/>
               </w:rPr>
               <w:t>42</w:t>
             </w:r>
@@ -3027,32 +3992,30 @@
         </w:tc>
         <w:tc>
           <w:tcPr>
-            <w:tcW w:w="1132" w:type="dxa"/>
-            <w:tcMar/>
+            <w:tcW w:w="1134" w:type="dxa"/>
           </w:tcPr>
           <w:p>
             <w:pPr>
-              <w:pStyle w:val="Normal"/>
               <w:ind w:firstLine="0"/>
               <w:rPr>
                 <w:sz w:val="20"/>
                 <w:szCs w:val="20"/>
+                <w:highlight w:val="yellow"/>
               </w:rPr>
             </w:pPr>
           </w:p>
         </w:tc>
         <w:tc>
           <w:tcPr>
-            <w:tcW w:w="1132" w:type="dxa"/>
-            <w:tcMar/>
+            <w:tcW w:w="1412" w:type="dxa"/>
           </w:tcPr>
           <w:p>
             <w:pPr>
-              <w:pStyle w:val="Normal"/>
               <w:ind w:firstLine="0"/>
               <w:rPr>
                 <w:sz w:val="20"/>
                 <w:szCs w:val="20"/>
+                <w:highlight w:val="yellow"/>
               </w:rPr>
             </w:pPr>
           </w:p>
@@ -3064,22 +4027,22 @@
         </w:trPr>
         <w:tc>
           <w:tcPr>
-            <w:tcW w:w="1132" w:type="dxa"/>
-            <w:tcMar/>
+            <w:tcW w:w="1079" w:type="dxa"/>
           </w:tcPr>
           <w:p>
             <w:pPr>
-              <w:pStyle w:val="Normal"/>
               <w:ind w:firstLine="0"/>
               <w:rPr>
                 <w:sz w:val="20"/>
                 <w:szCs w:val="20"/>
+                <w:highlight w:val="yellow"/>
               </w:rPr>
             </w:pPr>
             <w:r>
               <w:rPr>
                 <w:sz w:val="20"/>
                 <w:szCs w:val="20"/>
+                <w:highlight w:val="yellow"/>
               </w:rPr>
               <w:t>2</w:t>
             </w:r>
@@ -3087,22 +4050,22 @@
         </w:tc>
         <w:tc>
           <w:tcPr>
-            <w:tcW w:w="1132" w:type="dxa"/>
-            <w:tcMar/>
+            <w:tcW w:w="1106" w:type="dxa"/>
           </w:tcPr>
           <w:p>
             <w:pPr>
-              <w:pStyle w:val="Normal"/>
               <w:ind w:firstLine="0"/>
               <w:rPr>
                 <w:sz w:val="20"/>
                 <w:szCs w:val="20"/>
+                <w:highlight w:val="yellow"/>
               </w:rPr>
             </w:pPr>
             <w:r>
               <w:rPr>
                 <w:sz w:val="20"/>
                 <w:szCs w:val="20"/>
+                <w:highlight w:val="yellow"/>
               </w:rPr>
               <w:t>YOLO26n</w:t>
             </w:r>
@@ -3110,22 +4073,22 @@
         </w:tc>
         <w:tc>
           <w:tcPr>
-            <w:tcW w:w="1132" w:type="dxa"/>
-            <w:tcMar/>
+            <w:tcW w:w="1354" w:type="dxa"/>
           </w:tcPr>
           <w:p>
             <w:pPr>
-              <w:pStyle w:val="Normal"/>
               <w:ind w:firstLine="0"/>
               <w:rPr>
                 <w:sz w:val="20"/>
                 <w:szCs w:val="20"/>
+                <w:highlight w:val="yellow"/>
               </w:rPr>
             </w:pPr>
             <w:r>
               <w:rPr>
                 <w:sz w:val="20"/>
                 <w:szCs w:val="20"/>
+                <w:highlight w:val="yellow"/>
               </w:rPr>
               <w:t>50</w:t>
             </w:r>
@@ -3133,22 +4096,22 @@
         </w:tc>
         <w:tc>
           <w:tcPr>
-            <w:tcW w:w="1132" w:type="dxa"/>
-            <w:tcMar/>
+            <w:tcW w:w="953" w:type="dxa"/>
           </w:tcPr>
           <w:p>
             <w:pPr>
-              <w:pStyle w:val="Normal"/>
               <w:ind w:firstLine="0"/>
               <w:rPr>
                 <w:sz w:val="20"/>
                 <w:szCs w:val="20"/>
+                <w:highlight w:val="yellow"/>
               </w:rPr>
             </w:pPr>
             <w:r>
               <w:rPr>
                 <w:sz w:val="20"/>
                 <w:szCs w:val="20"/>
+                <w:highlight w:val="yellow"/>
               </w:rPr>
               <w:t>16</w:t>
             </w:r>
@@ -3156,22 +4119,22 @@
         </w:tc>
         <w:tc>
           <w:tcPr>
-            <w:tcW w:w="1132" w:type="dxa"/>
-            <w:tcMar/>
+            <w:tcW w:w="1028" w:type="dxa"/>
           </w:tcPr>
           <w:p>
             <w:pPr>
-              <w:pStyle w:val="Normal"/>
               <w:ind w:firstLine="0"/>
               <w:rPr>
                 <w:sz w:val="20"/>
                 <w:szCs w:val="20"/>
+                <w:highlight w:val="yellow"/>
               </w:rPr>
             </w:pPr>
             <w:r>
               <w:rPr>
                 <w:sz w:val="20"/>
                 <w:szCs w:val="20"/>
+                <w:highlight w:val="yellow"/>
               </w:rPr>
               <w:t>640</w:t>
             </w:r>
@@ -3179,22 +4142,22 @@
         </w:tc>
         <w:tc>
           <w:tcPr>
-            <w:tcW w:w="1132" w:type="dxa"/>
-            <w:tcMar/>
+            <w:tcW w:w="995" w:type="dxa"/>
           </w:tcPr>
           <w:p>
             <w:pPr>
-              <w:pStyle w:val="Normal"/>
               <w:ind w:firstLine="0"/>
               <w:rPr>
                 <w:sz w:val="20"/>
                 <w:szCs w:val="20"/>
+                <w:highlight w:val="yellow"/>
               </w:rPr>
             </w:pPr>
             <w:r>
               <w:rPr>
                 <w:sz w:val="20"/>
                 <w:szCs w:val="20"/>
+                <w:highlight w:val="yellow"/>
               </w:rPr>
               <w:t>42</w:t>
             </w:r>
@@ -3202,32 +4165,30 @@
         </w:tc>
         <w:tc>
           <w:tcPr>
-            <w:tcW w:w="1132" w:type="dxa"/>
-            <w:tcMar/>
+            <w:tcW w:w="1134" w:type="dxa"/>
           </w:tcPr>
           <w:p>
             <w:pPr>
-              <w:pStyle w:val="Normal"/>
               <w:ind w:firstLine="0"/>
               <w:rPr>
                 <w:sz w:val="20"/>
                 <w:szCs w:val="20"/>
+                <w:highlight w:val="yellow"/>
               </w:rPr>
             </w:pPr>
           </w:p>
         </w:tc>
         <w:tc>
           <w:tcPr>
-            <w:tcW w:w="1132" w:type="dxa"/>
-            <w:tcMar/>
+            <w:tcW w:w="1412" w:type="dxa"/>
           </w:tcPr>
           <w:p>
             <w:pPr>
-              <w:pStyle w:val="Normal"/>
               <w:ind w:firstLine="0"/>
               <w:rPr>
                 <w:sz w:val="20"/>
                 <w:szCs w:val="20"/>
+                <w:highlight w:val="yellow"/>
               </w:rPr>
             </w:pPr>
           </w:p>
@@ -3236,77 +4197,74 @@
     </w:tbl>
     <w:p>
       <w:pPr>
-        <w:pStyle w:val="Normal"/>
         <w:ind w:firstLine="0"/>
       </w:pPr>
     </w:p>
     <w:p>
       <w:pPr>
-        <w:pStyle w:val="Ttulo2"/>
-        <w:rPr/>
-      </w:pPr>
-      <w:bookmarkStart w:name="_Toc786727945" w:id="682714797"/>
-      <w:r>
-        <w:rPr/>
+        <w:ind w:firstLine="0"/>
+      </w:pPr>
+    </w:p>
+    <w:p>
+      <w:pPr>
+        <w:ind w:firstLine="0"/>
+      </w:pPr>
+    </w:p>
+    <w:p>
+      <w:pPr>
+        <w:ind w:firstLine="0"/>
+      </w:pPr>
+    </w:p>
+    <w:p>
+      <w:pPr>
+        <w:ind w:firstLine="0"/>
+      </w:pPr>
+    </w:p>
+    <w:p>
+      <w:pPr>
+        <w:pStyle w:val="Heading2"/>
+      </w:pPr>
+      <w:bookmarkStart w:id="7" w:name="_Toc232830945"/>
+      <w:r>
+        <w:lastRenderedPageBreak/>
         <w:t>RESULTADOS E DISCUSSÃO</w:t>
       </w:r>
-      <w:bookmarkEnd w:id="682714797"/>
+      <w:bookmarkEnd w:id="7"/>
     </w:p>
     <w:p>
       <w:pPr>
         <w:ind w:firstLine="0"/>
       </w:pPr>
       <w:r>
-        <w:rPr/>
         <w:t>As métricas foram calculadas no conjunto de teste (Avenida Paulista) com limiar de confiança de 0,25 e IoU de 0,50.</w:t>
       </w:r>
     </w:p>
-    <w:p>
-      <w:pPr>
-        <w:pStyle w:val="Normal"/>
-      </w:pPr>
-    </w:p>
-    <w:p>
-      <w:pPr>
-        <w:pStyle w:val="Ttulo2"/>
-        <w:rPr/>
-      </w:pPr>
-      <w:bookmarkStart w:name="_Toc277863726" w:id="1504704482"/>
-      <w:r>
-        <w:rPr/>
+    <w:p/>
+    <w:p>
+      <w:pPr>
+        <w:pStyle w:val="Heading2"/>
+        <w:numPr>
+          <w:ilvl w:val="1"/>
+          <w:numId w:val="4"/>
+        </w:numPr>
+      </w:pPr>
+      <w:bookmarkStart w:id="8" w:name="_Toc232830946"/>
+      <w:r>
         <w:t>COMPARAÇÃO DAS RODADAS E DAS ARQUITETURAS</w:t>
       </w:r>
-      <w:bookmarkEnd w:id="1504704482"/>
-    </w:p>
-    <w:p>
-      <w:pPr>
-        <w:pStyle w:val="Normal"/>
+      <w:bookmarkEnd w:id="8"/>
+    </w:p>
+    <w:p>
+      <w:pPr>
         <w:ind w:firstLine="432"/>
       </w:pPr>
       <w:r>
-        <w:rPr/>
-        <w:t xml:space="preserve">Resultados do modelo principal (YOLO26n) e da arquitetura de comparação (YOLO11n) no conjunto de teste (bairro inédito), sob </w:t>
-      </w:r>
-      <w:r>
-        <w:rPr/>
-        <w:t>os mesmos</w:t>
-      </w:r>
-      <w:r>
-        <w:rPr/>
-        <w:t xml:space="preserve"> </w:t>
-      </w:r>
-      <w:r>
-        <w:rPr/>
-        <w:t>hiperparâmetros</w:t>
-      </w:r>
-      <w:r>
-        <w:rPr/>
-        <w:t>:</w:t>
+        <w:t>Resultados do modelo principal (YOLO26n) e da arquitetura de comparação (YOLO11n) no conjunto de teste (bairro inédito), sob os mesmos hiperparâmetros:</w:t>
       </w:r>
     </w:p>
     <w:tbl>
       <w:tblPr>
-        <w:tblStyle w:val="Tabelacomgrade"/>
+        <w:tblStyle w:val="TableGrid"/>
         <w:tblW w:w="0" w:type="auto"/>
         <w:tblLook w:val="06A0" w:firstRow="1" w:lastRow="0" w:firstColumn="1" w:lastColumn="0" w:noHBand="1" w:noVBand="1"/>
       </w:tblPr>
@@ -3324,15 +4282,22 @@
         <w:tc>
           <w:tcPr>
             <w:tcW w:w="1812" w:type="dxa"/>
-            <w:tcMar/>
           </w:tcPr>
           <w:p>
             <w:pPr>
-              <w:pStyle w:val="Normal"/>
               <w:ind w:firstLine="0"/>
+              <w:rPr>
+                <w:b/>
+                <w:bCs/>
+                <w:highlight w:val="yellow"/>
+              </w:rPr>
             </w:pPr>
             <w:r>
-              <w:rPr/>
+              <w:rPr>
+                <w:b/>
+                <w:bCs/>
+                <w:highlight w:val="yellow"/>
+              </w:rPr>
               <w:t>Modelo</w:t>
             </w:r>
           </w:p>
@@ -3340,15 +4305,22 @@
         <w:tc>
           <w:tcPr>
             <w:tcW w:w="1695" w:type="dxa"/>
-            <w:tcMar/>
           </w:tcPr>
           <w:p>
             <w:pPr>
-              <w:pStyle w:val="Normal"/>
               <w:ind w:firstLine="0"/>
+              <w:rPr>
+                <w:b/>
+                <w:bCs/>
+                <w:highlight w:val="yellow"/>
+              </w:rPr>
             </w:pPr>
             <w:r>
-              <w:rPr/>
+              <w:rPr>
+                <w:b/>
+                <w:bCs/>
+                <w:highlight w:val="yellow"/>
+              </w:rPr>
               <w:t>mAP@0.5</w:t>
             </w:r>
           </w:p>
@@ -3356,15 +4328,22 @@
         <w:tc>
           <w:tcPr>
             <w:tcW w:w="1929" w:type="dxa"/>
-            <w:tcMar/>
           </w:tcPr>
           <w:p>
             <w:pPr>
-              <w:pStyle w:val="Normal"/>
               <w:ind w:firstLine="0"/>
+              <w:rPr>
+                <w:b/>
+                <w:bCs/>
+                <w:highlight w:val="yellow"/>
+              </w:rPr>
             </w:pPr>
             <w:r>
-              <w:rPr/>
+              <w:rPr>
+                <w:b/>
+                <w:bCs/>
+                <w:highlight w:val="yellow"/>
+              </w:rPr>
               <w:t>mAP@0.5:0.95</w:t>
             </w:r>
           </w:p>
@@ -3372,15 +4351,22 @@
         <w:tc>
           <w:tcPr>
             <w:tcW w:w="1812" w:type="dxa"/>
-            <w:tcMar/>
           </w:tcPr>
           <w:p>
             <w:pPr>
-              <w:pStyle w:val="Normal"/>
               <w:ind w:firstLine="0"/>
+              <w:rPr>
+                <w:b/>
+                <w:bCs/>
+                <w:highlight w:val="yellow"/>
+              </w:rPr>
             </w:pPr>
             <w:r>
-              <w:rPr/>
+              <w:rPr>
+                <w:b/>
+                <w:bCs/>
+                <w:highlight w:val="yellow"/>
+              </w:rPr>
               <w:t>Precisão</w:t>
             </w:r>
           </w:p>
@@ -3388,15 +4374,22 @@
         <w:tc>
           <w:tcPr>
             <w:tcW w:w="1812" w:type="dxa"/>
-            <w:tcMar/>
           </w:tcPr>
           <w:p>
             <w:pPr>
-              <w:pStyle w:val="Normal"/>
               <w:ind w:firstLine="0"/>
+              <w:rPr>
+                <w:b/>
+                <w:bCs/>
+                <w:highlight w:val="yellow"/>
+              </w:rPr>
             </w:pPr>
             <w:r>
-              <w:rPr/>
+              <w:rPr>
+                <w:b/>
+                <w:bCs/>
+                <w:highlight w:val="yellow"/>
+              </w:rPr>
               <w:t>Revocação</w:t>
             </w:r>
           </w:p>
@@ -3409,15 +4402,18 @@
         <w:tc>
           <w:tcPr>
             <w:tcW w:w="1812" w:type="dxa"/>
-            <w:tcMar/>
           </w:tcPr>
           <w:p>
             <w:pPr>
-              <w:pStyle w:val="Normal"/>
               <w:ind w:firstLine="0"/>
+              <w:rPr>
+                <w:highlight w:val="yellow"/>
+              </w:rPr>
             </w:pPr>
             <w:r>
-              <w:rPr/>
+              <w:rPr>
+                <w:highlight w:val="yellow"/>
+              </w:rPr>
               <w:t>YOLO26n</w:t>
             </w:r>
           </w:p>
@@ -3425,48 +4421,52 @@
         <w:tc>
           <w:tcPr>
             <w:tcW w:w="1695" w:type="dxa"/>
-            <w:tcMar/>
           </w:tcPr>
           <w:p>
             <w:pPr>
-              <w:pStyle w:val="Normal"/>
               <w:ind w:firstLine="0"/>
+              <w:rPr>
+                <w:highlight w:val="yellow"/>
+              </w:rPr>
             </w:pPr>
           </w:p>
         </w:tc>
         <w:tc>
           <w:tcPr>
             <w:tcW w:w="1929" w:type="dxa"/>
-            <w:tcMar/>
           </w:tcPr>
           <w:p>
             <w:pPr>
-              <w:pStyle w:val="Normal"/>
               <w:ind w:firstLine="0"/>
+              <w:rPr>
+                <w:highlight w:val="yellow"/>
+              </w:rPr>
             </w:pPr>
           </w:p>
         </w:tc>
         <w:tc>
           <w:tcPr>
             <w:tcW w:w="1812" w:type="dxa"/>
-            <w:tcMar/>
           </w:tcPr>
           <w:p>
             <w:pPr>
-              <w:pStyle w:val="Normal"/>
               <w:ind w:firstLine="0"/>
+              <w:rPr>
+                <w:highlight w:val="yellow"/>
+              </w:rPr>
             </w:pPr>
           </w:p>
         </w:tc>
         <w:tc>
           <w:tcPr>
             <w:tcW w:w="1812" w:type="dxa"/>
-            <w:tcMar/>
           </w:tcPr>
           <w:p>
             <w:pPr>
-              <w:pStyle w:val="Normal"/>
               <w:ind w:firstLine="0"/>
+              <w:rPr>
+                <w:highlight w:val="yellow"/>
+              </w:rPr>
             </w:pPr>
           </w:p>
         </w:tc>
@@ -3478,15 +4478,18 @@
         <w:tc>
           <w:tcPr>
             <w:tcW w:w="1812" w:type="dxa"/>
-            <w:tcMar/>
           </w:tcPr>
           <w:p>
             <w:pPr>
-              <w:pStyle w:val="Normal"/>
               <w:ind w:firstLine="0"/>
+              <w:rPr>
+                <w:highlight w:val="yellow"/>
+              </w:rPr>
             </w:pPr>
             <w:r>
-              <w:rPr/>
+              <w:rPr>
+                <w:highlight w:val="yellow"/>
+              </w:rPr>
               <w:t>YOLO11n</w:t>
             </w:r>
           </w:p>
@@ -3494,48 +4497,52 @@
         <w:tc>
           <w:tcPr>
             <w:tcW w:w="1695" w:type="dxa"/>
-            <w:tcMar/>
           </w:tcPr>
           <w:p>
             <w:pPr>
-              <w:pStyle w:val="Normal"/>
               <w:ind w:firstLine="0"/>
+              <w:rPr>
+                <w:highlight w:val="yellow"/>
+              </w:rPr>
             </w:pPr>
           </w:p>
         </w:tc>
         <w:tc>
           <w:tcPr>
             <w:tcW w:w="1929" w:type="dxa"/>
-            <w:tcMar/>
           </w:tcPr>
           <w:p>
             <w:pPr>
-              <w:pStyle w:val="Normal"/>
               <w:ind w:firstLine="0"/>
+              <w:rPr>
+                <w:highlight w:val="yellow"/>
+              </w:rPr>
             </w:pPr>
           </w:p>
         </w:tc>
         <w:tc>
           <w:tcPr>
             <w:tcW w:w="1812" w:type="dxa"/>
-            <w:tcMar/>
           </w:tcPr>
           <w:p>
             <w:pPr>
-              <w:pStyle w:val="Normal"/>
               <w:ind w:firstLine="0"/>
+              <w:rPr>
+                <w:highlight w:val="yellow"/>
+              </w:rPr>
             </w:pPr>
           </w:p>
         </w:tc>
         <w:tc>
           <w:tcPr>
             <w:tcW w:w="1812" w:type="dxa"/>
-            <w:tcMar/>
           </w:tcPr>
           <w:p>
             <w:pPr>
-              <w:pStyle w:val="Normal"/>
               <w:ind w:firstLine="0"/>
+              <w:rPr>
+                <w:highlight w:val="yellow"/>
+              </w:rPr>
             </w:pPr>
           </w:p>
         </w:tc>
@@ -3543,186 +4550,249 @@
     </w:tbl>
     <w:p>
       <w:pPr>
-        <w:pStyle w:val="Normal"/>
         <w:ind w:firstLine="0"/>
       </w:pPr>
     </w:p>
     <w:p>
-      <w:pPr>
-        <w:pStyle w:val="Normal"/>
-      </w:pPr>
-      <w:r>
-        <w:rPr/>
+      <w:r>
         <w:t>Observação sobre variância: o conjunto de teste foi varrido por inteiro e, portanto, a maioria dos tiles é de fundo, sem o alvo. Isso, somado ao número limitado de instâncias, aumenta a variância das métricas, que devem ser lidas com cautela. Foi justamente para ter uma medida estável de generalização que a Avenida Paulista foi reservada como bairro inédito.</w:t>
       </w:r>
     </w:p>
-    <w:p>
-      <w:pPr>
-        <w:pStyle w:val="Normal"/>
-      </w:pPr>
-    </w:p>
-    <w:p>
-      <w:pPr>
-        <w:pStyle w:val="Ttulo2"/>
-        <w:rPr/>
-      </w:pPr>
-      <w:bookmarkStart w:name="_Toc1477565154" w:id="119727567"/>
-      <w:r>
-        <w:rPr/>
+    <w:p/>
+    <w:p>
+      <w:pPr>
+        <w:pStyle w:val="Heading2"/>
+        <w:numPr>
+          <w:ilvl w:val="1"/>
+          <w:numId w:val="4"/>
+        </w:numPr>
+      </w:pPr>
+      <w:bookmarkStart w:id="9" w:name="_Toc232830947"/>
+      <w:r>
         <w:t>CURVAS DE TREINO</w:t>
       </w:r>
-      <w:bookmarkEnd w:id="119727567"/>
-    </w:p>
-    <w:p>
-      <w:pPr>
-        <w:pStyle w:val="Normal"/>
-      </w:pPr>
-      <w:r>
-        <w:rPr/>
-        <w:t xml:space="preserve">As curvas abaixo, geradas a partir do histórico de treino da melhor rodada, mostram a evolução por época. A </w:t>
-      </w:r>
-      <w:r>
-        <w:rPr/>
-        <w:t>mAP</w:t>
-      </w:r>
-      <w:r>
-        <w:rPr/>
-        <w:t xml:space="preserve"> (validação) cresce e estabiliza conforme o modelo aprende, enquanto as perdas de treino e validação decrescem; a distância entre as duas curvas de perda indica o nível de </w:t>
-      </w:r>
-      <w:r>
-        <w:rPr/>
-        <w:t>overfitting</w:t>
-      </w:r>
-      <w:r>
-        <w:rPr/>
-        <w:t>.</w:t>
-      </w:r>
-    </w:p>
-    <w:p>
-      <w:pPr>
-        <w:pStyle w:val="Normal"/>
-      </w:pPr>
-    </w:p>
-    <w:p>
-      <w:pPr>
-        <w:pStyle w:val="Normal"/>
-      </w:pPr>
-    </w:p>
-    <w:p>
-      <w:pPr>
-        <w:pStyle w:val="Normal"/>
-      </w:pPr>
-    </w:p>
-    <w:p>
-      <w:pPr>
-        <w:pStyle w:val="Normal"/>
-      </w:pPr>
-    </w:p>
-    <w:p>
-      <w:pPr>
-        <w:pStyle w:val="Normal"/>
-      </w:pPr>
-    </w:p>
-    <w:p>
-      <w:pPr>
-        <w:pStyle w:val="Normal"/>
-      </w:pPr>
-    </w:p>
-    <w:p>
-      <w:pPr>
-        <w:pStyle w:val="Normal"/>
-      </w:pPr>
-    </w:p>
-    <w:p>
-      <w:pPr>
-        <w:pStyle w:val="Normal"/>
-      </w:pPr>
-    </w:p>
-    <w:p>
-      <w:pPr>
-        <w:pStyle w:val="Normal"/>
-      </w:pPr>
-    </w:p>
-    <w:p>
-      <w:pPr>
-        <w:pStyle w:val="Normal"/>
-      </w:pPr>
-    </w:p>
-    <w:p>
-      <w:pPr>
-        <w:pStyle w:val="Normal"/>
-        <w:spacing w:after="0" w:line="360" w:lineRule="auto"/>
+      <w:bookmarkEnd w:id="9"/>
+    </w:p>
+    <w:p>
+      <w:r>
+        <w:t>As curvas abaixo, geradas a partir do histórico de treino da melhor rodada, mostram a evolução por época. A mAP (validação) cresce e estabiliza conforme o modelo aprende, enquanto as perdas de treino e validação decrescem; a distância entre as duas curvas de perda indica o nível de overfitting.</w:t>
+      </w:r>
+    </w:p>
+    <w:p/>
+    <w:p/>
+    <w:p/>
+    <w:p/>
+    <w:p/>
+    <w:p/>
+    <w:p/>
+    <w:p/>
+    <w:p/>
+    <w:p>
+      <w:pPr>
         <w:ind w:firstLine="0"/>
-        <w:jc w:val="center"/>
-        <w:rPr>
-          <w:rFonts w:ascii="Arial" w:hAnsi="Arial" w:eastAsia="Arial" w:cs="Arial"/>
-          <w:b w:val="0"/>
-          <w:bCs w:val="0"/>
-          <w:i w:val="0"/>
-          <w:iCs w:val="0"/>
-          <w:caps w:val="0"/>
-          <w:smallCaps w:val="0"/>
-          <w:noProof w:val="0"/>
-          <w:color w:val="000000" w:themeColor="text1" w:themeTint="FF" w:themeShade="FF"/>
+        <w:rPr>
+          <w:rFonts w:eastAsia="Arial" w:cs="Arial"/>
           <w:sz w:val="20"/>
           <w:szCs w:val="20"/>
-          <w:lang w:val="pt-BR"/>
-        </w:rPr>
-      </w:pPr>
-      <w:r>
-        <w:rPr>
-          <w:rFonts w:ascii="Arial" w:hAnsi="Arial" w:eastAsia="Arial" w:cs="Arial"/>
-          <w:b w:val="0"/>
-          <w:bCs w:val="0"/>
-          <w:i w:val="0"/>
-          <w:iCs w:val="0"/>
-          <w:caps w:val="0"/>
-          <w:smallCaps w:val="0"/>
-          <w:noProof w:val="0"/>
-          <w:color w:val="000000" w:themeColor="text1" w:themeTint="FF" w:themeShade="FF"/>
-          <w:sz w:val="20"/>
-          <w:szCs w:val="20"/>
-          <w:lang w:val="pt-BR"/>
-        </w:rPr>
-        <w:t xml:space="preserve">Figura 5 – Gráfico de </w:t>
-      </w:r>
-      <w:r>
-        <w:rPr>
-          <w:rFonts w:ascii="Arial" w:hAnsi="Arial" w:eastAsia="Arial" w:cs="Arial"/>
-          <w:b w:val="0"/>
-          <w:bCs w:val="0"/>
-          <w:i w:val="0"/>
-          <w:iCs w:val="0"/>
-          <w:caps w:val="0"/>
-          <w:smallCaps w:val="0"/>
-          <w:noProof w:val="0"/>
-          <w:color w:val="000000" w:themeColor="text1" w:themeTint="FF" w:themeShade="FF"/>
-          <w:sz w:val="20"/>
-          <w:szCs w:val="20"/>
-          <w:lang w:val="pt-BR"/>
-        </w:rPr>
-        <w:t>Loss</w:t>
-      </w:r>
-      <w:r>
-        <w:rPr>
-          <w:rFonts w:ascii="Arial" w:hAnsi="Arial" w:eastAsia="Arial" w:cs="Arial"/>
-          <w:b w:val="0"/>
-          <w:bCs w:val="0"/>
-          <w:i w:val="0"/>
-          <w:iCs w:val="0"/>
-          <w:caps w:val="0"/>
-          <w:smallCaps w:val="0"/>
-          <w:noProof w:val="0"/>
-          <w:color w:val="000000" w:themeColor="text1" w:themeTint="FF" w:themeShade="FF"/>
-          <w:sz w:val="20"/>
-          <w:szCs w:val="20"/>
-          <w:lang w:val="pt-BR"/>
-        </w:rPr>
-        <w:t xml:space="preserve"> por Época</w:t>
-      </w:r>
-      <w:r>
+        </w:rPr>
+      </w:pPr>
+      <w:r>
+        <w:rPr>
+          <w:noProof/>
+        </w:rPr>
+        <w:lastRenderedPageBreak/>
+        <mc:AlternateContent>
+          <mc:Choice Requires="wps">
+            <w:drawing>
+              <wp:anchor distT="0" distB="0" distL="114300" distR="114300" simplePos="0" relativeHeight="251674624" behindDoc="0" locked="0" layoutInCell="1" allowOverlap="1" wp14:anchorId="00919A52" wp14:editId="425E45DB">
+                <wp:simplePos x="0" y="0"/>
+                <wp:positionH relativeFrom="column">
+                  <wp:posOffset>0</wp:posOffset>
+                </wp:positionH>
+                <wp:positionV relativeFrom="paragraph">
+                  <wp:posOffset>4000500</wp:posOffset>
+                </wp:positionV>
+                <wp:extent cx="5762625" cy="635"/>
+                <wp:effectExtent l="0" t="0" r="0" b="0"/>
+                <wp:wrapSquare wrapText="bothSides"/>
+                <wp:docPr id="39490315" name="Text Box 1"/>
+                <wp:cNvGraphicFramePr/>
+                <a:graphic xmlns:a="http://schemas.openxmlformats.org/drawingml/2006/main">
+                  <a:graphicData uri="http://schemas.microsoft.com/office/word/2010/wordprocessingShape">
+                    <wps:wsp>
+                      <wps:cNvSpPr txBox="1"/>
+                      <wps:spPr>
+                        <a:xfrm>
+                          <a:off x="0" y="0"/>
+                          <a:ext cx="5762625" cy="635"/>
+                        </a:xfrm>
+                        <a:prstGeom prst="rect">
+                          <a:avLst/>
+                        </a:prstGeom>
+                        <a:solidFill>
+                          <a:prstClr val="white"/>
+                        </a:solidFill>
+                        <a:ln>
+                          <a:noFill/>
+                        </a:ln>
+                      </wps:spPr>
+                      <wps:txbx>
+                        <w:txbxContent>
+                          <w:p>
+                            <w:pPr>
+                              <w:pStyle w:val="Caption"/>
+                              <w:rPr>
+                                <w:rFonts w:eastAsia="Arial" w:cs="Arial"/>
+                                <w:color w:val="000000" w:themeColor="text1"/>
+                                <w:sz w:val="20"/>
+                                <w:szCs w:val="20"/>
+                              </w:rPr>
+                            </w:pPr>
+                            <w:r>
+                              <w:rPr>
+                                <w:sz w:val="20"/>
+                                <w:szCs w:val="20"/>
+                              </w:rPr>
+                              <w:t xml:space="preserve">Figura </w:t>
+                            </w:r>
+                            <w:r>
+                              <w:rPr>
+                                <w:sz w:val="20"/>
+                                <w:szCs w:val="20"/>
+                              </w:rPr>
+                              <w:fldChar w:fldCharType="begin"/>
+                            </w:r>
+                            <w:r>
+                              <w:rPr>
+                                <w:sz w:val="20"/>
+                                <w:szCs w:val="20"/>
+                              </w:rPr>
+                              <w:instrText xml:space="preserve"> SEQ Figura \* ARABIC </w:instrText>
+                            </w:r>
+                            <w:r>
+                              <w:rPr>
+                                <w:sz w:val="20"/>
+                                <w:szCs w:val="20"/>
+                              </w:rPr>
+                              <w:fldChar w:fldCharType="separate"/>
+                            </w:r>
+                            <w:r>
+                              <w:rPr>
+                                <w:noProof/>
+                                <w:sz w:val="20"/>
+                                <w:szCs w:val="20"/>
+                              </w:rPr>
+                              <w:t>5</w:t>
+                            </w:r>
+                            <w:r>
+                              <w:rPr>
+                                <w:sz w:val="20"/>
+                                <w:szCs w:val="20"/>
+                              </w:rPr>
+                              <w:fldChar w:fldCharType="end"/>
+                            </w:r>
+                            <w:r>
+                              <w:rPr>
+                                <w:sz w:val="20"/>
+                                <w:szCs w:val="20"/>
+                              </w:rPr>
+                              <w:t xml:space="preserve"> - Gráfico de Loss por Época</w:t>
+                            </w:r>
+                          </w:p>
+                        </w:txbxContent>
+                      </wps:txbx>
+                      <wps:bodyPr rot="0" spcFirstLastPara="0" vertOverflow="overflow" horzOverflow="overflow" vert="horz" wrap="square" lIns="0" tIns="0" rIns="0" bIns="0" numCol="1" spcCol="0" rtlCol="0" fromWordArt="0" anchor="t" anchorCtr="0" forceAA="0" compatLnSpc="1">
+                        <a:prstTxWarp prst="textNoShape">
+                          <a:avLst/>
+                        </a:prstTxWarp>
+                        <a:spAutoFit/>
+                      </wps:bodyPr>
+                    </wps:wsp>
+                  </a:graphicData>
+                </a:graphic>
+              </wp:anchor>
+            </w:drawing>
+          </mc:Choice>
+          <mc:Fallback>
+            <w:pict>
+              <v:shape w14:anchorId="00919A52" id="_x0000_s1030" type="#_x0000_t202" style="position:absolute;left:0;text-align:left;margin-left:0;margin-top:315pt;width:453.75pt;height:.05pt;z-index:251674624;visibility:visible;mso-wrap-style:square;mso-wrap-distance-left:9pt;mso-wrap-distance-top:0;mso-wrap-distance-right:9pt;mso-wrap-distance-bottom:0;mso-position-horizontal:absolute;mso-position-horizontal-relative:text;mso-position-vertical:absolute;mso-position-vertical-relative:text;v-text-anchor:top" o:gfxdata="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" stroked="f">
+                <v:textbox style="mso-fit-shape-to-text:t" inset="0,0,0,0">
+                  <w:txbxContent>
+                    <w:p>
+                      <w:pPr>
+                        <w:pStyle w:val="Caption"/>
+                        <w:rPr>
+                          <w:rFonts w:eastAsia="Arial" w:cs="Arial"/>
+                          <w:color w:val="000000" w:themeColor="text1"/>
+                          <w:sz w:val="20"/>
+                          <w:szCs w:val="20"/>
+                        </w:rPr>
+                      </w:pPr>
+                      <w:r>
+                        <w:rPr>
+                          <w:sz w:val="20"/>
+                          <w:szCs w:val="20"/>
+                        </w:rPr>
+                        <w:t xml:space="preserve">Figura </w:t>
+                      </w:r>
+                      <w:r>
+                        <w:rPr>
+                          <w:sz w:val="20"/>
+                          <w:szCs w:val="20"/>
+                        </w:rPr>
+                        <w:fldChar w:fldCharType="begin"/>
+                      </w:r>
+                      <w:r>
+                        <w:rPr>
+                          <w:sz w:val="20"/>
+                          <w:szCs w:val="20"/>
+                        </w:rPr>
+                        <w:instrText xml:space="preserve"> SEQ Figura \* ARABIC </w:instrText>
+                      </w:r>
+                      <w:r>
+                        <w:rPr>
+                          <w:sz w:val="20"/>
+                          <w:szCs w:val="20"/>
+                        </w:rPr>
+                        <w:fldChar w:fldCharType="separate"/>
+                      </w:r>
+                      <w:r>
+                        <w:rPr>
+                          <w:noProof/>
+                          <w:sz w:val="20"/>
+                          <w:szCs w:val="20"/>
+                        </w:rPr>
+                        <w:t>5</w:t>
+                      </w:r>
+                      <w:r>
+                        <w:rPr>
+                          <w:sz w:val="20"/>
+                          <w:szCs w:val="20"/>
+                        </w:rPr>
+                        <w:fldChar w:fldCharType="end"/>
+                      </w:r>
+                      <w:r>
+                        <w:rPr>
+                          <w:sz w:val="20"/>
+                          <w:szCs w:val="20"/>
+                        </w:rPr>
+                        <w:t xml:space="preserve"> - Gráfico de Loss por Época</w:t>
+                      </w:r>
+                    </w:p>
+                  </w:txbxContent>
+                </v:textbox>
+                <w10:wrap type="square"/>
+              </v:shape>
+            </w:pict>
+          </mc:Fallback>
+        </mc:AlternateContent>
+      </w:r>
+      <w:r>
+        <w:rPr>
+          <w:noProof/>
+        </w:rPr>
         <w:drawing>
-          <wp:anchor distT="0" distB="0" distL="114300" distR="114300" simplePos="0" relativeHeight="251658240" behindDoc="0" locked="0" layoutInCell="1" allowOverlap="1" wp14:editId="477B0588" wp14:anchorId="525B8309">
+          <wp:anchor distT="0" distB="0" distL="114300" distR="114300" simplePos="0" relativeHeight="251654144" behindDoc="0" locked="0" layoutInCell="1" allowOverlap="1" wp14:anchorId="525B8309" wp14:editId="477B0588">
             <wp:simplePos x="0" y="0"/>
             <wp:positionH relativeFrom="column">
               <wp:align>left</wp:align>
@@ -3735,17 +4805,17 @@
             <wp:wrapSquare wrapText="bothSides"/>
             <wp:docPr id="284352413" name="drawing"/>
             <wp:cNvGraphicFramePr>
-              <a:graphicFrameLocks noChangeAspect="1"/>
+              <a:graphicFrameLocks xmlns:a="http://schemas.openxmlformats.org/drawingml/2006/main" noChangeAspect="1"/>
             </wp:cNvGraphicFramePr>
-            <a:graphic>
-              <a:graphicData xmlns:a="http://schemas.openxmlformats.org/drawingml/2006/main" uri="http://schemas.openxmlformats.org/drawingml/2006/picture">
+            <a:graphic xmlns:a="http://schemas.openxmlformats.org/drawingml/2006/main">
+              <a:graphicData uri="http://schemas.openxmlformats.org/drawingml/2006/picture">
                 <pic:pic xmlns:pic="http://schemas.openxmlformats.org/drawingml/2006/picture">
                   <pic:nvPicPr>
                     <pic:cNvPr id="284352413" name="Picture 284352413"/>
                     <pic:cNvPicPr/>
                   </pic:nvPicPr>
                   <pic:blipFill>
-                    <a:blip xmlns:r="http://schemas.openxmlformats.org/officeDocument/2006/relationships" r:embed="rId1008049650">
+                    <a:blip r:embed="rId17">
                       <a:extLst>
                         <a:ext uri="{28A0092B-C50C-407E-A947-70E740481C1C}">
                           <a14:useLocalDpi xmlns:a14="http://schemas.microsoft.com/office/drawing/2010/main"/>
@@ -3780,118 +4850,210 @@
     </w:p>
     <w:p>
       <w:pPr>
-        <w:pStyle w:val="Normal"/>
-      </w:pPr>
-    </w:p>
-    <w:p>
-      <w:pPr>
-        <w:pStyle w:val="Normal"/>
-        <w:spacing w:after="0" w:line="360" w:lineRule="auto"/>
         <w:ind w:firstLine="0"/>
         <w:jc w:val="center"/>
         <w:rPr>
-          <w:rFonts w:ascii="Arial" w:hAnsi="Arial" w:eastAsia="Arial" w:cs="Arial"/>
-          <w:b w:val="0"/>
-          <w:bCs w:val="0"/>
-          <w:i w:val="0"/>
-          <w:iCs w:val="0"/>
-          <w:caps w:val="0"/>
-          <w:smallCaps w:val="0"/>
-          <w:noProof w:val="0"/>
-          <w:color w:val="000000" w:themeColor="text1" w:themeTint="FF" w:themeShade="FF"/>
+          <w:rFonts w:eastAsia="Arial" w:cs="Arial"/>
           <w:sz w:val="20"/>
           <w:szCs w:val="20"/>
-          <w:lang w:val="pt-BR"/>
-        </w:rPr>
-      </w:pPr>
-      <w:r>
-        <w:rPr>
-          <w:rFonts w:ascii="Arial" w:hAnsi="Arial" w:eastAsia="Arial" w:cs="Arial"/>
-          <w:b w:val="0"/>
-          <w:bCs w:val="0"/>
-          <w:i w:val="0"/>
-          <w:iCs w:val="0"/>
-          <w:caps w:val="0"/>
-          <w:smallCaps w:val="0"/>
-          <w:noProof w:val="0"/>
-          <w:color w:val="000000" w:themeColor="text1" w:themeTint="FF" w:themeShade="FF"/>
-          <w:sz w:val="20"/>
-          <w:szCs w:val="20"/>
-          <w:lang w:val="pt-BR"/>
-        </w:rPr>
-        <w:t>Figura 6 – Gráfico da m</w:t>
-      </w:r>
-      <w:r>
-        <w:rPr>
-          <w:rFonts w:ascii="Arial" w:hAnsi="Arial" w:eastAsia="Arial" w:cs="Arial"/>
-          <w:b w:val="0"/>
-          <w:bCs w:val="0"/>
-          <w:i w:val="0"/>
-          <w:iCs w:val="0"/>
-          <w:caps w:val="0"/>
-          <w:smallCaps w:val="0"/>
-          <w:noProof w:val="0"/>
-          <w:color w:val="000000" w:themeColor="text1" w:themeTint="FF" w:themeShade="FF"/>
-          <w:sz w:val="20"/>
-          <w:szCs w:val="20"/>
-          <w:lang w:val="pt-BR"/>
-        </w:rPr>
-        <w:t>étri</w:t>
-      </w:r>
-      <w:r>
-        <w:rPr>
-          <w:rFonts w:ascii="Arial" w:hAnsi="Arial" w:eastAsia="Arial" w:cs="Arial"/>
-          <w:b w:val="0"/>
-          <w:bCs w:val="0"/>
-          <w:i w:val="0"/>
-          <w:iCs w:val="0"/>
-          <w:caps w:val="0"/>
-          <w:smallCaps w:val="0"/>
-          <w:noProof w:val="0"/>
-          <w:color w:val="000000" w:themeColor="text1" w:themeTint="FF" w:themeShade="FF"/>
-          <w:sz w:val="20"/>
-          <w:szCs w:val="20"/>
-          <w:lang w:val="pt-BR"/>
-        </w:rPr>
-        <w:t xml:space="preserve">ca </w:t>
-      </w:r>
-      <w:r>
-        <w:rPr>
-          <w:rFonts w:ascii="Arial" w:hAnsi="Arial" w:eastAsia="Arial" w:cs="Arial"/>
-          <w:b w:val="0"/>
-          <w:bCs w:val="0"/>
-          <w:i w:val="0"/>
-          <w:iCs w:val="0"/>
-          <w:caps w:val="0"/>
-          <w:smallCaps w:val="0"/>
-          <w:noProof w:val="0"/>
-          <w:color w:val="000000" w:themeColor="text1" w:themeTint="FF" w:themeShade="FF"/>
-          <w:sz w:val="20"/>
-          <w:szCs w:val="20"/>
-          <w:lang w:val="pt-BR"/>
-        </w:rPr>
-        <w:t>mAP</w:t>
-      </w:r>
-      <w:r>
-        <w:rPr>
-          <w:rFonts w:ascii="Arial" w:hAnsi="Arial" w:eastAsia="Arial" w:cs="Arial"/>
-          <w:b w:val="0"/>
-          <w:bCs w:val="0"/>
-          <w:i w:val="0"/>
-          <w:iCs w:val="0"/>
-          <w:caps w:val="0"/>
-          <w:smallCaps w:val="0"/>
-          <w:noProof w:val="0"/>
-          <w:color w:val="000000" w:themeColor="text1" w:themeTint="FF" w:themeShade="FF"/>
-          <w:sz w:val="20"/>
-          <w:szCs w:val="20"/>
-          <w:lang w:val="pt-BR"/>
-        </w:rPr>
-        <w:t xml:space="preserve"> por época</w:t>
-      </w:r>
-      <w:r>
+        </w:rPr>
+      </w:pPr>
+      <w:r>
+        <w:rPr>
+          <w:noProof/>
+        </w:rPr>
+        <mc:AlternateContent>
+          <mc:Choice Requires="wps">
+            <w:drawing>
+              <wp:anchor distT="0" distB="0" distL="114300" distR="114300" simplePos="0" relativeHeight="251676672" behindDoc="0" locked="0" layoutInCell="1" allowOverlap="1" wp14:anchorId="24BE5A91" wp14:editId="4827E560">
+                <wp:simplePos x="0" y="0"/>
+                <wp:positionH relativeFrom="column">
+                  <wp:posOffset>0</wp:posOffset>
+                </wp:positionH>
+                <wp:positionV relativeFrom="paragraph">
+                  <wp:posOffset>8625840</wp:posOffset>
+                </wp:positionV>
+                <wp:extent cx="5762625" cy="635"/>
+                <wp:effectExtent l="0" t="0" r="0" b="0"/>
+                <wp:wrapSquare wrapText="bothSides"/>
+                <wp:docPr id="1989107105" name="Text Box 1"/>
+                <wp:cNvGraphicFramePr/>
+                <a:graphic xmlns:a="http://schemas.openxmlformats.org/drawingml/2006/main">
+                  <a:graphicData uri="http://schemas.microsoft.com/office/word/2010/wordprocessingShape">
+                    <wps:wsp>
+                      <wps:cNvSpPr txBox="1"/>
+                      <wps:spPr>
+                        <a:xfrm>
+                          <a:off x="0" y="0"/>
+                          <a:ext cx="5762625" cy="635"/>
+                        </a:xfrm>
+                        <a:prstGeom prst="rect">
+                          <a:avLst/>
+                        </a:prstGeom>
+                        <a:solidFill>
+                          <a:prstClr val="white"/>
+                        </a:solidFill>
+                        <a:ln>
+                          <a:noFill/>
+                        </a:ln>
+                      </wps:spPr>
+                      <wps:txbx>
+                        <w:txbxContent>
+                          <w:p>
+                            <w:pPr>
+                              <w:pStyle w:val="Caption"/>
+                              <w:rPr>
+                                <w:noProof/>
+                                <w:color w:val="000000" w:themeColor="text1"/>
+                                <w:sz w:val="20"/>
+                                <w:szCs w:val="20"/>
+                              </w:rPr>
+                            </w:pPr>
+                            <w:r>
+                              <w:rPr>
+                                <w:sz w:val="20"/>
+                                <w:szCs w:val="20"/>
+                              </w:rPr>
+                              <w:t xml:space="preserve">Figura </w:t>
+                            </w:r>
+                            <w:r>
+                              <w:rPr>
+                                <w:sz w:val="20"/>
+                                <w:szCs w:val="20"/>
+                              </w:rPr>
+                              <w:fldChar w:fldCharType="begin"/>
+                            </w:r>
+                            <w:r>
+                              <w:rPr>
+                                <w:sz w:val="20"/>
+                                <w:szCs w:val="20"/>
+                              </w:rPr>
+                              <w:instrText xml:space="preserve"> SEQ Figura \* ARABIC </w:instrText>
+                            </w:r>
+                            <w:r>
+                              <w:rPr>
+                                <w:sz w:val="20"/>
+                                <w:szCs w:val="20"/>
+                              </w:rPr>
+                              <w:fldChar w:fldCharType="separate"/>
+                            </w:r>
+                            <w:r>
+                              <w:rPr>
+                                <w:noProof/>
+                                <w:sz w:val="20"/>
+                                <w:szCs w:val="20"/>
+                              </w:rPr>
+                              <w:t>6</w:t>
+                            </w:r>
+                            <w:r>
+                              <w:rPr>
+                                <w:sz w:val="20"/>
+                                <w:szCs w:val="20"/>
+                              </w:rPr>
+                              <w:fldChar w:fldCharType="end"/>
+                            </w:r>
+                            <w:r>
+                              <w:rPr>
+                                <w:sz w:val="20"/>
+                                <w:szCs w:val="20"/>
+                              </w:rPr>
+                              <w:t xml:space="preserve"> - Gráfico da métrica mAP por época</w:t>
+                            </w:r>
+                          </w:p>
+                        </w:txbxContent>
+                      </wps:txbx>
+                      <wps:bodyPr rot="0" spcFirstLastPara="0" vertOverflow="overflow" horzOverflow="overflow" vert="horz" wrap="square" lIns="0" tIns="0" rIns="0" bIns="0" numCol="1" spcCol="0" rtlCol="0" fromWordArt="0" anchor="t" anchorCtr="0" forceAA="0" compatLnSpc="1">
+                        <a:prstTxWarp prst="textNoShape">
+                          <a:avLst/>
+                        </a:prstTxWarp>
+                        <a:spAutoFit/>
+                      </wps:bodyPr>
+                    </wps:wsp>
+                  </a:graphicData>
+                </a:graphic>
+              </wp:anchor>
+            </w:drawing>
+          </mc:Choice>
+          <mc:Fallback>
+            <w:pict>
+              <v:shape w14:anchorId="24BE5A91" id="_x0000_s1031" type="#_x0000_t202" style="position:absolute;left:0;text-align:left;margin-left:0;margin-top:679.2pt;width:453.75pt;height:.05pt;z-index:251676672;visibility:visible;mso-wrap-style:square;mso-wrap-distance-left:9pt;mso-wrap-distance-top:0;mso-wrap-distance-right:9pt;mso-wrap-distance-bottom:0;mso-position-horizontal:absolute;mso-position-horizontal-relative:text;mso-position-vertical:absolute;mso-position-vertical-relative:text;v-text-anchor:top" o:gfxdata="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" stroked="f">
+                <v:textbox style="mso-fit-shape-to-text:t" inset="0,0,0,0">
+                  <w:txbxContent>
+                    <w:p>
+                      <w:pPr>
+                        <w:pStyle w:val="Caption"/>
+                        <w:rPr>
+                          <w:noProof/>
+                          <w:color w:val="000000" w:themeColor="text1"/>
+                          <w:sz w:val="20"/>
+                          <w:szCs w:val="20"/>
+                        </w:rPr>
+                      </w:pPr>
+                      <w:r>
+                        <w:rPr>
+                          <w:sz w:val="20"/>
+                          <w:szCs w:val="20"/>
+                        </w:rPr>
+                        <w:t xml:space="preserve">Figura </w:t>
+                      </w:r>
+                      <w:r>
+                        <w:rPr>
+                          <w:sz w:val="20"/>
+                          <w:szCs w:val="20"/>
+                        </w:rPr>
+                        <w:fldChar w:fldCharType="begin"/>
+                      </w:r>
+                      <w:r>
+                        <w:rPr>
+                          <w:sz w:val="20"/>
+                          <w:szCs w:val="20"/>
+                        </w:rPr>
+                        <w:instrText xml:space="preserve"> SEQ Figura \* ARABIC </w:instrText>
+                      </w:r>
+                      <w:r>
+                        <w:rPr>
+                          <w:sz w:val="20"/>
+                          <w:szCs w:val="20"/>
+                        </w:rPr>
+                        <w:fldChar w:fldCharType="separate"/>
+                      </w:r>
+                      <w:r>
+                        <w:rPr>
+                          <w:noProof/>
+                          <w:sz w:val="20"/>
+                          <w:szCs w:val="20"/>
+                        </w:rPr>
+                        <w:t>6</w:t>
+                      </w:r>
+                      <w:r>
+                        <w:rPr>
+                          <w:sz w:val="20"/>
+                          <w:szCs w:val="20"/>
+                        </w:rPr>
+                        <w:fldChar w:fldCharType="end"/>
+                      </w:r>
+                      <w:r>
+                        <w:rPr>
+                          <w:sz w:val="20"/>
+                          <w:szCs w:val="20"/>
+                        </w:rPr>
+                        <w:t xml:space="preserve"> - Gráfico da métrica mAP por época</w:t>
+                      </w:r>
+                    </w:p>
+                  </w:txbxContent>
+                </v:textbox>
+                <w10:wrap type="square"/>
+              </v:shape>
+            </w:pict>
+          </mc:Fallback>
+        </mc:AlternateContent>
+      </w:r>
+      <w:r>
+        <w:rPr>
+          <w:noProof/>
+        </w:rPr>
         <w:drawing>
-          <wp:anchor distT="0" distB="0" distL="114300" distR="114300" simplePos="0" relativeHeight="251658240" behindDoc="0" locked="0" layoutInCell="1" allowOverlap="1" wp14:editId="18EFD427" wp14:anchorId="39C05ABC">
+          <wp:anchor distT="0" distB="0" distL="114300" distR="114300" simplePos="0" relativeHeight="251656192" behindDoc="0" locked="0" layoutInCell="1" allowOverlap="1" wp14:anchorId="39C05ABC" wp14:editId="18EFD427">
             <wp:simplePos x="0" y="0"/>
             <wp:positionH relativeFrom="column">
               <wp:align>left</wp:align>
@@ -3904,17 +5066,17 @@
             <wp:wrapSquare wrapText="bothSides"/>
             <wp:docPr id="869268812" name="drawing"/>
             <wp:cNvGraphicFramePr>
-              <a:graphicFrameLocks noChangeAspect="1"/>
+              <a:graphicFrameLocks xmlns:a="http://schemas.openxmlformats.org/drawingml/2006/main" noChangeAspect="1"/>
             </wp:cNvGraphicFramePr>
-            <a:graphic>
-              <a:graphicData xmlns:a="http://schemas.openxmlformats.org/drawingml/2006/main" uri="http://schemas.openxmlformats.org/drawingml/2006/picture">
+            <a:graphic xmlns:a="http://schemas.openxmlformats.org/drawingml/2006/main">
+              <a:graphicData uri="http://schemas.openxmlformats.org/drawingml/2006/picture">
                 <pic:pic xmlns:pic="http://schemas.openxmlformats.org/drawingml/2006/picture">
                   <pic:nvPicPr>
                     <pic:cNvPr id="805470320" name="Picture 805470320"/>
                     <pic:cNvPicPr/>
                   </pic:nvPicPr>
                   <pic:blipFill>
-                    <a:blip xmlns:r="http://schemas.openxmlformats.org/officeDocument/2006/relationships" r:embed="rId410835709">
+                    <a:blip r:embed="rId18">
                       <a:extLst>
                         <a:ext uri="{28A0092B-C50C-407E-A947-70E740481C1C}">
                           <a14:useLocalDpi xmlns:a14="http://schemas.microsoft.com/office/drawing/2010/main"/>
@@ -3949,118 +5111,67 @@
     </w:p>
     <w:p>
       <w:pPr>
-        <w:pStyle w:val="PargrafodaLista"/>
-        <w:ind w:left="576"/>
-        <w:rPr>
-          <w:rFonts w:ascii="Arial" w:hAnsi="Arial" w:eastAsia="Arial" w:cs="Arial"/>
-          <w:b w:val="1"/>
-          <w:bCs w:val="1"/>
+        <w:pStyle w:val="ListParagraph"/>
+        <w:numPr>
+          <w:ilvl w:val="1"/>
+          <w:numId w:val="4"/>
+        </w:numPr>
+        <w:rPr>
+          <w:rFonts w:ascii="Arial" w:eastAsia="Arial" w:hAnsi="Arial" w:cs="Arial"/>
+          <w:b/>
+          <w:bCs/>
           <w:sz w:val="24"/>
           <w:szCs w:val="24"/>
         </w:rPr>
       </w:pPr>
-    </w:p>
-    <w:p>
-      <w:pPr>
-        <w:pStyle w:val="PargrafodaLista"/>
-        <w:numPr>
-          <w:ilvl w:val="1"/>
-          <w:numId w:val="2"/>
-        </w:numPr>
-        <w:rPr>
-          <w:rFonts w:ascii="Arial" w:hAnsi="Arial" w:eastAsia="Arial" w:cs="Arial"/>
-          <w:b w:val="1"/>
-          <w:bCs w:val="1"/>
+      <w:r>
+        <w:rPr>
+          <w:rFonts w:ascii="Arial" w:eastAsia="Arial" w:hAnsi="Arial" w:cs="Arial"/>
+          <w:b/>
+          <w:bCs/>
           <w:sz w:val="24"/>
           <w:szCs w:val="24"/>
         </w:rPr>
-      </w:pPr>
-      <w:r>
-        <w:rPr>
-          <w:rFonts w:ascii="Arial" w:hAnsi="Arial" w:eastAsia="Arial" w:cs="Arial"/>
-          <w:b w:val="1"/>
-          <w:bCs w:val="1"/>
-          <w:sz w:val="24"/>
-          <w:szCs w:val="24"/>
-        </w:rPr>
-        <w:t>A</w:t>
-      </w:r>
-      <w:r>
-        <w:rPr>
-          <w:rFonts w:ascii="Arial" w:hAnsi="Arial" w:eastAsia="Arial" w:cs="Arial"/>
-          <w:b w:val="1"/>
-          <w:bCs w:val="1"/>
-          <w:sz w:val="24"/>
-          <w:szCs w:val="24"/>
-        </w:rPr>
-        <w:t>NÁLISE DE ERROS</w:t>
-      </w:r>
-    </w:p>
-    <w:p>
-      <w:pPr>
-        <w:pStyle w:val="Normal"/>
-      </w:pPr>
-      <w:r>
-        <w:rPr/>
-        <w:t xml:space="preserve">Casando as detecções (confiança &gt;= 0,25) com as anotações verdadeiras por </w:t>
-      </w:r>
-      <w:r>
-        <w:rPr/>
-        <w:t>IoU</w:t>
-      </w:r>
-      <w:r>
-        <w:rPr/>
-        <w:t xml:space="preserve"> &gt;= 0,50, coletei exemplos representativos do comportamento do modelo no teste. A matriz de confusão, no ponto de confiança 0,25, registrou</w:t>
-      </w:r>
-      <w:r>
-        <w:rPr/>
+        <w:lastRenderedPageBreak/>
+        <w:t>ANÁLISE DE ERROS</w:t>
+      </w:r>
+    </w:p>
+    <w:p>
+      <w:r>
+        <w:t>Casando as detecções (confiança &gt;= 0,25) com as anotações verdadeiras por IoU &gt;= 0,50, coletei exemplos representativos do comportamento do modelo no teste. A matriz de confusão, no ponto de confiança 0,25, registrou</w:t>
+      </w:r>
+      <w:r>
         <w:t>:</w:t>
       </w:r>
     </w:p>
-    <w:p>
-      <w:pPr>
-        <w:pStyle w:val="Normal"/>
-      </w:pPr>
-    </w:p>
-    <w:p>
-      <w:pPr>
-        <w:pStyle w:val="Normal"/>
-        <w:spacing w:after="0" w:line="360" w:lineRule="auto"/>
+    <w:p/>
+    <w:p>
+      <w:pPr>
+        <w:keepNext/>
         <w:ind w:firstLine="0"/>
         <w:jc w:val="center"/>
-        <w:rPr>
-          <w:rFonts w:ascii="Arial" w:hAnsi="Arial" w:eastAsia="Arial" w:cs="Arial"/>
-          <w:b w:val="0"/>
-          <w:bCs w:val="0"/>
-          <w:i w:val="0"/>
-          <w:iCs w:val="0"/>
-          <w:caps w:val="0"/>
-          <w:smallCaps w:val="0"/>
-          <w:noProof w:val="0"/>
-          <w:color w:val="000000" w:themeColor="text1" w:themeTint="FF" w:themeShade="FF"/>
-          <w:sz w:val="20"/>
-          <w:szCs w:val="20"/>
-          <w:lang w:val="pt-BR"/>
-        </w:rPr>
-      </w:pPr>
-      <w:r>
+      </w:pPr>
+      <w:r>
+        <w:rPr>
+          <w:noProof/>
+        </w:rPr>
         <w:drawing>
-          <wp:inline wp14:editId="29C0E648" wp14:anchorId="582B56FB">
+          <wp:inline distT="0" distB="0" distL="0" distR="0" wp14:anchorId="582B56FB" wp14:editId="29C0E648">
             <wp:extent cx="5762625" cy="4324350"/>
             <wp:effectExtent l="0" t="0" r="0" b="0"/>
             <wp:docPr id="487151143" name="drawing"/>
             <wp:cNvGraphicFramePr>
-              <a:graphicFrameLocks noChangeAspect="1"/>
+              <a:graphicFrameLocks xmlns:a="http://schemas.openxmlformats.org/drawingml/2006/main" noChangeAspect="1"/>
             </wp:cNvGraphicFramePr>
-            <a:graphic>
-              <a:graphicData xmlns:a="http://schemas.openxmlformats.org/drawingml/2006/main" uri="http://schemas.openxmlformats.org/drawingml/2006/picture">
+            <a:graphic xmlns:a="http://schemas.openxmlformats.org/drawingml/2006/main">
+              <a:graphicData uri="http://schemas.openxmlformats.org/drawingml/2006/picture">
                 <pic:pic xmlns:pic="http://schemas.openxmlformats.org/drawingml/2006/picture">
                   <pic:nvPicPr>
                     <pic:cNvPr id="487151143" name="Picture 487151143"/>
                     <pic:cNvPicPr/>
                   </pic:nvPicPr>
                   <pic:blipFill>
-                    <a:blip xmlns:r="http://schemas.openxmlformats.org/officeDocument/2006/relationships" r:embed="rId159659636">
+                    <a:blip r:embed="rId19">
                       <a:extLst>
                         <a:ext uri="{28A0092B-C50C-407E-A947-70E740481C1C}">
                           <a14:useLocalDpi xmlns:a14="http://schemas.microsoft.com/office/drawing/2010/main"/>
@@ -4086,113 +5197,151 @@
           </wp:inline>
         </w:drawing>
       </w:r>
-      <w:r>
-        <w:rPr>
-          <w:rFonts w:ascii="Arial" w:hAnsi="Arial" w:eastAsia="Arial" w:cs="Arial"/>
-          <w:b w:val="0"/>
-          <w:bCs w:val="0"/>
-          <w:i w:val="0"/>
-          <w:iCs w:val="0"/>
-          <w:caps w:val="0"/>
-          <w:smallCaps w:val="0"/>
-          <w:noProof w:val="0"/>
-          <w:color w:val="000000" w:themeColor="text1" w:themeTint="FF" w:themeShade="FF"/>
+    </w:p>
+    <w:p>
+      <w:pPr>
+        <w:pStyle w:val="Caption"/>
+        <w:rPr>
           <w:sz w:val="20"/>
           <w:szCs w:val="20"/>
-          <w:lang w:val="pt-BR"/>
-        </w:rPr>
-        <w:t>Figura 7 – Matriz de Confusão</w:t>
-      </w:r>
-    </w:p>
-    <w:p>
-      <w:pPr>
-        <w:pStyle w:val="Normal"/>
+        </w:rPr>
+      </w:pPr>
+      <w:r>
+        <w:rPr>
+          <w:sz w:val="20"/>
+          <w:szCs w:val="20"/>
+        </w:rPr>
+        <w:t xml:space="preserve">Figura </w:t>
+      </w:r>
+      <w:r>
+        <w:rPr>
+          <w:sz w:val="20"/>
+          <w:szCs w:val="20"/>
+        </w:rPr>
+        <w:fldChar w:fldCharType="begin"/>
+      </w:r>
+      <w:r>
+        <w:rPr>
+          <w:sz w:val="20"/>
+          <w:szCs w:val="20"/>
+        </w:rPr>
+        <w:instrText xml:space="preserve"> SEQ Figura \* ARABIC </w:instrText>
+      </w:r>
+      <w:r>
+        <w:rPr>
+          <w:sz w:val="20"/>
+          <w:szCs w:val="20"/>
+        </w:rPr>
+        <w:fldChar w:fldCharType="separate"/>
+      </w:r>
+      <w:r>
+        <w:rPr>
+          <w:noProof/>
+          <w:sz w:val="20"/>
+          <w:szCs w:val="20"/>
+        </w:rPr>
+        <w:t>7</w:t>
+      </w:r>
+      <w:r>
+        <w:rPr>
+          <w:sz w:val="20"/>
+          <w:szCs w:val="20"/>
+        </w:rPr>
+        <w:fldChar w:fldCharType="end"/>
+      </w:r>
+      <w:r>
+        <w:rPr>
+          <w:sz w:val="20"/>
+          <w:szCs w:val="20"/>
+        </w:rPr>
+        <w:t xml:space="preserve"> - Matriz de Confusão</w:t>
+      </w:r>
+    </w:p>
+    <w:p>
+      <w:pPr>
         <w:ind w:firstLine="0"/>
-      </w:pPr>
-      <w:r>
-        <w:rPr/>
+        <w:jc w:val="center"/>
+        <w:rPr>
+          <w:rFonts w:eastAsia="Arial" w:cs="Arial"/>
+          <w:sz w:val="20"/>
+          <w:szCs w:val="20"/>
+        </w:rPr>
+      </w:pPr>
+      <w:r>
+        <w:rPr>
+          <w:rFonts w:eastAsia="Arial" w:cs="Arial"/>
+          <w:sz w:val="20"/>
+          <w:szCs w:val="20"/>
+        </w:rPr>
+        <w:t xml:space="preserve"> </w:t>
+      </w:r>
+    </w:p>
+    <w:p>
+      <w:pPr>
+        <w:ind w:firstLine="0"/>
+      </w:pPr>
+      <w:r>
         <w:t>Discussão das causas prováveis:</w:t>
       </w:r>
     </w:p>
     <w:p>
-      <w:pPr>
-        <w:pStyle w:val="Normal"/>
-      </w:pPr>
-      <w:r>
-        <w:rPr/>
+      <w:r>
         <w:t xml:space="preserve">- </w:t>
       </w:r>
       <w:r>
         <w:rPr>
-          <w:b w:val="1"/>
-          <w:bCs w:val="1"/>
+          <w:b/>
+          <w:bCs/>
         </w:rPr>
         <w:t>Falsos positivos:</w:t>
       </w:r>
       <w:r>
-        <w:rPr/>
         <w:t xml:space="preserve"> marcas circulares em coberturas (caixas d'água, claraboias, marcações de estacionamento) que se parecem com o padrão do heliponto.</w:t>
       </w:r>
     </w:p>
     <w:p>
-      <w:pPr>
-        <w:pStyle w:val="Normal"/>
-      </w:pPr>
-      <w:r>
-        <w:rPr/>
+      <w:r>
         <w:t xml:space="preserve">- </w:t>
       </w:r>
       <w:r>
         <w:rPr>
-          <w:b w:val="1"/>
-          <w:bCs w:val="1"/>
+          <w:b/>
+          <w:bCs/>
         </w:rPr>
         <w:t>Falsos negativos:</w:t>
       </w:r>
       <w:r>
-        <w:rPr/>
         <w:t xml:space="preserve"> helipontos com sombra, baixo contraste, pintura desgastada ou parcialmente cobertos por equipamentos, além de casos cortados pela borda do bloco.</w:t>
       </w:r>
     </w:p>
-    <w:p>
-      <w:pPr>
-        <w:pStyle w:val="Normal"/>
-      </w:pPr>
-    </w:p>
-    <w:p>
-      <w:pPr>
-        <w:pStyle w:val="Normal"/>
-      </w:pPr>
-    </w:p>
-    <w:p>
-      <w:pPr>
-        <w:pStyle w:val="Normal"/>
-      </w:pPr>
-      <w:r>
-        <w:rPr/>
+    <w:p/>
+    <w:p/>
+    <w:p>
+      <w:r>
+        <w:lastRenderedPageBreak/>
         <w:t>Vale notar que a matriz de confusão é tomada em um limiar fixo de confiança (0,25), mais baixo, enquanto a precisão e a revocação reportadas na Seção 4.1 correspondem ao ponto de operação que maximiza o F1. Essa diferença de limiar explica por que a matriz pode aparentar mais falsos positivos do que a precisão sugere: boa parte desses falsos positivos tem confiança baixa e desaparece ao subir o limiar.</w:t>
       </w:r>
     </w:p>
     <w:p>
       <w:pPr>
-        <w:pStyle w:val="PargrafodaLista"/>
+        <w:pStyle w:val="ListParagraph"/>
         <w:numPr>
           <w:ilvl w:val="1"/>
-          <w:numId w:val="2"/>
+          <w:numId w:val="4"/>
         </w:numPr>
         <w:rPr>
-          <w:rFonts w:ascii="Arial" w:hAnsi="Arial" w:eastAsia="Arial" w:cs="Arial"/>
-          <w:b w:val="1"/>
-          <w:bCs w:val="1"/>
+          <w:rFonts w:ascii="Arial" w:eastAsia="Arial" w:hAnsi="Arial" w:cs="Arial"/>
+          <w:b/>
+          <w:bCs/>
           <w:sz w:val="24"/>
           <w:szCs w:val="24"/>
         </w:rPr>
       </w:pPr>
       <w:r>
         <w:rPr>
-          <w:rFonts w:ascii="Arial" w:hAnsi="Arial" w:eastAsia="Arial" w:cs="Arial"/>
-          <w:b w:val="1"/>
-          <w:bCs w:val="1"/>
+          <w:rFonts w:ascii="Arial" w:eastAsia="Arial" w:hAnsi="Arial" w:cs="Arial"/>
+          <w:b/>
+          <w:bCs/>
           <w:sz w:val="24"/>
           <w:szCs w:val="24"/>
         </w:rPr>
@@ -4200,49 +5349,230 @@
       </w:r>
     </w:p>
     <w:p>
-      <w:pPr>
-        <w:pStyle w:val="Normal"/>
-      </w:pPr>
-      <w:r>
-        <w:rPr/>
+      <w:r>
         <w:t>Para verificar a generalização, rodei a inferência sobre os tiles da Avenida Paulista, bairro não usado no treino, e salvei as imagens com as detecções. A Avenida Paulista tem características visuais diferentes das regiões de treino (edifícios mais antigos, hotéis), o que estressa o modelo e mostra até que ponto ele generaliza para um domínio novo.</w:t>
       </w:r>
     </w:p>
     <w:p>
-      <w:pPr>
-        <w:pStyle w:val="Normal"/>
-      </w:pPr>
-    </w:p>
-    <w:p>
-      <w:pPr>
-        <w:pStyle w:val="Normal"/>
-      </w:pPr>
-      <w:r>
+      <w:r>
+        <w:rPr>
+          <w:noProof/>
+        </w:rPr>
+        <mc:AlternateContent>
+          <mc:Choice Requires="wps">
+            <w:drawing>
+              <wp:anchor distT="0" distB="0" distL="114300" distR="114300" simplePos="0" relativeHeight="251678720" behindDoc="0" locked="0" layoutInCell="1" allowOverlap="1" wp14:anchorId="0BD7965A" wp14:editId="7B4FA61B">
+                <wp:simplePos x="0" y="0"/>
+                <wp:positionH relativeFrom="column">
+                  <wp:posOffset>290195</wp:posOffset>
+                </wp:positionH>
+                <wp:positionV relativeFrom="paragraph">
+                  <wp:posOffset>5128895</wp:posOffset>
+                </wp:positionV>
+                <wp:extent cx="4813935" cy="635"/>
+                <wp:effectExtent l="0" t="0" r="0" b="0"/>
+                <wp:wrapSquare wrapText="bothSides"/>
+                <wp:docPr id="879777151" name="Text Box 1"/>
+                <wp:cNvGraphicFramePr/>
+                <a:graphic xmlns:a="http://schemas.openxmlformats.org/drawingml/2006/main">
+                  <a:graphicData uri="http://schemas.microsoft.com/office/word/2010/wordprocessingShape">
+                    <wps:wsp>
+                      <wps:cNvSpPr txBox="1"/>
+                      <wps:spPr>
+                        <a:xfrm>
+                          <a:off x="0" y="0"/>
+                          <a:ext cx="4813935" cy="635"/>
+                        </a:xfrm>
+                        <a:prstGeom prst="rect">
+                          <a:avLst/>
+                        </a:prstGeom>
+                        <a:solidFill>
+                          <a:prstClr val="white"/>
+                        </a:solidFill>
+                        <a:ln>
+                          <a:noFill/>
+                        </a:ln>
+                      </wps:spPr>
+                      <wps:txbx>
+                        <w:txbxContent>
+                          <w:p>
+                            <w:pPr>
+                              <w:pStyle w:val="Caption"/>
+                              <w:rPr>
+                                <w:noProof/>
+                                <w:color w:val="000000" w:themeColor="text1"/>
+                                <w:sz w:val="20"/>
+                                <w:szCs w:val="20"/>
+                              </w:rPr>
+                            </w:pPr>
+                            <w:r>
+                              <w:rPr>
+                                <w:sz w:val="20"/>
+                                <w:szCs w:val="20"/>
+                              </w:rPr>
+                              <w:t xml:space="preserve">Figura </w:t>
+                            </w:r>
+                            <w:r>
+                              <w:rPr>
+                                <w:sz w:val="20"/>
+                                <w:szCs w:val="20"/>
+                              </w:rPr>
+                              <w:fldChar w:fldCharType="begin"/>
+                            </w:r>
+                            <w:r>
+                              <w:rPr>
+                                <w:sz w:val="20"/>
+                                <w:szCs w:val="20"/>
+                              </w:rPr>
+                              <w:instrText xml:space="preserve"> SEQ Figura \* ARABIC </w:instrText>
+                            </w:r>
+                            <w:r>
+                              <w:rPr>
+                                <w:sz w:val="20"/>
+                                <w:szCs w:val="20"/>
+                              </w:rPr>
+                              <w:fldChar w:fldCharType="separate"/>
+                            </w:r>
+                            <w:r>
+                              <w:rPr>
+                                <w:noProof/>
+                                <w:sz w:val="20"/>
+                                <w:szCs w:val="20"/>
+                              </w:rPr>
+                              <w:t>8</w:t>
+                            </w:r>
+                            <w:r>
+                              <w:rPr>
+                                <w:sz w:val="20"/>
+                                <w:szCs w:val="20"/>
+                              </w:rPr>
+                              <w:fldChar w:fldCharType="end"/>
+                            </w:r>
+                            <w:r>
+                              <w:rPr>
+                                <w:sz w:val="20"/>
+                                <w:szCs w:val="20"/>
+                              </w:rPr>
+                              <w:t xml:space="preserve"> - Imagem da Inferência no recorte da Paulista</w:t>
+                            </w:r>
+                          </w:p>
+                        </w:txbxContent>
+                      </wps:txbx>
+                      <wps:bodyPr rot="0" spcFirstLastPara="0" vertOverflow="overflow" horzOverflow="overflow" vert="horz" wrap="square" lIns="0" tIns="0" rIns="0" bIns="0" numCol="1" spcCol="0" rtlCol="0" fromWordArt="0" anchor="t" anchorCtr="0" forceAA="0" compatLnSpc="1">
+                        <a:prstTxWarp prst="textNoShape">
+                          <a:avLst/>
+                        </a:prstTxWarp>
+                        <a:spAutoFit/>
+                      </wps:bodyPr>
+                    </wps:wsp>
+                  </a:graphicData>
+                </a:graphic>
+              </wp:anchor>
+            </w:drawing>
+          </mc:Choice>
+          <mc:Fallback>
+            <w:pict>
+              <v:shape w14:anchorId="0BD7965A" id="_x0000_s1032" type="#_x0000_t202" style="position:absolute;left:0;text-align:left;margin-left:22.85pt;margin-top:403.85pt;width:379.05pt;height:.05pt;z-index:251678720;visibility:visible;mso-wrap-style:square;mso-wrap-distance-left:9pt;mso-wrap-distance-top:0;mso-wrap-distance-right:9pt;mso-wrap-distance-bottom:0;mso-position-horizontal:absolute;mso-position-horizontal-relative:text;mso-position-vertical:absolute;mso-position-vertical-relative:text;v-text-anchor:top" o:gfxdata="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" stroked="f">
+                <v:textbox style="mso-fit-shape-to-text:t" inset="0,0,0,0">
+                  <w:txbxContent>
+                    <w:p>
+                      <w:pPr>
+                        <w:pStyle w:val="Caption"/>
+                        <w:rPr>
+                          <w:noProof/>
+                          <w:color w:val="000000" w:themeColor="text1"/>
+                          <w:sz w:val="20"/>
+                          <w:szCs w:val="20"/>
+                        </w:rPr>
+                      </w:pPr>
+                      <w:r>
+                        <w:rPr>
+                          <w:sz w:val="20"/>
+                          <w:szCs w:val="20"/>
+                        </w:rPr>
+                        <w:t xml:space="preserve">Figura </w:t>
+                      </w:r>
+                      <w:r>
+                        <w:rPr>
+                          <w:sz w:val="20"/>
+                          <w:szCs w:val="20"/>
+                        </w:rPr>
+                        <w:fldChar w:fldCharType="begin"/>
+                      </w:r>
+                      <w:r>
+                        <w:rPr>
+                          <w:sz w:val="20"/>
+                          <w:szCs w:val="20"/>
+                        </w:rPr>
+                        <w:instrText xml:space="preserve"> SEQ Figura \* ARABIC </w:instrText>
+                      </w:r>
+                      <w:r>
+                        <w:rPr>
+                          <w:sz w:val="20"/>
+                          <w:szCs w:val="20"/>
+                        </w:rPr>
+                        <w:fldChar w:fldCharType="separate"/>
+                      </w:r>
+                      <w:r>
+                        <w:rPr>
+                          <w:noProof/>
+                          <w:sz w:val="20"/>
+                          <w:szCs w:val="20"/>
+                        </w:rPr>
+                        <w:t>8</w:t>
+                      </w:r>
+                      <w:r>
+                        <w:rPr>
+                          <w:sz w:val="20"/>
+                          <w:szCs w:val="20"/>
+                        </w:rPr>
+                        <w:fldChar w:fldCharType="end"/>
+                      </w:r>
+                      <w:r>
+                        <w:rPr>
+                          <w:sz w:val="20"/>
+                          <w:szCs w:val="20"/>
+                        </w:rPr>
+                        <w:t xml:space="preserve"> - Imagem da Inferência no recorte da Paulista</w:t>
+                      </w:r>
+                    </w:p>
+                  </w:txbxContent>
+                </v:textbox>
+                <w10:wrap type="square"/>
+              </v:shape>
+            </w:pict>
+          </mc:Fallback>
+        </mc:AlternateContent>
+      </w:r>
+      <w:r>
+        <w:rPr>
+          <w:noProof/>
+        </w:rPr>
         <w:drawing>
-          <wp:anchor distT="0" distB="0" distL="114300" distR="114300" simplePos="0" relativeHeight="251658240" behindDoc="0" locked="0" layoutInCell="1" allowOverlap="1" wp14:editId="7CEFF806" wp14:anchorId="17CB075E">
+          <wp:anchor distT="0" distB="0" distL="114300" distR="114300" simplePos="0" relativeHeight="251660288" behindDoc="0" locked="0" layoutInCell="1" allowOverlap="1" wp14:anchorId="17CB075E" wp14:editId="596C1837">
             <wp:simplePos x="0" y="0"/>
-            <wp:positionH relativeFrom="column">
-              <wp:align>left</wp:align>
+            <wp:positionH relativeFrom="page">
+              <wp:align>center</wp:align>
             </wp:positionH>
             <wp:positionV relativeFrom="paragraph">
-              <wp:posOffset>0</wp:posOffset>
+              <wp:posOffset>223134</wp:posOffset>
             </wp:positionV>
             <wp:extent cx="4814205" cy="4848902"/>
-            <wp:effectExtent l="0" t="0" r="0" b="0"/>
+            <wp:effectExtent l="0" t="0" r="5715" b="8890"/>
             <wp:wrapSquare wrapText="bothSides"/>
             <wp:docPr id="1572305504" name="drawing"/>
             <wp:cNvGraphicFramePr>
-              <a:graphicFrameLocks noChangeAspect="1"/>
+              <a:graphicFrameLocks xmlns:a="http://schemas.openxmlformats.org/drawingml/2006/main" noChangeAspect="1"/>
             </wp:cNvGraphicFramePr>
-            <a:graphic>
-              <a:graphicData xmlns:a="http://schemas.openxmlformats.org/drawingml/2006/main" uri="http://schemas.openxmlformats.org/drawingml/2006/picture">
+            <a:graphic xmlns:a="http://schemas.openxmlformats.org/drawingml/2006/main">
+              <a:graphicData uri="http://schemas.openxmlformats.org/drawingml/2006/picture">
                 <pic:pic xmlns:pic="http://schemas.openxmlformats.org/drawingml/2006/picture">
                   <pic:nvPicPr>
                     <pic:cNvPr id="1572305504" name="Picture 1572305504"/>
                     <pic:cNvPicPr/>
                   </pic:nvPicPr>
                   <pic:blipFill>
-                    <a:blip xmlns:r="http://schemas.openxmlformats.org/officeDocument/2006/relationships" r:embed="rId1437477600">
+                    <a:blip r:embed="rId20">
                       <a:extLst>
                         <a:ext uri="{28A0092B-C50C-407E-A947-70E740481C1C}">
                           <a14:useLocalDpi xmlns:a14="http://schemas.microsoft.com/office/drawing/2010/main"/>
@@ -4254,7 +5584,7 @@
                     </a:stretch>
                   </pic:blipFill>
                   <pic:spPr>
-                    <a:xfrm rot="0">
+                    <a:xfrm>
                       <a:off x="0" y="0"/>
                       <a:ext cx="4814205" cy="4848902"/>
                     </a:xfrm>
@@ -4275,69 +5605,32 @@
         </w:drawing>
       </w:r>
     </w:p>
-    <w:p>
-      <w:pPr>
-        <w:pStyle w:val="Normal"/>
-        <w:jc w:val="center"/>
-        <w:rPr>
-          <w:rFonts w:ascii="Arial" w:hAnsi="Arial" w:eastAsia="Arial" w:cs="Arial"/>
-          <w:b w:val="0"/>
-          <w:bCs w:val="0"/>
-          <w:i w:val="0"/>
-          <w:iCs w:val="0"/>
-          <w:caps w:val="0"/>
-          <w:smallCaps w:val="0"/>
-          <w:noProof w:val="0"/>
-          <w:color w:val="000000" w:themeColor="text1" w:themeTint="FF" w:themeShade="FF"/>
+    <w:p/>
+    <w:p>
+      <w:pPr>
+        <w:rPr>
+          <w:rFonts w:eastAsia="Arial" w:cs="Arial"/>
           <w:sz w:val="20"/>
           <w:szCs w:val="20"/>
-          <w:lang w:val="pt-BR"/>
-        </w:rPr>
-      </w:pPr>
-      <w:r>
-        <w:rPr>
-          <w:rFonts w:ascii="Arial" w:hAnsi="Arial" w:eastAsia="Arial" w:cs="Arial"/>
-          <w:b w:val="0"/>
-          <w:bCs w:val="0"/>
-          <w:i w:val="0"/>
-          <w:iCs w:val="0"/>
-          <w:caps w:val="0"/>
-          <w:smallCaps w:val="0"/>
-          <w:noProof w:val="0"/>
-          <w:color w:val="000000" w:themeColor="text1" w:themeTint="FF" w:themeShade="FF"/>
-          <w:sz w:val="20"/>
-          <w:szCs w:val="20"/>
-          <w:lang w:val="pt-BR"/>
-        </w:rPr>
-        <w:t>Figura 8 – Imagem da Inferência no recorte da Paulista</w:t>
-      </w:r>
-    </w:p>
-    <w:p>
-      <w:pPr>
-        <w:pStyle w:val="Ttulo2"/>
-        <w:rPr/>
-      </w:pPr>
-      <w:bookmarkStart w:name="_Toc2104283172" w:id="1665195306"/>
-      <w:r>
-        <w:rPr/>
+        </w:rPr>
+      </w:pPr>
+    </w:p>
+    <w:p>
+      <w:pPr>
+        <w:pStyle w:val="Heading2"/>
+      </w:pPr>
+      <w:bookmarkStart w:id="10" w:name="_Toc232830948"/>
+      <w:r>
+        <w:lastRenderedPageBreak/>
         <w:t>APLICAÇÃO NO STREAMLIT</w:t>
       </w:r>
-      <w:bookmarkEnd w:id="1665195306"/>
-    </w:p>
-    <w:p>
-      <w:r>
-        <w:rPr/>
-        <w:t xml:space="preserve">Para melhor visibilidade e teste das funcionalidades, desenvolvi uma aplicação com interface visual em </w:t>
-      </w:r>
-      <w:r>
-        <w:rPr/>
-        <w:t>Streamlit</w:t>
-      </w:r>
-      <w:r>
-        <w:rPr/>
-        <w:t xml:space="preserve">, disponível em </w:t>
-      </w:r>
-      <w:hyperlink r:id="R6bbf8fdbfe2d43cc">
+      <w:bookmarkEnd w:id="10"/>
+    </w:p>
+    <w:p>
+      <w:r>
+        <w:t xml:space="preserve">Para melhor visibilidade e teste das funcionalidades, desenvolvi uma aplicação com interface visual em Streamlit, disponível em </w:t>
+      </w:r>
+      <w:hyperlink r:id="rId21">
         <w:r>
           <w:rPr>
             <w:rStyle w:val="Hyperlink"/>
@@ -4346,50 +5639,39 @@
         </w:r>
       </w:hyperlink>
       <w:r>
-        <w:rPr/>
         <w:t xml:space="preserve"> e alimentada diretamente pelo repositório GitHub do projeto. A aplicação carrega o melhor modelo e oferece três áreas: uma página de métricas (com a matriz de confusão e as curvas de treino), a inferência em imagens de teste aleatórias exibidas em um carrossel de quatro por vez, e um modo de navegar por um mosaico de bairro com setas desenhadas dentro da própria imagem (zoom fixo, no estilo de mapas interativos), com o modelo detectando helipontos em tempo real na janela visível.</w:t>
       </w:r>
     </w:p>
     <w:p>
-      <w:pPr>
-        <w:pStyle w:val="Normal"/>
-      </w:pPr>
-      <w:r>
-        <w:rPr/>
-        <w:t>A aplicação permite ainda variar o limiar de confiança e o IoU do NMS, na linha da aula de métricas, e oferece a opção de test-time augmentation na inferência. Optei por não incluir upload de imagem para evitar entradas fora do domínio do modelo durante a apresentação.</w:t>
-      </w:r>
-    </w:p>
-    <w:p>
-      <w:pPr>
-        <w:pStyle w:val="Normal"/>
-        <w:ind w:firstLine="0"/>
-      </w:pPr>
-      <w:r>
+      <w:r>
+        <w:rPr>
+          <w:noProof/>
+        </w:rPr>
         <w:drawing>
-          <wp:anchor distT="0" distB="0" distL="114300" distR="114300" simplePos="0" relativeHeight="251658240" behindDoc="0" locked="0" layoutInCell="1" allowOverlap="1" wp14:anchorId="1BB7867E" wp14:editId="102832C2">
+          <wp:anchor distT="0" distB="0" distL="114300" distR="114300" simplePos="0" relativeHeight="251655168" behindDoc="0" locked="0" layoutInCell="1" allowOverlap="1" wp14:anchorId="1BB7867E" wp14:editId="4E1B582F">
             <wp:simplePos x="0" y="0"/>
-            <wp:positionH relativeFrom="column">
-              <wp:align>left</wp:align>
+            <wp:positionH relativeFrom="margin">
+              <wp:posOffset>255270</wp:posOffset>
             </wp:positionH>
             <wp:positionV relativeFrom="paragraph">
-              <wp:posOffset>0</wp:posOffset>
+              <wp:posOffset>1029970</wp:posOffset>
             </wp:positionV>
-            <wp:extent cx="5241600" cy="2411635"/>
+            <wp:extent cx="5033010" cy="2289810"/>
             <wp:effectExtent l="0" t="0" r="0" b="0"/>
             <wp:wrapSquare wrapText="bothSides"/>
             <wp:docPr id="580163251" name="drawing"/>
             <wp:cNvGraphicFramePr>
-              <a:graphicFrameLocks/>
+              <a:graphicFrameLocks xmlns:a="http://schemas.openxmlformats.org/drawingml/2006/main"/>
             </wp:cNvGraphicFramePr>
-            <a:graphic>
-              <a:graphicData xmlns:a="http://schemas.openxmlformats.org/drawingml/2006/main" uri="http://schemas.openxmlformats.org/drawingml/2006/picture">
+            <a:graphic xmlns:a="http://schemas.openxmlformats.org/drawingml/2006/main">
+              <a:graphicData uri="http://schemas.openxmlformats.org/drawingml/2006/picture">
                 <pic:pic xmlns:pic="http://schemas.openxmlformats.org/drawingml/2006/picture">
                   <pic:nvPicPr>
                     <pic:cNvPr id="580163251" name="Picture 580163251"/>
                     <pic:cNvPicPr/>
                   </pic:nvPicPr>
                   <pic:blipFill>
-                    <a:blip xmlns:r="http://schemas.openxmlformats.org/officeDocument/2006/relationships" r:embed="rId371556121">
+                    <a:blip r:embed="rId22">
                       <a:extLst>
                         <a:ext uri="{28A0092B-C50C-407E-A947-70E740481C1C}">
                           <a14:useLocalDpi xmlns:a14="http://schemas.microsoft.com/office/drawing/2010/main"/>
@@ -4401,9 +5683,9 @@
                     </a:stretch>
                   </pic:blipFill>
                   <pic:spPr>
-                    <a:xfrm rot="0">
+                    <a:xfrm>
                       <a:off x="0" y="0"/>
-                      <a:ext cx="5241600" cy="2411635"/>
+                      <a:ext cx="5033010" cy="2289810"/>
                     </a:xfrm>
                     <a:prstGeom prst="rect">
                       <a:avLst/>
@@ -4421,37 +5703,265 @@
           </wp:anchor>
         </w:drawing>
       </w:r>
-    </w:p>
-    <w:p>
-      <w:pPr>
-        <w:pStyle w:val="Normal"/>
-      </w:pPr>
-      <w:r>
+      <w:r>
+        <w:t>A aplicação permite ainda variar o limiar de confiança e o IoU do NMS, na linha da aula de métricas, e oferece a opção de test-time augmentation na inferência. Optei por não incluir upload de imagem para evitar entradas fora do domínio do modelo durante a apresentação.</w:t>
+      </w:r>
+    </w:p>
+    <w:p>
+      <w:pPr>
+        <w:ind w:firstLine="0"/>
+      </w:pPr>
+      <w:r>
+        <w:rPr>
+          <w:noProof/>
+        </w:rPr>
+        <mc:AlternateContent>
+          <mc:Choice Requires="wps">
+            <w:drawing>
+              <wp:anchor distT="0" distB="0" distL="114300" distR="114300" simplePos="0" relativeHeight="251680768" behindDoc="0" locked="0" layoutInCell="1" allowOverlap="1" wp14:anchorId="5F0E6345" wp14:editId="3EE99F06">
+                <wp:simplePos x="0" y="0"/>
+                <wp:positionH relativeFrom="column">
+                  <wp:posOffset>151074</wp:posOffset>
+                </wp:positionH>
+                <wp:positionV relativeFrom="paragraph">
+                  <wp:posOffset>4531691</wp:posOffset>
+                </wp:positionV>
+                <wp:extent cx="5241290" cy="635"/>
+                <wp:effectExtent l="0" t="0" r="0" b="0"/>
+                <wp:wrapSquare wrapText="bothSides"/>
+                <wp:docPr id="53760941" name="Text Box 1"/>
+                <wp:cNvGraphicFramePr/>
+                <a:graphic xmlns:a="http://schemas.openxmlformats.org/drawingml/2006/main">
+                  <a:graphicData uri="http://schemas.microsoft.com/office/word/2010/wordprocessingShape">
+                    <wps:wsp>
+                      <wps:cNvSpPr txBox="1"/>
+                      <wps:spPr>
+                        <a:xfrm>
+                          <a:off x="0" y="0"/>
+                          <a:ext cx="5241290" cy="635"/>
+                        </a:xfrm>
+                        <a:prstGeom prst="rect">
+                          <a:avLst/>
+                        </a:prstGeom>
+                        <a:solidFill>
+                          <a:prstClr val="white"/>
+                        </a:solidFill>
+                        <a:ln>
+                          <a:noFill/>
+                        </a:ln>
+                      </wps:spPr>
+                      <wps:txbx>
+                        <w:txbxContent>
+                          <w:p>
+                            <w:pPr>
+                              <w:pStyle w:val="Caption"/>
+                              <w:rPr>
+                                <w:noProof/>
+                                <w:color w:val="000000" w:themeColor="text1"/>
+                                <w:sz w:val="20"/>
+                                <w:szCs w:val="20"/>
+                              </w:rPr>
+                            </w:pPr>
+                            <w:r>
+                              <w:rPr>
+                                <w:sz w:val="20"/>
+                                <w:szCs w:val="20"/>
+                              </w:rPr>
+                              <w:t>Figura</w:t>
+                            </w:r>
+                            <w:r>
+                              <w:rPr>
+                                <w:sz w:val="20"/>
+                                <w:szCs w:val="20"/>
+                              </w:rPr>
+                              <w:t>s</w:t>
+                            </w:r>
+                            <w:r>
+                              <w:rPr>
+                                <w:sz w:val="20"/>
+                                <w:szCs w:val="20"/>
+                              </w:rPr>
+                              <w:t xml:space="preserve"> </w:t>
+                            </w:r>
+                            <w:r>
+                              <w:rPr>
+                                <w:sz w:val="20"/>
+                                <w:szCs w:val="20"/>
+                              </w:rPr>
+                              <w:fldChar w:fldCharType="begin"/>
+                            </w:r>
+                            <w:r>
+                              <w:rPr>
+                                <w:sz w:val="20"/>
+                                <w:szCs w:val="20"/>
+                              </w:rPr>
+                              <w:instrText xml:space="preserve"> SEQ Figura \* ARABIC </w:instrText>
+                            </w:r>
+                            <w:r>
+                              <w:rPr>
+                                <w:sz w:val="20"/>
+                                <w:szCs w:val="20"/>
+                              </w:rPr>
+                              <w:fldChar w:fldCharType="separate"/>
+                            </w:r>
+                            <w:r>
+                              <w:rPr>
+                                <w:noProof/>
+                                <w:sz w:val="20"/>
+                                <w:szCs w:val="20"/>
+                              </w:rPr>
+                              <w:t>9</w:t>
+                            </w:r>
+                            <w:r>
+                              <w:rPr>
+                                <w:sz w:val="20"/>
+                                <w:szCs w:val="20"/>
+                              </w:rPr>
+                              <w:fldChar w:fldCharType="end"/>
+                            </w:r>
+                            <w:r>
+                              <w:rPr>
+                                <w:sz w:val="20"/>
+                                <w:szCs w:val="20"/>
+                              </w:rPr>
+                              <w:t xml:space="preserve"> e 10 - Telas da aplicação Streamlit</w:t>
+                            </w:r>
+                          </w:p>
+                        </w:txbxContent>
+                      </wps:txbx>
+                      <wps:bodyPr rot="0" spcFirstLastPara="0" vertOverflow="overflow" horzOverflow="overflow" vert="horz" wrap="square" lIns="0" tIns="0" rIns="0" bIns="0" numCol="1" spcCol="0" rtlCol="0" fromWordArt="0" anchor="t" anchorCtr="0" forceAA="0" compatLnSpc="1">
+                        <a:prstTxWarp prst="textNoShape">
+                          <a:avLst/>
+                        </a:prstTxWarp>
+                        <a:spAutoFit/>
+                      </wps:bodyPr>
+                    </wps:wsp>
+                  </a:graphicData>
+                </a:graphic>
+              </wp:anchor>
+            </w:drawing>
+          </mc:Choice>
+          <mc:Fallback>
+            <w:pict>
+              <v:shapetype w14:anchorId="5F0E6345" id="_x0000_t202" coordsize="21600,21600" o:spt="202" path="m,l,21600r21600,l21600,xe">
+                <v:stroke joinstyle="miter"/>
+                <v:path gradientshapeok="t" o:connecttype="rect"/>
+              </v:shapetype>
+              <v:shape id="_x0000_s1033" type="#_x0000_t202" style="position:absolute;left:0;text-align:left;margin-left:11.9pt;margin-top:356.85pt;width:412.7pt;height:.05pt;z-index:251680768;visibility:visible;mso-wrap-style:square;mso-wrap-distance-left:9pt;mso-wrap-distance-top:0;mso-wrap-distance-right:9pt;mso-wrap-distance-bottom:0;mso-position-horizontal:absolute;mso-position-horizontal-relative:text;mso-position-vertical:absolute;mso-position-vertical-relative:text;v-text-anchor:top" o:gfxdata="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" stroked="f">
+                <v:textbox style="mso-fit-shape-to-text:t" inset="0,0,0,0">
+                  <w:txbxContent>
+                    <w:p>
+                      <w:pPr>
+                        <w:pStyle w:val="Caption"/>
+                        <w:rPr>
+                          <w:noProof/>
+                          <w:color w:val="000000" w:themeColor="text1"/>
+                          <w:sz w:val="20"/>
+                          <w:szCs w:val="20"/>
+                        </w:rPr>
+                      </w:pPr>
+                      <w:r>
+                        <w:rPr>
+                          <w:sz w:val="20"/>
+                          <w:szCs w:val="20"/>
+                        </w:rPr>
+                        <w:t>Figura</w:t>
+                      </w:r>
+                      <w:r>
+                        <w:rPr>
+                          <w:sz w:val="20"/>
+                          <w:szCs w:val="20"/>
+                        </w:rPr>
+                        <w:t>s</w:t>
+                      </w:r>
+                      <w:r>
+                        <w:rPr>
+                          <w:sz w:val="20"/>
+                          <w:szCs w:val="20"/>
+                        </w:rPr>
+                        <w:t xml:space="preserve"> </w:t>
+                      </w:r>
+                      <w:r>
+                        <w:rPr>
+                          <w:sz w:val="20"/>
+                          <w:szCs w:val="20"/>
+                        </w:rPr>
+                        <w:fldChar w:fldCharType="begin"/>
+                      </w:r>
+                      <w:r>
+                        <w:rPr>
+                          <w:sz w:val="20"/>
+                          <w:szCs w:val="20"/>
+                        </w:rPr>
+                        <w:instrText xml:space="preserve"> SEQ Figura \* ARABIC </w:instrText>
+                      </w:r>
+                      <w:r>
+                        <w:rPr>
+                          <w:sz w:val="20"/>
+                          <w:szCs w:val="20"/>
+                        </w:rPr>
+                        <w:fldChar w:fldCharType="separate"/>
+                      </w:r>
+                      <w:r>
+                        <w:rPr>
+                          <w:noProof/>
+                          <w:sz w:val="20"/>
+                          <w:szCs w:val="20"/>
+                        </w:rPr>
+                        <w:t>9</w:t>
+                      </w:r>
+                      <w:r>
+                        <w:rPr>
+                          <w:sz w:val="20"/>
+                          <w:szCs w:val="20"/>
+                        </w:rPr>
+                        <w:fldChar w:fldCharType="end"/>
+                      </w:r>
+                      <w:r>
+                        <w:rPr>
+                          <w:sz w:val="20"/>
+                          <w:szCs w:val="20"/>
+                        </w:rPr>
+                        <w:t xml:space="preserve"> e 10 - Telas da aplicação Streamlit</w:t>
+                      </w:r>
+                    </w:p>
+                  </w:txbxContent>
+                </v:textbox>
+                <w10:wrap type="square"/>
+              </v:shape>
+            </w:pict>
+          </mc:Fallback>
+        </mc:AlternateContent>
+      </w:r>
+      <w:r>
+        <w:rPr>
+          <w:noProof/>
+        </w:rPr>
         <w:drawing>
-          <wp:anchor distT="0" distB="0" distL="114300" distR="114300" simplePos="0" relativeHeight="251658240" behindDoc="0" locked="0" layoutInCell="1" allowOverlap="1" wp14:anchorId="30B95CB2" wp14:editId="78F17B22">
+          <wp:anchor distT="0" distB="0" distL="114300" distR="114300" simplePos="0" relativeHeight="251658240" behindDoc="0" locked="0" layoutInCell="1" allowOverlap="1" wp14:anchorId="30B95CB2" wp14:editId="77A15F94">
             <wp:simplePos x="0" y="0"/>
-            <wp:positionH relativeFrom="column">
-              <wp:align>left</wp:align>
+            <wp:positionH relativeFrom="margin">
+              <wp:posOffset>255270</wp:posOffset>
             </wp:positionH>
             <wp:positionV relativeFrom="paragraph">
-              <wp:posOffset>0</wp:posOffset>
+              <wp:posOffset>2268220</wp:posOffset>
             </wp:positionV>
-            <wp:extent cx="5241548" cy="2408513"/>
+            <wp:extent cx="5033010" cy="2194560"/>
             <wp:effectExtent l="0" t="0" r="0" b="0"/>
             <wp:wrapSquare wrapText="bothSides"/>
             <wp:docPr id="1195851590" name="drawing"/>
             <wp:cNvGraphicFramePr>
-              <a:graphicFrameLocks/>
+              <a:graphicFrameLocks xmlns:a="http://schemas.openxmlformats.org/drawingml/2006/main"/>
             </wp:cNvGraphicFramePr>
-            <a:graphic>
-              <a:graphicData xmlns:a="http://schemas.openxmlformats.org/drawingml/2006/main" uri="http://schemas.openxmlformats.org/drawingml/2006/picture">
+            <a:graphic xmlns:a="http://schemas.openxmlformats.org/drawingml/2006/main">
+              <a:graphicData uri="http://schemas.openxmlformats.org/drawingml/2006/picture">
                 <pic:pic xmlns:pic="http://schemas.openxmlformats.org/drawingml/2006/picture">
                   <pic:nvPicPr>
                     <pic:cNvPr id="1195851590" name="Picture 1195851590"/>
                     <pic:cNvPicPr/>
                   </pic:nvPicPr>
                   <pic:blipFill>
-                    <a:blip xmlns:r="http://schemas.openxmlformats.org/officeDocument/2006/relationships" r:embed="rId391917619">
+                    <a:blip r:embed="rId23">
                       <a:extLst>
                         <a:ext uri="{28A0092B-C50C-407E-A947-70E740481C1C}">
                           <a14:useLocalDpi xmlns:a14="http://schemas.microsoft.com/office/drawing/2010/main"/>
@@ -4463,9 +5973,9 @@
                     </a:stretch>
                   </pic:blipFill>
                   <pic:spPr>
-                    <a:xfrm rot="0">
+                    <a:xfrm>
                       <a:off x="0" y="0"/>
-                      <a:ext cx="5241548" cy="2408513"/>
+                      <a:ext cx="5033010" cy="2194560"/>
                     </a:xfrm>
                     <a:prstGeom prst="rect">
                       <a:avLst/>
@@ -4484,117 +5994,65 @@
         </w:drawing>
       </w:r>
     </w:p>
-    <w:p>
-      <w:pPr>
-        <w:pStyle w:val="Normal"/>
-        <w:jc w:val="center"/>
-        <w:rPr>
-          <w:rFonts w:ascii="Arial" w:hAnsi="Arial" w:eastAsia="Arial" w:cs="Arial"/>
-          <w:b w:val="0"/>
-          <w:bCs w:val="0"/>
-          <w:i w:val="0"/>
-          <w:iCs w:val="0"/>
-          <w:caps w:val="0"/>
-          <w:smallCaps w:val="0"/>
-          <w:noProof w:val="0"/>
-          <w:color w:val="000000" w:themeColor="text1" w:themeTint="FF" w:themeShade="FF"/>
-          <w:sz w:val="20"/>
-          <w:szCs w:val="20"/>
-          <w:lang w:val="pt-BR"/>
-        </w:rPr>
-      </w:pPr>
-      <w:r>
-        <w:rPr>
-          <w:rFonts w:ascii="Arial" w:hAnsi="Arial" w:eastAsia="Arial" w:cs="Arial"/>
-          <w:b w:val="0"/>
-          <w:bCs w:val="0"/>
-          <w:i w:val="0"/>
-          <w:iCs w:val="0"/>
-          <w:caps w:val="0"/>
-          <w:smallCaps w:val="0"/>
-          <w:noProof w:val="0"/>
-          <w:color w:val="000000" w:themeColor="text1" w:themeTint="FF" w:themeShade="FF"/>
-          <w:sz w:val="20"/>
-          <w:szCs w:val="20"/>
-          <w:lang w:val="pt-BR"/>
-        </w:rPr>
-        <w:t>Figuras 9 e 10 – Telas da aplicação Streamlit</w:t>
-      </w:r>
-    </w:p>
-    <w:p>
-      <w:pPr>
-        <w:pStyle w:val="Ttulo2"/>
-        <w:rPr/>
-      </w:pPr>
-      <w:bookmarkStart w:name="_Toc739001171" w:id="1821393192"/>
-      <w:r>
-        <w:rPr/>
+    <w:p/>
+    <w:p>
+      <w:pPr>
+        <w:pStyle w:val="Heading2"/>
+      </w:pPr>
+      <w:bookmarkStart w:id="11" w:name="_Toc232830949"/>
+      <w:r>
+        <w:lastRenderedPageBreak/>
         <w:t>CONCLUSÕES</w:t>
       </w:r>
-      <w:bookmarkEnd w:id="1821393192"/>
-    </w:p>
-    <w:p>
-      <w:r>
-        <w:rPr/>
-        <w:t xml:space="preserve">O projeto cobriu o ciclo completo de um detector de objetos em imagens de satélite, com ênfase na construção e curadoria do </w:t>
-      </w:r>
-      <w:r>
-        <w:rPr/>
-        <w:t>dataset</w:t>
-      </w:r>
-      <w:r>
-        <w:rPr/>
-        <w:t>. No conjunto de teste (Avenida Paulista, bairro inédito), o modelo principal (YOLO26n) encontrou cerca de [PREENCHER: %] dos helipontos (revocação [PREENCHER]) com precisão de [PREENCHER] e mAP@0.5 de [PREENCHER], generalizando para um bairro não visto e com visual diferente. A divisão por bairro (</w:t>
-      </w:r>
-      <w:r>
-        <w:rPr/>
-        <w:t>holdout</w:t>
-      </w:r>
-      <w:r>
-        <w:rPr/>
-        <w:t xml:space="preserve"> geográfico) forneceu uma medida honesta de generalização.</w:t>
-      </w:r>
-    </w:p>
-    <w:p>
-      <w:pPr>
-        <w:pStyle w:val="Normal"/>
-      </w:pPr>
-      <w:r>
-        <w:rPr/>
+      <w:bookmarkEnd w:id="11"/>
+    </w:p>
+    <w:p>
+      <w:r>
+        <w:t xml:space="preserve">O projeto cobriu o ciclo completo de um detector de objetos em imagens de satélite, com ênfase na construção e curadoria do dataset. </w:t>
+      </w:r>
+      <w:r>
+        <w:rPr>
+          <w:highlight w:val="yellow"/>
+        </w:rPr>
+        <w:t>No conjunto de teste (Avenida Paulista, bairro inédito), o modelo principal (YOLO26n) encontrou cerca de [PREENCHER: %] dos helipontos (revocação [PREENCHER]) com precisão de [PREENCHER] e mAP@0.5 de [PREENCHER],</w:t>
+      </w:r>
+      <w:r>
+        <w:t xml:space="preserve"> generalizando para um bairro não visto e com visual diferente. A divisão por bairro (holdout geográfico) forneceu uma medida honesta de generalização.</w:t>
+      </w:r>
+    </w:p>
+    <w:p>
+      <w:r>
         <w:t>A principal lição confirmada foi a de que a qualidade dos dados, e não a troca de arquitetura, é o que mais move o resultado em um projeto com poucos exemplos: o maior ganho observado veio da ampliação e do direcionamento da coleta para os casos de erro, e não de mudanças no modelo.</w:t>
       </w:r>
     </w:p>
     <w:p>
-      <w:pPr>
-        <w:pStyle w:val="Normal"/>
-      </w:pPr>
-      <w:r>
-        <w:rPr/>
+      <w:r>
         <w:t>As ferramentas de IA generativa foram utilizadas como apoio na construção dos notebooks, da aplicação Streamlit e na revisão pontual de código e texto. A definição do alvo, a coleta, a anotação, as decisões técnicas e a análise dos resultados foram de minha autoria, com base nos conteúdos abordados em sala de aula.</w:t>
       </w:r>
     </w:p>
     <w:p/>
     <w:p>
       <w:pPr>
-        <w:pStyle w:val="Ttulo6"/>
+        <w:pStyle w:val="Heading6"/>
         <w:rPr>
           <w:color w:val="auto"/>
         </w:rPr>
       </w:pPr>
-      <w:bookmarkStart w:name="_Toc79652176" w:id="23"/>
-      <w:bookmarkStart w:name="_Toc81325008" w:id="24"/>
-      <w:bookmarkStart w:name="_Toc81325093" w:id="25"/>
-      <w:bookmarkStart w:name="_Toc110062181" w:id="1224656538"/>
+      <w:bookmarkStart w:id="12" w:name="_Toc79652176"/>
+      <w:bookmarkStart w:id="13" w:name="_Toc81325008"/>
+      <w:bookmarkStart w:id="14" w:name="_Toc81325093"/>
+      <w:bookmarkStart w:id="15" w:name="_Toc232830950"/>
       <w:r>
         <w:rPr>
           <w:color w:val="auto"/>
         </w:rPr>
+        <w:lastRenderedPageBreak/>
         <w:t>Referências</w:t>
       </w:r>
-      <w:bookmarkEnd w:id="23"/>
-      <w:bookmarkEnd w:id="24"/>
-      <w:bookmarkEnd w:id="25"/>
-      <w:bookmarkEnd w:id="1224656538"/>
+      <w:bookmarkEnd w:id="12"/>
+      <w:bookmarkEnd w:id="13"/>
+      <w:bookmarkEnd w:id="14"/>
+      <w:bookmarkEnd w:id="15"/>
     </w:p>
     <w:p>
       <w:pPr>
@@ -4610,8 +6068,8 @@
       </w:pPr>
       <w:r>
         <w:rPr>
-          <w:b w:val="1"/>
-          <w:bCs w:val="1"/>
+          <w:b/>
+          <w:bCs/>
           <w:color w:val="auto"/>
         </w:rPr>
         <w:t>ULTRALYTICS.</w:t>
@@ -4634,11 +6092,14 @@
     <w:p>
       <w:pPr>
         <w:pStyle w:val="Resumo"/>
-      </w:pPr>
-      <w:r>
-        <w:rPr>
-          <w:b w:val="1"/>
-          <w:bCs w:val="1"/>
+        <w:rPr>
+          <w:lang w:val="en-US"/>
+        </w:rPr>
+      </w:pPr>
+      <w:r>
+        <w:rPr>
+          <w:b/>
+          <w:bCs/>
           <w:color w:val="auto"/>
         </w:rPr>
         <w:t>ROBOFLOW. Documentation.</w:t>
@@ -4647,7 +6108,14 @@
         <w:rPr>
           <w:color w:val="auto"/>
         </w:rPr>
-        <w:t xml:space="preserve"> Disponível em: https://docs.roboflow.com/. Acesso em: jun. 2026.</w:t>
+        <w:t xml:space="preserve"> Disponível em: https://docs.roboflow.com/. </w:t>
+      </w:r>
+      <w:r>
+        <w:rPr>
+          <w:color w:val="auto"/>
+          <w:lang w:val="en-US"/>
+        </w:rPr>
+        <w:t>Acesso em: jun. 2026.</w:t>
       </w:r>
     </w:p>
     <w:p>
@@ -4655,24 +6123,30 @@
         <w:pStyle w:val="Resumo"/>
         <w:rPr>
           <w:color w:val="auto"/>
+          <w:lang w:val="en-US"/>
         </w:rPr>
       </w:pPr>
     </w:p>
     <w:p>
       <w:pPr>
         <w:pStyle w:val="Resumo"/>
-      </w:pPr>
-      <w:r>
-        <w:rPr>
-          <w:b w:val="1"/>
-          <w:bCs w:val="1"/>
+        <w:rPr>
+          <w:lang w:val="en-US"/>
+        </w:rPr>
+      </w:pPr>
+      <w:r>
+        <w:rPr>
+          <w:b/>
+          <w:bCs/>
           <w:color w:val="auto"/>
+          <w:lang w:val="en-US"/>
         </w:rPr>
         <w:t>ESRI. World Imagery.</w:t>
       </w:r>
       <w:r>
         <w:rPr>
           <w:color w:val="auto"/>
+          <w:lang w:val="en-US"/>
         </w:rPr>
         <w:t xml:space="preserve"> Source: Esri, Maxar, Earthstar Geographics, and the GIS User Community.</w:t>
       </w:r>
@@ -4682,6 +6156,7 @@
         <w:pStyle w:val="Resumo"/>
         <w:rPr>
           <w:color w:val="auto"/>
+          <w:lang w:val="en-US"/>
         </w:rPr>
       </w:pPr>
     </w:p>
@@ -4730,8 +6205,8 @@
       </w:pPr>
     </w:p>
     <w:sectPr>
-      <w:headerReference w:type="default" r:id="rId25"/>
-      <w:pgSz w:w="11906" w:h="16838" w:orient="portrait"/>
+      <w:headerReference w:type="default" r:id="rId24"/>
+      <w:pgSz w:w="11906" w:h="16838"/>
       <w:pgMar w:top="1701" w:right="1134" w:bottom="1134" w:left="1701" w:header="708" w:footer="708" w:gutter="0"/>
       <w:pgNumType w:start="1"/>
       <w:cols w:space="708"/>
@@ -4799,13 +6274,13 @@
 <w:hdr xmlns:wpc="http://schemas.microsoft.com/office/word/2010/wordprocessingCanvas" xmlns:cx="http://schemas.microsoft.com/office/drawing/2014/chartex" xmlns:cx1="http://schemas.microsoft.com/office/drawing/2015/9/8/chartex" xmlns:cx2="http://schemas.microsoft.com/office/drawing/2015/10/21/chartex" xmlns:cx3="http://schemas.microsoft.com/office/drawing/2016/5/9/chartex" xmlns:cx4="http://schemas.microsoft.com/office/drawing/2016/5/10/chartex" xmlns:cx5="http://schemas.microsoft.com/office/drawing/2016/5/11/chartex" xmlns:cx6="http://schemas.microsoft.com/office/drawing/2016/5/12/chartex" xmlns:cx7="http://schemas.microsoft.com/office/drawing/2016/5/13/chartex" xmlns:cx8="http://schemas.microsoft.com/office/drawing/2016/5/14/chartex" xmlns:mc="http://schemas.openxmlformats.org/markup-compatibility/2006" xmlns:aink="http://schemas.microsoft.com/office/drawing/2016/ink" xmlns:am3d="http://schemas.microsoft.com/office/drawing/2017/model3d" xmlns:o="urn:schemas-microsoft-com:office:office" xmlns:oel="http://schemas.microsoft.com/office/2019/extlst" xmlns:r="http://schemas.openxmlformats.org/officeDocument/2006/relationships" xmlns:m="http://schemas.openxmlformats.org/officeDocument/2006/math" xmlns:v="urn:schemas-microsoft-com:vml" xmlns:wp14="http://schemas.microsoft.com/office/word/2010/wordprocessingDrawing" xmlns:wp="http://schemas.openxmlformats.org/drawingml/2006/wordprocessingDrawing" xmlns:w10="urn:schemas-microsoft-com:office:word" xmlns:w="http://schemas.openxmlformats.org/wordprocessingml/2006/main" xmlns:w14="http://schemas.microsoft.com/office/word/2010/wordml" xmlns:w15="http://schemas.microsoft.com/office/word/2012/wordml" xmlns:w16cex="http://schemas.microsoft.com/office/word/2018/wordml/cex" xmlns:w16cid="http://schemas.microsoft.com/office/word/2016/wordml/cid" xmlns:w16="http://schemas.microsoft.com/office/word/2018/wordml" xmlns:w16du="http://schemas.microsoft.com/office/word/2023/wordml/word16du" xmlns:w16sdtdh="http://schemas.microsoft.com/office/word/2020/wordml/sdtdatahash" xmlns:w16sdtfl="http://schemas.microsoft.com/office/word/2024/wordml/sdtformatlock" xmlns:w16se="http://schemas.microsoft.com/office/word/2015/wordml/symex" xmlns:wpg="http://schemas.microsoft.com/office/word/2010/wordprocessingGroup" xmlns:wpi="http://schemas.microsoft.com/office/word/2010/wordprocessingInk" xmlns:wne="http://schemas.microsoft.com/office/word/2006/wordml" xmlns:wps="http://schemas.microsoft.com/office/word/2010/wordprocessingShape" mc:Ignorable="w14 w15 w16se w16cid w16 w16cex w16sdtdh w16sdtfl w16du wp14">
   <w:p>
     <w:pPr>
-      <w:pStyle w:val="Cabealho"/>
+      <w:pStyle w:val="Header"/>
       <w:jc w:val="right"/>
     </w:pPr>
   </w:p>
   <w:p>
     <w:pPr>
-      <w:pStyle w:val="Cabealho"/>
+      <w:pStyle w:val="Header"/>
     </w:pPr>
   </w:p>
 </w:hdr>
@@ -4815,7 +6290,7 @@
 <w:hdr xmlns:wpc="http://schemas.microsoft.com/office/word/2010/wordprocessingCanvas" xmlns:cx="http://schemas.microsoft.com/office/drawing/2014/chartex" xmlns:cx1="http://schemas.microsoft.com/office/drawing/2015/9/8/chartex" xmlns:cx2="http://schemas.microsoft.com/office/drawing/2015/10/21/chartex" xmlns:cx3="http://schemas.microsoft.com/office/drawing/2016/5/9/chartex" xmlns:cx4="http://schemas.microsoft.com/office/drawing/2016/5/10/chartex" xmlns:cx5="http://schemas.microsoft.com/office/drawing/2016/5/11/chartex" xmlns:cx6="http://schemas.microsoft.com/office/drawing/2016/5/12/chartex" xmlns:cx7="http://schemas.microsoft.com/office/drawing/2016/5/13/chartex" xmlns:cx8="http://schemas.microsoft.com/office/drawing/2016/5/14/chartex" xmlns:mc="http://schemas.openxmlformats.org/markup-compatibility/2006" xmlns:aink="http://schemas.microsoft.com/office/drawing/2016/ink" xmlns:am3d="http://schemas.microsoft.com/office/drawing/2017/model3d" xmlns:o="urn:schemas-microsoft-com:office:office" xmlns:oel="http://schemas.microsoft.com/office/2019/extlst" xmlns:r="http://schemas.openxmlformats.org/officeDocument/2006/relationships" xmlns:m="http://schemas.openxmlformats.org/officeDocument/2006/math" xmlns:v="urn:schemas-microsoft-com:vml" xmlns:wp14="http://schemas.microsoft.com/office/word/2010/wordprocessingDrawing" xmlns:wp="http://schemas.openxmlformats.org/drawingml/2006/wordprocessingDrawing" xmlns:w10="urn:schemas-microsoft-com:office:word" xmlns:w="http://schemas.openxmlformats.org/wordprocessingml/2006/main" xmlns:w14="http://schemas.microsoft.com/office/word/2010/wordml" xmlns:w15="http://schemas.microsoft.com/office/word/2012/wordml" xmlns:w16cex="http://schemas.microsoft.com/office/word/2018/wordml/cex" xmlns:w16cid="http://schemas.microsoft.com/office/word/2016/wordml/cid" xmlns:w16="http://schemas.microsoft.com/office/word/2018/wordml" xmlns:w16du="http://schemas.microsoft.com/office/word/2023/wordml/word16du" xmlns:w16sdtdh="http://schemas.microsoft.com/office/word/2020/wordml/sdtdatahash" xmlns:w16sdtfl="http://schemas.microsoft.com/office/word/2024/wordml/sdtformatlock" xmlns:w16se="http://schemas.microsoft.com/office/word/2015/wordml/symex" xmlns:wpg="http://schemas.microsoft.com/office/word/2010/wordprocessingGroup" xmlns:wpi="http://schemas.microsoft.com/office/word/2010/wordprocessingInk" xmlns:wne="http://schemas.microsoft.com/office/word/2006/wordml" xmlns:wps="http://schemas.microsoft.com/office/word/2010/wordprocessingShape" mc:Ignorable="w14 w15 w16se w16cid w16 w16cex w16sdtdh w16sdtfl w16du wp14">
   <w:p>
     <w:pPr>
-      <w:pStyle w:val="Cabealho"/>
+      <w:pStyle w:val="Header"/>
       <w:ind w:firstLine="0"/>
       <w:rPr>
         <w:sz w:val="20"/>
@@ -4825,7 +6300,7 @@
   </w:p>
   <w:p>
     <w:pPr>
-      <w:pStyle w:val="Cabealho"/>
+      <w:pStyle w:val="Header"/>
     </w:pPr>
   </w:p>
   <w:p/>
@@ -4833,242 +6308,19 @@
 </file>
 
 <file path=word/intelligence2.xml><?xml version="1.0" encoding="utf-8"?>
-<int2:intelligence xmlns:int2="http://schemas.microsoft.com/office/intelligence/2020/intelligence">
+<int2:intelligence xmlns:int2="http://schemas.microsoft.com/office/intelligence/2020/intelligence" xmlns:oel="http://schemas.microsoft.com/office/2019/extlst">
   <int2:observations>
     <int2:bookmark int2:bookmarkName="_Int_30IW0DBx" int2:invalidationBookmarkName="" int2:hashCode="xt4wAgV7Gj3q22" int2:id="8hdBbLCu">
-      <int2:state int2:type="style" int2:value="Rejected"/>
+      <int2:state int2:value="Rejected" int2:type="style"/>
     </int2:bookmark>
   </int2:observations>
   <int2:intelligenceSettings/>
+  <int2:onDemandWorkflows/>
 </int2:intelligence>
 </file>
 
 <file path=word/numbering.xml><?xml version="1.0" encoding="utf-8"?>
 <w:numbering xmlns:wpc="http://schemas.microsoft.com/office/word/2010/wordprocessingCanvas" xmlns:cx="http://schemas.microsoft.com/office/drawing/2014/chartex" xmlns:cx1="http://schemas.microsoft.com/office/drawing/2015/9/8/chartex" xmlns:cx2="http://schemas.microsoft.com/office/drawing/2015/10/21/chartex" xmlns:cx3="http://schemas.microsoft.com/office/drawing/2016/5/9/chartex" xmlns:cx4="http://schemas.microsoft.com/office/drawing/2016/5/10/chartex" xmlns:cx5="http://schemas.microsoft.com/office/drawing/2016/5/11/chartex" xmlns:cx6="http://schemas.microsoft.com/office/drawing/2016/5/12/chartex" xmlns:cx7="http://schemas.microsoft.com/office/drawing/2016/5/13/chartex" xmlns:cx8="http://schemas.microsoft.com/office/drawing/2016/5/14/chartex" xmlns:mc="http://schemas.openxmlformats.org/markup-compatibility/2006" xmlns:aink="http://schemas.microsoft.com/office/drawing/2016/ink" xmlns:am3d="http://schemas.microsoft.com/office/drawing/2017/model3d" xmlns:o="urn:schemas-microsoft-com:office:office" xmlns:oel="http://schemas.microsoft.com/office/2019/extlst" xmlns:r="http://schemas.openxmlformats.org/officeDocument/2006/relationships" xmlns:m="http://schemas.openxmlformats.org/officeDocument/2006/math" xmlns:v="urn:schemas-microsoft-com:vml" xmlns:wp14="http://schemas.microsoft.com/office/word/2010/wordprocessingDrawing" xmlns:wp="http://schemas.openxmlformats.org/drawingml/2006/wordprocessingDrawing" xmlns:w10="urn:schemas-microsoft-com:office:word" xmlns:w="http://schemas.openxmlformats.org/wordprocessingml/2006/main" xmlns:w14="http://schemas.microsoft.com/office/word/2010/wordml" xmlns:w15="http://schemas.microsoft.com/office/word/2012/wordml" xmlns:w16cex="http://schemas.microsoft.com/office/word/2018/wordml/cex" xmlns:w16cid="http://schemas.microsoft.com/office/word/2016/wordml/cid" xmlns:w16="http://schemas.microsoft.com/office/word/2018/wordml" xmlns:w16du="http://schemas.microsoft.com/office/word/2023/wordml/word16du" xmlns:w16sdtdh="http://schemas.microsoft.com/office/word/2020/wordml/sdtdatahash" xmlns:w16sdtfl="http://schemas.microsoft.com/office/word/2024/wordml/sdtformatlock" xmlns:w16se="http://schemas.microsoft.com/office/word/2015/wordml/symex" xmlns:wpg="http://schemas.microsoft.com/office/word/2010/wordprocessingGroup" xmlns:wpi="http://schemas.microsoft.com/office/word/2010/wordprocessingInk" xmlns:wne="http://schemas.microsoft.com/office/word/2006/wordml" xmlns:wps="http://schemas.microsoft.com/office/word/2010/wordprocessingShape" mc:Ignorable="w14 w15 w16se w16cid w16 w16cex w16sdtdh w16sdtfl w16du wp14">
-  <w:abstractNum xmlns:w="http://schemas.openxmlformats.org/wordprocessingml/2006/main" w:abstractNumId="8">
-    <w:nsid w:val="24881037"/>
-    <w:multiLevelType xmlns:w="http://schemas.openxmlformats.org/wordprocessingml/2006/main" w:val="hybridMultilevel"/>
-    <w:lvl xmlns:w="http://schemas.openxmlformats.org/wordprocessingml/2006/main" w:ilvl="0">
-      <w:start w:val="1"/>
-      <w:numFmt w:val="bullet"/>
-      <w:lvlText w:val=""/>
-      <w:lvlJc w:val="left"/>
-      <w:pPr>
-        <w:ind w:left="1069" w:hanging="360"/>
-      </w:pPr>
-      <w:rPr>
-        <w:rFonts w:hint="default" w:ascii="Symbol" w:hAnsi="Symbol"/>
-      </w:rPr>
-    </w:lvl>
-    <w:lvl xmlns:w="http://schemas.openxmlformats.org/wordprocessingml/2006/main" w:ilvl="1">
-      <w:start w:val="1"/>
-      <w:numFmt w:val="bullet"/>
-      <w:lvlText w:val="o"/>
-      <w:lvlJc w:val="left"/>
-      <w:pPr>
-        <w:ind w:left="1789" w:hanging="360"/>
-      </w:pPr>
-      <w:rPr>
-        <w:rFonts w:hint="default" w:ascii="Courier New" w:hAnsi="Courier New"/>
-      </w:rPr>
-    </w:lvl>
-    <w:lvl xmlns:w="http://schemas.openxmlformats.org/wordprocessingml/2006/main" w:ilvl="2">
-      <w:start w:val="1"/>
-      <w:numFmt w:val="bullet"/>
-      <w:lvlText w:val=""/>
-      <w:lvlJc w:val="left"/>
-      <w:pPr>
-        <w:ind w:left="2509" w:hanging="360"/>
-      </w:pPr>
-      <w:rPr>
-        <w:rFonts w:hint="default" w:ascii="Wingdings" w:hAnsi="Wingdings"/>
-      </w:rPr>
-    </w:lvl>
-    <w:lvl xmlns:w="http://schemas.openxmlformats.org/wordprocessingml/2006/main" w:ilvl="3">
-      <w:start w:val="1"/>
-      <w:numFmt w:val="bullet"/>
-      <w:lvlText w:val=""/>
-      <w:lvlJc w:val="left"/>
-      <w:pPr>
-        <w:ind w:left="3229" w:hanging="360"/>
-      </w:pPr>
-      <w:rPr>
-        <w:rFonts w:hint="default" w:ascii="Symbol" w:hAnsi="Symbol"/>
-      </w:rPr>
-    </w:lvl>
-    <w:lvl xmlns:w="http://schemas.openxmlformats.org/wordprocessingml/2006/main" w:ilvl="4">
-      <w:start w:val="1"/>
-      <w:numFmt w:val="bullet"/>
-      <w:lvlText w:val="o"/>
-      <w:lvlJc w:val="left"/>
-      <w:pPr>
-        <w:ind w:left="3949" w:hanging="360"/>
-      </w:pPr>
-      <w:rPr>
-        <w:rFonts w:hint="default" w:ascii="Courier New" w:hAnsi="Courier New"/>
-      </w:rPr>
-    </w:lvl>
-    <w:lvl xmlns:w="http://schemas.openxmlformats.org/wordprocessingml/2006/main" w:ilvl="5">
-      <w:start w:val="1"/>
-      <w:numFmt w:val="bullet"/>
-      <w:lvlText w:val=""/>
-      <w:lvlJc w:val="left"/>
-      <w:pPr>
-        <w:ind w:left="4669" w:hanging="360"/>
-      </w:pPr>
-      <w:rPr>
-        <w:rFonts w:hint="default" w:ascii="Wingdings" w:hAnsi="Wingdings"/>
-      </w:rPr>
-    </w:lvl>
-    <w:lvl xmlns:w="http://schemas.openxmlformats.org/wordprocessingml/2006/main" w:ilvl="6">
-      <w:start w:val="1"/>
-      <w:numFmt w:val="bullet"/>
-      <w:lvlText w:val=""/>
-      <w:lvlJc w:val="left"/>
-      <w:pPr>
-        <w:ind w:left="5389" w:hanging="360"/>
-      </w:pPr>
-      <w:rPr>
-        <w:rFonts w:hint="default" w:ascii="Symbol" w:hAnsi="Symbol"/>
-      </w:rPr>
-    </w:lvl>
-    <w:lvl xmlns:w="http://schemas.openxmlformats.org/wordprocessingml/2006/main" w:ilvl="7">
-      <w:start w:val="1"/>
-      <w:numFmt w:val="bullet"/>
-      <w:lvlText w:val="o"/>
-      <w:lvlJc w:val="left"/>
-      <w:pPr>
-        <w:ind w:left="6109" w:hanging="360"/>
-      </w:pPr>
-      <w:rPr>
-        <w:rFonts w:hint="default" w:ascii="Courier New" w:hAnsi="Courier New"/>
-      </w:rPr>
-    </w:lvl>
-    <w:lvl xmlns:w="http://schemas.openxmlformats.org/wordprocessingml/2006/main" w:ilvl="8">
-      <w:start w:val="1"/>
-      <w:numFmt w:val="bullet"/>
-      <w:lvlText w:val=""/>
-      <w:lvlJc w:val="left"/>
-      <w:pPr>
-        <w:ind w:left="6829" w:hanging="360"/>
-      </w:pPr>
-      <w:rPr>
-        <w:rFonts w:hint="default" w:ascii="Wingdings" w:hAnsi="Wingdings"/>
-      </w:rPr>
-    </w:lvl>
-  </w:abstractNum>
-  <w:abstractNum xmlns:w="http://schemas.openxmlformats.org/wordprocessingml/2006/main" w:abstractNumId="7">
-    <w:nsid w:val="573ac49c"/>
-    <w:multiLevelType xmlns:w="http://schemas.openxmlformats.org/wordprocessingml/2006/main" w:val="hybridMultilevel"/>
-    <w:lvl xmlns:w="http://schemas.openxmlformats.org/wordprocessingml/2006/main" w:ilvl="0">
-      <w:start w:val="1"/>
-      <w:numFmt w:val="bullet"/>
-      <w:lvlText w:val=""/>
-      <w:lvlJc w:val="left"/>
-      <w:pPr>
-        <w:ind w:left="720" w:hanging="360"/>
-      </w:pPr>
-      <w:rPr>
-        <w:rFonts w:hint="default" w:ascii="Symbol" w:hAnsi="Symbol"/>
-      </w:rPr>
-    </w:lvl>
-    <w:lvl xmlns:w="http://schemas.openxmlformats.org/wordprocessingml/2006/main" w:ilvl="1">
-      <w:start w:val="1"/>
-      <w:numFmt w:val="bullet"/>
-      <w:lvlText w:val="o"/>
-      <w:lvlJc w:val="left"/>
-      <w:pPr>
-        <w:ind w:left="1440" w:hanging="360"/>
-      </w:pPr>
-      <w:rPr>
-        <w:rFonts w:hint="default" w:ascii="Courier New" w:hAnsi="Courier New"/>
-      </w:rPr>
-    </w:lvl>
-    <w:lvl xmlns:w="http://schemas.openxmlformats.org/wordprocessingml/2006/main" w:ilvl="2">
-      <w:start w:val="1"/>
-      <w:numFmt w:val="bullet"/>
-      <w:lvlText w:val=""/>
-      <w:lvlJc w:val="left"/>
-      <w:pPr>
-        <w:ind w:left="2160" w:hanging="360"/>
-      </w:pPr>
-      <w:rPr>
-        <w:rFonts w:hint="default" w:ascii="Wingdings" w:hAnsi="Wingdings"/>
-      </w:rPr>
-    </w:lvl>
-    <w:lvl xmlns:w="http://schemas.openxmlformats.org/wordprocessingml/2006/main" w:ilvl="3">
-      <w:start w:val="1"/>
-      <w:numFmt w:val="bullet"/>
-      <w:lvlText w:val=""/>
-      <w:lvlJc w:val="left"/>
-      <w:pPr>
-        <w:ind w:left="2880" w:hanging="360"/>
-      </w:pPr>
-      <w:rPr>
-        <w:rFonts w:hint="default" w:ascii="Symbol" w:hAnsi="Symbol"/>
-      </w:rPr>
-    </w:lvl>
-    <w:lvl xmlns:w="http://schemas.openxmlformats.org/wordprocessingml/2006/main" w:ilvl="4">
-      <w:start w:val="1"/>
-      <w:numFmt w:val="bullet"/>
-      <w:lvlText w:val="o"/>
-      <w:lvlJc w:val="left"/>
-      <w:pPr>
-        <w:ind w:left="3600" w:hanging="360"/>
-      </w:pPr>
-      <w:rPr>
-        <w:rFonts w:hint="default" w:ascii="Courier New" w:hAnsi="Courier New"/>
-      </w:rPr>
-    </w:lvl>
-    <w:lvl xmlns:w="http://schemas.openxmlformats.org/wordprocessingml/2006/main" w:ilvl="5">
-      <w:start w:val="1"/>
-      <w:numFmt w:val="bullet"/>
-      <w:lvlText w:val=""/>
-      <w:lvlJc w:val="left"/>
-      <w:pPr>
-        <w:ind w:left="4320" w:hanging="360"/>
-      </w:pPr>
-      <w:rPr>
-        <w:rFonts w:hint="default" w:ascii="Wingdings" w:hAnsi="Wingdings"/>
-      </w:rPr>
-    </w:lvl>
-    <w:lvl xmlns:w="http://schemas.openxmlformats.org/wordprocessingml/2006/main" w:ilvl="6">
-      <w:start w:val="1"/>
-      <w:numFmt w:val="bullet"/>
-      <w:lvlText w:val=""/>
-      <w:lvlJc w:val="left"/>
-      <w:pPr>
-        <w:ind w:left="5040" w:hanging="360"/>
-      </w:pPr>
-      <w:rPr>
-        <w:rFonts w:hint="default" w:ascii="Symbol" w:hAnsi="Symbol"/>
-      </w:rPr>
-    </w:lvl>
-    <w:lvl xmlns:w="http://schemas.openxmlformats.org/wordprocessingml/2006/main" w:ilvl="7">
-      <w:start w:val="1"/>
-      <w:numFmt w:val="bullet"/>
-      <w:lvlText w:val="o"/>
-      <w:lvlJc w:val="left"/>
-      <w:pPr>
-        <w:ind w:left="5760" w:hanging="360"/>
-      </w:pPr>
-      <w:rPr>
-        <w:rFonts w:hint="default" w:ascii="Courier New" w:hAnsi="Courier New"/>
-      </w:rPr>
-    </w:lvl>
-    <w:lvl xmlns:w="http://schemas.openxmlformats.org/wordprocessingml/2006/main" w:ilvl="8">
-      <w:start w:val="1"/>
-      <w:numFmt w:val="bullet"/>
-      <w:lvlText w:val=""/>
-      <w:lvlJc w:val="left"/>
-      <w:pPr>
-        <w:ind w:left="6480" w:hanging="360"/>
-      </w:pPr>
-      <w:rPr>
-        <w:rFonts w:hint="default" w:ascii="Wingdings" w:hAnsi="Wingdings"/>
-      </w:rPr>
-    </w:lvl>
-  </w:abstractNum>
   <w:abstractNum w:abstractNumId="0" w15:restartNumberingAfterBreak="0">
     <w:nsid w:val="00365647"/>
     <w:multiLevelType w:val="hybridMultilevel"/>
@@ -5159,6 +6411,119 @@
     </w:lvl>
   </w:abstractNum>
   <w:abstractNum w:abstractNumId="1" w15:restartNumberingAfterBreak="0">
+    <w:nsid w:val="24881037"/>
+    <w:multiLevelType w:val="hybridMultilevel"/>
+    <w:tmpl w:val="5986BF9E"/>
+    <w:lvl w:ilvl="0" w:tplc="8E62C3CC">
+      <w:start w:val="1"/>
+      <w:numFmt w:val="bullet"/>
+      <w:lvlText w:val=""/>
+      <w:lvlJc w:val="left"/>
+      <w:pPr>
+        <w:ind w:left="1069" w:hanging="360"/>
+      </w:pPr>
+      <w:rPr>
+        <w:rFonts w:ascii="Symbol" w:hAnsi="Symbol" w:hint="default"/>
+      </w:rPr>
+    </w:lvl>
+    <w:lvl w:ilvl="1" w:tplc="1A94FA84">
+      <w:start w:val="1"/>
+      <w:numFmt w:val="bullet"/>
+      <w:lvlText w:val="o"/>
+      <w:lvlJc w:val="left"/>
+      <w:pPr>
+        <w:ind w:left="1789" w:hanging="360"/>
+      </w:pPr>
+      <w:rPr>
+        <w:rFonts w:ascii="Courier New" w:hAnsi="Courier New" w:hint="default"/>
+      </w:rPr>
+    </w:lvl>
+    <w:lvl w:ilvl="2" w:tplc="5DB2DE34">
+      <w:start w:val="1"/>
+      <w:numFmt w:val="bullet"/>
+      <w:lvlText w:val=""/>
+      <w:lvlJc w:val="left"/>
+      <w:pPr>
+        <w:ind w:left="2509" w:hanging="360"/>
+      </w:pPr>
+      <w:rPr>
+        <w:rFonts w:ascii="Wingdings" w:hAnsi="Wingdings" w:hint="default"/>
+      </w:rPr>
+    </w:lvl>
+    <w:lvl w:ilvl="3" w:tplc="01C88F30">
+      <w:start w:val="1"/>
+      <w:numFmt w:val="bullet"/>
+      <w:lvlText w:val=""/>
+      <w:lvlJc w:val="left"/>
+      <w:pPr>
+        <w:ind w:left="3229" w:hanging="360"/>
+      </w:pPr>
+      <w:rPr>
+        <w:rFonts w:ascii="Symbol" w:hAnsi="Symbol" w:hint="default"/>
+      </w:rPr>
+    </w:lvl>
+    <w:lvl w:ilvl="4" w:tplc="9D4041C4">
+      <w:start w:val="1"/>
+      <w:numFmt w:val="bullet"/>
+      <w:lvlText w:val="o"/>
+      <w:lvlJc w:val="left"/>
+      <w:pPr>
+        <w:ind w:left="3949" w:hanging="360"/>
+      </w:pPr>
+      <w:rPr>
+        <w:rFonts w:ascii="Courier New" w:hAnsi="Courier New" w:hint="default"/>
+      </w:rPr>
+    </w:lvl>
+    <w:lvl w:ilvl="5" w:tplc="5FBE58F2">
+      <w:start w:val="1"/>
+      <w:numFmt w:val="bullet"/>
+      <w:lvlText w:val=""/>
+      <w:lvlJc w:val="left"/>
+      <w:pPr>
+        <w:ind w:left="4669" w:hanging="360"/>
+      </w:pPr>
+      <w:rPr>
+        <w:rFonts w:ascii="Wingdings" w:hAnsi="Wingdings" w:hint="default"/>
+      </w:rPr>
+    </w:lvl>
+    <w:lvl w:ilvl="6" w:tplc="C6740256">
+      <w:start w:val="1"/>
+      <w:numFmt w:val="bullet"/>
+      <w:lvlText w:val=""/>
+      <w:lvlJc w:val="left"/>
+      <w:pPr>
+        <w:ind w:left="5389" w:hanging="360"/>
+      </w:pPr>
+      <w:rPr>
+        <w:rFonts w:ascii="Symbol" w:hAnsi="Symbol" w:hint="default"/>
+      </w:rPr>
+    </w:lvl>
+    <w:lvl w:ilvl="7" w:tplc="0DF2697A">
+      <w:start w:val="1"/>
+      <w:numFmt w:val="bullet"/>
+      <w:lvlText w:val="o"/>
+      <w:lvlJc w:val="left"/>
+      <w:pPr>
+        <w:ind w:left="6109" w:hanging="360"/>
+      </w:pPr>
+      <w:rPr>
+        <w:rFonts w:ascii="Courier New" w:hAnsi="Courier New" w:hint="default"/>
+      </w:rPr>
+    </w:lvl>
+    <w:lvl w:ilvl="8" w:tplc="EC0E56CA">
+      <w:start w:val="1"/>
+      <w:numFmt w:val="bullet"/>
+      <w:lvlText w:val=""/>
+      <w:lvlJc w:val="left"/>
+      <w:pPr>
+        <w:ind w:left="6829" w:hanging="360"/>
+      </w:pPr>
+      <w:rPr>
+        <w:rFonts w:ascii="Wingdings" w:hAnsi="Wingdings" w:hint="default"/>
+      </w:rPr>
+    </w:lvl>
+  </w:abstractNum>
+  <w:abstractNum w:abstractNumId="2" w15:restartNumberingAfterBreak="0">
     <w:nsid w:val="4C064B56"/>
     <w:multiLevelType w:val="hybridMultilevel"/>
     <w:tmpl w:val="C430E14C"/>
@@ -5244,7 +6609,7 @@
       </w:pPr>
     </w:lvl>
   </w:abstractNum>
-  <w:abstractNum w:abstractNumId="2" w15:restartNumberingAfterBreak="0">
+  <w:abstractNum w:abstractNumId="3" w15:restartNumberingAfterBreak="0">
     <w:nsid w:val="53231FA6"/>
     <w:multiLevelType w:val="hybridMultilevel"/>
     <w:tmpl w:val="1B3AE198"/>
@@ -5330,7 +6695,7 @@
       </w:pPr>
     </w:lvl>
   </w:abstractNum>
-  <w:abstractNum w:abstractNumId="3" w15:restartNumberingAfterBreak="0">
+  <w:abstractNum w:abstractNumId="4" w15:restartNumberingAfterBreak="0">
     <w:nsid w:val="55AD1615"/>
     <w:multiLevelType w:val="hybridMultilevel"/>
     <w:tmpl w:val="8F426CC4"/>
@@ -5343,7 +6708,7 @@
         <w:ind w:left="720" w:hanging="360"/>
       </w:pPr>
       <w:rPr>
-        <w:rFonts w:hint="default" w:ascii="Symbol" w:hAnsi="Symbol"/>
+        <w:rFonts w:ascii="Symbol" w:hAnsi="Symbol" w:hint="default"/>
       </w:rPr>
     </w:lvl>
     <w:lvl w:ilvl="1" w:tplc="04160003" w:tentative="1">
@@ -5355,7 +6720,7 @@
         <w:ind w:left="1440" w:hanging="360"/>
       </w:pPr>
       <w:rPr>
-        <w:rFonts w:hint="default" w:ascii="Courier New" w:hAnsi="Courier New" w:cs="Courier New"/>
+        <w:rFonts w:ascii="Courier New" w:hAnsi="Courier New" w:cs="Courier New" w:hint="default"/>
       </w:rPr>
     </w:lvl>
     <w:lvl w:ilvl="2" w:tplc="04160005" w:tentative="1">
@@ -5367,7 +6732,7 @@
         <w:ind w:left="2160" w:hanging="360"/>
       </w:pPr>
       <w:rPr>
-        <w:rFonts w:hint="default" w:ascii="Wingdings" w:hAnsi="Wingdings"/>
+        <w:rFonts w:ascii="Wingdings" w:hAnsi="Wingdings" w:hint="default"/>
       </w:rPr>
     </w:lvl>
     <w:lvl w:ilvl="3" w:tplc="04160001" w:tentative="1">
@@ -5379,7 +6744,7 @@
         <w:ind w:left="2880" w:hanging="360"/>
       </w:pPr>
       <w:rPr>
-        <w:rFonts w:hint="default" w:ascii="Symbol" w:hAnsi="Symbol"/>
+        <w:rFonts w:ascii="Symbol" w:hAnsi="Symbol" w:hint="default"/>
       </w:rPr>
     </w:lvl>
     <w:lvl w:ilvl="4" w:tplc="04160003" w:tentative="1">
@@ -5391,7 +6756,7 @@
         <w:ind w:left="3600" w:hanging="360"/>
       </w:pPr>
       <w:rPr>
-        <w:rFonts w:hint="default" w:ascii="Courier New" w:hAnsi="Courier New" w:cs="Courier New"/>
+        <w:rFonts w:ascii="Courier New" w:hAnsi="Courier New" w:cs="Courier New" w:hint="default"/>
       </w:rPr>
     </w:lvl>
     <w:lvl w:ilvl="5" w:tplc="04160005" w:tentative="1">
@@ -5403,7 +6768,7 @@
         <w:ind w:left="4320" w:hanging="360"/>
       </w:pPr>
       <w:rPr>
-        <w:rFonts w:hint="default" w:ascii="Wingdings" w:hAnsi="Wingdings"/>
+        <w:rFonts w:ascii="Wingdings" w:hAnsi="Wingdings" w:hint="default"/>
       </w:rPr>
     </w:lvl>
     <w:lvl w:ilvl="6" w:tplc="04160001" w:tentative="1">
@@ -5415,7 +6780,7 @@
         <w:ind w:left="5040" w:hanging="360"/>
       </w:pPr>
       <w:rPr>
-        <w:rFonts w:hint="default" w:ascii="Symbol" w:hAnsi="Symbol"/>
+        <w:rFonts w:ascii="Symbol" w:hAnsi="Symbol" w:hint="default"/>
       </w:rPr>
     </w:lvl>
     <w:lvl w:ilvl="7" w:tplc="04160003" w:tentative="1">
@@ -5427,7 +6792,7 @@
         <w:ind w:left="5760" w:hanging="360"/>
       </w:pPr>
       <w:rPr>
-        <w:rFonts w:hint="default" w:ascii="Courier New" w:hAnsi="Courier New" w:cs="Courier New"/>
+        <w:rFonts w:ascii="Courier New" w:hAnsi="Courier New" w:cs="Courier New" w:hint="default"/>
       </w:rPr>
     </w:lvl>
     <w:lvl w:ilvl="8" w:tplc="04160005" w:tentative="1">
@@ -5439,18 +6804,131 @@
         <w:ind w:left="6480" w:hanging="360"/>
       </w:pPr>
       <w:rPr>
-        <w:rFonts w:hint="default" w:ascii="Wingdings" w:hAnsi="Wingdings"/>
+        <w:rFonts w:ascii="Wingdings" w:hAnsi="Wingdings" w:hint="default"/>
       </w:rPr>
     </w:lvl>
   </w:abstractNum>
-  <w:abstractNum w:abstractNumId="4" w15:restartNumberingAfterBreak="0">
+  <w:abstractNum w:abstractNumId="5" w15:restartNumberingAfterBreak="0">
+    <w:nsid w:val="573AC49C"/>
+    <w:multiLevelType w:val="hybridMultilevel"/>
+    <w:tmpl w:val="564AE430"/>
+    <w:lvl w:ilvl="0" w:tplc="8B34EBDC">
+      <w:start w:val="1"/>
+      <w:numFmt w:val="bullet"/>
+      <w:lvlText w:val=""/>
+      <w:lvlJc w:val="left"/>
+      <w:pPr>
+        <w:ind w:left="720" w:hanging="360"/>
+      </w:pPr>
+      <w:rPr>
+        <w:rFonts w:ascii="Symbol" w:hAnsi="Symbol" w:hint="default"/>
+      </w:rPr>
+    </w:lvl>
+    <w:lvl w:ilvl="1" w:tplc="1A00B1A0">
+      <w:start w:val="1"/>
+      <w:numFmt w:val="bullet"/>
+      <w:lvlText w:val="o"/>
+      <w:lvlJc w:val="left"/>
+      <w:pPr>
+        <w:ind w:left="1440" w:hanging="360"/>
+      </w:pPr>
+      <w:rPr>
+        <w:rFonts w:ascii="Courier New" w:hAnsi="Courier New" w:hint="default"/>
+      </w:rPr>
+    </w:lvl>
+    <w:lvl w:ilvl="2" w:tplc="C53C11F8">
+      <w:start w:val="1"/>
+      <w:numFmt w:val="bullet"/>
+      <w:lvlText w:val=""/>
+      <w:lvlJc w:val="left"/>
+      <w:pPr>
+        <w:ind w:left="2160" w:hanging="360"/>
+      </w:pPr>
+      <w:rPr>
+        <w:rFonts w:ascii="Wingdings" w:hAnsi="Wingdings" w:hint="default"/>
+      </w:rPr>
+    </w:lvl>
+    <w:lvl w:ilvl="3" w:tplc="DA4E99A6">
+      <w:start w:val="1"/>
+      <w:numFmt w:val="bullet"/>
+      <w:lvlText w:val=""/>
+      <w:lvlJc w:val="left"/>
+      <w:pPr>
+        <w:ind w:left="2880" w:hanging="360"/>
+      </w:pPr>
+      <w:rPr>
+        <w:rFonts w:ascii="Symbol" w:hAnsi="Symbol" w:hint="default"/>
+      </w:rPr>
+    </w:lvl>
+    <w:lvl w:ilvl="4" w:tplc="1F0C5A92">
+      <w:start w:val="1"/>
+      <w:numFmt w:val="bullet"/>
+      <w:lvlText w:val="o"/>
+      <w:lvlJc w:val="left"/>
+      <w:pPr>
+        <w:ind w:left="3600" w:hanging="360"/>
+      </w:pPr>
+      <w:rPr>
+        <w:rFonts w:ascii="Courier New" w:hAnsi="Courier New" w:hint="default"/>
+      </w:rPr>
+    </w:lvl>
+    <w:lvl w:ilvl="5" w:tplc="126C3836">
+      <w:start w:val="1"/>
+      <w:numFmt w:val="bullet"/>
+      <w:lvlText w:val=""/>
+      <w:lvlJc w:val="left"/>
+      <w:pPr>
+        <w:ind w:left="4320" w:hanging="360"/>
+      </w:pPr>
+      <w:rPr>
+        <w:rFonts w:ascii="Wingdings" w:hAnsi="Wingdings" w:hint="default"/>
+      </w:rPr>
+    </w:lvl>
+    <w:lvl w:ilvl="6" w:tplc="E9CA89C0">
+      <w:start w:val="1"/>
+      <w:numFmt w:val="bullet"/>
+      <w:lvlText w:val=""/>
+      <w:lvlJc w:val="left"/>
+      <w:pPr>
+        <w:ind w:left="5040" w:hanging="360"/>
+      </w:pPr>
+      <w:rPr>
+        <w:rFonts w:ascii="Symbol" w:hAnsi="Symbol" w:hint="default"/>
+      </w:rPr>
+    </w:lvl>
+    <w:lvl w:ilvl="7" w:tplc="18E44E66">
+      <w:start w:val="1"/>
+      <w:numFmt w:val="bullet"/>
+      <w:lvlText w:val="o"/>
+      <w:lvlJc w:val="left"/>
+      <w:pPr>
+        <w:ind w:left="5760" w:hanging="360"/>
+      </w:pPr>
+      <w:rPr>
+        <w:rFonts w:ascii="Courier New" w:hAnsi="Courier New" w:hint="default"/>
+      </w:rPr>
+    </w:lvl>
+    <w:lvl w:ilvl="8" w:tplc="2ED28B6C">
+      <w:start w:val="1"/>
+      <w:numFmt w:val="bullet"/>
+      <w:lvlText w:val=""/>
+      <w:lvlJc w:val="left"/>
+      <w:pPr>
+        <w:ind w:left="6480" w:hanging="360"/>
+      </w:pPr>
+      <w:rPr>
+        <w:rFonts w:ascii="Wingdings" w:hAnsi="Wingdings" w:hint="default"/>
+      </w:rPr>
+    </w:lvl>
+  </w:abstractNum>
+  <w:abstractNum w:abstractNumId="6" w15:restartNumberingAfterBreak="0">
     <w:nsid w:val="5B6A3E2D"/>
     <w:multiLevelType w:val="multilevel"/>
     <w:tmpl w:val="51B87372"/>
     <w:lvl w:ilvl="0">
       <w:start w:val="1"/>
       <w:numFmt w:val="decimal"/>
-      <w:pStyle w:val="Ttulo2"/>
+      <w:pStyle w:val="Heading2"/>
       <w:lvlText w:val="%1"/>
       <w:lvlJc w:val="left"/>
       <w:pPr>
@@ -5478,7 +6956,7 @@
     <w:lvl w:ilvl="3">
       <w:start w:val="1"/>
       <w:numFmt w:val="decimal"/>
-      <w:pStyle w:val="Ttulo4"/>
+      <w:pStyle w:val="Heading4"/>
       <w:lvlText w:val="%1.%2.%3.%4"/>
       <w:lvlJc w:val="left"/>
       <w:pPr>
@@ -5488,7 +6966,7 @@
     <w:lvl w:ilvl="4">
       <w:start w:val="1"/>
       <w:numFmt w:val="decimal"/>
-      <w:pStyle w:val="Ttulo5"/>
+      <w:pStyle w:val="Heading5"/>
       <w:lvlText w:val="%1.%2.%3.%4.%5"/>
       <w:lvlJc w:val="left"/>
       <w:pPr>
@@ -5507,7 +6985,7 @@
     <w:lvl w:ilvl="6">
       <w:start w:val="1"/>
       <w:numFmt w:val="decimal"/>
-      <w:pStyle w:val="Ttulo7"/>
+      <w:pStyle w:val="Heading7"/>
       <w:lvlText w:val="%1.%2.%3.%4.%5.%6.%7"/>
       <w:lvlJc w:val="left"/>
       <w:pPr>
@@ -5517,7 +6995,7 @@
     <w:lvl w:ilvl="7">
       <w:start w:val="1"/>
       <w:numFmt w:val="decimal"/>
-      <w:pStyle w:val="Ttulo8"/>
+      <w:pStyle w:val="Heading8"/>
       <w:lvlText w:val="%1.%2.%3.%4.%5.%6.%7.%8"/>
       <w:lvlJc w:val="left"/>
       <w:pPr>
@@ -5527,7 +7005,7 @@
     <w:lvl w:ilvl="8">
       <w:start w:val="1"/>
       <w:numFmt w:val="decimal"/>
-      <w:pStyle w:val="Ttulo9"/>
+      <w:pStyle w:val="Heading9"/>
       <w:lvlText w:val="%1.%2.%3.%4.%5.%6.%7.%8.%9"/>
       <w:lvlJc w:val="left"/>
       <w:pPr>
@@ -5535,7 +7013,7 @@
       </w:pPr>
     </w:lvl>
   </w:abstractNum>
-  <w:abstractNum w:abstractNumId="5" w15:restartNumberingAfterBreak="0">
+  <w:abstractNum w:abstractNumId="7" w15:restartNumberingAfterBreak="0">
     <w:nsid w:val="67126B7B"/>
     <w:multiLevelType w:val="hybridMultilevel"/>
     <w:tmpl w:val="1EA877E2"/>
@@ -5548,7 +7026,7 @@
         <w:ind w:left="720" w:hanging="360"/>
       </w:pPr>
       <w:rPr>
-        <w:rFonts w:hint="default" w:ascii="Symbol" w:hAnsi="Symbol"/>
+        <w:rFonts w:ascii="Symbol" w:hAnsi="Symbol" w:hint="default"/>
       </w:rPr>
     </w:lvl>
     <w:lvl w:ilvl="1" w:tplc="04160003" w:tentative="1">
@@ -5560,7 +7038,7 @@
         <w:ind w:left="1440" w:hanging="360"/>
       </w:pPr>
       <w:rPr>
-        <w:rFonts w:hint="default" w:ascii="Courier New" w:hAnsi="Courier New" w:cs="Courier New"/>
+        <w:rFonts w:ascii="Courier New" w:hAnsi="Courier New" w:cs="Courier New" w:hint="default"/>
       </w:rPr>
     </w:lvl>
     <w:lvl w:ilvl="2" w:tplc="04160005" w:tentative="1">
@@ -5572,7 +7050,7 @@
         <w:ind w:left="2160" w:hanging="360"/>
       </w:pPr>
       <w:rPr>
-        <w:rFonts w:hint="default" w:ascii="Wingdings" w:hAnsi="Wingdings"/>
+        <w:rFonts w:ascii="Wingdings" w:hAnsi="Wingdings" w:hint="default"/>
       </w:rPr>
     </w:lvl>
     <w:lvl w:ilvl="3" w:tplc="04160001" w:tentative="1">
@@ -5584,7 +7062,7 @@
         <w:ind w:left="2880" w:hanging="360"/>
       </w:pPr>
       <w:rPr>
-        <w:rFonts w:hint="default" w:ascii="Symbol" w:hAnsi="Symbol"/>
+        <w:rFonts w:ascii="Symbol" w:hAnsi="Symbol" w:hint="default"/>
       </w:rPr>
     </w:lvl>
     <w:lvl w:ilvl="4" w:tplc="04160003" w:tentative="1">
@@ -5596,7 +7074,7 @@
         <w:ind w:left="3600" w:hanging="360"/>
       </w:pPr>
       <w:rPr>
-        <w:rFonts w:hint="default" w:ascii="Courier New" w:hAnsi="Courier New" w:cs="Courier New"/>
+        <w:rFonts w:ascii="Courier New" w:hAnsi="Courier New" w:cs="Courier New" w:hint="default"/>
       </w:rPr>
     </w:lvl>
     <w:lvl w:ilvl="5" w:tplc="04160005" w:tentative="1">
@@ -5608,7 +7086,7 @@
         <w:ind w:left="4320" w:hanging="360"/>
       </w:pPr>
       <w:rPr>
-        <w:rFonts w:hint="default" w:ascii="Wingdings" w:hAnsi="Wingdings"/>
+        <w:rFonts w:ascii="Wingdings" w:hAnsi="Wingdings" w:hint="default"/>
       </w:rPr>
     </w:lvl>
     <w:lvl w:ilvl="6" w:tplc="04160001" w:tentative="1">
@@ -5620,7 +7098,7 @@
         <w:ind w:left="5040" w:hanging="360"/>
       </w:pPr>
       <w:rPr>
-        <w:rFonts w:hint="default" w:ascii="Symbol" w:hAnsi="Symbol"/>
+        <w:rFonts w:ascii="Symbol" w:hAnsi="Symbol" w:hint="default"/>
       </w:rPr>
     </w:lvl>
     <w:lvl w:ilvl="7" w:tplc="04160003" w:tentative="1">
@@ -5632,7 +7110,7 @@
         <w:ind w:left="5760" w:hanging="360"/>
       </w:pPr>
       <w:rPr>
-        <w:rFonts w:hint="default" w:ascii="Courier New" w:hAnsi="Courier New" w:cs="Courier New"/>
+        <w:rFonts w:ascii="Courier New" w:hAnsi="Courier New" w:cs="Courier New" w:hint="default"/>
       </w:rPr>
     </w:lvl>
     <w:lvl w:ilvl="8" w:tplc="04160005" w:tentative="1">
@@ -5644,11 +7122,11 @@
         <w:ind w:left="6480" w:hanging="360"/>
       </w:pPr>
       <w:rPr>
-        <w:rFonts w:hint="default" w:ascii="Wingdings" w:hAnsi="Wingdings"/>
+        <w:rFonts w:ascii="Wingdings" w:hAnsi="Wingdings" w:hint="default"/>
       </w:rPr>
     </w:lvl>
   </w:abstractNum>
-  <w:abstractNum w:abstractNumId="6" w15:restartNumberingAfterBreak="0">
+  <w:abstractNum w:abstractNumId="8" w15:restartNumberingAfterBreak="0">
     <w:nsid w:val="6DAC2A36"/>
     <w:multiLevelType w:val="hybridMultilevel"/>
     <w:tmpl w:val="12D83426"/>
@@ -5661,7 +7139,7 @@
         <w:ind w:left="1429" w:hanging="360"/>
       </w:pPr>
       <w:rPr>
-        <w:rFonts w:hint="default" w:ascii="Symbol" w:hAnsi="Symbol"/>
+        <w:rFonts w:ascii="Symbol" w:hAnsi="Symbol" w:hint="default"/>
       </w:rPr>
     </w:lvl>
     <w:lvl w:ilvl="1" w:tplc="04160003" w:tentative="1">
@@ -5673,7 +7151,7 @@
         <w:ind w:left="2149" w:hanging="360"/>
       </w:pPr>
       <w:rPr>
-        <w:rFonts w:hint="default" w:ascii="Courier New" w:hAnsi="Courier New" w:cs="Courier New"/>
+        <w:rFonts w:ascii="Courier New" w:hAnsi="Courier New" w:cs="Courier New" w:hint="default"/>
       </w:rPr>
     </w:lvl>
     <w:lvl w:ilvl="2" w:tplc="04160005" w:tentative="1">
@@ -5685,7 +7163,7 @@
         <w:ind w:left="2869" w:hanging="360"/>
       </w:pPr>
       <w:rPr>
-        <w:rFonts w:hint="default" w:ascii="Wingdings" w:hAnsi="Wingdings"/>
+        <w:rFonts w:ascii="Wingdings" w:hAnsi="Wingdings" w:hint="default"/>
       </w:rPr>
     </w:lvl>
     <w:lvl w:ilvl="3" w:tplc="04160001" w:tentative="1">
@@ -5697,7 +7175,7 @@
         <w:ind w:left="3589" w:hanging="360"/>
       </w:pPr>
       <w:rPr>
-        <w:rFonts w:hint="default" w:ascii="Symbol" w:hAnsi="Symbol"/>
+        <w:rFonts w:ascii="Symbol" w:hAnsi="Symbol" w:hint="default"/>
       </w:rPr>
     </w:lvl>
     <w:lvl w:ilvl="4" w:tplc="04160003" w:tentative="1">
@@ -5709,7 +7187,7 @@
         <w:ind w:left="4309" w:hanging="360"/>
       </w:pPr>
       <w:rPr>
-        <w:rFonts w:hint="default" w:ascii="Courier New" w:hAnsi="Courier New" w:cs="Courier New"/>
+        <w:rFonts w:ascii="Courier New" w:hAnsi="Courier New" w:cs="Courier New" w:hint="default"/>
       </w:rPr>
     </w:lvl>
     <w:lvl w:ilvl="5" w:tplc="04160005" w:tentative="1">
@@ -5721,7 +7199,7 @@
         <w:ind w:left="5029" w:hanging="360"/>
       </w:pPr>
       <w:rPr>
-        <w:rFonts w:hint="default" w:ascii="Wingdings" w:hAnsi="Wingdings"/>
+        <w:rFonts w:ascii="Wingdings" w:hAnsi="Wingdings" w:hint="default"/>
       </w:rPr>
     </w:lvl>
     <w:lvl w:ilvl="6" w:tplc="04160001" w:tentative="1">
@@ -5733,7 +7211,7 @@
         <w:ind w:left="5749" w:hanging="360"/>
       </w:pPr>
       <w:rPr>
-        <w:rFonts w:hint="default" w:ascii="Symbol" w:hAnsi="Symbol"/>
+        <w:rFonts w:ascii="Symbol" w:hAnsi="Symbol" w:hint="default"/>
       </w:rPr>
     </w:lvl>
     <w:lvl w:ilvl="7" w:tplc="04160003" w:tentative="1">
@@ -5745,7 +7223,7 @@
         <w:ind w:left="6469" w:hanging="360"/>
       </w:pPr>
       <w:rPr>
-        <w:rFonts w:hint="default" w:ascii="Courier New" w:hAnsi="Courier New" w:cs="Courier New"/>
+        <w:rFonts w:ascii="Courier New" w:hAnsi="Courier New" w:cs="Courier New" w:hint="default"/>
       </w:rPr>
     </w:lvl>
     <w:lvl w:ilvl="8" w:tplc="04160005" w:tentative="1">
@@ -5757,52 +7235,52 @@
         <w:ind w:left="7189" w:hanging="360"/>
       </w:pPr>
       <w:rPr>
-        <w:rFonts w:hint="default" w:ascii="Wingdings" w:hAnsi="Wingdings"/>
+        <w:rFonts w:ascii="Wingdings" w:hAnsi="Wingdings" w:hint="default"/>
       </w:rPr>
     </w:lvl>
   </w:abstractNum>
-  <w:num w:numId="10">
-    <w:abstractNumId w:val="8"/>
+  <w:num w:numId="1" w16cid:durableId="429740163">
+    <w:abstractNumId w:val="1"/>
   </w:num>
-  <w:num w:numId="9">
-    <w:abstractNumId w:val="7"/>
+  <w:num w:numId="2" w16cid:durableId="1078281816">
+    <w:abstractNumId w:val="5"/>
   </w:num>
-  <w:num w:numId="1" w16cid:durableId="1908763227">
+  <w:num w:numId="3" w16cid:durableId="1908763227">
+    <w:abstractNumId w:val="3"/>
+  </w:num>
+  <w:num w:numId="4" w16cid:durableId="107479481">
+    <w:abstractNumId w:val="6"/>
+  </w:num>
+  <w:num w:numId="5" w16cid:durableId="6831971">
+    <w:abstractNumId w:val="0"/>
+  </w:num>
+  <w:num w:numId="6" w16cid:durableId="2082218301">
     <w:abstractNumId w:val="2"/>
   </w:num>
-  <w:num w:numId="2" w16cid:durableId="107479481">
-    <w:abstractNumId w:val="4"/>
-  </w:num>
-  <w:num w:numId="3" w16cid:durableId="6831971">
-    <w:abstractNumId w:val="0"/>
-  </w:num>
-  <w:num w:numId="4" w16cid:durableId="2082218301">
-    <w:abstractNumId w:val="1"/>
-  </w:num>
-  <w:num w:numId="5" w16cid:durableId="2059894135">
-    <w:abstractNumId w:val="4"/>
+  <w:num w:numId="7" w16cid:durableId="2059894135">
+    <w:abstractNumId w:val="6"/>
     <w:lvlOverride w:ilvl="0">
       <w:startOverride w:val="4"/>
     </w:lvlOverride>
   </w:num>
-  <w:num w:numId="6" w16cid:durableId="1669093541">
-    <w:abstractNumId w:val="6"/>
+  <w:num w:numId="8" w16cid:durableId="1669093541">
+    <w:abstractNumId w:val="8"/>
   </w:num>
-  <w:num w:numId="7" w16cid:durableId="1907757972">
-    <w:abstractNumId w:val="3"/>
+  <w:num w:numId="9" w16cid:durableId="1907757972">
+    <w:abstractNumId w:val="4"/>
   </w:num>
-  <w:num w:numId="8" w16cid:durableId="58751513">
-    <w:abstractNumId w:val="5"/>
+  <w:num w:numId="10" w16cid:durableId="58751513">
+    <w:abstractNumId w:val="7"/>
   </w:num>
 </w:numbering>
 </file>
 
 <file path=word/styles.xml><?xml version="1.0" encoding="utf-8"?>
-<w:styles xmlns:wp14="http://schemas.microsoft.com/office/word/2010/wordprocessingDrawing" xmlns:mc="http://schemas.openxmlformats.org/markup-compatibility/2006" xmlns:r="http://schemas.openxmlformats.org/officeDocument/2006/relationships" xmlns:w="http://schemas.openxmlformats.org/wordprocessingml/2006/main" xmlns:w14="http://schemas.microsoft.com/office/word/2010/wordml" xmlns:w15="http://schemas.microsoft.com/office/word/2012/wordml" xmlns:w16cex="http://schemas.microsoft.com/office/word/2018/wordml/cex" xmlns:w16cid="http://schemas.microsoft.com/office/word/2016/wordml/cid" xmlns:w16="http://schemas.microsoft.com/office/word/2018/wordml" xmlns:w16du="http://schemas.microsoft.com/office/word/2023/wordml/word16du" xmlns:w16sdtdh="http://schemas.microsoft.com/office/word/2020/wordml/sdtdatahash" xmlns:w16sdtfl="http://schemas.microsoft.com/office/word/2024/wordml/sdtformatlock" xmlns:w16se="http://schemas.microsoft.com/office/word/2015/wordml/symex" mc:Ignorable="w14 w15 w16se w16cid w16 w16cex w16sdtdh w16sdtfl w16du wp14">
+<w:styles xmlns:mc="http://schemas.openxmlformats.org/markup-compatibility/2006" xmlns:r="http://schemas.openxmlformats.org/officeDocument/2006/relationships" xmlns:w="http://schemas.openxmlformats.org/wordprocessingml/2006/main" xmlns:w14="http://schemas.microsoft.com/office/word/2010/wordml" xmlns:w15="http://schemas.microsoft.com/office/word/2012/wordml" xmlns:w16cex="http://schemas.microsoft.com/office/word/2018/wordml/cex" xmlns:w16cid="http://schemas.microsoft.com/office/word/2016/wordml/cid" xmlns:w16="http://schemas.microsoft.com/office/word/2018/wordml" xmlns:w16du="http://schemas.microsoft.com/office/word/2023/wordml/word16du" xmlns:w16sdtdh="http://schemas.microsoft.com/office/word/2020/wordml/sdtdatahash" xmlns:w16sdtfl="http://schemas.microsoft.com/office/word/2024/wordml/sdtformatlock" xmlns:w16se="http://schemas.microsoft.com/office/word/2015/wordml/symex" mc:Ignorable="w14 w15 w16se w16cid w16 w16cex w16sdtdh w16sdtfl w16du">
   <w:docDefaults>
     <w:rPrDefault>
       <w:rPr>
-        <w:rFonts w:asciiTheme="minorHAnsi" w:hAnsiTheme="minorHAnsi" w:eastAsiaTheme="minorHAnsi" w:cstheme="minorBidi"/>
+        <w:rFonts w:asciiTheme="minorHAnsi" w:eastAsiaTheme="minorHAnsi" w:hAnsiTheme="minorHAnsi" w:cstheme="minorBidi"/>
         <w:sz w:val="22"/>
         <w:szCs w:val="22"/>
         <w:lang w:val="pt-BR" w:eastAsia="en-US" w:bidi="ar-SA"/>
@@ -5817,14 +7295,14 @@
   <w:latentStyles w:defLockedState="0" w:defUIPriority="99" w:defSemiHidden="0" w:defUnhideWhenUsed="0" w:defQFormat="0" w:count="376">
     <w:lsdException w:name="Normal" w:uiPriority="0" w:qFormat="1"/>
     <w:lsdException w:name="heading 1" w:uiPriority="9" w:qFormat="1"/>
-    <w:lsdException w:name="heading 2" w:uiPriority="9" w:semiHidden="1" w:unhideWhenUsed="1" w:qFormat="1"/>
-    <w:lsdException w:name="heading 3" w:uiPriority="9" w:semiHidden="1" w:unhideWhenUsed="1" w:qFormat="1"/>
-    <w:lsdException w:name="heading 4" w:uiPriority="9" w:semiHidden="1" w:unhideWhenUsed="1" w:qFormat="1"/>
-    <w:lsdException w:name="heading 5" w:uiPriority="9" w:semiHidden="1" w:unhideWhenUsed="1" w:qFormat="1"/>
-    <w:lsdException w:name="heading 6" w:uiPriority="9" w:semiHidden="1" w:unhideWhenUsed="1"/>
-    <w:lsdException w:name="heading 7" w:uiPriority="9" w:semiHidden="1" w:unhideWhenUsed="1" w:qFormat="1"/>
-    <w:lsdException w:name="heading 8" w:uiPriority="9" w:semiHidden="1" w:unhideWhenUsed="1" w:qFormat="1"/>
-    <w:lsdException w:name="heading 9" w:uiPriority="9" w:semiHidden="1" w:unhideWhenUsed="1" w:qFormat="1"/>
+    <w:lsdException w:name="heading 2" w:semiHidden="1" w:uiPriority="9" w:unhideWhenUsed="1" w:qFormat="1"/>
+    <w:lsdException w:name="heading 3" w:semiHidden="1" w:uiPriority="9" w:unhideWhenUsed="1" w:qFormat="1"/>
+    <w:lsdException w:name="heading 4" w:semiHidden="1" w:uiPriority="9" w:unhideWhenUsed="1" w:qFormat="1"/>
+    <w:lsdException w:name="heading 5" w:semiHidden="1" w:uiPriority="9" w:unhideWhenUsed="1" w:qFormat="1"/>
+    <w:lsdException w:name="heading 6" w:semiHidden="1" w:uiPriority="9" w:unhideWhenUsed="1"/>
+    <w:lsdException w:name="heading 7" w:semiHidden="1" w:uiPriority="9" w:unhideWhenUsed="1" w:qFormat="1"/>
+    <w:lsdException w:name="heading 8" w:semiHidden="1" w:uiPriority="9" w:unhideWhenUsed="1" w:qFormat="1"/>
+    <w:lsdException w:name="heading 9" w:semiHidden="1" w:uiPriority="9" w:unhideWhenUsed="1" w:qFormat="1"/>
     <w:lsdException w:name="index 1" w:semiHidden="1" w:unhideWhenUsed="1"/>
     <w:lsdException w:name="index 2" w:semiHidden="1" w:unhideWhenUsed="1"/>
     <w:lsdException w:name="index 3" w:semiHidden="1" w:unhideWhenUsed="1"/>
@@ -5834,22 +7312,22 @@
     <w:lsdException w:name="index 7" w:semiHidden="1" w:unhideWhenUsed="1"/>
     <w:lsdException w:name="index 8" w:semiHidden="1" w:unhideWhenUsed="1"/>
     <w:lsdException w:name="index 9" w:semiHidden="1" w:unhideWhenUsed="1"/>
-    <w:lsdException w:name="toc 1" w:uiPriority="39" w:semiHidden="1" w:unhideWhenUsed="1"/>
-    <w:lsdException w:name="toc 2" w:uiPriority="39" w:semiHidden="1" w:unhideWhenUsed="1"/>
-    <w:lsdException w:name="toc 3" w:uiPriority="39" w:semiHidden="1" w:unhideWhenUsed="1"/>
-    <w:lsdException w:name="toc 4" w:uiPriority="39" w:semiHidden="1" w:unhideWhenUsed="1"/>
-    <w:lsdException w:name="toc 5" w:uiPriority="39" w:semiHidden="1" w:unhideWhenUsed="1"/>
-    <w:lsdException w:name="toc 6" w:uiPriority="39" w:semiHidden="1" w:unhideWhenUsed="1"/>
-    <w:lsdException w:name="toc 7" w:uiPriority="39" w:semiHidden="1" w:unhideWhenUsed="1"/>
-    <w:lsdException w:name="toc 8" w:uiPriority="39" w:semiHidden="1" w:unhideWhenUsed="1"/>
-    <w:lsdException w:name="toc 9" w:uiPriority="39" w:semiHidden="1" w:unhideWhenUsed="1"/>
+    <w:lsdException w:name="toc 1" w:semiHidden="1" w:uiPriority="39" w:unhideWhenUsed="1"/>
+    <w:lsdException w:name="toc 2" w:semiHidden="1" w:uiPriority="39" w:unhideWhenUsed="1"/>
+    <w:lsdException w:name="toc 3" w:semiHidden="1" w:uiPriority="39" w:unhideWhenUsed="1"/>
+    <w:lsdException w:name="toc 4" w:semiHidden="1" w:uiPriority="39" w:unhideWhenUsed="1"/>
+    <w:lsdException w:name="toc 5" w:semiHidden="1" w:uiPriority="39" w:unhideWhenUsed="1"/>
+    <w:lsdException w:name="toc 6" w:semiHidden="1" w:uiPriority="39" w:unhideWhenUsed="1"/>
+    <w:lsdException w:name="toc 7" w:semiHidden="1" w:uiPriority="39" w:unhideWhenUsed="1"/>
+    <w:lsdException w:name="toc 8" w:semiHidden="1" w:uiPriority="39" w:unhideWhenUsed="1"/>
+    <w:lsdException w:name="toc 9" w:semiHidden="1" w:uiPriority="39" w:unhideWhenUsed="1"/>
     <w:lsdException w:name="Normal Indent" w:semiHidden="1" w:unhideWhenUsed="1"/>
     <w:lsdException w:name="footnote text" w:semiHidden="1" w:unhideWhenUsed="1"/>
-    <w:lsdException w:name="annotation text" w:uiPriority="0" w:semiHidden="1" w:unhideWhenUsed="1"/>
+    <w:lsdException w:name="annotation text" w:semiHidden="1" w:uiPriority="0" w:unhideWhenUsed="1"/>
     <w:lsdException w:name="header" w:semiHidden="1" w:unhideWhenUsed="1"/>
     <w:lsdException w:name="footer" w:semiHidden="1" w:unhideWhenUsed="1" w:qFormat="1"/>
     <w:lsdException w:name="index heading" w:semiHidden="1" w:unhideWhenUsed="1"/>
-    <w:lsdException w:name="caption" w:uiPriority="35" w:semiHidden="1" w:unhideWhenUsed="1" w:qFormat="1"/>
+    <w:lsdException w:name="caption" w:semiHidden="1" w:uiPriority="35" w:unhideWhenUsed="1" w:qFormat="1"/>
     <w:lsdException w:name="table of figures" w:semiHidden="1" w:unhideWhenUsed="1"/>
     <w:lsdException w:name="envelope address" w:semiHidden="1" w:unhideWhenUsed="1"/>
     <w:lsdException w:name="envelope return" w:semiHidden="1" w:unhideWhenUsed="1"/>
@@ -5880,7 +7358,7 @@
     <w:lsdException w:name="Title" w:uiPriority="10"/>
     <w:lsdException w:name="Closing" w:semiHidden="1" w:unhideWhenUsed="1"/>
     <w:lsdException w:name="Signature" w:semiHidden="1" w:unhideWhenUsed="1"/>
-    <w:lsdException w:name="Default Paragraph Font" w:uiPriority="1" w:semiHidden="1" w:unhideWhenUsed="1"/>
+    <w:lsdException w:name="Default Paragraph Font" w:semiHidden="1" w:uiPriority="1" w:unhideWhenUsed="1"/>
     <w:lsdException w:name="Body Text" w:semiHidden="1" w:unhideWhenUsed="1"/>
     <w:lsdException w:name="Body Text Indent" w:semiHidden="1" w:unhideWhenUsed="1"/>
     <w:lsdException w:name="List Continue" w:semiHidden="1" w:unhideWhenUsed="1"/>
@@ -6080,8 +7558,8 @@
     <w:lsdException w:name="Subtle Reference" w:uiPriority="31" w:qFormat="1"/>
     <w:lsdException w:name="Intense Reference" w:uiPriority="32" w:qFormat="1"/>
     <w:lsdException w:name="Book Title" w:uiPriority="33" w:qFormat="1"/>
-    <w:lsdException w:name="Bibliography" w:uiPriority="37" w:semiHidden="1" w:unhideWhenUsed="1"/>
-    <w:lsdException w:name="TOC Heading" w:uiPriority="39" w:semiHidden="1" w:unhideWhenUsed="1" w:qFormat="1"/>
+    <w:lsdException w:name="Bibliography" w:semiHidden="1" w:uiPriority="37" w:unhideWhenUsed="1"/>
+    <w:lsdException w:name="TOC Heading" w:semiHidden="1" w:uiPriority="39" w:unhideWhenUsed="1" w:qFormat="1"/>
     <w:lsdException w:name="Plain Table 1" w:uiPriority="41"/>
     <w:lsdException w:name="Plain Table 2" w:uiPriority="42"/>
     <w:lsdException w:name="Plain Table 3" w:uiPriority="43"/>
@@ -6192,7 +7670,7 @@
     <w:lsdException w:name="Unresolved Mention" w:semiHidden="1" w:unhideWhenUsed="1"/>
     <w:lsdException w:name="Smart Link" w:semiHidden="1" w:unhideWhenUsed="1"/>
   </w:latentStyles>
-  <w:style w:type="paragraph" w:styleId="Normal" w:default="1">
+  <w:style w:type="paragraph" w:default="1" w:styleId="Normal">
     <w:name w:val="Normal"/>
     <w:qFormat/>
     <w:rsid w:val="00A91E4A"/>
@@ -6207,11 +7685,11 @@
       <w:sz w:val="24"/>
     </w:rPr>
   </w:style>
-  <w:style w:type="paragraph" w:styleId="Ttulo1">
+  <w:style w:type="paragraph" w:styleId="Heading1">
     <w:name w:val="heading 1"/>
     <w:basedOn w:val="Normal"/>
     <w:next w:val="Normal"/>
-    <w:link w:val="Ttulo1Char"/>
+    <w:link w:val="Heading1Char"/>
     <w:autoRedefine/>
     <w:uiPriority w:val="9"/>
     <w:qFormat/>
@@ -6230,11 +7708,11 @@
       <w:szCs w:val="32"/>
     </w:rPr>
   </w:style>
-  <w:style w:type="paragraph" w:styleId="Ttulo2">
+  <w:style w:type="paragraph" w:styleId="Heading2">
     <w:name w:val="heading 2"/>
     <w:basedOn w:val="Normal"/>
     <w:next w:val="Normal"/>
-    <w:link w:val="Ttulo2Char"/>
+    <w:link w:val="Heading2Char"/>
     <w:autoRedefine/>
     <w:uiPriority w:val="9"/>
     <w:unhideWhenUsed/>
@@ -6244,7 +7722,7 @@
       <w:keepNext/>
       <w:keepLines/>
       <w:numPr>
-        <w:numId w:val="2"/>
+        <w:numId w:val="4"/>
       </w:numPr>
       <w:outlineLvl w:val="1"/>
     </w:pPr>
@@ -6254,11 +7732,11 @@
       <w:szCs w:val="26"/>
     </w:rPr>
   </w:style>
-  <w:style w:type="paragraph" w:styleId="Ttulo3">
+  <w:style w:type="paragraph" w:styleId="Heading3">
     <w:name w:val="heading 3"/>
     <w:basedOn w:val="Normal"/>
     <w:next w:val="Normal"/>
-    <w:link w:val="Ttulo3Char"/>
+    <w:link w:val="Heading3Char"/>
     <w:autoRedefine/>
     <w:uiPriority w:val="9"/>
     <w:unhideWhenUsed/>
@@ -6279,11 +7757,11 @@
       <w:szCs w:val="24"/>
     </w:rPr>
   </w:style>
-  <w:style w:type="paragraph" w:styleId="Ttulo4">
+  <w:style w:type="paragraph" w:styleId="Heading4">
     <w:name w:val="heading 4"/>
     <w:basedOn w:val="Normal"/>
     <w:next w:val="Normal"/>
-    <w:link w:val="Ttulo4Char"/>
+    <w:link w:val="Heading4Char"/>
     <w:uiPriority w:val="9"/>
     <w:unhideWhenUsed/>
     <w:qFormat/>
@@ -6293,7 +7771,7 @@
       <w:keepLines/>
       <w:numPr>
         <w:ilvl w:val="3"/>
-        <w:numId w:val="2"/>
+        <w:numId w:val="4"/>
       </w:numPr>
       <w:outlineLvl w:val="3"/>
     </w:pPr>
@@ -6303,11 +7781,11 @@
       <w:iCs/>
     </w:rPr>
   </w:style>
-  <w:style w:type="paragraph" w:styleId="Ttulo5">
+  <w:style w:type="paragraph" w:styleId="Heading5">
     <w:name w:val="heading 5"/>
     <w:basedOn w:val="Normal"/>
     <w:next w:val="Normal"/>
-    <w:link w:val="Ttulo5Char"/>
+    <w:link w:val="Heading5Char"/>
     <w:autoRedefine/>
     <w:uiPriority w:val="9"/>
     <w:unhideWhenUsed/>
@@ -6318,7 +7796,7 @@
       <w:keepLines/>
       <w:numPr>
         <w:ilvl w:val="4"/>
-        <w:numId w:val="2"/>
+        <w:numId w:val="4"/>
       </w:numPr>
       <w:outlineLvl w:val="4"/>
     </w:pPr>
@@ -6327,12 +7805,12 @@
       <w:u w:val="single"/>
     </w:rPr>
   </w:style>
-  <w:style w:type="paragraph" w:styleId="Ttulo6">
+  <w:style w:type="paragraph" w:styleId="Heading6">
     <w:name w:val="heading 6"/>
     <w:aliases w:val="Título 6 - Elementos Pós-Textuais"/>
     <w:basedOn w:val="Normal"/>
     <w:next w:val="Normal"/>
-    <w:link w:val="Ttulo6Char"/>
+    <w:link w:val="Heading6Char"/>
     <w:uiPriority w:val="9"/>
     <w:unhideWhenUsed/>
     <w:rsid w:val="00756879"/>
@@ -6347,11 +7825,11 @@
       <w:caps/>
     </w:rPr>
   </w:style>
-  <w:style w:type="paragraph" w:styleId="Ttulo7">
+  <w:style w:type="paragraph" w:styleId="Heading7">
     <w:name w:val="heading 7"/>
     <w:basedOn w:val="Normal"/>
     <w:next w:val="Normal"/>
-    <w:link w:val="Ttulo7Char"/>
+    <w:link w:val="Heading7Char"/>
     <w:uiPriority w:val="9"/>
     <w:semiHidden/>
     <w:unhideWhenUsed/>
@@ -6362,23 +7840,23 @@
       <w:keepLines/>
       <w:numPr>
         <w:ilvl w:val="6"/>
-        <w:numId w:val="2"/>
+        <w:numId w:val="4"/>
       </w:numPr>
       <w:spacing w:before="40"/>
       <w:outlineLvl w:val="6"/>
     </w:pPr>
     <w:rPr>
-      <w:rFonts w:asciiTheme="majorHAnsi" w:hAnsiTheme="majorHAnsi" w:eastAsiaTheme="majorEastAsia" w:cstheme="majorBidi"/>
+      <w:rFonts w:asciiTheme="majorHAnsi" w:eastAsiaTheme="majorEastAsia" w:hAnsiTheme="majorHAnsi" w:cstheme="majorBidi"/>
       <w:i/>
       <w:iCs/>
       <w:color w:val="1F3763" w:themeColor="accent1" w:themeShade="7F"/>
     </w:rPr>
   </w:style>
-  <w:style w:type="paragraph" w:styleId="Ttulo8">
+  <w:style w:type="paragraph" w:styleId="Heading8">
     <w:name w:val="heading 8"/>
     <w:basedOn w:val="Normal"/>
     <w:next w:val="Normal"/>
-    <w:link w:val="Ttulo8Char"/>
+    <w:link w:val="Heading8Char"/>
     <w:uiPriority w:val="9"/>
     <w:semiHidden/>
     <w:unhideWhenUsed/>
@@ -6389,23 +7867,23 @@
       <w:keepLines/>
       <w:numPr>
         <w:ilvl w:val="7"/>
-        <w:numId w:val="2"/>
+        <w:numId w:val="4"/>
       </w:numPr>
       <w:spacing w:before="40"/>
       <w:outlineLvl w:val="7"/>
     </w:pPr>
     <w:rPr>
-      <w:rFonts w:asciiTheme="majorHAnsi" w:hAnsiTheme="majorHAnsi" w:eastAsiaTheme="majorEastAsia" w:cstheme="majorBidi"/>
+      <w:rFonts w:asciiTheme="majorHAnsi" w:eastAsiaTheme="majorEastAsia" w:hAnsiTheme="majorHAnsi" w:cstheme="majorBidi"/>
       <w:color w:val="272727" w:themeColor="text1" w:themeTint="D8"/>
       <w:sz w:val="21"/>
       <w:szCs w:val="21"/>
     </w:rPr>
   </w:style>
-  <w:style w:type="paragraph" w:styleId="Ttulo9">
+  <w:style w:type="paragraph" w:styleId="Heading9">
     <w:name w:val="heading 9"/>
     <w:basedOn w:val="Normal"/>
     <w:next w:val="Normal"/>
-    <w:link w:val="Ttulo9Char"/>
+    <w:link w:val="Heading9Char"/>
     <w:uiPriority w:val="9"/>
     <w:semiHidden/>
     <w:unhideWhenUsed/>
@@ -6416,13 +7894,13 @@
       <w:keepLines/>
       <w:numPr>
         <w:ilvl w:val="8"/>
-        <w:numId w:val="2"/>
+        <w:numId w:val="4"/>
       </w:numPr>
       <w:spacing w:before="40"/>
       <w:outlineLvl w:val="8"/>
     </w:pPr>
     <w:rPr>
-      <w:rFonts w:asciiTheme="majorHAnsi" w:hAnsiTheme="majorHAnsi" w:eastAsiaTheme="majorEastAsia" w:cstheme="majorBidi"/>
+      <w:rFonts w:asciiTheme="majorHAnsi" w:eastAsiaTheme="majorEastAsia" w:hAnsiTheme="majorHAnsi" w:cstheme="majorBidi"/>
       <w:i/>
       <w:iCs/>
       <w:color w:val="272727" w:themeColor="text1" w:themeTint="D8"/>
@@ -6430,12 +7908,13 @@
       <w:szCs w:val="21"/>
     </w:rPr>
   </w:style>
-  <w:style w:type="character" w:styleId="Fontepargpadro" w:default="1">
+  <w:style w:type="character" w:default="1" w:styleId="DefaultParagraphFont">
     <w:name w:val="Default Paragraph Font"/>
     <w:uiPriority w:val="1"/>
+    <w:semiHidden/>
     <w:unhideWhenUsed/>
   </w:style>
-  <w:style w:type="table" w:styleId="Tabelanormal" w:default="1">
+  <w:style w:type="table" w:default="1" w:styleId="TableNormal">
     <w:name w:val="Normal Table"/>
     <w:uiPriority w:val="99"/>
     <w:semiHidden/>
@@ -6450,13 +7929,13 @@
       </w:tblCellMar>
     </w:tblPr>
   </w:style>
-  <w:style w:type="numbering" w:styleId="Semlista" w:default="1">
+  <w:style w:type="numbering" w:default="1" w:styleId="NoList">
     <w:name w:val="No List"/>
     <w:uiPriority w:val="99"/>
     <w:semiHidden/>
     <w:unhideWhenUsed/>
   </w:style>
-  <w:style w:type="paragraph" w:styleId="Sumrio1">
+  <w:style w:type="paragraph" w:styleId="TOC1">
     <w:name w:val="toc 1"/>
     <w:basedOn w:val="Normal"/>
     <w:next w:val="Normal"/>
@@ -6476,7 +7955,7 @@
       <w:noProof/>
     </w:rPr>
   </w:style>
-  <w:style w:type="paragraph" w:styleId="Sumrio2">
+  <w:style w:type="paragraph" w:styleId="TOC2">
     <w:name w:val="toc 2"/>
     <w:basedOn w:val="Normal"/>
     <w:next w:val="Normal"/>
@@ -6496,7 +7975,7 @@
       <w:noProof/>
     </w:rPr>
   </w:style>
-  <w:style w:type="paragraph" w:styleId="Sumrio3">
+  <w:style w:type="paragraph" w:styleId="TOC3">
     <w:name w:val="toc 3"/>
     <w:basedOn w:val="Normal"/>
     <w:next w:val="Normal"/>
@@ -6515,7 +7994,7 @@
       <w:noProof/>
     </w:rPr>
   </w:style>
-  <w:style w:type="paragraph" w:styleId="Sumrio4">
+  <w:style w:type="paragraph" w:styleId="TOC4">
     <w:name w:val="toc 4"/>
     <w:basedOn w:val="Normal"/>
     <w:next w:val="Normal"/>
@@ -6535,7 +8014,7 @@
       <w:noProof/>
     </w:rPr>
   </w:style>
-  <w:style w:type="paragraph" w:styleId="Sumrio5">
+  <w:style w:type="paragraph" w:styleId="TOC5">
     <w:name w:val="toc 5"/>
     <w:basedOn w:val="Normal"/>
     <w:next w:val="Normal"/>
@@ -6553,7 +8032,7 @@
       <w:ind w:left="907" w:hanging="907"/>
     </w:pPr>
   </w:style>
-  <w:style w:type="paragraph" w:styleId="Sumrio6">
+  <w:style w:type="paragraph" w:styleId="TOC6">
     <w:name w:val="toc 6"/>
     <w:basedOn w:val="Normal"/>
     <w:next w:val="Normal"/>
@@ -6569,14 +8048,14 @@
       <w:caps/>
     </w:rPr>
   </w:style>
-  <w:style w:type="character" w:styleId="Ttulo1Char" w:customStyle="1">
-    <w:name w:val="Título 1 Char"/>
-    <w:basedOn w:val="Fontepargpadro"/>
-    <w:link w:val="Ttulo1"/>
+  <w:style w:type="character" w:customStyle="1" w:styleId="Heading1Char">
+    <w:name w:val="Heading 1 Char"/>
+    <w:basedOn w:val="DefaultParagraphFont"/>
+    <w:link w:val="Heading1"/>
     <w:uiPriority w:val="9"/>
     <w:rsid w:val="00273714"/>
     <w:rPr>
-      <w:rFonts w:ascii="Arial" w:hAnsi="Arial" w:eastAsiaTheme="majorEastAsia" w:cstheme="majorBidi"/>
+      <w:rFonts w:ascii="Arial" w:eastAsiaTheme="majorEastAsia" w:hAnsi="Arial" w:cstheme="majorBidi"/>
       <w:b/>
       <w:caps/>
       <w:color w:val="000000" w:themeColor="text1"/>
@@ -6584,65 +8063,65 @@
       <w:szCs w:val="32"/>
     </w:rPr>
   </w:style>
-  <w:style w:type="character" w:styleId="Ttulo2Char" w:customStyle="1">
-    <w:name w:val="Título 2 Char"/>
-    <w:basedOn w:val="Fontepargpadro"/>
-    <w:link w:val="Ttulo2"/>
+  <w:style w:type="character" w:customStyle="1" w:styleId="Heading2Char">
+    <w:name w:val="Heading 2 Char"/>
+    <w:basedOn w:val="DefaultParagraphFont"/>
+    <w:link w:val="Heading2"/>
     <w:uiPriority w:val="9"/>
     <w:rsid w:val="008557FA"/>
     <w:rPr>
-      <w:rFonts w:ascii="Arial" w:hAnsi="Arial" w:eastAsiaTheme="majorEastAsia" w:cstheme="majorBidi"/>
+      <w:rFonts w:ascii="Arial" w:eastAsiaTheme="majorEastAsia" w:hAnsi="Arial" w:cstheme="majorBidi"/>
       <w:b/>
       <w:color w:val="000000" w:themeColor="text1"/>
       <w:sz w:val="24"/>
       <w:szCs w:val="26"/>
     </w:rPr>
   </w:style>
-  <w:style w:type="character" w:styleId="Ttulo3Char" w:customStyle="1">
-    <w:name w:val="Título 3 Char"/>
-    <w:basedOn w:val="Fontepargpadro"/>
-    <w:link w:val="Ttulo3"/>
+  <w:style w:type="character" w:customStyle="1" w:styleId="Heading3Char">
+    <w:name w:val="Heading 3 Char"/>
+    <w:basedOn w:val="DefaultParagraphFont"/>
+    <w:link w:val="Heading3"/>
     <w:uiPriority w:val="9"/>
     <w:rsid w:val="00065B0B"/>
     <w:rPr>
-      <w:rFonts w:ascii="Arial" w:hAnsi="Arial" w:eastAsiaTheme="majorEastAsia" w:cstheme="majorBidi"/>
+      <w:rFonts w:ascii="Arial" w:eastAsiaTheme="majorEastAsia" w:hAnsi="Arial" w:cstheme="majorBidi"/>
       <w:bCs/>
       <w:color w:val="000000" w:themeColor="text1"/>
       <w:sz w:val="24"/>
       <w:szCs w:val="24"/>
     </w:rPr>
   </w:style>
-  <w:style w:type="character" w:styleId="Ttulo4Char" w:customStyle="1">
-    <w:name w:val="Título 4 Char"/>
-    <w:basedOn w:val="Fontepargpadro"/>
-    <w:link w:val="Ttulo4"/>
+  <w:style w:type="character" w:customStyle="1" w:styleId="Heading4Char">
+    <w:name w:val="Heading 4 Char"/>
+    <w:basedOn w:val="DefaultParagraphFont"/>
+    <w:link w:val="Heading4"/>
     <w:uiPriority w:val="9"/>
     <w:rsid w:val="00EF19D6"/>
     <w:rPr>
-      <w:rFonts w:ascii="Arial" w:hAnsi="Arial" w:eastAsiaTheme="majorEastAsia" w:cstheme="majorBidi"/>
+      <w:rFonts w:ascii="Arial" w:eastAsiaTheme="majorEastAsia" w:hAnsi="Arial" w:cstheme="majorBidi"/>
       <w:i/>
       <w:iCs/>
       <w:color w:val="000000" w:themeColor="text1"/>
     </w:rPr>
   </w:style>
-  <w:style w:type="character" w:styleId="Ttulo5Char" w:customStyle="1">
-    <w:name w:val="Título 5 Char"/>
-    <w:basedOn w:val="Fontepargpadro"/>
-    <w:link w:val="Ttulo5"/>
+  <w:style w:type="character" w:customStyle="1" w:styleId="Heading5Char">
+    <w:name w:val="Heading 5 Char"/>
+    <w:basedOn w:val="DefaultParagraphFont"/>
+    <w:link w:val="Heading5"/>
     <w:uiPriority w:val="9"/>
     <w:rsid w:val="00065B0B"/>
     <w:rPr>
-      <w:rFonts w:ascii="Arial" w:hAnsi="Arial" w:eastAsiaTheme="majorEastAsia" w:cstheme="majorBidi"/>
+      <w:rFonts w:ascii="Arial" w:eastAsiaTheme="majorEastAsia" w:hAnsi="Arial" w:cstheme="majorBidi"/>
       <w:color w:val="000000" w:themeColor="text1"/>
       <w:sz w:val="24"/>
       <w:u w:val="single"/>
     </w:rPr>
   </w:style>
-  <w:style w:type="character" w:styleId="Ttulo6Char" w:customStyle="1">
-    <w:name w:val="Título 6 Char"/>
+  <w:style w:type="character" w:customStyle="1" w:styleId="Heading6Char">
+    <w:name w:val="Heading 6 Char"/>
     <w:aliases w:val="Título 6 - Elementos Pós-Textuais Char"/>
-    <w:basedOn w:val="Fontepargpadro"/>
-    <w:link w:val="Ttulo6"/>
+    <w:basedOn w:val="DefaultParagraphFont"/>
+    <w:link w:val="Heading6"/>
     <w:uiPriority w:val="9"/>
     <w:rsid w:val="00756879"/>
     <w:rPr>
@@ -6653,43 +8132,43 @@
       <w:sz w:val="24"/>
     </w:rPr>
   </w:style>
-  <w:style w:type="character" w:styleId="Ttulo7Char" w:customStyle="1">
-    <w:name w:val="Título 7 Char"/>
-    <w:basedOn w:val="Fontepargpadro"/>
-    <w:link w:val="Ttulo7"/>
+  <w:style w:type="character" w:customStyle="1" w:styleId="Heading7Char">
+    <w:name w:val="Heading 7 Char"/>
+    <w:basedOn w:val="DefaultParagraphFont"/>
+    <w:link w:val="Heading7"/>
     <w:uiPriority w:val="9"/>
     <w:semiHidden/>
     <w:rsid w:val="00350DD7"/>
     <w:rPr>
-      <w:rFonts w:asciiTheme="majorHAnsi" w:hAnsiTheme="majorHAnsi" w:eastAsiaTheme="majorEastAsia" w:cstheme="majorBidi"/>
+      <w:rFonts w:asciiTheme="majorHAnsi" w:eastAsiaTheme="majorEastAsia" w:hAnsiTheme="majorHAnsi" w:cstheme="majorBidi"/>
       <w:i/>
       <w:iCs/>
       <w:color w:val="1F3763" w:themeColor="accent1" w:themeShade="7F"/>
     </w:rPr>
   </w:style>
-  <w:style w:type="character" w:styleId="Ttulo8Char" w:customStyle="1">
-    <w:name w:val="Título 8 Char"/>
-    <w:basedOn w:val="Fontepargpadro"/>
-    <w:link w:val="Ttulo8"/>
+  <w:style w:type="character" w:customStyle="1" w:styleId="Heading8Char">
+    <w:name w:val="Heading 8 Char"/>
+    <w:basedOn w:val="DefaultParagraphFont"/>
+    <w:link w:val="Heading8"/>
     <w:uiPriority w:val="9"/>
     <w:semiHidden/>
     <w:rsid w:val="00350DD7"/>
     <w:rPr>
-      <w:rFonts w:asciiTheme="majorHAnsi" w:hAnsiTheme="majorHAnsi" w:eastAsiaTheme="majorEastAsia" w:cstheme="majorBidi"/>
+      <w:rFonts w:asciiTheme="majorHAnsi" w:eastAsiaTheme="majorEastAsia" w:hAnsiTheme="majorHAnsi" w:cstheme="majorBidi"/>
       <w:color w:val="272727" w:themeColor="text1" w:themeTint="D8"/>
       <w:sz w:val="21"/>
       <w:szCs w:val="21"/>
     </w:rPr>
   </w:style>
-  <w:style w:type="character" w:styleId="Ttulo9Char" w:customStyle="1">
-    <w:name w:val="Título 9 Char"/>
-    <w:basedOn w:val="Fontepargpadro"/>
-    <w:link w:val="Ttulo9"/>
+  <w:style w:type="character" w:customStyle="1" w:styleId="Heading9Char">
+    <w:name w:val="Heading 9 Char"/>
+    <w:basedOn w:val="DefaultParagraphFont"/>
+    <w:link w:val="Heading9"/>
     <w:uiPriority w:val="9"/>
     <w:semiHidden/>
     <w:rsid w:val="00350DD7"/>
     <w:rPr>
-      <w:rFonts w:asciiTheme="majorHAnsi" w:hAnsiTheme="majorHAnsi" w:eastAsiaTheme="majorEastAsia" w:cstheme="majorBidi"/>
+      <w:rFonts w:asciiTheme="majorHAnsi" w:eastAsiaTheme="majorEastAsia" w:hAnsiTheme="majorHAnsi" w:cstheme="majorBidi"/>
       <w:i/>
       <w:iCs/>
       <w:color w:val="272727" w:themeColor="text1" w:themeTint="D8"/>
@@ -6699,7 +8178,7 @@
   </w:style>
   <w:style w:type="character" w:styleId="Hyperlink">
     <w:name w:val="Hyperlink"/>
-    <w:basedOn w:val="Fontepargpadro"/>
+    <w:basedOn w:val="DefaultParagraphFont"/>
     <w:uiPriority w:val="99"/>
     <w:unhideWhenUsed/>
     <w:rsid w:val="00EF19D6"/>
@@ -6708,10 +8187,10 @@
       <w:u w:val="single"/>
     </w:rPr>
   </w:style>
-  <w:style w:type="paragraph" w:styleId="Cabealho">
+  <w:style w:type="paragraph" w:styleId="Header">
     <w:name w:val="header"/>
     <w:basedOn w:val="Normal"/>
-    <w:link w:val="CabealhoChar"/>
+    <w:link w:val="HeaderChar"/>
     <w:uiPriority w:val="99"/>
     <w:unhideWhenUsed/>
     <w:rsid w:val="00CD508B"/>
@@ -6723,10 +8202,10 @@
       <w:spacing w:line="240" w:lineRule="auto"/>
     </w:pPr>
   </w:style>
-  <w:style w:type="character" w:styleId="CabealhoChar" w:customStyle="1">
-    <w:name w:val="Cabeçalho Char"/>
-    <w:basedOn w:val="Fontepargpadro"/>
-    <w:link w:val="Cabealho"/>
+  <w:style w:type="character" w:customStyle="1" w:styleId="HeaderChar">
+    <w:name w:val="Header Char"/>
+    <w:basedOn w:val="DefaultParagraphFont"/>
+    <w:link w:val="Header"/>
     <w:uiPriority w:val="99"/>
     <w:rsid w:val="00CD508B"/>
     <w:rPr>
@@ -6735,7 +8214,7 @@
       <w:sz w:val="24"/>
     </w:rPr>
   </w:style>
-  <w:style w:type="paragraph" w:styleId="CitaoLonga" w:customStyle="1">
+  <w:style w:type="paragraph" w:customStyle="1" w:styleId="CitaoLonga">
     <w:name w:val="Citação Longa"/>
     <w:basedOn w:val="Normal"/>
     <w:qFormat/>
@@ -6752,7 +8231,7 @@
       <w:sz w:val="20"/>
     </w:rPr>
   </w:style>
-  <w:style w:type="paragraph" w:styleId="Legenda">
+  <w:style w:type="paragraph" w:styleId="Caption">
     <w:name w:val="caption"/>
     <w:basedOn w:val="Normal"/>
     <w:next w:val="Normal"/>
@@ -6770,9 +8249,9 @@
       <w:szCs w:val="18"/>
     </w:rPr>
   </w:style>
-  <w:style w:type="paragraph" w:styleId="TtulodasImagens" w:customStyle="1">
+  <w:style w:type="paragraph" w:customStyle="1" w:styleId="TtulodasImagens">
     <w:name w:val="Título das Imagens"/>
-    <w:basedOn w:val="Legenda"/>
+    <w:basedOn w:val="Caption"/>
     <w:qFormat/>
     <w:rsid w:val="002111DB"/>
     <w:pPr>
@@ -6783,7 +8262,7 @@
       <w:color w:val="000000" w:themeColor="text1"/>
     </w:rPr>
   </w:style>
-  <w:style w:type="paragraph" w:styleId="Fontedasimagens" w:customStyle="1">
+  <w:style w:type="paragraph" w:customStyle="1" w:styleId="Fontedasimagens">
     <w:name w:val="Fonte das imagens"/>
     <w:basedOn w:val="Normal"/>
     <w:link w:val="FontedasimagensChar"/>
@@ -6799,7 +8278,7 @@
       <w:szCs w:val="20"/>
     </w:rPr>
   </w:style>
-  <w:style w:type="paragraph" w:styleId="ElementosPr-textuais" w:customStyle="1">
+  <w:style w:type="paragraph" w:customStyle="1" w:styleId="ElementosPr-textuais">
     <w:name w:val="Elementos Pré-textuais"/>
     <w:basedOn w:val="Normal"/>
     <w:next w:val="Resumo"/>
@@ -6815,7 +8294,7 @@
       <w:caps/>
     </w:rPr>
   </w:style>
-  <w:style w:type="paragraph" w:styleId="Referncias" w:customStyle="1">
+  <w:style w:type="paragraph" w:customStyle="1" w:styleId="Referncias">
     <w:name w:val="Referências"/>
     <w:basedOn w:val="Normal"/>
     <w:link w:val="RefernciasChar"/>
@@ -6827,10 +8306,10 @@
       <w:jc w:val="left"/>
     </w:pPr>
   </w:style>
-  <w:style w:type="paragraph" w:styleId="Rodap">
+  <w:style w:type="paragraph" w:styleId="Footer">
     <w:name w:val="footer"/>
     <w:basedOn w:val="Normal"/>
-    <w:link w:val="RodapChar"/>
+    <w:link w:val="FooterChar"/>
     <w:uiPriority w:val="99"/>
     <w:unhideWhenUsed/>
     <w:qFormat/>
@@ -6843,10 +8322,10 @@
       <w:sz w:val="20"/>
     </w:rPr>
   </w:style>
-  <w:style w:type="character" w:styleId="RodapChar" w:customStyle="1">
-    <w:name w:val="Rodapé Char"/>
-    <w:basedOn w:val="Fontepargpadro"/>
-    <w:link w:val="Rodap"/>
+  <w:style w:type="character" w:customStyle="1" w:styleId="FooterChar">
+    <w:name w:val="Footer Char"/>
+    <w:basedOn w:val="DefaultParagraphFont"/>
+    <w:link w:val="Footer"/>
     <w:uiPriority w:val="99"/>
     <w:rsid w:val="006B1337"/>
     <w:rPr>
@@ -6855,10 +8334,10 @@
       <w:sz w:val="20"/>
     </w:rPr>
   </w:style>
-  <w:style w:type="paragraph" w:styleId="Textodecomentrio">
+  <w:style w:type="paragraph" w:styleId="CommentText">
     <w:name w:val="annotation text"/>
     <w:basedOn w:val="Normal"/>
-    <w:link w:val="TextodecomentrioChar"/>
+    <w:link w:val="CommentTextChar"/>
     <w:unhideWhenUsed/>
     <w:rsid w:val="002D0720"/>
     <w:pPr>
@@ -6873,18 +8352,18 @@
       <w:szCs w:val="20"/>
     </w:rPr>
   </w:style>
-  <w:style w:type="character" w:styleId="TextodecomentrioChar" w:customStyle="1">
-    <w:name w:val="Texto de comentário Char"/>
-    <w:basedOn w:val="Fontepargpadro"/>
-    <w:link w:val="Textodecomentrio"/>
+  <w:style w:type="character" w:customStyle="1" w:styleId="CommentTextChar">
+    <w:name w:val="Comment Text Char"/>
+    <w:basedOn w:val="DefaultParagraphFont"/>
+    <w:link w:val="CommentText"/>
     <w:rsid w:val="002D0720"/>
     <w:rPr>
-      <w:rFonts w:ascii="Arial" w:hAnsi="Arial" w:eastAsiaTheme="minorEastAsia"/>
+      <w:rFonts w:ascii="Arial" w:eastAsiaTheme="minorEastAsia" w:hAnsi="Arial"/>
       <w:sz w:val="20"/>
       <w:szCs w:val="20"/>
     </w:rPr>
   </w:style>
-  <w:style w:type="paragraph" w:styleId="Resumo" w:customStyle="1">
+  <w:style w:type="paragraph" w:customStyle="1" w:styleId="Resumo">
     <w:name w:val="Resumo"/>
     <w:basedOn w:val="Normal"/>
     <w:qFormat/>
@@ -6893,10 +8372,10 @@
       <w:ind w:firstLine="0"/>
     </w:pPr>
   </w:style>
-  <w:style w:type="paragraph" w:styleId="Textodenotaderodap">
+  <w:style w:type="paragraph" w:styleId="FootnoteText">
     <w:name w:val="footnote text"/>
     <w:basedOn w:val="Normal"/>
-    <w:link w:val="TextodenotaderodapChar"/>
+    <w:link w:val="FootnoteTextChar"/>
     <w:uiPriority w:val="99"/>
     <w:semiHidden/>
     <w:unhideWhenUsed/>
@@ -6909,10 +8388,10 @@
       <w:szCs w:val="20"/>
     </w:rPr>
   </w:style>
-  <w:style w:type="character" w:styleId="TextodenotaderodapChar" w:customStyle="1">
-    <w:name w:val="Texto de nota de rodapé Char"/>
-    <w:basedOn w:val="Fontepargpadro"/>
-    <w:link w:val="Textodenotaderodap"/>
+  <w:style w:type="character" w:customStyle="1" w:styleId="FootnoteTextChar">
+    <w:name w:val="Footnote Text Char"/>
+    <w:basedOn w:val="DefaultParagraphFont"/>
+    <w:link w:val="FootnoteText"/>
     <w:uiPriority w:val="99"/>
     <w:semiHidden/>
     <w:rsid w:val="00113E58"/>
@@ -6923,9 +8402,9 @@
       <w:szCs w:val="20"/>
     </w:rPr>
   </w:style>
-  <w:style w:type="character" w:styleId="Refdenotaderodap">
+  <w:style w:type="character" w:styleId="FootnoteReference">
     <w:name w:val="footnote reference"/>
-    <w:basedOn w:val="Fontepargpadro"/>
+    <w:basedOn w:val="DefaultParagraphFont"/>
     <w:uiPriority w:val="99"/>
     <w:semiHidden/>
     <w:unhideWhenUsed/>
@@ -6934,9 +8413,9 @@
       <w:vertAlign w:val="superscript"/>
     </w:rPr>
   </w:style>
-  <w:style w:type="character" w:styleId="nfase">
+  <w:style w:type="character" w:styleId="Emphasis">
     <w:name w:val="Emphasis"/>
-    <w:basedOn w:val="Fontepargpadro"/>
+    <w:basedOn w:val="DefaultParagraphFont"/>
     <w:uiPriority w:val="20"/>
     <w:qFormat/>
     <w:rsid w:val="00DD600C"/>
@@ -6945,7 +8424,7 @@
       <w:iCs/>
     </w:rPr>
   </w:style>
-  <w:style w:type="paragraph" w:styleId="ndicedeilustraes">
+  <w:style w:type="paragraph" w:styleId="TableofFigures">
     <w:name w:val="table of figures"/>
     <w:basedOn w:val="Normal"/>
     <w:next w:val="Normal"/>
@@ -6962,9 +8441,9 @@
       <w:szCs w:val="20"/>
     </w:rPr>
   </w:style>
-  <w:style w:type="table" w:styleId="Tabelacomgrade">
+  <w:style w:type="table" w:styleId="TableGrid">
     <w:name w:val="Table Grid"/>
-    <w:basedOn w:val="Tabelanormal"/>
+    <w:basedOn w:val="TableNormal"/>
     <w:uiPriority w:val="59"/>
     <w:rsid w:val="00E36978"/>
     <w:pPr>
@@ -6972,20 +8451,20 @@
     </w:pPr>
     <w:tblPr>
       <w:tblBorders>
-        <w:top w:val="single" w:color="auto" w:sz="4" w:space="0"/>
-        <w:left w:val="single" w:color="auto" w:sz="4" w:space="0"/>
-        <w:bottom w:val="single" w:color="auto" w:sz="4" w:space="0"/>
-        <w:right w:val="single" w:color="auto" w:sz="4" w:space="0"/>
-        <w:insideH w:val="single" w:color="auto" w:sz="4" w:space="0"/>
-        <w:insideV w:val="single" w:color="auto" w:sz="4" w:space="0"/>
+        <w:top w:val="single" w:sz="4" w:space="0" w:color="auto"/>
+        <w:left w:val="single" w:sz="4" w:space="0" w:color="auto"/>
+        <w:bottom w:val="single" w:sz="4" w:space="0" w:color="auto"/>
+        <w:right w:val="single" w:sz="4" w:space="0" w:color="auto"/>
+        <w:insideH w:val="single" w:sz="4" w:space="0" w:color="auto"/>
+        <w:insideV w:val="single" w:sz="4" w:space="0" w:color="auto"/>
       </w:tblBorders>
     </w:tblPr>
   </w:style>
-  <w:style w:type="paragraph" w:styleId="Citao">
+  <w:style w:type="paragraph" w:styleId="Quote">
     <w:name w:val="Quote"/>
     <w:basedOn w:val="Normal"/>
     <w:next w:val="Normal"/>
-    <w:link w:val="CitaoChar"/>
+    <w:link w:val="QuoteChar"/>
     <w:uiPriority w:val="29"/>
     <w:qFormat/>
     <w:rsid w:val="00E36978"/>
@@ -7004,10 +8483,10 @@
       <w:szCs w:val="20"/>
     </w:rPr>
   </w:style>
-  <w:style w:type="character" w:styleId="CitaoChar" w:customStyle="1">
-    <w:name w:val="Citação Char"/>
-    <w:basedOn w:val="Fontepargpadro"/>
-    <w:link w:val="Citao"/>
+  <w:style w:type="character" w:customStyle="1" w:styleId="QuoteChar">
+    <w:name w:val="Quote Char"/>
+    <w:basedOn w:val="DefaultParagraphFont"/>
+    <w:link w:val="Quote"/>
     <w:uiPriority w:val="29"/>
     <w:rsid w:val="00E36978"/>
     <w:rPr>
@@ -7016,7 +8495,7 @@
       <w:szCs w:val="20"/>
     </w:rPr>
   </w:style>
-  <w:style w:type="paragraph" w:styleId="Elementosdacapa" w:customStyle="1">
+  <w:style w:type="paragraph" w:customStyle="1" w:styleId="Elementosdacapa">
     <w:name w:val="Elementos da capa"/>
     <w:basedOn w:val="Normal"/>
     <w:qFormat/>
@@ -7034,7 +8513,7 @@
       <w:lang w:eastAsia="pt-BR"/>
     </w:rPr>
   </w:style>
-  <w:style w:type="paragraph" w:styleId="Naturezadotrabalho" w:customStyle="1">
+  <w:style w:type="paragraph" w:customStyle="1" w:styleId="Naturezadotrabalho">
     <w:name w:val="Natureza do trabalho"/>
     <w:basedOn w:val="Normal"/>
     <w:qFormat/>
@@ -7048,9 +8527,9 @@
       <w:szCs w:val="24"/>
     </w:rPr>
   </w:style>
-  <w:style w:type="character" w:styleId="RefernciasChar" w:customStyle="1">
+  <w:style w:type="character" w:customStyle="1" w:styleId="RefernciasChar">
     <w:name w:val="Referências Char"/>
-    <w:basedOn w:val="Fontepargpadro"/>
+    <w:basedOn w:val="DefaultParagraphFont"/>
     <w:link w:val="Referncias"/>
     <w:locked/>
     <w:rsid w:val="00F97519"/>
@@ -7060,7 +8539,7 @@
       <w:sz w:val="24"/>
     </w:rPr>
   </w:style>
-  <w:style w:type="paragraph" w:styleId="Bancaexaminadora" w:customStyle="1">
+  <w:style w:type="paragraph" w:customStyle="1" w:styleId="Bancaexaminadora">
     <w:name w:val="Banca examinadora"/>
     <w:basedOn w:val="Normal"/>
     <w:qFormat/>
@@ -7073,7 +8552,7 @@
       <w:noProof/>
     </w:rPr>
   </w:style>
-  <w:style w:type="paragraph" w:styleId="Epigrafeat3linhas" w:customStyle="1">
+  <w:style w:type="paragraph" w:customStyle="1" w:styleId="Epigrafeat3linhas">
     <w:name w:val="Epigrafe até 3 linhas"/>
     <w:basedOn w:val="Normal"/>
     <w:qFormat/>
@@ -7082,7 +8561,7 @@
       <w:ind w:left="4536" w:firstLine="0"/>
     </w:pPr>
   </w:style>
-  <w:style w:type="paragraph" w:styleId="Epigrafemaisde3linhas" w:customStyle="1">
+  <w:style w:type="paragraph" w:customStyle="1" w:styleId="Epigrafemaisde3linhas">
     <w:name w:val="Epigrafe mais de 3 linhas"/>
     <w:basedOn w:val="Epigrafeat3linhas"/>
     <w:qFormat/>
@@ -7094,7 +8573,7 @@
       <w:sz w:val="20"/>
     </w:rPr>
   </w:style>
-  <w:style w:type="paragraph" w:styleId="PargrafodaLista">
+  <w:style w:type="paragraph" w:styleId="ListParagraph">
     <w:name w:val="List Paragraph"/>
     <w:basedOn w:val="Normal"/>
     <w:uiPriority w:val="34"/>
@@ -7107,13 +8586,13 @@
       <w:jc w:val="left"/>
     </w:pPr>
     <w:rPr>
-      <w:rFonts w:asciiTheme="minorHAnsi" w:hAnsiTheme="minorHAnsi" w:eastAsiaTheme="minorEastAsia"/>
+      <w:rFonts w:asciiTheme="minorHAnsi" w:eastAsiaTheme="minorEastAsia" w:hAnsiTheme="minorHAnsi"/>
       <w:color w:val="auto"/>
       <w:sz w:val="21"/>
       <w:szCs w:val="21"/>
     </w:rPr>
   </w:style>
-  <w:style w:type="paragraph" w:styleId="Texto" w:customStyle="1">
+  <w:style w:type="paragraph" w:customStyle="1" w:styleId="Texto">
     <w:name w:val="Texto"/>
     <w:basedOn w:val="NormalWeb"/>
     <w:link w:val="TextoChar"/>
@@ -7123,17 +8602,17 @@
       <w:ind w:firstLine="708"/>
     </w:pPr>
     <w:rPr>
-      <w:rFonts w:ascii="Arial" w:hAnsi="Arial" w:eastAsia="Times New Roman" w:cs="Arial"/>
+      <w:rFonts w:ascii="Arial" w:eastAsia="Times New Roman" w:hAnsi="Arial" w:cs="Arial"/>
       <w:lang w:eastAsia="pt-BR"/>
     </w:rPr>
   </w:style>
-  <w:style w:type="character" w:styleId="TextoChar" w:customStyle="1">
+  <w:style w:type="character" w:customStyle="1" w:styleId="TextoChar">
     <w:name w:val="Texto Char"/>
-    <w:basedOn w:val="Fontepargpadro"/>
+    <w:basedOn w:val="DefaultParagraphFont"/>
     <w:link w:val="Texto"/>
     <w:rsid w:val="00B74823"/>
     <w:rPr>
-      <w:rFonts w:ascii="Arial" w:hAnsi="Arial" w:eastAsia="Times New Roman" w:cs="Arial"/>
+      <w:rFonts w:ascii="Arial" w:eastAsia="Times New Roman" w:hAnsi="Arial" w:cs="Arial"/>
       <w:color w:val="000000" w:themeColor="text1"/>
       <w:sz w:val="24"/>
       <w:szCs w:val="24"/>
@@ -7152,9 +8631,9 @@
       <w:szCs w:val="24"/>
     </w:rPr>
   </w:style>
-  <w:style w:type="character" w:styleId="FontedasimagensChar" w:customStyle="1">
+  <w:style w:type="character" w:customStyle="1" w:styleId="FontedasimagensChar">
     <w:name w:val="Fonte das imagens Char"/>
-    <w:basedOn w:val="Fontepargpadro"/>
+    <w:basedOn w:val="DefaultParagraphFont"/>
     <w:link w:val="Fontedasimagens"/>
     <w:rsid w:val="00575780"/>
     <w:rPr>
@@ -7164,9 +8643,9 @@
       <w:szCs w:val="20"/>
     </w:rPr>
   </w:style>
-  <w:style w:type="character" w:styleId="Refdecomentrio">
+  <w:style w:type="character" w:styleId="CommentReference">
     <w:name w:val="annotation reference"/>
-    <w:basedOn w:val="Fontepargpadro"/>
+    <w:basedOn w:val="DefaultParagraphFont"/>
     <w:uiPriority w:val="99"/>
     <w:semiHidden/>
     <w:unhideWhenUsed/>
@@ -7176,11 +8655,11 @@
       <w:szCs w:val="16"/>
     </w:rPr>
   </w:style>
-  <w:style w:type="paragraph" w:styleId="Assuntodocomentrio">
+  <w:style w:type="paragraph" w:styleId="CommentSubject">
     <w:name w:val="annotation subject"/>
-    <w:basedOn w:val="Textodecomentrio"/>
-    <w:next w:val="Textodecomentrio"/>
-    <w:link w:val="AssuntodocomentrioChar"/>
+    <w:basedOn w:val="CommentText"/>
+    <w:next w:val="CommentText"/>
+    <w:link w:val="CommentSubjectChar"/>
     <w:uiPriority w:val="99"/>
     <w:semiHidden/>
     <w:unhideWhenUsed/>
@@ -7197,15 +8676,15 @@
       <w:color w:val="000000" w:themeColor="text1"/>
     </w:rPr>
   </w:style>
-  <w:style w:type="character" w:styleId="AssuntodocomentrioChar" w:customStyle="1">
-    <w:name w:val="Assunto do comentário Char"/>
-    <w:basedOn w:val="TextodecomentrioChar"/>
-    <w:link w:val="Assuntodocomentrio"/>
+  <w:style w:type="character" w:customStyle="1" w:styleId="CommentSubjectChar">
+    <w:name w:val="Comment Subject Char"/>
+    <w:basedOn w:val="CommentTextChar"/>
+    <w:link w:val="CommentSubject"/>
     <w:uiPriority w:val="99"/>
     <w:semiHidden/>
     <w:rsid w:val="00B53AE0"/>
     <w:rPr>
-      <w:rFonts w:ascii="Arial" w:hAnsi="Arial" w:eastAsiaTheme="minorEastAsia"/>
+      <w:rFonts w:ascii="Arial" w:eastAsiaTheme="minorEastAsia" w:hAnsi="Arial"/>
       <w:b/>
       <w:bCs/>
       <w:color w:val="000000" w:themeColor="text1"/>
@@ -7213,10 +8692,10 @@
       <w:szCs w:val="20"/>
     </w:rPr>
   </w:style>
-  <w:style w:type="paragraph" w:styleId="Textodebalo">
+  <w:style w:type="paragraph" w:styleId="BalloonText">
     <w:name w:val="Balloon Text"/>
     <w:basedOn w:val="Normal"/>
-    <w:link w:val="TextodebaloChar"/>
+    <w:link w:val="BalloonTextChar"/>
     <w:uiPriority w:val="99"/>
     <w:semiHidden/>
     <w:unhideWhenUsed/>
@@ -7230,10 +8709,10 @@
       <w:szCs w:val="18"/>
     </w:rPr>
   </w:style>
-  <w:style w:type="character" w:styleId="TextodebaloChar" w:customStyle="1">
-    <w:name w:val="Texto de balão Char"/>
-    <w:basedOn w:val="Fontepargpadro"/>
-    <w:link w:val="Textodebalo"/>
+  <w:style w:type="character" w:customStyle="1" w:styleId="BalloonTextChar">
+    <w:name w:val="Balloon Text Char"/>
+    <w:basedOn w:val="DefaultParagraphFont"/>
+    <w:link w:val="BalloonText"/>
     <w:uiPriority w:val="99"/>
     <w:semiHidden/>
     <w:rsid w:val="00B53AE0"/>
@@ -7244,9 +8723,9 @@
       <w:szCs w:val="18"/>
     </w:rPr>
   </w:style>
-  <w:style w:type="character" w:styleId="MenoPendente">
+  <w:style w:type="character" w:styleId="UnresolvedMention">
     <w:name w:val="Unresolved Mention"/>
-    <w:basedOn w:val="Fontepargpadro"/>
+    <w:basedOn w:val="DefaultParagraphFont"/>
     <w:uiPriority w:val="99"/>
     <w:semiHidden/>
     <w:unhideWhenUsed/>
@@ -7256,9 +8735,9 @@
       <w:shd w:val="clear" w:color="auto" w:fill="E1DFDD"/>
     </w:rPr>
   </w:style>
-  <w:style w:type="paragraph" w:styleId="CabealhodoSumrio">
+  <w:style w:type="paragraph" w:styleId="TOCHeading">
     <w:name w:val="TOC Heading"/>
-    <w:basedOn w:val="Ttulo1"/>
+    <w:basedOn w:val="Heading1"/>
     <w:next w:val="Normal"/>
     <w:uiPriority w:val="39"/>
     <w:unhideWhenUsed/>
@@ -7279,9 +8758,9 @@
       <w:lang w:eastAsia="pt-BR"/>
     </w:rPr>
   </w:style>
-  <w:style w:type="character" w:styleId="HiperlinkVisitado">
+  <w:style w:type="character" w:styleId="FollowedHyperlink">
     <w:name w:val="FollowedHyperlink"/>
-    <w:basedOn w:val="Fontepargpadro"/>
+    <w:basedOn w:val="DefaultParagraphFont"/>
     <w:uiPriority w:val="99"/>
     <w:semiHidden/>
     <w:unhideWhenUsed/>
@@ -7295,7 +8774,7 @@
 </file>
 
 <file path=word/theme/theme1.xml><?xml version="1.0" encoding="utf-8"?>
-<a:theme xmlns:a="http://schemas.openxmlformats.org/drawingml/2006/main" xmlns:thm15="http://schemas.microsoft.com/office/thememl/2012/main" name="Tema do Office">
+<a:theme xmlns:a="http://schemas.openxmlformats.org/drawingml/2006/main" name="Tema do Office">
   <a:themeElements>
     <a:clrScheme name="Office">
       <a:dk1>
@@ -7590,10 +9069,6 @@
 </file>
 
 <file path=customXml/item1.xml><?xml version="1.0" encoding="utf-8"?>
-<b:Sources xmlns:b="http://schemas.openxmlformats.org/officeDocument/2006/bibliography" xmlns="http://schemas.openxmlformats.org/officeDocument/2006/bibliography" SelectedStyle="\APASixthEditionOfficeOnline.xsl" StyleName="APA" Version="6"/>
-</file>
-
-<file path=customXml/item2.xml><?xml version="1.0" encoding="utf-8"?>
 <ct:contentTypeSchema xmlns:ct="http://schemas.microsoft.com/office/2006/metadata/contentType" xmlns:ma="http://schemas.microsoft.com/office/2006/metadata/properties/metaAttributes" ct:_="" ma:_="" ma:contentTypeName="Documento" ma:contentTypeID="0x010100441347D372B1684CA0871D8010662EE7" ma:contentTypeVersion="7" ma:contentTypeDescription="Crie um novo documento." ma:contentTypeScope="" ma:versionID="c9a102eed51b747df849c76f4d9f365e">
   <xsd:schema xmlns:xsd="http://www.w3.org/2001/XMLSchema" xmlns:xs="http://www.w3.org/2001/XMLSchema" xmlns:p="http://schemas.microsoft.com/office/2006/metadata/properties" xmlns:ns2="2bf709f8-ce30-4c8d-be0a-05136b9d1faf" targetNamespace="http://schemas.microsoft.com/office/2006/metadata/properties" ma:root="true" ma:fieldsID="517974d091d131e2e43bcc9ca6206513" ns2:_="">
     <xsd:import namespace="2bf709f8-ce30-4c8d-be0a-05136b9d1faf"/>
@@ -7757,7 +9232,7 @@
 </ct:contentTypeSchema>
 </file>
 
-<file path=customXml/item3.xml><?xml version="1.0" encoding="utf-8"?>
+<file path=customXml/item2.xml><?xml version="1.0" encoding="utf-8"?>
 <?mso-contentType ?>
 <FormTemplates xmlns="http://schemas.microsoft.com/sharepoint/v3/contenttype/forms">
   <Display>DocumentLibraryForm</Display>
@@ -7766,21 +9241,17 @@
 </FormTemplates>
 </file>
 
-<file path=customXml/item4.xml><?xml version="1.0" encoding="utf-8"?>
+<file path=customXml/item3.xml><?xml version="1.0" encoding="utf-8"?>
 <p:properties xmlns:p="http://schemas.microsoft.com/office/2006/metadata/properties" xmlns:xsi="http://www.w3.org/2001/XMLSchema-instance" xmlns:pc="http://schemas.microsoft.com/office/infopath/2007/PartnerControls">
   <documentManagement/>
 </p:properties>
 </file>
 
-<file path=customXml/itemProps1.xml><?xml version="1.0" encoding="utf-8"?>
-<ds:datastoreItem xmlns:ds="http://schemas.openxmlformats.org/officeDocument/2006/customXml" ds:itemID="{2EA2D8AB-3F44-43F6-AD76-6DBE3F678E3B}">
-  <ds:schemaRefs>
-    <ds:schemaRef ds:uri="http://schemas.openxmlformats.org/officeDocument/2006/bibliography"/>
-  </ds:schemaRefs>
-</ds:datastoreItem>
+<file path=customXml/item4.xml><?xml version="1.0" encoding="utf-8"?>
+<b:Sources xmlns:b="http://schemas.openxmlformats.org/officeDocument/2006/bibliography" xmlns="http://schemas.openxmlformats.org/officeDocument/2006/bibliography" SelectedStyle="\APASixthEditionOfficeOnline.xsl" StyleName="APA" Version="6"/>
 </file>
 
-<file path=customXml/itemProps2.xml><?xml version="1.0" encoding="utf-8"?>
+<file path=customXml/itemProps1.xml><?xml version="1.0" encoding="utf-8"?>
 <ds:datastoreItem xmlns:ds="http://schemas.openxmlformats.org/officeDocument/2006/customXml" ds:itemID="{5DAC3D86-4755-4386-9EAA-D0A74BA7C06B}">
   <ds:schemaRefs>
     <ds:schemaRef ds:uri="http://schemas.microsoft.com/office/2006/metadata/contentType"/>
@@ -7798,7 +9269,7 @@
 </ds:datastoreItem>
 </file>
 
-<file path=customXml/itemProps3.xml><?xml version="1.0" encoding="utf-8"?>
+<file path=customXml/itemProps2.xml><?xml version="1.0" encoding="utf-8"?>
 <ds:datastoreItem xmlns:ds="http://schemas.openxmlformats.org/officeDocument/2006/customXml" ds:itemID="{FE9D23DB-2816-4719-8003-AA2718D8FA81}">
   <ds:schemaRefs>
     <ds:schemaRef ds:uri="http://schemas.microsoft.com/sharepoint/v3/contenttype/forms"/>
@@ -7806,11 +9277,19 @@
 </ds:datastoreItem>
 </file>
 
-<file path=customXml/itemProps4.xml><?xml version="1.0" encoding="utf-8"?>
+<file path=customXml/itemProps3.xml><?xml version="1.0" encoding="utf-8"?>
 <ds:datastoreItem xmlns:ds="http://schemas.openxmlformats.org/officeDocument/2006/customXml" ds:itemID="{BD5B7501-A9AF-4DF5-95C4-E355D43DE9C0}">
   <ds:schemaRefs>
     <ds:schemaRef ds:uri="http://schemas.microsoft.com/office/2006/metadata/properties"/>
     <ds:schemaRef ds:uri="http://schemas.microsoft.com/office/infopath/2007/PartnerControls"/>
   </ds:schemaRefs>
 </ds:datastoreItem>
+</file>
+
+<file path=customXml/itemProps4.xml><?xml version="1.0" encoding="utf-8"?>
+<ds:datastoreItem xmlns:ds="http://schemas.openxmlformats.org/officeDocument/2006/customXml" ds:itemID="{2EA2D8AB-3F44-43F6-AD76-6DBE3F678E3B}">
+  <ds:schemaRefs>
+    <ds:schemaRef ds:uri="http://schemas.openxmlformats.org/officeDocument/2006/bibliography"/>
+  </ds:schemaRefs>
+</ds:datastoreItem>
 </file>
--- a/Documentação/Relatório ML.docx
+++ b/Documentação/Relatório ML.docx
@@ -87,7 +87,7 @@
           <w:szCs w:val="24"/>
         </w:rPr>
         <w:drawing>
-          <wp:anchor distT="0" distB="0" distL="114300" distR="114300" simplePos="0" relativeHeight="251662336" behindDoc="0" locked="0" layoutInCell="1" allowOverlap="1" wp14:anchorId="7C5DB5C2" wp14:editId="7B53A4AB">
+          <wp:anchor distT="0" distB="0" distL="114300" distR="114300" simplePos="0" relativeHeight="251662336" behindDoc="0" locked="0" layoutInCell="1" allowOverlap="1" wp14:anchorId="7C5DB5C2" wp14:editId="4BF22917">
             <wp:simplePos x="0" y="0"/>
             <wp:positionH relativeFrom="margin">
               <wp:align>center</wp:align>
@@ -662,7 +662,7 @@
           <w:r>
             <w:fldChar w:fldCharType="separate"/>
           </w:r>
-          <w:hyperlink w:anchor="_Toc232830940" w:history="1">
+          <w:hyperlink w:anchor="_Toc233160069" w:history="1">
             <w:r>
               <w:rPr>
                 <w:rStyle w:val="Hyperlink"/>
@@ -703,7 +703,7 @@
               <w:rPr>
                 <w:webHidden/>
               </w:rPr>
-              <w:instrText xml:space="preserve"> PAGEREF _Toc232830940 \h </w:instrText>
+              <w:instrText xml:space="preserve"> PAGEREF _Toc233160069 \h </w:instrText>
             </w:r>
             <w:r>
               <w:rPr>
@@ -743,7 +743,7 @@
               <w14:ligatures w14:val="standardContextual"/>
             </w:rPr>
           </w:pPr>
-          <w:hyperlink w:anchor="_Toc232830941" w:history="1">
+          <w:hyperlink w:anchor="_Toc233160070" w:history="1">
             <w:r>
               <w:rPr>
                 <w:rStyle w:val="Hyperlink"/>
@@ -784,7 +784,7 @@
               <w:rPr>
                 <w:webHidden/>
               </w:rPr>
-              <w:instrText xml:space="preserve"> PAGEREF _Toc232830941 \h </w:instrText>
+              <w:instrText xml:space="preserve"> PAGEREF _Toc233160070 \h </w:instrText>
             </w:r>
             <w:r>
               <w:rPr>
@@ -824,7 +824,7 @@
               <w14:ligatures w14:val="standardContextual"/>
             </w:rPr>
           </w:pPr>
-          <w:hyperlink w:anchor="_Toc232830942" w:history="1">
+          <w:hyperlink w:anchor="_Toc233160071" w:history="1">
             <w:r>
               <w:rPr>
                 <w:rStyle w:val="Hyperlink"/>
@@ -865,7 +865,7 @@
               <w:rPr>
                 <w:webHidden/>
               </w:rPr>
-              <w:instrText xml:space="preserve"> PAGEREF _Toc232830942 \h </w:instrText>
+              <w:instrText xml:space="preserve"> PAGEREF _Toc233160071 \h </w:instrText>
             </w:r>
             <w:r>
               <w:rPr>
@@ -905,7 +905,7 @@
               <w14:ligatures w14:val="standardContextual"/>
             </w:rPr>
           </w:pPr>
-          <w:hyperlink w:anchor="_Toc232830943" w:history="1">
+          <w:hyperlink w:anchor="_Toc233160072" w:history="1">
             <w:r>
               <w:rPr>
                 <w:rStyle w:val="Hyperlink"/>
@@ -946,7 +946,7 @@
               <w:rPr>
                 <w:webHidden/>
               </w:rPr>
-              <w:instrText xml:space="preserve"> PAGEREF _Toc232830943 \h </w:instrText>
+              <w:instrText xml:space="preserve"> PAGEREF _Toc233160072 \h </w:instrText>
             </w:r>
             <w:r>
               <w:rPr>
@@ -986,7 +986,7 @@
               <w14:ligatures w14:val="standardContextual"/>
             </w:rPr>
           </w:pPr>
-          <w:hyperlink w:anchor="_Toc232830944" w:history="1">
+          <w:hyperlink w:anchor="_Toc233160073" w:history="1">
             <w:r>
               <w:rPr>
                 <w:rStyle w:val="Hyperlink"/>
@@ -1027,7 +1027,7 @@
               <w:rPr>
                 <w:webHidden/>
               </w:rPr>
-              <w:instrText xml:space="preserve"> PAGEREF _Toc232830944 \h </w:instrText>
+              <w:instrText xml:space="preserve"> PAGEREF _Toc233160073 \h </w:instrText>
             </w:r>
             <w:r>
               <w:rPr>
@@ -1067,7 +1067,7 @@
               <w14:ligatures w14:val="standardContextual"/>
             </w:rPr>
           </w:pPr>
-          <w:hyperlink w:anchor="_Toc232830945" w:history="1">
+          <w:hyperlink w:anchor="_Toc233160074" w:history="1">
             <w:r>
               <w:rPr>
                 <w:rStyle w:val="Hyperlink"/>
@@ -1108,7 +1108,7 @@
               <w:rPr>
                 <w:webHidden/>
               </w:rPr>
-              <w:instrText xml:space="preserve"> PAGEREF _Toc232830945 \h </w:instrText>
+              <w:instrText xml:space="preserve"> PAGEREF _Toc233160074 \h </w:instrText>
             </w:r>
             <w:r>
               <w:rPr>
@@ -1148,7 +1148,7 @@
               <w14:ligatures w14:val="standardContextual"/>
             </w:rPr>
           </w:pPr>
-          <w:hyperlink w:anchor="_Toc232830946" w:history="1">
+          <w:hyperlink w:anchor="_Toc233160075" w:history="1">
             <w:r>
               <w:rPr>
                 <w:rStyle w:val="Hyperlink"/>
@@ -1189,7 +1189,7 @@
               <w:rPr>
                 <w:webHidden/>
               </w:rPr>
-              <w:instrText xml:space="preserve"> PAGEREF _Toc232830946 \h </w:instrText>
+              <w:instrText xml:space="preserve"> PAGEREF _Toc233160075 \h </w:instrText>
             </w:r>
             <w:r>
               <w:rPr>
@@ -1229,7 +1229,7 @@
               <w14:ligatures w14:val="standardContextual"/>
             </w:rPr>
           </w:pPr>
-          <w:hyperlink w:anchor="_Toc232830947" w:history="1">
+          <w:hyperlink w:anchor="_Toc233160076" w:history="1">
             <w:r>
               <w:rPr>
                 <w:rStyle w:val="Hyperlink"/>
@@ -1270,7 +1270,7 @@
               <w:rPr>
                 <w:webHidden/>
               </w:rPr>
-              <w:instrText xml:space="preserve"> PAGEREF _Toc232830947 \h </w:instrText>
+              <w:instrText xml:space="preserve"> PAGEREF _Toc233160076 \h </w:instrText>
             </w:r>
             <w:r>
               <w:rPr>
@@ -1310,7 +1310,7 @@
               <w14:ligatures w14:val="standardContextual"/>
             </w:rPr>
           </w:pPr>
-          <w:hyperlink w:anchor="_Toc232830948" w:history="1">
+          <w:hyperlink w:anchor="_Toc233160077" w:history="1">
             <w:r>
               <w:rPr>
                 <w:rStyle w:val="Hyperlink"/>
@@ -1351,7 +1351,7 @@
               <w:rPr>
                 <w:webHidden/>
               </w:rPr>
-              <w:instrText xml:space="preserve"> PAGEREF _Toc232830948 \h </w:instrText>
+              <w:instrText xml:space="preserve"> PAGEREF _Toc233160077 \h </w:instrText>
             </w:r>
             <w:r>
               <w:rPr>
@@ -1368,7 +1368,7 @@
               <w:rPr>
                 <w:webHidden/>
               </w:rPr>
-              <w:t>11</w:t>
+              <w:t>12</w:t>
             </w:r>
             <w:r>
               <w:rPr>
@@ -1391,7 +1391,7 @@
               <w14:ligatures w14:val="standardContextual"/>
             </w:rPr>
           </w:pPr>
-          <w:hyperlink w:anchor="_Toc232830949" w:history="1">
+          <w:hyperlink w:anchor="_Toc233160078" w:history="1">
             <w:r>
               <w:rPr>
                 <w:rStyle w:val="Hyperlink"/>
@@ -1432,7 +1432,7 @@
               <w:rPr>
                 <w:webHidden/>
               </w:rPr>
-              <w:instrText xml:space="preserve"> PAGEREF _Toc232830949 \h </w:instrText>
+              <w:instrText xml:space="preserve"> PAGEREF _Toc233160078 \h </w:instrText>
             </w:r>
             <w:r>
               <w:rPr>
@@ -1449,7 +1449,7 @@
               <w:rPr>
                 <w:webHidden/>
               </w:rPr>
-              <w:t>12</w:t>
+              <w:t>13</w:t>
             </w:r>
             <w:r>
               <w:rPr>
@@ -1477,7 +1477,7 @@
               <w14:ligatures w14:val="standardContextual"/>
             </w:rPr>
           </w:pPr>
-          <w:hyperlink w:anchor="_Toc232830950" w:history="1">
+          <w:hyperlink w:anchor="_Toc233160079" w:history="1">
             <w:r>
               <w:rPr>
                 <w:rStyle w:val="Hyperlink"/>
@@ -1504,7 +1504,7 @@
                 <w:noProof/>
                 <w:webHidden/>
               </w:rPr>
-              <w:instrText xml:space="preserve"> PAGEREF _Toc232830950 \h </w:instrText>
+              <w:instrText xml:space="preserve"> PAGEREF _Toc233160079 \h </w:instrText>
             </w:r>
             <w:r>
               <w:rPr>
@@ -1524,7 +1524,7 @@
                 <w:noProof/>
                 <w:webHidden/>
               </w:rPr>
-              <w:t>13</w:t>
+              <w:t>14</w:t>
             </w:r>
             <w:r>
               <w:rPr>
@@ -1607,7 +1607,7 @@
       <w:pPr>
         <w:pStyle w:val="Heading2"/>
       </w:pPr>
-      <w:bookmarkStart w:id="1" w:name="_Toc232830940"/>
+      <w:bookmarkStart w:id="1" w:name="_Toc233160069"/>
       <w:bookmarkEnd w:id="0"/>
       <w:r>
         <w:lastRenderedPageBreak/>
@@ -1649,7 +1649,7 @@
       <w:pPr>
         <w:pStyle w:val="Heading2"/>
       </w:pPr>
-      <w:bookmarkStart w:id="2" w:name="_Toc232830941"/>
+      <w:bookmarkStart w:id="2" w:name="_Toc233160070"/>
       <w:r>
         <w:lastRenderedPageBreak/>
         <w:t>FUNDAMENTAÇ</w:t>
@@ -1670,7 +1670,7 @@
     </w:p>
     <w:p>
       <w:pPr>
-        <w:ind w:firstLine="0"/>
+        <w:ind w:firstLine="432"/>
       </w:pPr>
       <w:r>
         <w:t>Esta seção apresenta os conceitos que fundamentam as decisões técnicas do trabalho.</w:t>
@@ -1689,7 +1689,7 @@
           <w:numId w:val="4"/>
         </w:numPr>
       </w:pPr>
-      <w:bookmarkStart w:id="3" w:name="_Toc232830942"/>
+      <w:bookmarkStart w:id="3" w:name="_Toc233160071"/>
       <w:r>
         <w:t>DETECÇÃO DE OBJETOS E A FAMÍLIA YOLO</w:t>
       </w:r>
@@ -2087,7 +2087,27 @@
           <w:szCs w:val="24"/>
         </w:rPr>
         <w:lastRenderedPageBreak/>
-        <w:t>MÉTRICAS DE DETECÇÃO (IOU, NMS, PRECISÃO, REVOCAÇÃO E MAP)</w:t>
+        <w:t xml:space="preserve">MÉTRICAS DE DETECÇÃO (IOU, NMS, PRECISÃO, REVOCAÇÃO E </w:t>
+      </w:r>
+      <w:r>
+        <w:rPr>
+          <w:rFonts w:ascii="Arial" w:eastAsia="Arial" w:hAnsi="Arial" w:cs="Arial"/>
+          <w:b/>
+          <w:bCs/>
+          <w:sz w:val="24"/>
+          <w:szCs w:val="24"/>
+        </w:rPr>
+        <w:t>m</w:t>
+      </w:r>
+      <w:r>
+        <w:rPr>
+          <w:rFonts w:ascii="Arial" w:eastAsia="Arial" w:hAnsi="Arial" w:cs="Arial"/>
+          <w:b/>
+          <w:bCs/>
+          <w:sz w:val="24"/>
+          <w:szCs w:val="24"/>
+        </w:rPr>
+        <w:t>AP)</w:t>
       </w:r>
     </w:p>
     <w:p>
@@ -2307,7 +2327,7 @@
       <w:pPr>
         <w:pStyle w:val="Heading2"/>
       </w:pPr>
-      <w:bookmarkStart w:id="5" w:name="_Toc232830943"/>
+      <w:bookmarkStart w:id="5" w:name="_Toc233160072"/>
       <w:r>
         <w:t>METODOLOGIA</w:t>
       </w:r>
@@ -2334,7 +2354,7 @@
           <w:szCs w:val="24"/>
         </w:rPr>
       </w:pPr>
-      <w:bookmarkStart w:id="6" w:name="_Toc232830944"/>
+      <w:bookmarkStart w:id="6" w:name="_Toc233160073"/>
       <w:r>
         <w:rPr>
           <w:szCs w:val="24"/>
@@ -3547,10 +3567,25 @@
     </w:p>
     <w:p>
       <w:r>
-        <w:t xml:space="preserve">A augmentation foi aplicada somente ao conjunto de treino (rotação de 90 graus e variação de brilho de mais ou menos 20 por cento); validação e teste ficaram sem augmentation, conforme o conceito visto em aula. Os volumes finais foram [PREENCHER: N treino] imagens de treino, </w:t>
-      </w:r>
-      <w:r>
-        <w:t>40</w:t>
+        <w:t xml:space="preserve">A augmentation foi aplicada somente ao conjunto de treino (rotação de 90 graus e variação de brilho de mais ou menos 20 por cento); validação e teste ficaram sem augmentation, conforme o conceito visto em aula. Os volumes finais foram </w:t>
+      </w:r>
+      <w:r>
+        <w:t xml:space="preserve">538 </w:t>
+      </w:r>
+      <w:r>
+        <w:t>imagens de treino</w:t>
+      </w:r>
+      <w:r>
+        <w:t xml:space="preserve"> (Pós Augmentation)</w:t>
+      </w:r>
+      <w:r>
+        <w:t xml:space="preserve">, </w:t>
+      </w:r>
+      <w:r>
+        <w:t>6</w:t>
+      </w:r>
+      <w:r>
+        <w:t>0</w:t>
       </w:r>
       <w:r>
         <w:t xml:space="preserve"> de validação e </w:t>
@@ -3643,7 +3678,6 @@
                 <w:bCs/>
                 <w:sz w:val="20"/>
                 <w:szCs w:val="20"/>
-                <w:highlight w:val="yellow"/>
               </w:rPr>
             </w:pPr>
             <w:r>
@@ -3652,7 +3686,6 @@
                 <w:bCs/>
                 <w:sz w:val="20"/>
                 <w:szCs w:val="20"/>
-                <w:highlight w:val="yellow"/>
               </w:rPr>
               <w:t>Rodada</w:t>
             </w:r>
@@ -3670,7 +3703,6 @@
                 <w:bCs/>
                 <w:sz w:val="20"/>
                 <w:szCs w:val="20"/>
-                <w:highlight w:val="yellow"/>
               </w:rPr>
             </w:pPr>
             <w:r>
@@ -3679,7 +3711,6 @@
                 <w:bCs/>
                 <w:sz w:val="20"/>
                 <w:szCs w:val="20"/>
-                <w:highlight w:val="yellow"/>
               </w:rPr>
               <w:t>Modelo</w:t>
             </w:r>
@@ -3697,7 +3728,6 @@
                 <w:bCs/>
                 <w:sz w:val="20"/>
                 <w:szCs w:val="20"/>
-                <w:highlight w:val="yellow"/>
               </w:rPr>
             </w:pPr>
             <w:r>
@@ -3706,7 +3736,6 @@
                 <w:bCs/>
                 <w:sz w:val="20"/>
                 <w:szCs w:val="20"/>
-                <w:highlight w:val="yellow"/>
               </w:rPr>
               <w:t>Qtd Épocas</w:t>
             </w:r>
@@ -3724,7 +3753,6 @@
                 <w:bCs/>
                 <w:sz w:val="20"/>
                 <w:szCs w:val="20"/>
-                <w:highlight w:val="yellow"/>
               </w:rPr>
             </w:pPr>
             <w:r>
@@ -3733,7 +3761,6 @@
                 <w:bCs/>
                 <w:sz w:val="20"/>
                 <w:szCs w:val="20"/>
-                <w:highlight w:val="yellow"/>
               </w:rPr>
               <w:t>Batch</w:t>
             </w:r>
@@ -3751,7 +3778,6 @@
                 <w:bCs/>
                 <w:sz w:val="20"/>
                 <w:szCs w:val="20"/>
-                <w:highlight w:val="yellow"/>
               </w:rPr>
             </w:pPr>
             <w:r>
@@ -3760,7 +3786,6 @@
                 <w:bCs/>
                 <w:sz w:val="20"/>
                 <w:szCs w:val="20"/>
-                <w:highlight w:val="yellow"/>
               </w:rPr>
               <w:t>imgsz</w:t>
             </w:r>
@@ -3778,7 +3803,6 @@
                 <w:bCs/>
                 <w:sz w:val="20"/>
                 <w:szCs w:val="20"/>
-                <w:highlight w:val="yellow"/>
               </w:rPr>
             </w:pPr>
             <w:r>
@@ -3787,7 +3811,6 @@
                 <w:bCs/>
                 <w:sz w:val="20"/>
                 <w:szCs w:val="20"/>
-                <w:highlight w:val="yellow"/>
               </w:rPr>
               <w:t>seed</w:t>
             </w:r>
@@ -3805,7 +3828,6 @@
                 <w:bCs/>
                 <w:sz w:val="20"/>
                 <w:szCs w:val="20"/>
-                <w:highlight w:val="yellow"/>
               </w:rPr>
             </w:pPr>
             <w:r>
@@ -3814,7 +3836,6 @@
                 <w:bCs/>
                 <w:sz w:val="20"/>
                 <w:szCs w:val="20"/>
-                <w:highlight w:val="yellow"/>
               </w:rPr>
               <w:t>MAP@0.5</w:t>
             </w:r>
@@ -3832,7 +3853,6 @@
                 <w:bCs/>
                 <w:sz w:val="20"/>
                 <w:szCs w:val="20"/>
-                <w:highlight w:val="yellow"/>
               </w:rPr>
             </w:pPr>
             <w:r>
@@ -3841,7 +3861,6 @@
                 <w:bCs/>
                 <w:sz w:val="20"/>
                 <w:szCs w:val="20"/>
-                <w:highlight w:val="yellow"/>
               </w:rPr>
               <w:t>MAP@0.5.95</w:t>
             </w:r>
@@ -3862,14 +3881,12 @@
               <w:rPr>
                 <w:sz w:val="20"/>
                 <w:szCs w:val="20"/>
-                <w:highlight w:val="yellow"/>
               </w:rPr>
             </w:pPr>
             <w:r>
               <w:rPr>
                 <w:sz w:val="20"/>
                 <w:szCs w:val="20"/>
-                <w:highlight w:val="yellow"/>
               </w:rPr>
               <w:t>1</w:t>
             </w:r>
@@ -3885,14 +3902,12 @@
               <w:rPr>
                 <w:sz w:val="20"/>
                 <w:szCs w:val="20"/>
-                <w:highlight w:val="yellow"/>
               </w:rPr>
             </w:pPr>
             <w:r>
               <w:rPr>
                 <w:sz w:val="20"/>
                 <w:szCs w:val="20"/>
-                <w:highlight w:val="yellow"/>
               </w:rPr>
               <w:t>YOLO26n</w:t>
             </w:r>
@@ -3908,14 +3923,12 @@
               <w:rPr>
                 <w:sz w:val="20"/>
                 <w:szCs w:val="20"/>
-                <w:highlight w:val="yellow"/>
               </w:rPr>
             </w:pPr>
             <w:r>
               <w:rPr>
                 <w:sz w:val="20"/>
                 <w:szCs w:val="20"/>
-                <w:highlight w:val="yellow"/>
               </w:rPr>
               <w:t>30</w:t>
             </w:r>
@@ -3931,14 +3944,12 @@
               <w:rPr>
                 <w:sz w:val="20"/>
                 <w:szCs w:val="20"/>
-                <w:highlight w:val="yellow"/>
               </w:rPr>
             </w:pPr>
             <w:r>
               <w:rPr>
                 <w:sz w:val="20"/>
                 <w:szCs w:val="20"/>
-                <w:highlight w:val="yellow"/>
               </w:rPr>
               <w:t>16</w:t>
             </w:r>
@@ -3954,14 +3965,12 @@
               <w:rPr>
                 <w:sz w:val="20"/>
                 <w:szCs w:val="20"/>
-                <w:highlight w:val="yellow"/>
               </w:rPr>
             </w:pPr>
             <w:r>
               <w:rPr>
                 <w:sz w:val="20"/>
                 <w:szCs w:val="20"/>
-                <w:highlight w:val="yellow"/>
               </w:rPr>
               <w:t>640</w:t>
             </w:r>
@@ -3977,14 +3986,12 @@
               <w:rPr>
                 <w:sz w:val="20"/>
                 <w:szCs w:val="20"/>
-                <w:highlight w:val="yellow"/>
               </w:rPr>
             </w:pPr>
             <w:r>
               <w:rPr>
                 <w:sz w:val="20"/>
                 <w:szCs w:val="20"/>
-                <w:highlight w:val="yellow"/>
               </w:rPr>
               <w:t>42</w:t>
             </w:r>
@@ -4000,9 +4007,15 @@
               <w:rPr>
                 <w:sz w:val="20"/>
                 <w:szCs w:val="20"/>
-                <w:highlight w:val="yellow"/>
               </w:rPr>
             </w:pPr>
+            <w:r>
+              <w:rPr>
+                <w:sz w:val="20"/>
+                <w:szCs w:val="20"/>
+              </w:rPr>
+              <w:t>0.946</w:t>
+            </w:r>
           </w:p>
         </w:tc>
         <w:tc>
@@ -4015,9 +4028,15 @@
               <w:rPr>
                 <w:sz w:val="20"/>
                 <w:szCs w:val="20"/>
-                <w:highlight w:val="yellow"/>
               </w:rPr>
             </w:pPr>
+            <w:r>
+              <w:rPr>
+                <w:sz w:val="20"/>
+                <w:szCs w:val="20"/>
+              </w:rPr>
+              <w:t>0.729</w:t>
+            </w:r>
           </w:p>
         </w:tc>
       </w:tr>
@@ -4035,14 +4054,12 @@
               <w:rPr>
                 <w:sz w:val="20"/>
                 <w:szCs w:val="20"/>
-                <w:highlight w:val="yellow"/>
               </w:rPr>
             </w:pPr>
             <w:r>
               <w:rPr>
                 <w:sz w:val="20"/>
                 <w:szCs w:val="20"/>
-                <w:highlight w:val="yellow"/>
               </w:rPr>
               <w:t>2</w:t>
             </w:r>
@@ -4058,14 +4075,12 @@
               <w:rPr>
                 <w:sz w:val="20"/>
                 <w:szCs w:val="20"/>
-                <w:highlight w:val="yellow"/>
               </w:rPr>
             </w:pPr>
             <w:r>
               <w:rPr>
                 <w:sz w:val="20"/>
                 <w:szCs w:val="20"/>
-                <w:highlight w:val="yellow"/>
               </w:rPr>
               <w:t>YOLO26n</w:t>
             </w:r>
@@ -4081,14 +4096,12 @@
               <w:rPr>
                 <w:sz w:val="20"/>
                 <w:szCs w:val="20"/>
-                <w:highlight w:val="yellow"/>
               </w:rPr>
             </w:pPr>
             <w:r>
               <w:rPr>
                 <w:sz w:val="20"/>
                 <w:szCs w:val="20"/>
-                <w:highlight w:val="yellow"/>
               </w:rPr>
               <w:t>50</w:t>
             </w:r>
@@ -4104,14 +4117,12 @@
               <w:rPr>
                 <w:sz w:val="20"/>
                 <w:szCs w:val="20"/>
-                <w:highlight w:val="yellow"/>
               </w:rPr>
             </w:pPr>
             <w:r>
               <w:rPr>
                 <w:sz w:val="20"/>
                 <w:szCs w:val="20"/>
-                <w:highlight w:val="yellow"/>
               </w:rPr>
               <w:t>16</w:t>
             </w:r>
@@ -4127,14 +4138,12 @@
               <w:rPr>
                 <w:sz w:val="20"/>
                 <w:szCs w:val="20"/>
-                <w:highlight w:val="yellow"/>
               </w:rPr>
             </w:pPr>
             <w:r>
               <w:rPr>
                 <w:sz w:val="20"/>
                 <w:szCs w:val="20"/>
-                <w:highlight w:val="yellow"/>
               </w:rPr>
               <w:t>640</w:t>
             </w:r>
@@ -4150,14 +4159,12 @@
               <w:rPr>
                 <w:sz w:val="20"/>
                 <w:szCs w:val="20"/>
-                <w:highlight w:val="yellow"/>
               </w:rPr>
             </w:pPr>
             <w:r>
               <w:rPr>
                 <w:sz w:val="20"/>
                 <w:szCs w:val="20"/>
-                <w:highlight w:val="yellow"/>
               </w:rPr>
               <w:t>42</w:t>
             </w:r>
@@ -4173,9 +4180,15 @@
               <w:rPr>
                 <w:sz w:val="20"/>
                 <w:szCs w:val="20"/>
-                <w:highlight w:val="yellow"/>
               </w:rPr>
             </w:pPr>
+            <w:r>
+              <w:rPr>
+                <w:sz w:val="20"/>
+                <w:szCs w:val="20"/>
+              </w:rPr>
+              <w:t>0.954</w:t>
+            </w:r>
           </w:p>
         </w:tc>
         <w:tc>
@@ -4188,9 +4201,15 @@
               <w:rPr>
                 <w:sz w:val="20"/>
                 <w:szCs w:val="20"/>
-                <w:highlight w:val="yellow"/>
               </w:rPr>
             </w:pPr>
+            <w:r>
+              <w:rPr>
+                <w:sz w:val="20"/>
+                <w:szCs w:val="20"/>
+              </w:rPr>
+              <w:t>0.778</w:t>
+            </w:r>
           </w:p>
         </w:tc>
       </w:tr>
@@ -4224,7 +4243,7 @@
       <w:pPr>
         <w:pStyle w:val="Heading2"/>
       </w:pPr>
-      <w:bookmarkStart w:id="7" w:name="_Toc232830945"/>
+      <w:bookmarkStart w:id="7" w:name="_Toc233160074"/>
       <w:r>
         <w:lastRenderedPageBreak/>
         <w:t>RESULTADOS E DISCUSSÃO</w:t>
@@ -4248,7 +4267,7 @@
           <w:numId w:val="4"/>
         </w:numPr>
       </w:pPr>
-      <w:bookmarkStart w:id="8" w:name="_Toc232830946"/>
+      <w:bookmarkStart w:id="8" w:name="_Toc233160075"/>
       <w:r>
         <w:t>COMPARAÇÃO DAS RODADAS E DAS ARQUITETURAS</w:t>
       </w:r>
@@ -4289,14 +4308,12 @@
               <w:rPr>
                 <w:b/>
                 <w:bCs/>
-                <w:highlight w:val="yellow"/>
               </w:rPr>
             </w:pPr>
             <w:r>
               <w:rPr>
                 <w:b/>
                 <w:bCs/>
-                <w:highlight w:val="yellow"/>
               </w:rPr>
               <w:t>Modelo</w:t>
             </w:r>
@@ -4312,14 +4329,12 @@
               <w:rPr>
                 <w:b/>
                 <w:bCs/>
-                <w:highlight w:val="yellow"/>
               </w:rPr>
             </w:pPr>
             <w:r>
               <w:rPr>
                 <w:b/>
                 <w:bCs/>
-                <w:highlight w:val="yellow"/>
               </w:rPr>
               <w:t>mAP@0.5</w:t>
             </w:r>
@@ -4335,14 +4350,12 @@
               <w:rPr>
                 <w:b/>
                 <w:bCs/>
-                <w:highlight w:val="yellow"/>
               </w:rPr>
             </w:pPr>
             <w:r>
               <w:rPr>
                 <w:b/>
                 <w:bCs/>
-                <w:highlight w:val="yellow"/>
               </w:rPr>
               <w:t>mAP@0.5:0.95</w:t>
             </w:r>
@@ -4358,14 +4371,12 @@
               <w:rPr>
                 <w:b/>
                 <w:bCs/>
-                <w:highlight w:val="yellow"/>
               </w:rPr>
             </w:pPr>
             <w:r>
               <w:rPr>
                 <w:b/>
                 <w:bCs/>
-                <w:highlight w:val="yellow"/>
               </w:rPr>
               <w:t>Precisão</w:t>
             </w:r>
@@ -4381,14 +4392,12 @@
               <w:rPr>
                 <w:b/>
                 <w:bCs/>
-                <w:highlight w:val="yellow"/>
               </w:rPr>
             </w:pPr>
             <w:r>
               <w:rPr>
                 <w:b/>
                 <w:bCs/>
-                <w:highlight w:val="yellow"/>
               </w:rPr>
               <w:t>Revocação</w:t>
             </w:r>
@@ -4406,14 +4415,8 @@
           <w:p>
             <w:pPr>
               <w:ind w:firstLine="0"/>
-              <w:rPr>
-                <w:highlight w:val="yellow"/>
-              </w:rPr>
             </w:pPr>
             <w:r>
-              <w:rPr>
-                <w:highlight w:val="yellow"/>
-              </w:rPr>
               <w:t>YOLO26n</w:t>
             </w:r>
           </w:p>
@@ -4425,10 +4428,10 @@
           <w:p>
             <w:pPr>
               <w:ind w:firstLine="0"/>
-              <w:rPr>
-                <w:highlight w:val="yellow"/>
-              </w:rPr>
             </w:pPr>
+            <w:r>
+              <w:t>0.709</w:t>
+            </w:r>
           </w:p>
         </w:tc>
         <w:tc>
@@ -4438,10 +4441,10 @@
           <w:p>
             <w:pPr>
               <w:ind w:firstLine="0"/>
-              <w:rPr>
-                <w:highlight w:val="yellow"/>
-              </w:rPr>
             </w:pPr>
+            <w:r>
+              <w:t>0.530</w:t>
+            </w:r>
           </w:p>
         </w:tc>
         <w:tc>
@@ -4451,10 +4454,10 @@
           <w:p>
             <w:pPr>
               <w:ind w:firstLine="0"/>
-              <w:rPr>
-                <w:highlight w:val="yellow"/>
-              </w:rPr>
             </w:pPr>
+            <w:r>
+              <w:t>0.710</w:t>
+            </w:r>
           </w:p>
         </w:tc>
         <w:tc>
@@ -4464,10 +4467,10 @@
           <w:p>
             <w:pPr>
               <w:ind w:firstLine="0"/>
-              <w:rPr>
-                <w:highlight w:val="yellow"/>
-              </w:rPr>
             </w:pPr>
+            <w:r>
+              <w:t>0.817</w:t>
+            </w:r>
           </w:p>
         </w:tc>
       </w:tr>
@@ -4482,14 +4485,8 @@
           <w:p>
             <w:pPr>
               <w:ind w:firstLine="0"/>
-              <w:rPr>
-                <w:highlight w:val="yellow"/>
-              </w:rPr>
             </w:pPr>
             <w:r>
-              <w:rPr>
-                <w:highlight w:val="yellow"/>
-              </w:rPr>
               <w:t>YOLO11n</w:t>
             </w:r>
           </w:p>
@@ -4501,10 +4498,10 @@
           <w:p>
             <w:pPr>
               <w:ind w:firstLine="0"/>
-              <w:rPr>
-                <w:highlight w:val="yellow"/>
-              </w:rPr>
             </w:pPr>
+            <w:r>
+              <w:t>0.781</w:t>
+            </w:r>
           </w:p>
         </w:tc>
         <w:tc>
@@ -4514,10 +4511,10 @@
           <w:p>
             <w:pPr>
               <w:ind w:firstLine="0"/>
-              <w:rPr>
-                <w:highlight w:val="yellow"/>
-              </w:rPr>
             </w:pPr>
+            <w:r>
+              <w:t>0.536</w:t>
+            </w:r>
           </w:p>
         </w:tc>
         <w:tc>
@@ -4527,10 +4524,10 @@
           <w:p>
             <w:pPr>
               <w:ind w:firstLine="0"/>
-              <w:rPr>
-                <w:highlight w:val="yellow"/>
-              </w:rPr>
             </w:pPr>
+            <w:r>
+              <w:t>0.869</w:t>
+            </w:r>
           </w:p>
         </w:tc>
         <w:tc>
@@ -4540,10 +4537,10 @@
           <w:p>
             <w:pPr>
               <w:ind w:firstLine="0"/>
-              <w:rPr>
-                <w:highlight w:val="yellow"/>
-              </w:rPr>
             </w:pPr>
+            <w:r>
+              <w:t>0.818</w:t>
+            </w:r>
           </w:p>
         </w:tc>
       </w:tr>
@@ -4555,7 +4552,79 @@
     </w:p>
     <w:p>
       <w:r>
-        <w:t>Observação sobre variância: o conjunto de teste foi varrido por inteiro e, portanto, a maioria dos tiles é de fundo, sem o alvo. Isso, somado ao número limitado de instâncias, aumenta a variância das métricas, que devem ser lidas com cautela. Foi justamente para ter uma medida estável de generalização que a Avenida Paulista foi reservada como bairro inédito.</w:t>
+        <w:t>Na avaliação final, o YOLO11n apresentou desempenho superior ao YOLO26n no conjunto</w:t>
+      </w:r>
+      <w:r>
+        <w:t xml:space="preserve"> </w:t>
+      </w:r>
+      <w:r>
+        <w:t>de teste: precisão de 0,869 contra 0,710 e mAP@0.5 de 0,781 contra 0,709, com</w:t>
+      </w:r>
+      <w:r>
+        <w:t xml:space="preserve"> </w:t>
+      </w:r>
+      <w:r>
+        <w:t>revocação praticamente igual (0,818 contra 0,817) e mAP@0.5:0.95 equivalente (0,536</w:t>
+      </w:r>
+      <w:r>
+        <w:t xml:space="preserve"> </w:t>
+      </w:r>
+      <w:r>
+        <w:t>contra 0,530). Cabe registrar que, em versões anteriores do conjunto de dados, a</w:t>
+      </w:r>
+      <w:r>
+        <w:t xml:space="preserve"> </w:t>
+      </w:r>
+      <w:r>
+        <w:t>ordem entre os dois modelos se invertia, com o YOLO26n à frente. Essa alternância é</w:t>
+      </w:r>
+      <w:r>
+        <w:t xml:space="preserve"> </w:t>
+      </w:r>
+      <w:r>
+        <w:t>coerente com a alta variância de um conjunto de teste com apenas 33 instâncias, em</w:t>
+      </w:r>
+      <w:r>
+        <w:t xml:space="preserve"> </w:t>
+      </w:r>
+      <w:r>
+        <w:t>que diferenças de poucos pontos de mAP não são estatisticamente significativas.</w:t>
+      </w:r>
+    </w:p>
+    <w:p>
+      <w:r>
+        <w:t>Mantive o YOLO26n como modelo principal por ter sido a escolha de projeto a priori e</w:t>
+      </w:r>
+      <w:r>
+        <w:t xml:space="preserve"> </w:t>
+      </w:r>
+      <w:r>
+        <w:t>por suas melhorias voltadas a objetos pequenos, mas, para este problema e com este</w:t>
+      </w:r>
+      <w:r>
+        <w:t xml:space="preserve"> </w:t>
+      </w:r>
+      <w:r>
+        <w:t>volume de dados, os dois modelos nano devem ser considerados equivalentes.</w:t>
+      </w:r>
+    </w:p>
+    <w:p>
+      <w:r>
+        <w:t>O conjunto de teste foi varrido por inteiro, então a maioria dos tiles é de fundo,</w:t>
+      </w:r>
+    </w:p>
+    <w:p>
+      <w:r>
+        <w:t>sem o alvo. Isso, somado ao número limitado de instâncias, aumenta a variância das</w:t>
+      </w:r>
+      <w:r>
+        <w:t xml:space="preserve"> </w:t>
+      </w:r>
+      <w:r>
+        <w:t>métricas, que devem ser lidas com cautela</w:t>
+      </w:r>
+      <w:r>
+        <w:t>.</w:t>
       </w:r>
     </w:p>
     <w:p/>
@@ -4567,7 +4636,7 @@
           <w:numId w:val="4"/>
         </w:numPr>
       </w:pPr>
-      <w:bookmarkStart w:id="9" w:name="_Toc232830947"/>
+      <w:bookmarkStart w:id="9" w:name="_Toc233160076"/>
       <w:r>
         <w:t>CURVAS DE TREINO</w:t>
       </w:r>
@@ -4578,15 +4647,6 @@
         <w:t>As curvas abaixo, geradas a partir do histórico de treino da melhor rodada, mostram a evolução por época. A mAP (validação) cresce e estabiliza conforme o modelo aprende, enquanto as perdas de treino e validação decrescem; a distância entre as duas curvas de perda indica o nível de overfitting.</w:t>
       </w:r>
     </w:p>
-    <w:p/>
-    <w:p/>
-    <w:p/>
-    <w:p/>
-    <w:p/>
-    <w:p/>
-    <w:p/>
-    <w:p/>
-    <w:p/>
     <w:p>
       <w:pPr>
         <w:ind w:firstLine="0"/>
@@ -4601,19 +4661,125 @@
           <w:noProof/>
         </w:rPr>
         <w:lastRenderedPageBreak/>
+        <w:drawing>
+          <wp:inline distT="0" distB="0" distL="0" distR="0" wp14:anchorId="415E1B60" wp14:editId="2B528A96">
+            <wp:extent cx="5760085" cy="3919855"/>
+            <wp:effectExtent l="0" t="0" r="0" b="4445"/>
+            <wp:docPr id="1750858307" name="Picture 10"/>
+            <wp:cNvGraphicFramePr>
+              <a:graphicFrameLocks xmlns:a="http://schemas.openxmlformats.org/drawingml/2006/main" noChangeAspect="1"/>
+            </wp:cNvGraphicFramePr>
+            <a:graphic xmlns:a="http://schemas.openxmlformats.org/drawingml/2006/main">
+              <a:graphicData uri="http://schemas.openxmlformats.org/drawingml/2006/picture">
+                <pic:pic xmlns:pic="http://schemas.openxmlformats.org/drawingml/2006/picture">
+                  <pic:nvPicPr>
+                    <pic:cNvPr id="0" name="Picture 2"/>
+                    <pic:cNvPicPr>
+                      <a:picLocks noChangeAspect="1" noChangeArrowheads="1"/>
+                    </pic:cNvPicPr>
+                  </pic:nvPicPr>
+                  <pic:blipFill>
+                    <a:blip r:embed="rId17">
+                      <a:extLst>
+                        <a:ext uri="{28A0092B-C50C-407E-A947-70E740481C1C}">
+                          <a14:useLocalDpi xmlns:a14="http://schemas.microsoft.com/office/drawing/2010/main" val="0"/>
+                        </a:ext>
+                      </a:extLst>
+                    </a:blip>
+                    <a:srcRect/>
+                    <a:stretch>
+                      <a:fillRect/>
+                    </a:stretch>
+                  </pic:blipFill>
+                  <pic:spPr bwMode="auto">
+                    <a:xfrm>
+                      <a:off x="0" y="0"/>
+                      <a:ext cx="5760085" cy="3919855"/>
+                    </a:xfrm>
+                    <a:prstGeom prst="rect">
+                      <a:avLst/>
+                    </a:prstGeom>
+                    <a:noFill/>
+                    <a:ln>
+                      <a:noFill/>
+                    </a:ln>
+                  </pic:spPr>
+                </pic:pic>
+              </a:graphicData>
+            </a:graphic>
+          </wp:inline>
+        </w:drawing>
+      </w:r>
+      <w:r>
+        <w:rPr>
+          <w:noProof/>
+        </w:rPr>
+        <w:drawing>
+          <wp:inline distT="0" distB="0" distL="0" distR="0" wp14:anchorId="524D1634" wp14:editId="7CC0A1A9">
+            <wp:extent cx="5760085" cy="3847465"/>
+            <wp:effectExtent l="0" t="0" r="0" b="635"/>
+            <wp:docPr id="2012308261" name="Picture 9"/>
+            <wp:cNvGraphicFramePr>
+              <a:graphicFrameLocks xmlns:a="http://schemas.openxmlformats.org/drawingml/2006/main" noChangeAspect="1"/>
+            </wp:cNvGraphicFramePr>
+            <a:graphic xmlns:a="http://schemas.openxmlformats.org/drawingml/2006/main">
+              <a:graphicData uri="http://schemas.openxmlformats.org/drawingml/2006/picture">
+                <pic:pic xmlns:pic="http://schemas.openxmlformats.org/drawingml/2006/picture">
+                  <pic:nvPicPr>
+                    <pic:cNvPr id="0" name="Picture 1"/>
+                    <pic:cNvPicPr>
+                      <a:picLocks noChangeAspect="1" noChangeArrowheads="1"/>
+                    </pic:cNvPicPr>
+                  </pic:nvPicPr>
+                  <pic:blipFill>
+                    <a:blip r:embed="rId18">
+                      <a:extLst>
+                        <a:ext uri="{28A0092B-C50C-407E-A947-70E740481C1C}">
+                          <a14:useLocalDpi xmlns:a14="http://schemas.microsoft.com/office/drawing/2010/main" val="0"/>
+                        </a:ext>
+                      </a:extLst>
+                    </a:blip>
+                    <a:srcRect/>
+                    <a:stretch>
+                      <a:fillRect/>
+                    </a:stretch>
+                  </pic:blipFill>
+                  <pic:spPr bwMode="auto">
+                    <a:xfrm>
+                      <a:off x="0" y="0"/>
+                      <a:ext cx="5760085" cy="3847465"/>
+                    </a:xfrm>
+                    <a:prstGeom prst="rect">
+                      <a:avLst/>
+                    </a:prstGeom>
+                    <a:noFill/>
+                    <a:ln>
+                      <a:noFill/>
+                    </a:ln>
+                  </pic:spPr>
+                </pic:pic>
+              </a:graphicData>
+            </a:graphic>
+          </wp:inline>
+        </w:drawing>
+      </w:r>
+      <w:r>
+        <w:rPr>
+          <w:noProof/>
+        </w:rPr>
         <mc:AlternateContent>
           <mc:Choice Requires="wps">
             <w:drawing>
-              <wp:anchor distT="0" distB="0" distL="114300" distR="114300" simplePos="0" relativeHeight="251674624" behindDoc="0" locked="0" layoutInCell="1" allowOverlap="1" wp14:anchorId="00919A52" wp14:editId="425E45DB">
+              <wp:anchor distT="0" distB="0" distL="114300" distR="114300" simplePos="0" relativeHeight="251682816" behindDoc="0" locked="0" layoutInCell="1" allowOverlap="1" wp14:anchorId="16365044" wp14:editId="3CB1EB1D">
                 <wp:simplePos x="0" y="0"/>
-                <wp:positionH relativeFrom="column">
+                <wp:positionH relativeFrom="margin">
                   <wp:posOffset>0</wp:posOffset>
                 </wp:positionH>
                 <wp:positionV relativeFrom="paragraph">
-                  <wp:posOffset>4000500</wp:posOffset>
+                  <wp:posOffset>7939405</wp:posOffset>
                 </wp:positionV>
                 <wp:extent cx="5762625" cy="635"/>
-                <wp:effectExtent l="0" t="0" r="0" b="0"/>
+                <wp:effectExtent l="0" t="0" r="9525" b="9525"/>
                 <wp:wrapSquare wrapText="bothSides"/>
                 <wp:docPr id="39490315" name="Text Box 1"/>
                 <wp:cNvGraphicFramePr/>
@@ -4653,7 +4819,21 @@
                                 <w:sz w:val="20"/>
                                 <w:szCs w:val="20"/>
                               </w:rPr>
-                              <w:t xml:space="preserve">Figura </w:t>
+                              <w:t>Figura</w:t>
+                            </w:r>
+                            <w:r>
+                              <w:rPr>
+                                <w:sz w:val="20"/>
+                                <w:szCs w:val="20"/>
+                              </w:rPr>
+                              <w:t>s</w:t>
+                            </w:r>
+                            <w:r>
+                              <w:rPr>
+                                <w:sz w:val="20"/>
+                                <w:szCs w:val="20"/>
+                              </w:rPr>
+                              <w:t xml:space="preserve"> </w:t>
                             </w:r>
                             <w:r>
                               <w:rPr>
@@ -4696,7 +4876,28 @@
                                 <w:sz w:val="20"/>
                                 <w:szCs w:val="20"/>
                               </w:rPr>
-                              <w:t xml:space="preserve"> - Gráfico de Loss por Época</w:t>
+                              <w:t xml:space="preserve"> e 6</w:t>
+                            </w:r>
+                            <w:r>
+                              <w:rPr>
+                                <w:sz w:val="20"/>
+                                <w:szCs w:val="20"/>
+                              </w:rPr>
+                              <w:t xml:space="preserve"> - Gráfico</w:t>
+                            </w:r>
+                            <w:r>
+                              <w:rPr>
+                                <w:sz w:val="20"/>
+                                <w:szCs w:val="20"/>
+                              </w:rPr>
+                              <w:t>s</w:t>
+                            </w:r>
+                            <w:r>
+                              <w:rPr>
+                                <w:sz w:val="20"/>
+                                <w:szCs w:val="20"/>
+                              </w:rPr>
+                              <w:t xml:space="preserve"> de Loss por Época</w:t>
                             </w:r>
                           </w:p>
                         </w:txbxContent>
@@ -4715,7 +4916,11 @@
           </mc:Choice>
           <mc:Fallback>
             <w:pict>
-              <v:shape w14:anchorId="00919A52" id="_x0000_s1030" type="#_x0000_t202" style="position:absolute;left:0;text-align:left;margin-left:0;margin-top:315pt;width:453.75pt;height:.05pt;z-index:251674624;visibility:visible;mso-wrap-style:square;mso-wrap-distance-left:9pt;mso-wrap-distance-top:0;mso-wrap-distance-right:9pt;mso-wrap-distance-bottom:0;mso-position-horizontal:absolute;mso-position-horizontal-relative:text;mso-position-vertical:absolute;mso-position-vertical-relative:text;v-text-anchor:top" o:gfxdata="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" stroked="f">
+              <v:shapetype w14:anchorId="16365044" id="_x0000_t202" coordsize="21600,21600" o:spt="202" path="m,l,21600r21600,l21600,xe">
+                <v:stroke joinstyle="miter"/>
+                <v:path gradientshapeok="t" o:connecttype="rect"/>
+              </v:shapetype>
+              <v:shape id="_x0000_s1030" type="#_x0000_t202" style="position:absolute;left:0;text-align:left;margin-left:0;margin-top:625.15pt;width:453.75pt;height:.05pt;z-index:251682816;visibility:visible;mso-wrap-style:square;mso-wrap-distance-left:9pt;mso-wrap-distance-top:0;mso-wrap-distance-right:9pt;mso-wrap-distance-bottom:0;mso-position-horizontal:absolute;mso-position-horizontal-relative:margin;mso-position-vertical:absolute;mso-position-vertical-relative:text;v-text-anchor:top" o:gfxdata="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" stroked="f">
                 <v:textbox style="mso-fit-shape-to-text:t" inset="0,0,0,0">
                   <w:txbxContent>
                     <w:p>
@@ -4733,7 +4938,21 @@
                           <w:sz w:val="20"/>
                           <w:szCs w:val="20"/>
                         </w:rPr>
-                        <w:t xml:space="preserve">Figura </w:t>
+                        <w:t>Figura</w:t>
+                      </w:r>
+                      <w:r>
+                        <w:rPr>
+                          <w:sz w:val="20"/>
+                          <w:szCs w:val="20"/>
+                        </w:rPr>
+                        <w:t>s</w:t>
+                      </w:r>
+                      <w:r>
+                        <w:rPr>
+                          <w:sz w:val="20"/>
+                          <w:szCs w:val="20"/>
+                        </w:rPr>
+                        <w:t xml:space="preserve"> </w:t>
                       </w:r>
                       <w:r>
                         <w:rPr>
@@ -4776,77 +4995,38 @@
                           <w:sz w:val="20"/>
                           <w:szCs w:val="20"/>
                         </w:rPr>
-                        <w:t xml:space="preserve"> - Gráfico de Loss por Época</w:t>
+                        <w:t xml:space="preserve"> e 6</w:t>
+                      </w:r>
+                      <w:r>
+                        <w:rPr>
+                          <w:sz w:val="20"/>
+                          <w:szCs w:val="20"/>
+                        </w:rPr>
+                        <w:t xml:space="preserve"> - Gráfico</w:t>
+                      </w:r>
+                      <w:r>
+                        <w:rPr>
+                          <w:sz w:val="20"/>
+                          <w:szCs w:val="20"/>
+                        </w:rPr>
+                        <w:t>s</w:t>
+                      </w:r>
+                      <w:r>
+                        <w:rPr>
+                          <w:sz w:val="20"/>
+                          <w:szCs w:val="20"/>
+                        </w:rPr>
+                        <w:t xml:space="preserve"> de Loss por Época</w:t>
                       </w:r>
                     </w:p>
                   </w:txbxContent>
                 </v:textbox>
-                <w10:wrap type="square"/>
+                <w10:wrap type="square" anchorx="margin"/>
               </v:shape>
             </w:pict>
           </mc:Fallback>
         </mc:AlternateContent>
       </w:r>
-      <w:r>
-        <w:rPr>
-          <w:noProof/>
-        </w:rPr>
-        <w:drawing>
-          <wp:anchor distT="0" distB="0" distL="114300" distR="114300" simplePos="0" relativeHeight="251654144" behindDoc="0" locked="0" layoutInCell="1" allowOverlap="1" wp14:anchorId="525B8309" wp14:editId="477B0588">
-            <wp:simplePos x="0" y="0"/>
-            <wp:positionH relativeFrom="column">
-              <wp:align>left</wp:align>
-            </wp:positionH>
-            <wp:positionV relativeFrom="paragraph">
-              <wp:posOffset>0</wp:posOffset>
-            </wp:positionV>
-            <wp:extent cx="5762625" cy="3943350"/>
-            <wp:effectExtent l="0" t="0" r="0" b="0"/>
-            <wp:wrapSquare wrapText="bothSides"/>
-            <wp:docPr id="284352413" name="drawing"/>
-            <wp:cNvGraphicFramePr>
-              <a:graphicFrameLocks xmlns:a="http://schemas.openxmlformats.org/drawingml/2006/main" noChangeAspect="1"/>
-            </wp:cNvGraphicFramePr>
-            <a:graphic xmlns:a="http://schemas.openxmlformats.org/drawingml/2006/main">
-              <a:graphicData uri="http://schemas.openxmlformats.org/drawingml/2006/picture">
-                <pic:pic xmlns:pic="http://schemas.openxmlformats.org/drawingml/2006/picture">
-                  <pic:nvPicPr>
-                    <pic:cNvPr id="284352413" name="Picture 284352413"/>
-                    <pic:cNvPicPr/>
-                  </pic:nvPicPr>
-                  <pic:blipFill>
-                    <a:blip r:embed="rId17">
-                      <a:extLst>
-                        <a:ext uri="{28A0092B-C50C-407E-A947-70E740481C1C}">
-                          <a14:useLocalDpi xmlns:a14="http://schemas.microsoft.com/office/drawing/2010/main"/>
-                        </a:ext>
-                      </a:extLst>
-                    </a:blip>
-                    <a:stretch>
-                      <a:fillRect/>
-                    </a:stretch>
-                  </pic:blipFill>
-                  <pic:spPr>
-                    <a:xfrm>
-                      <a:off x="0" y="0"/>
-                      <a:ext cx="5762625" cy="3943350"/>
-                    </a:xfrm>
-                    <a:prstGeom prst="rect">
-                      <a:avLst/>
-                    </a:prstGeom>
-                  </pic:spPr>
-                </pic:pic>
-              </a:graphicData>
-            </a:graphic>
-            <wp14:sizeRelH relativeFrom="page">
-              <wp14:pctWidth>0</wp14:pctWidth>
-            </wp14:sizeRelH>
-            <wp14:sizeRelV relativeFrom="page">
-              <wp14:pctHeight>0</wp14:pctHeight>
-            </wp14:sizeRelV>
-          </wp:anchor>
-        </w:drawing>
-      </w:r>
     </w:p>
     <w:p>
       <w:pPr>
@@ -4862,19 +5042,20 @@
         <w:rPr>
           <w:noProof/>
         </w:rPr>
+        <w:lastRenderedPageBreak/>
         <mc:AlternateContent>
           <mc:Choice Requires="wps">
             <w:drawing>
-              <wp:anchor distT="0" distB="0" distL="114300" distR="114300" simplePos="0" relativeHeight="251676672" behindDoc="0" locked="0" layoutInCell="1" allowOverlap="1" wp14:anchorId="24BE5A91" wp14:editId="4827E560">
+              <wp:anchor distT="0" distB="0" distL="114300" distR="114300" simplePos="0" relativeHeight="251676672" behindDoc="0" locked="0" layoutInCell="1" allowOverlap="1" wp14:anchorId="24BE5A91" wp14:editId="2202F209">
                 <wp:simplePos x="0" y="0"/>
-                <wp:positionH relativeFrom="column">
-                  <wp:posOffset>0</wp:posOffset>
+                <wp:positionH relativeFrom="margin">
+                  <wp:align>left</wp:align>
                 </wp:positionH>
                 <wp:positionV relativeFrom="paragraph">
-                  <wp:posOffset>8625840</wp:posOffset>
+                  <wp:posOffset>8069249</wp:posOffset>
                 </wp:positionV>
                 <wp:extent cx="5762625" cy="635"/>
-                <wp:effectExtent l="0" t="0" r="0" b="0"/>
+                <wp:effectExtent l="0" t="0" r="9525" b="9525"/>
                 <wp:wrapSquare wrapText="bothSides"/>
                 <wp:docPr id="1989107105" name="Text Box 1"/>
                 <wp:cNvGraphicFramePr/>
@@ -4914,50 +5095,49 @@
                                 <w:sz w:val="20"/>
                                 <w:szCs w:val="20"/>
                               </w:rPr>
-                              <w:t xml:space="preserve">Figura </w:t>
+                              <w:t>Figura</w:t>
                             </w:r>
                             <w:r>
                               <w:rPr>
                                 <w:sz w:val="20"/>
                                 <w:szCs w:val="20"/>
                               </w:rPr>
-                              <w:fldChar w:fldCharType="begin"/>
+                              <w:t>s</w:t>
                             </w:r>
                             <w:r>
                               <w:rPr>
                                 <w:sz w:val="20"/>
                                 <w:szCs w:val="20"/>
                               </w:rPr>
-                              <w:instrText xml:space="preserve"> SEQ Figura \* ARABIC </w:instrText>
+                              <w:t xml:space="preserve"> </w:t>
                             </w:r>
                             <w:r>
                               <w:rPr>
                                 <w:sz w:val="20"/>
                                 <w:szCs w:val="20"/>
                               </w:rPr>
-                              <w:fldChar w:fldCharType="separate"/>
-                            </w:r>
-                            <w:r>
-                              <w:rPr>
-                                <w:noProof/>
-                                <w:sz w:val="20"/>
-                                <w:szCs w:val="20"/>
-                              </w:rPr>
-                              <w:t>6</w:t>
+                              <w:t>7 e 8</w:t>
                             </w:r>
                             <w:r>
                               <w:rPr>
                                 <w:sz w:val="20"/>
                                 <w:szCs w:val="20"/>
                               </w:rPr>
-                              <w:fldChar w:fldCharType="end"/>
+                              <w:t xml:space="preserve"> - Gráfico</w:t>
                             </w:r>
                             <w:r>
                               <w:rPr>
                                 <w:sz w:val="20"/>
                                 <w:szCs w:val="20"/>
                               </w:rPr>
-                              <w:t xml:space="preserve"> - Gráfico da métrica mAP por época</w:t>
+                              <w:t>s</w:t>
+                            </w:r>
+                            <w:r>
+                              <w:rPr>
+                                <w:sz w:val="20"/>
+                                <w:szCs w:val="20"/>
+                              </w:rPr>
+                              <w:t xml:space="preserve"> da métrica mAP por época</w:t>
                             </w:r>
                           </w:p>
                         </w:txbxContent>
@@ -4976,7 +5156,7 @@
           </mc:Choice>
           <mc:Fallback>
             <w:pict>
-              <v:shape w14:anchorId="24BE5A91" id="_x0000_s1031" type="#_x0000_t202" style="position:absolute;left:0;text-align:left;margin-left:0;margin-top:679.2pt;width:453.75pt;height:.05pt;z-index:251676672;visibility:visible;mso-wrap-style:square;mso-wrap-distance-left:9pt;mso-wrap-distance-top:0;mso-wrap-distance-right:9pt;mso-wrap-distance-bottom:0;mso-position-horizontal:absolute;mso-position-horizontal-relative:text;mso-position-vertical:absolute;mso-position-vertical-relative:text;v-text-anchor:top" o:gfxdata="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" stroked="f">
+              <v:shape w14:anchorId="24BE5A91" id="_x0000_s1031" type="#_x0000_t202" style="position:absolute;left:0;text-align:left;margin-left:0;margin-top:635.35pt;width:453.75pt;height:.05pt;z-index:251676672;visibility:visible;mso-wrap-style:square;mso-wrap-distance-left:9pt;mso-wrap-distance-top:0;mso-wrap-distance-right:9pt;mso-wrap-distance-bottom:0;mso-position-horizontal:left;mso-position-horizontal-relative:margin;mso-position-vertical:absolute;mso-position-vertical-relative:text;v-text-anchor:top" o:gfxdata="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" stroked="f">
                 <v:textbox style="mso-fit-shape-to-text:t" inset="0,0,0,0">
                   <w:txbxContent>
                     <w:p>
@@ -4994,55 +5174,54 @@
                           <w:sz w:val="20"/>
                           <w:szCs w:val="20"/>
                         </w:rPr>
-                        <w:t xml:space="preserve">Figura </w:t>
+                        <w:t>Figura</w:t>
                       </w:r>
                       <w:r>
                         <w:rPr>
                           <w:sz w:val="20"/>
                           <w:szCs w:val="20"/>
                         </w:rPr>
-                        <w:fldChar w:fldCharType="begin"/>
+                        <w:t>s</w:t>
                       </w:r>
                       <w:r>
                         <w:rPr>
                           <w:sz w:val="20"/>
                           <w:szCs w:val="20"/>
                         </w:rPr>
-                        <w:instrText xml:space="preserve"> SEQ Figura \* ARABIC </w:instrText>
+                        <w:t xml:space="preserve"> </w:t>
                       </w:r>
                       <w:r>
                         <w:rPr>
                           <w:sz w:val="20"/>
                           <w:szCs w:val="20"/>
                         </w:rPr>
-                        <w:fldChar w:fldCharType="separate"/>
-                      </w:r>
-                      <w:r>
-                        <w:rPr>
-                          <w:noProof/>
-                          <w:sz w:val="20"/>
-                          <w:szCs w:val="20"/>
-                        </w:rPr>
-                        <w:t>6</w:t>
+                        <w:t>7 e 8</w:t>
                       </w:r>
                       <w:r>
                         <w:rPr>
                           <w:sz w:val="20"/>
                           <w:szCs w:val="20"/>
                         </w:rPr>
-                        <w:fldChar w:fldCharType="end"/>
+                        <w:t xml:space="preserve"> - Gráfico</w:t>
                       </w:r>
                       <w:r>
                         <w:rPr>
                           <w:sz w:val="20"/>
                           <w:szCs w:val="20"/>
                         </w:rPr>
-                        <w:t xml:space="preserve"> - Gráfico da métrica mAP por época</w:t>
+                        <w:t>s</w:t>
+                      </w:r>
+                      <w:r>
+                        <w:rPr>
+                          <w:sz w:val="20"/>
+                          <w:szCs w:val="20"/>
+                        </w:rPr>
+                        <w:t xml:space="preserve"> da métrica mAP por época</w:t>
                       </w:r>
                     </w:p>
                   </w:txbxContent>
                 </v:textbox>
-                <w10:wrap type="square"/>
+                <w10:wrap type="square" anchorx="margin"/>
               </v:shape>
             </w:pict>
           </mc:Fallback>
@@ -5053,18 +5232,10 @@
           <w:noProof/>
         </w:rPr>
         <w:drawing>
-          <wp:anchor distT="0" distB="0" distL="114300" distR="114300" simplePos="0" relativeHeight="251656192" behindDoc="0" locked="0" layoutInCell="1" allowOverlap="1" wp14:anchorId="39C05ABC" wp14:editId="18EFD427">
-            <wp:simplePos x="0" y="0"/>
-            <wp:positionH relativeFrom="column">
-              <wp:align>left</wp:align>
-            </wp:positionH>
-            <wp:positionV relativeFrom="paragraph">
-              <wp:posOffset>0</wp:posOffset>
-            </wp:positionV>
-            <wp:extent cx="5762625" cy="3924300"/>
-            <wp:effectExtent l="0" t="0" r="0" b="0"/>
-            <wp:wrapSquare wrapText="bothSides"/>
-            <wp:docPr id="869268812" name="drawing"/>
+          <wp:inline distT="0" distB="0" distL="0" distR="0" wp14:anchorId="790EC4C4" wp14:editId="6C4A4446">
+            <wp:extent cx="5760085" cy="3895725"/>
+            <wp:effectExtent l="0" t="0" r="0" b="9525"/>
+            <wp:docPr id="1147612898" name="Picture 11"/>
             <wp:cNvGraphicFramePr>
               <a:graphicFrameLocks xmlns:a="http://schemas.openxmlformats.org/drawingml/2006/main" noChangeAspect="1"/>
             </wp:cNvGraphicFramePr>
@@ -5072,11 +5243,451 @@
               <a:graphicData uri="http://schemas.openxmlformats.org/drawingml/2006/picture">
                 <pic:pic xmlns:pic="http://schemas.openxmlformats.org/drawingml/2006/picture">
                   <pic:nvPicPr>
-                    <pic:cNvPr id="805470320" name="Picture 805470320"/>
+                    <pic:cNvPr id="0" name="Picture 5"/>
+                    <pic:cNvPicPr>
+                      <a:picLocks noChangeAspect="1" noChangeArrowheads="1"/>
+                    </pic:cNvPicPr>
+                  </pic:nvPicPr>
+                  <pic:blipFill>
+                    <a:blip r:embed="rId19">
+                      <a:extLst>
+                        <a:ext uri="{28A0092B-C50C-407E-A947-70E740481C1C}">
+                          <a14:useLocalDpi xmlns:a14="http://schemas.microsoft.com/office/drawing/2010/main" val="0"/>
+                        </a:ext>
+                      </a:extLst>
+                    </a:blip>
+                    <a:srcRect/>
+                    <a:stretch>
+                      <a:fillRect/>
+                    </a:stretch>
+                  </pic:blipFill>
+                  <pic:spPr bwMode="auto">
+                    <a:xfrm>
+                      <a:off x="0" y="0"/>
+                      <a:ext cx="5760085" cy="3895725"/>
+                    </a:xfrm>
+                    <a:prstGeom prst="rect">
+                      <a:avLst/>
+                    </a:prstGeom>
+                    <a:noFill/>
+                    <a:ln>
+                      <a:noFill/>
+                    </a:ln>
+                  </pic:spPr>
+                </pic:pic>
+              </a:graphicData>
+            </a:graphic>
+          </wp:inline>
+        </w:drawing>
+      </w:r>
+      <w:r>
+        <w:rPr>
+          <w:noProof/>
+        </w:rPr>
+        <w:drawing>
+          <wp:inline distT="0" distB="0" distL="0" distR="0" wp14:anchorId="0907204F" wp14:editId="121A2C35">
+            <wp:extent cx="5760085" cy="3895725"/>
+            <wp:effectExtent l="0" t="0" r="0" b="9525"/>
+            <wp:docPr id="1967674701" name="Picture 12"/>
+            <wp:cNvGraphicFramePr>
+              <a:graphicFrameLocks xmlns:a="http://schemas.openxmlformats.org/drawingml/2006/main" noChangeAspect="1"/>
+            </wp:cNvGraphicFramePr>
+            <a:graphic xmlns:a="http://schemas.openxmlformats.org/drawingml/2006/main">
+              <a:graphicData uri="http://schemas.openxmlformats.org/drawingml/2006/picture">
+                <pic:pic xmlns:pic="http://schemas.openxmlformats.org/drawingml/2006/picture">
+                  <pic:nvPicPr>
+                    <pic:cNvPr id="0" name="Picture 6"/>
+                    <pic:cNvPicPr>
+                      <a:picLocks noChangeAspect="1" noChangeArrowheads="1"/>
+                    </pic:cNvPicPr>
+                  </pic:nvPicPr>
+                  <pic:blipFill>
+                    <a:blip r:embed="rId20">
+                      <a:extLst>
+                        <a:ext uri="{28A0092B-C50C-407E-A947-70E740481C1C}">
+                          <a14:useLocalDpi xmlns:a14="http://schemas.microsoft.com/office/drawing/2010/main" val="0"/>
+                        </a:ext>
+                      </a:extLst>
+                    </a:blip>
+                    <a:srcRect/>
+                    <a:stretch>
+                      <a:fillRect/>
+                    </a:stretch>
+                  </pic:blipFill>
+                  <pic:spPr bwMode="auto">
+                    <a:xfrm>
+                      <a:off x="0" y="0"/>
+                      <a:ext cx="5760085" cy="3895725"/>
+                    </a:xfrm>
+                    <a:prstGeom prst="rect">
+                      <a:avLst/>
+                    </a:prstGeom>
+                    <a:noFill/>
+                    <a:ln>
+                      <a:noFill/>
+                    </a:ln>
+                  </pic:spPr>
+                </pic:pic>
+              </a:graphicData>
+            </a:graphic>
+          </wp:inline>
+        </w:drawing>
+      </w:r>
+    </w:p>
+    <w:p>
+      <w:pPr>
+        <w:ind w:firstLine="0"/>
+        <w:jc w:val="center"/>
+        <w:rPr>
+          <w:rFonts w:eastAsia="Arial" w:cs="Arial"/>
+          <w:sz w:val="20"/>
+          <w:szCs w:val="20"/>
+        </w:rPr>
+      </w:pPr>
+    </w:p>
+    <w:p>
+      <w:pPr>
+        <w:ind w:firstLine="0"/>
+        <w:jc w:val="center"/>
+        <w:rPr>
+          <w:rFonts w:eastAsia="Arial" w:cs="Arial"/>
+          <w:sz w:val="20"/>
+          <w:szCs w:val="20"/>
+        </w:rPr>
+      </w:pPr>
+    </w:p>
+    <w:p>
+      <w:pPr>
+        <w:pStyle w:val="ListParagraph"/>
+        <w:numPr>
+          <w:ilvl w:val="1"/>
+          <w:numId w:val="4"/>
+        </w:numPr>
+        <w:rPr>
+          <w:rFonts w:ascii="Arial" w:eastAsia="Arial" w:hAnsi="Arial" w:cs="Arial"/>
+          <w:b/>
+          <w:bCs/>
+          <w:sz w:val="24"/>
+          <w:szCs w:val="24"/>
+        </w:rPr>
+      </w:pPr>
+      <w:r>
+        <w:rPr>
+          <w:rFonts w:ascii="Arial" w:eastAsia="Arial" w:hAnsi="Arial" w:cs="Arial"/>
+          <w:b/>
+          <w:bCs/>
+          <w:sz w:val="24"/>
+          <w:szCs w:val="24"/>
+        </w:rPr>
+        <w:lastRenderedPageBreak/>
+        <w:t>ANÁLISE DE ERROS</w:t>
+      </w:r>
+    </w:p>
+    <w:p>
+      <w:r>
+        <w:t>Casando as detecções (confiança &gt;= 0,25) com as anotações verdadeiras por IoU &gt;= 0,50, coletei exemplos representativos do comportamento do modelo no teste. A matriz de confusão, no ponto de confiança 0,25, registrou</w:t>
+      </w:r>
+      <w:r>
+        <w:t>:</w:t>
+      </w:r>
+    </w:p>
+    <w:p>
+      <w:r>
+        <w:rPr>
+          <w:noProof/>
+        </w:rPr>
+        <w:drawing>
+          <wp:inline distT="0" distB="0" distL="0" distR="0" wp14:anchorId="4E99A5E3" wp14:editId="777DCEED">
+            <wp:extent cx="4882101" cy="3661441"/>
+            <wp:effectExtent l="0" t="0" r="0" b="0"/>
+            <wp:docPr id="406988995" name="Picture 13"/>
+            <wp:cNvGraphicFramePr>
+              <a:graphicFrameLocks xmlns:a="http://schemas.openxmlformats.org/drawingml/2006/main" noChangeAspect="1"/>
+            </wp:cNvGraphicFramePr>
+            <a:graphic xmlns:a="http://schemas.openxmlformats.org/drawingml/2006/main">
+              <a:graphicData uri="http://schemas.openxmlformats.org/drawingml/2006/picture">
+                <pic:pic xmlns:pic="http://schemas.openxmlformats.org/drawingml/2006/picture">
+                  <pic:nvPicPr>
+                    <pic:cNvPr id="0" name="Picture 9"/>
+                    <pic:cNvPicPr>
+                      <a:picLocks noChangeAspect="1" noChangeArrowheads="1"/>
+                    </pic:cNvPicPr>
+                  </pic:nvPicPr>
+                  <pic:blipFill>
+                    <a:blip r:embed="rId21" cstate="print">
+                      <a:extLst>
+                        <a:ext uri="{28A0092B-C50C-407E-A947-70E740481C1C}">
+                          <a14:useLocalDpi xmlns:a14="http://schemas.microsoft.com/office/drawing/2010/main" val="0"/>
+                        </a:ext>
+                      </a:extLst>
+                    </a:blip>
+                    <a:srcRect/>
+                    <a:stretch>
+                      <a:fillRect/>
+                    </a:stretch>
+                  </pic:blipFill>
+                  <pic:spPr bwMode="auto">
+                    <a:xfrm>
+                      <a:off x="0" y="0"/>
+                      <a:ext cx="4886916" cy="3665052"/>
+                    </a:xfrm>
+                    <a:prstGeom prst="rect">
+                      <a:avLst/>
+                    </a:prstGeom>
+                    <a:noFill/>
+                    <a:ln>
+                      <a:noFill/>
+                    </a:ln>
+                  </pic:spPr>
+                </pic:pic>
+              </a:graphicData>
+            </a:graphic>
+          </wp:inline>
+        </w:drawing>
+      </w:r>
+      <w:r>
+        <w:rPr>
+          <w:noProof/>
+        </w:rPr>
+        <w:drawing>
+          <wp:inline distT="0" distB="0" distL="0" distR="0" wp14:anchorId="7EF0D45E" wp14:editId="363936A5">
+            <wp:extent cx="4548147" cy="3410984"/>
+            <wp:effectExtent l="0" t="0" r="5080" b="0"/>
+            <wp:docPr id="1092046210" name="Picture 14"/>
+            <wp:cNvGraphicFramePr>
+              <a:graphicFrameLocks xmlns:a="http://schemas.openxmlformats.org/drawingml/2006/main" noChangeAspect="1"/>
+            </wp:cNvGraphicFramePr>
+            <a:graphic xmlns:a="http://schemas.openxmlformats.org/drawingml/2006/main">
+              <a:graphicData uri="http://schemas.openxmlformats.org/drawingml/2006/picture">
+                <pic:pic xmlns:pic="http://schemas.openxmlformats.org/drawingml/2006/picture">
+                  <pic:nvPicPr>
+                    <pic:cNvPr id="0" name="Picture 10"/>
+                    <pic:cNvPicPr>
+                      <a:picLocks noChangeAspect="1" noChangeArrowheads="1"/>
+                    </pic:cNvPicPr>
+                  </pic:nvPicPr>
+                  <pic:blipFill>
+                    <a:blip r:embed="rId22" cstate="print">
+                      <a:extLst>
+                        <a:ext uri="{28A0092B-C50C-407E-A947-70E740481C1C}">
+                          <a14:useLocalDpi xmlns:a14="http://schemas.microsoft.com/office/drawing/2010/main" val="0"/>
+                        </a:ext>
+                      </a:extLst>
+                    </a:blip>
+                    <a:srcRect/>
+                    <a:stretch>
+                      <a:fillRect/>
+                    </a:stretch>
+                  </pic:blipFill>
+                  <pic:spPr bwMode="auto">
+                    <a:xfrm>
+                      <a:off x="0" y="0"/>
+                      <a:ext cx="4553333" cy="3414873"/>
+                    </a:xfrm>
+                    <a:prstGeom prst="rect">
+                      <a:avLst/>
+                    </a:prstGeom>
+                    <a:noFill/>
+                    <a:ln>
+                      <a:noFill/>
+                    </a:ln>
+                  </pic:spPr>
+                </pic:pic>
+              </a:graphicData>
+            </a:graphic>
+          </wp:inline>
+        </w:drawing>
+      </w:r>
+    </w:p>
+    <w:p>
+      <w:pPr>
+        <w:keepNext/>
+        <w:ind w:firstLine="0"/>
+        <w:jc w:val="center"/>
+      </w:pPr>
+    </w:p>
+    <w:p>
+      <w:pPr>
+        <w:pStyle w:val="Caption"/>
+        <w:rPr>
+          <w:sz w:val="20"/>
+          <w:szCs w:val="20"/>
+        </w:rPr>
+      </w:pPr>
+      <w:r>
+        <w:rPr>
+          <w:sz w:val="20"/>
+          <w:szCs w:val="20"/>
+        </w:rPr>
+        <w:t>Figura</w:t>
+      </w:r>
+      <w:r>
+        <w:rPr>
+          <w:sz w:val="20"/>
+          <w:szCs w:val="20"/>
+        </w:rPr>
+        <w:t>s 9 e 10</w:t>
+      </w:r>
+      <w:r>
+        <w:rPr>
+          <w:sz w:val="20"/>
+          <w:szCs w:val="20"/>
+        </w:rPr>
+        <w:t xml:space="preserve"> - Matriz</w:t>
+      </w:r>
+      <w:r>
+        <w:rPr>
+          <w:sz w:val="20"/>
+          <w:szCs w:val="20"/>
+        </w:rPr>
+        <w:t>es</w:t>
+      </w:r>
+      <w:r>
+        <w:rPr>
+          <w:sz w:val="20"/>
+          <w:szCs w:val="20"/>
+        </w:rPr>
+        <w:t xml:space="preserve"> de Confusão</w:t>
+      </w:r>
+      <w:r>
+        <w:rPr>
+          <w:sz w:val="20"/>
+          <w:szCs w:val="20"/>
+        </w:rPr>
+        <w:t>, 1° YOLO26 e 2° YOLO11</w:t>
+      </w:r>
+    </w:p>
+    <w:p>
+      <w:pPr>
+        <w:ind w:firstLine="0"/>
+        <w:jc w:val="center"/>
+        <w:rPr>
+          <w:rFonts w:eastAsia="Arial" w:cs="Arial"/>
+          <w:sz w:val="20"/>
+          <w:szCs w:val="20"/>
+        </w:rPr>
+      </w:pPr>
+      <w:r>
+        <w:rPr>
+          <w:rFonts w:eastAsia="Arial" w:cs="Arial"/>
+          <w:sz w:val="20"/>
+          <w:szCs w:val="20"/>
+        </w:rPr>
+        <w:lastRenderedPageBreak/>
+        <w:t xml:space="preserve"> </w:t>
+      </w:r>
+    </w:p>
+    <w:p>
+      <w:pPr>
+        <w:ind w:firstLine="0"/>
+      </w:pPr>
+      <w:r>
+        <w:t>Discussão das causas prováveis:</w:t>
+      </w:r>
+    </w:p>
+    <w:p>
+      <w:r>
+        <w:t xml:space="preserve">- </w:t>
+      </w:r>
+      <w:r>
+        <w:rPr>
+          <w:b/>
+          <w:bCs/>
+        </w:rPr>
+        <w:t>Falsos positivos:</w:t>
+      </w:r>
+      <w:r>
+        <w:t xml:space="preserve"> marcas circulares em coberturas (caixas d'água, marcações de estacionamento</w:t>
+      </w:r>
+      <w:r>
+        <w:t>, formatos quadrados e etc</w:t>
+      </w:r>
+      <w:r>
+        <w:t>) que se parecem com o padrão do heliponto.</w:t>
+      </w:r>
+    </w:p>
+    <w:p>
+      <w:r>
+        <w:t xml:space="preserve">- </w:t>
+      </w:r>
+      <w:r>
+        <w:rPr>
+          <w:b/>
+          <w:bCs/>
+        </w:rPr>
+        <w:t>Falsos negativos:</w:t>
+      </w:r>
+      <w:r>
+        <w:t xml:space="preserve"> helipontos com sombra, baixo contraste, pintura desgastada ou parcialmente cobertos por equipamentos, além de casos cortados pela borda do bloco.</w:t>
+      </w:r>
+    </w:p>
+    <w:p>
+      <w:r>
+        <w:t>Vale notar que a matriz de confusão é tomada em um limiar fixo de confiança (0,25), mais baixo, enquanto a precisão e a revocação reportadas na Seção 4.1 correspondem ao ponto de operação que maximiza o F1. Essa diferença de limiar explica por que a matriz pode aparentar mais falsos positivos do que a precisão sugere: boa parte desses falsos positivos tem confiança baixa e desaparece ao subir o limiar.</w:t>
+      </w:r>
+    </w:p>
+    <w:p/>
+    <w:p>
+      <w:pPr>
+        <w:pStyle w:val="ListParagraph"/>
+        <w:numPr>
+          <w:ilvl w:val="1"/>
+          <w:numId w:val="4"/>
+        </w:numPr>
+        <w:rPr>
+          <w:rFonts w:ascii="Arial" w:eastAsia="Arial" w:hAnsi="Arial" w:cs="Arial"/>
+          <w:b/>
+          <w:bCs/>
+          <w:sz w:val="24"/>
+          <w:szCs w:val="24"/>
+        </w:rPr>
+      </w:pPr>
+      <w:r>
+        <w:rPr>
+          <w:rFonts w:ascii="Arial" w:eastAsia="Arial" w:hAnsi="Arial" w:cs="Arial"/>
+          <w:b/>
+          <w:bCs/>
+          <w:sz w:val="24"/>
+          <w:szCs w:val="24"/>
+        </w:rPr>
+        <w:t>INFERÊNCIA EM BAIRRO INÉDITO</w:t>
+      </w:r>
+    </w:p>
+    <w:p>
+      <w:r>
+        <w:t>Para verificar a generalização, rodei a inferência sobre os tiles da Avenida Paulista, bairro não usado no treino, e salvei as imagens com as detecções. A Avenida Paulista tem características visuais diferentes das regiões de treino (edifícios mais ntigos, hotéis), o que estressa o modelo e mostra até que ponto ele generaliza para um domínio novo.</w:t>
+      </w:r>
+    </w:p>
+    <w:p>
+      <w:r>
+        <w:rPr>
+          <w:noProof/>
+        </w:rPr>
+        <w:drawing>
+          <wp:anchor distT="0" distB="0" distL="114300" distR="114300" simplePos="0" relativeHeight="251684864" behindDoc="0" locked="0" layoutInCell="1" allowOverlap="1" wp14:anchorId="53EFE012" wp14:editId="0533CAA3">
+            <wp:simplePos x="0" y="0"/>
+            <wp:positionH relativeFrom="page">
+              <wp:posOffset>2250219</wp:posOffset>
+            </wp:positionH>
+            <wp:positionV relativeFrom="paragraph">
+              <wp:posOffset>9442</wp:posOffset>
+            </wp:positionV>
+            <wp:extent cx="3110505" cy="3132814"/>
+            <wp:effectExtent l="0" t="0" r="0" b="0"/>
+            <wp:wrapNone/>
+            <wp:docPr id="1572305504" name="drawing"/>
+            <wp:cNvGraphicFramePr>
+              <a:graphicFrameLocks xmlns:a="http://schemas.openxmlformats.org/drawingml/2006/main" noChangeAspect="1"/>
+            </wp:cNvGraphicFramePr>
+            <a:graphic xmlns:a="http://schemas.openxmlformats.org/drawingml/2006/main">
+              <a:graphicData uri="http://schemas.openxmlformats.org/drawingml/2006/picture">
+                <pic:pic xmlns:pic="http://schemas.openxmlformats.org/drawingml/2006/picture">
+                  <pic:nvPicPr>
+                    <pic:cNvPr id="1572305504" name="Picture 1572305504"/>
                     <pic:cNvPicPr/>
                   </pic:nvPicPr>
                   <pic:blipFill>
-                    <a:blip r:embed="rId18">
+                    <a:blip r:embed="rId23">
                       <a:extLst>
                         <a:ext uri="{28A0092B-C50C-407E-A947-70E740481C1C}">
                           <a14:useLocalDpi xmlns:a14="http://schemas.microsoft.com/office/drawing/2010/main"/>
@@ -5090,7 +5701,7 @@
                   <pic:spPr>
                     <a:xfrm>
                       <a:off x="0" y="0"/>
-                      <a:ext cx="5762625" cy="3924300"/>
+                      <a:ext cx="3116644" cy="3138997"/>
                     </a:xfrm>
                     <a:prstGeom prst="rect">
                       <a:avLst/>
@@ -5109,158 +5720,19 @@
         </w:drawing>
       </w:r>
     </w:p>
-    <w:p>
-      <w:pPr>
-        <w:pStyle w:val="ListParagraph"/>
-        <w:numPr>
-          <w:ilvl w:val="1"/>
-          <w:numId w:val="4"/>
-        </w:numPr>
-        <w:rPr>
-          <w:rFonts w:ascii="Arial" w:eastAsia="Arial" w:hAnsi="Arial" w:cs="Arial"/>
-          <w:b/>
-          <w:bCs/>
-          <w:sz w:val="24"/>
-          <w:szCs w:val="24"/>
-        </w:rPr>
-      </w:pPr>
-      <w:r>
-        <w:rPr>
-          <w:rFonts w:ascii="Arial" w:eastAsia="Arial" w:hAnsi="Arial" w:cs="Arial"/>
-          <w:b/>
-          <w:bCs/>
-          <w:sz w:val="24"/>
-          <w:szCs w:val="24"/>
-        </w:rPr>
-        <w:lastRenderedPageBreak/>
-        <w:t>ANÁLISE DE ERROS</w:t>
-      </w:r>
-    </w:p>
-    <w:p>
-      <w:r>
-        <w:t>Casando as detecções (confiança &gt;= 0,25) com as anotações verdadeiras por IoU &gt;= 0,50, coletei exemplos representativos do comportamento do modelo no teste. A matriz de confusão, no ponto de confiança 0,25, registrou</w:t>
-      </w:r>
-      <w:r>
-        <w:t>:</w:t>
-      </w:r>
-    </w:p>
     <w:p/>
-    <w:p>
-      <w:pPr>
-        <w:keepNext/>
-        <w:ind w:firstLine="0"/>
-        <w:jc w:val="center"/>
-      </w:pPr>
-      <w:r>
-        <w:rPr>
-          <w:noProof/>
-        </w:rPr>
-        <w:drawing>
-          <wp:inline distT="0" distB="0" distL="0" distR="0" wp14:anchorId="582B56FB" wp14:editId="29C0E648">
-            <wp:extent cx="5762625" cy="4324350"/>
-            <wp:effectExtent l="0" t="0" r="0" b="0"/>
-            <wp:docPr id="487151143" name="drawing"/>
-            <wp:cNvGraphicFramePr>
-              <a:graphicFrameLocks xmlns:a="http://schemas.openxmlformats.org/drawingml/2006/main" noChangeAspect="1"/>
-            </wp:cNvGraphicFramePr>
-            <a:graphic xmlns:a="http://schemas.openxmlformats.org/drawingml/2006/main">
-              <a:graphicData uri="http://schemas.openxmlformats.org/drawingml/2006/picture">
-                <pic:pic xmlns:pic="http://schemas.openxmlformats.org/drawingml/2006/picture">
-                  <pic:nvPicPr>
-                    <pic:cNvPr id="487151143" name="Picture 487151143"/>
-                    <pic:cNvPicPr/>
-                  </pic:nvPicPr>
-                  <pic:blipFill>
-                    <a:blip r:embed="rId19">
-                      <a:extLst>
-                        <a:ext uri="{28A0092B-C50C-407E-A947-70E740481C1C}">
-                          <a14:useLocalDpi xmlns:a14="http://schemas.microsoft.com/office/drawing/2010/main"/>
-                        </a:ext>
-                      </a:extLst>
-                    </a:blip>
-                    <a:stretch>
-                      <a:fillRect/>
-                    </a:stretch>
-                  </pic:blipFill>
-                  <pic:spPr>
-                    <a:xfrm>
-                      <a:off x="0" y="0"/>
-                      <a:ext cx="5762625" cy="4324350"/>
-                    </a:xfrm>
-                    <a:prstGeom prst="rect">
-                      <a:avLst/>
-                    </a:prstGeom>
-                  </pic:spPr>
-                </pic:pic>
-              </a:graphicData>
-            </a:graphic>
-          </wp:inline>
-        </w:drawing>
-      </w:r>
-    </w:p>
-    <w:p>
-      <w:pPr>
-        <w:pStyle w:val="Caption"/>
-        <w:rPr>
-          <w:sz w:val="20"/>
-          <w:szCs w:val="20"/>
-        </w:rPr>
-      </w:pPr>
-      <w:r>
-        <w:rPr>
-          <w:sz w:val="20"/>
-          <w:szCs w:val="20"/>
-        </w:rPr>
-        <w:t xml:space="preserve">Figura </w:t>
-      </w:r>
-      <w:r>
-        <w:rPr>
-          <w:sz w:val="20"/>
-          <w:szCs w:val="20"/>
-        </w:rPr>
-        <w:fldChar w:fldCharType="begin"/>
-      </w:r>
-      <w:r>
-        <w:rPr>
-          <w:sz w:val="20"/>
-          <w:szCs w:val="20"/>
-        </w:rPr>
-        <w:instrText xml:space="preserve"> SEQ Figura \* ARABIC </w:instrText>
-      </w:r>
-      <w:r>
-        <w:rPr>
-          <w:sz w:val="20"/>
-          <w:szCs w:val="20"/>
-        </w:rPr>
-        <w:fldChar w:fldCharType="separate"/>
-      </w:r>
-      <w:r>
-        <w:rPr>
-          <w:noProof/>
-          <w:sz w:val="20"/>
-          <w:szCs w:val="20"/>
-        </w:rPr>
-        <w:t>7</w:t>
-      </w:r>
-      <w:r>
-        <w:rPr>
-          <w:sz w:val="20"/>
-          <w:szCs w:val="20"/>
-        </w:rPr>
-        <w:fldChar w:fldCharType="end"/>
-      </w:r>
-      <w:r>
-        <w:rPr>
-          <w:sz w:val="20"/>
-          <w:szCs w:val="20"/>
-        </w:rPr>
-        <w:t xml:space="preserve"> - Matriz de Confusão</w:t>
-      </w:r>
-    </w:p>
-    <w:p>
-      <w:pPr>
-        <w:ind w:firstLine="0"/>
-        <w:jc w:val="center"/>
+    <w:p/>
+    <w:p/>
+    <w:p/>
+    <w:p/>
+    <w:p/>
+    <w:p/>
+    <w:p/>
+    <w:p/>
+    <w:p/>
+    <w:p/>
+    <w:p>
+      <w:pPr>
         <w:rPr>
           <w:rFonts w:eastAsia="Arial" w:cs="Arial"/>
           <w:sz w:val="20"/>
@@ -5269,108 +5741,21 @@
       </w:pPr>
       <w:r>
         <w:rPr>
-          <w:rFonts w:eastAsia="Arial" w:cs="Arial"/>
-          <w:sz w:val="20"/>
-          <w:szCs w:val="20"/>
-        </w:rPr>
-        <w:t xml:space="preserve"> </w:t>
-      </w:r>
-    </w:p>
-    <w:p>
-      <w:pPr>
-        <w:ind w:firstLine="0"/>
-      </w:pPr>
-      <w:r>
-        <w:t>Discussão das causas prováveis:</w:t>
-      </w:r>
-    </w:p>
-    <w:p>
-      <w:r>
-        <w:t xml:space="preserve">- </w:t>
-      </w:r>
-      <w:r>
-        <w:rPr>
-          <w:b/>
-          <w:bCs/>
-        </w:rPr>
-        <w:t>Falsos positivos:</w:t>
-      </w:r>
-      <w:r>
-        <w:t xml:space="preserve"> marcas circulares em coberturas (caixas d'água, claraboias, marcações de estacionamento) que se parecem com o padrão do heliponto.</w:t>
-      </w:r>
-    </w:p>
-    <w:p>
-      <w:r>
-        <w:t xml:space="preserve">- </w:t>
-      </w:r>
-      <w:r>
-        <w:rPr>
-          <w:b/>
-          <w:bCs/>
-        </w:rPr>
-        <w:t>Falsos negativos:</w:t>
-      </w:r>
-      <w:r>
-        <w:t xml:space="preserve"> helipontos com sombra, baixo contraste, pintura desgastada ou parcialmente cobertos por equipamentos, além de casos cortados pela borda do bloco.</w:t>
-      </w:r>
-    </w:p>
-    <w:p/>
-    <w:p/>
-    <w:p>
-      <w:r>
-        <w:lastRenderedPageBreak/>
-        <w:t>Vale notar que a matriz de confusão é tomada em um limiar fixo de confiança (0,25), mais baixo, enquanto a precisão e a revocação reportadas na Seção 4.1 correspondem ao ponto de operação que maximiza o F1. Essa diferença de limiar explica por que a matriz pode aparentar mais falsos positivos do que a precisão sugere: boa parte desses falsos positivos tem confiança baixa e desaparece ao subir o limiar.</w:t>
-      </w:r>
-    </w:p>
-    <w:p>
-      <w:pPr>
-        <w:pStyle w:val="ListParagraph"/>
-        <w:numPr>
-          <w:ilvl w:val="1"/>
-          <w:numId w:val="4"/>
-        </w:numPr>
-        <w:rPr>
-          <w:rFonts w:ascii="Arial" w:eastAsia="Arial" w:hAnsi="Arial" w:cs="Arial"/>
-          <w:b/>
-          <w:bCs/>
-          <w:sz w:val="24"/>
-          <w:szCs w:val="24"/>
-        </w:rPr>
-      </w:pPr>
-      <w:r>
-        <w:rPr>
-          <w:rFonts w:ascii="Arial" w:eastAsia="Arial" w:hAnsi="Arial" w:cs="Arial"/>
-          <w:b/>
-          <w:bCs/>
-          <w:sz w:val="24"/>
-          <w:szCs w:val="24"/>
-        </w:rPr>
-        <w:t>INFERÊNCIA EM BAIRRO INÉDITO</w:t>
-      </w:r>
-    </w:p>
-    <w:p>
-      <w:r>
-        <w:t>Para verificar a generalização, rodei a inferência sobre os tiles da Avenida Paulista, bairro não usado no treino, e salvei as imagens com as detecções. A Avenida Paulista tem características visuais diferentes das regiões de treino (edifícios mais antigos, hotéis), o que estressa o modelo e mostra até que ponto ele generaliza para um domínio novo.</w:t>
-      </w:r>
-    </w:p>
-    <w:p>
-      <w:r>
-        <w:rPr>
           <w:noProof/>
         </w:rPr>
         <mc:AlternateContent>
           <mc:Choice Requires="wps">
             <w:drawing>
-              <wp:anchor distT="0" distB="0" distL="114300" distR="114300" simplePos="0" relativeHeight="251678720" behindDoc="0" locked="0" layoutInCell="1" allowOverlap="1" wp14:anchorId="0BD7965A" wp14:editId="7B4FA61B">
+              <wp:anchor distT="0" distB="0" distL="114300" distR="114300" simplePos="0" relativeHeight="251678720" behindDoc="0" locked="0" layoutInCell="1" allowOverlap="1" wp14:anchorId="0BD7965A" wp14:editId="7E3796DC">
                 <wp:simplePos x="0" y="0"/>
-                <wp:positionH relativeFrom="column">
-                  <wp:posOffset>290195</wp:posOffset>
+                <wp:positionH relativeFrom="page">
+                  <wp:align>center</wp:align>
                 </wp:positionH>
                 <wp:positionV relativeFrom="paragraph">
-                  <wp:posOffset>5128895</wp:posOffset>
+                  <wp:posOffset>12700</wp:posOffset>
                 </wp:positionV>
                 <wp:extent cx="4813935" cy="635"/>
-                <wp:effectExtent l="0" t="0" r="0" b="0"/>
+                <wp:effectExtent l="0" t="0" r="5715" b="9525"/>
                 <wp:wrapSquare wrapText="bothSides"/>
                 <wp:docPr id="879777151" name="Text Box 1"/>
                 <wp:cNvGraphicFramePr/>
@@ -5417,36 +5802,7 @@
                                 <w:sz w:val="20"/>
                                 <w:szCs w:val="20"/>
                               </w:rPr>
-                              <w:fldChar w:fldCharType="begin"/>
-                            </w:r>
-                            <w:r>
-                              <w:rPr>
-                                <w:sz w:val="20"/>
-                                <w:szCs w:val="20"/>
-                              </w:rPr>
-                              <w:instrText xml:space="preserve"> SEQ Figura \* ARABIC </w:instrText>
-                            </w:r>
-                            <w:r>
-                              <w:rPr>
-                                <w:sz w:val="20"/>
-                                <w:szCs w:val="20"/>
-                              </w:rPr>
-                              <w:fldChar w:fldCharType="separate"/>
-                            </w:r>
-                            <w:r>
-                              <w:rPr>
-                                <w:noProof/>
-                                <w:sz w:val="20"/>
-                                <w:szCs w:val="20"/>
-                              </w:rPr>
-                              <w:t>8</w:t>
-                            </w:r>
-                            <w:r>
-                              <w:rPr>
-                                <w:sz w:val="20"/>
-                                <w:szCs w:val="20"/>
-                              </w:rPr>
-                              <w:fldChar w:fldCharType="end"/>
+                              <w:t>11</w:t>
                             </w:r>
                             <w:r>
                               <w:rPr>
@@ -5472,7 +5828,7 @@
           </mc:Choice>
           <mc:Fallback>
             <w:pict>
-              <v:shape w14:anchorId="0BD7965A" id="_x0000_s1032" type="#_x0000_t202" style="position:absolute;left:0;text-align:left;margin-left:22.85pt;margin-top:403.85pt;width:379.05pt;height:.05pt;z-index:251678720;visibility:visible;mso-wrap-style:square;mso-wrap-distance-left:9pt;mso-wrap-distance-top:0;mso-wrap-distance-right:9pt;mso-wrap-distance-bottom:0;mso-position-horizontal:absolute;mso-position-horizontal-relative:text;mso-position-vertical:absolute;mso-position-vertical-relative:text;v-text-anchor:top" o:gfxdata="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" stroked="f">
+              <v:shape w14:anchorId="0BD7965A" id="_x0000_s1032" type="#_x0000_t202" style="position:absolute;left:0;text-align:left;margin-left:0;margin-top:1pt;width:379.05pt;height:.05pt;z-index:251678720;visibility:visible;mso-wrap-style:square;mso-wrap-distance-left:9pt;mso-wrap-distance-top:0;mso-wrap-distance-right:9pt;mso-wrap-distance-bottom:0;mso-position-horizontal:center;mso-position-horizontal-relative:page;mso-position-vertical:absolute;mso-position-vertical-relative:text;v-text-anchor:top" o:gfxdata="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" stroked="f">
                 <v:textbox style="mso-fit-shape-to-text:t" inset="0,0,0,0">
                   <w:txbxContent>
                     <w:p>
@@ -5497,36 +5853,7 @@
                           <w:sz w:val="20"/>
                           <w:szCs w:val="20"/>
                         </w:rPr>
-                        <w:fldChar w:fldCharType="begin"/>
-                      </w:r>
-                      <w:r>
-                        <w:rPr>
-                          <w:sz w:val="20"/>
-                          <w:szCs w:val="20"/>
-                        </w:rPr>
-                        <w:instrText xml:space="preserve"> SEQ Figura \* ARABIC </w:instrText>
-                      </w:r>
-                      <w:r>
-                        <w:rPr>
-                          <w:sz w:val="20"/>
-                          <w:szCs w:val="20"/>
-                        </w:rPr>
-                        <w:fldChar w:fldCharType="separate"/>
-                      </w:r>
-                      <w:r>
-                        <w:rPr>
-                          <w:noProof/>
-                          <w:sz w:val="20"/>
-                          <w:szCs w:val="20"/>
-                        </w:rPr>
-                        <w:t>8</w:t>
-                      </w:r>
-                      <w:r>
-                        <w:rPr>
-                          <w:sz w:val="20"/>
-                          <w:szCs w:val="20"/>
-                        </w:rPr>
-                        <w:fldChar w:fldCharType="end"/>
+                        <w:t>11</w:t>
                       </w:r>
                       <w:r>
                         <w:rPr>
@@ -5538,29 +5865,63 @@
                     </w:p>
                   </w:txbxContent>
                 </v:textbox>
-                <w10:wrap type="square"/>
+                <w10:wrap type="square" anchorx="page"/>
               </v:shape>
             </w:pict>
           </mc:Fallback>
         </mc:AlternateContent>
       </w:r>
-      <w:r>
-        <w:rPr>
-          <w:noProof/>
-        </w:rPr>
+    </w:p>
+    <w:p>
+      <w:pPr>
+        <w:pStyle w:val="Heading2"/>
+      </w:pPr>
+      <w:bookmarkStart w:id="10" w:name="_Toc233160077"/>
+      <w:r>
+        <w:lastRenderedPageBreak/>
+        <w:t>APLICAÇÃO NO STREAMLIT</w:t>
+      </w:r>
+      <w:bookmarkEnd w:id="10"/>
+    </w:p>
+    <w:p>
+      <w:r>
+        <w:t xml:space="preserve">Para melhor visibilidade e teste das funcionalidades, desenvolvi uma aplicação com interface visual em Streamlit, disponível em </w:t>
+      </w:r>
+      <w:hyperlink r:id="rId24">
+        <w:r>
+          <w:rPr>
+            <w:rStyle w:val="Hyperlink"/>
+          </w:rPr>
+          <w:t>mapsyolo26puc.streamlit.app</w:t>
+        </w:r>
+      </w:hyperlink>
+      <w:r>
+        <w:t xml:space="preserve"> e alimentada diretamente pelo repositório GitHub do projeto. A aplicação carrega o melhor modelo e oferece três áreas: uma página de métricas (com a matriz de confusão e as curvas de treino), a inferência em imagens de teste aleatórias exibidas em um carrossel de quatro por vez, e um modo de navegar por um mosaico de bairro com setas desenhadas dentro da própria imagem (zoom fixo, no estilo de mapas interativos), com o modelo detectando helipontos em tempo real na janela visível.</w:t>
+      </w:r>
+    </w:p>
+    <w:p>
+      <w:r>
+        <w:t>A aplicação permite ainda variar o limiar de confiança e o IoU do NMS, na linha da aula de métricas, e oferece a opção de test-time augmentation na inferência. Optei por não incluir upload de imagem para evitar entradas fora do domínio do modelo durante a apresentação.</w:t>
+      </w:r>
+      <w:r>
+        <w:t xml:space="preserve"> </w:t>
+      </w:r>
+    </w:p>
+    <w:p>
+      <w:r>
         <w:drawing>
-          <wp:anchor distT="0" distB="0" distL="114300" distR="114300" simplePos="0" relativeHeight="251660288" behindDoc="0" locked="0" layoutInCell="1" allowOverlap="1" wp14:anchorId="17CB075E" wp14:editId="596C1837">
+          <wp:anchor distT="0" distB="0" distL="114300" distR="114300" simplePos="0" relativeHeight="251686912" behindDoc="0" locked="0" layoutInCell="1" allowOverlap="1" wp14:anchorId="55D538FD" wp14:editId="437B4C34">
             <wp:simplePos x="0" y="0"/>
-            <wp:positionH relativeFrom="page">
-              <wp:align>center</wp:align>
+            <wp:positionH relativeFrom="column">
+              <wp:posOffset>40999</wp:posOffset>
             </wp:positionH>
             <wp:positionV relativeFrom="paragraph">
-              <wp:posOffset>223134</wp:posOffset>
+              <wp:posOffset>10685</wp:posOffset>
             </wp:positionV>
-            <wp:extent cx="4814205" cy="4848902"/>
-            <wp:effectExtent l="0" t="0" r="5715" b="8890"/>
-            <wp:wrapSquare wrapText="bothSides"/>
-            <wp:docPr id="1572305504" name="drawing"/>
+            <wp:extent cx="5589767" cy="2558562"/>
+            <wp:effectExtent l="0" t="0" r="0" b="0"/>
+            <wp:wrapNone/>
+            <wp:docPr id="941317812" name="Picture 1"/>
             <wp:cNvGraphicFramePr>
               <a:graphicFrameLocks xmlns:a="http://schemas.openxmlformats.org/drawingml/2006/main" noChangeAspect="1"/>
             </wp:cNvGraphicFramePr>
@@ -5568,14 +5929,14 @@
               <a:graphicData uri="http://schemas.openxmlformats.org/drawingml/2006/picture">
                 <pic:pic xmlns:pic="http://schemas.openxmlformats.org/drawingml/2006/picture">
                   <pic:nvPicPr>
-                    <pic:cNvPr id="1572305504" name="Picture 1572305504"/>
+                    <pic:cNvPr id="941317812" name=""/>
                     <pic:cNvPicPr/>
                   </pic:nvPicPr>
                   <pic:blipFill>
-                    <a:blip r:embed="rId20">
+                    <a:blip r:embed="rId25" cstate="print">
                       <a:extLst>
                         <a:ext uri="{28A0092B-C50C-407E-A947-70E740481C1C}">
-                          <a14:useLocalDpi xmlns:a14="http://schemas.microsoft.com/office/drawing/2010/main"/>
+                          <a14:useLocalDpi xmlns:a14="http://schemas.microsoft.com/office/drawing/2010/main" val="0"/>
                         </a:ext>
                       </a:extLst>
                     </a:blip>
@@ -5586,7 +5947,7 @@
                   <pic:spPr>
                     <a:xfrm>
                       <a:off x="0" y="0"/>
-                      <a:ext cx="4814205" cy="4848902"/>
+                      <a:ext cx="5591974" cy="2559572"/>
                     </a:xfrm>
                     <a:prstGeom prst="rect">
                       <a:avLst/>
@@ -5595,10 +5956,10 @@
                 </pic:pic>
               </a:graphicData>
             </a:graphic>
-            <wp14:sizeRelH relativeFrom="page">
+            <wp14:sizeRelH relativeFrom="margin">
               <wp14:pctWidth>0</wp14:pctWidth>
             </wp14:sizeRelH>
-            <wp14:sizeRelV relativeFrom="page">
+            <wp14:sizeRelV relativeFrom="margin">
               <wp14:pctHeight>0</wp14:pctHeight>
             </wp14:sizeRelV>
           </wp:anchor>
@@ -5606,75 +5967,43 @@
       </w:r>
     </w:p>
     <w:p/>
-    <w:p>
-      <w:pPr>
-        <w:rPr>
-          <w:rFonts w:eastAsia="Arial" w:cs="Arial"/>
-          <w:sz w:val="20"/>
-          <w:szCs w:val="20"/>
-        </w:rPr>
-      </w:pPr>
-    </w:p>
-    <w:p>
-      <w:pPr>
-        <w:pStyle w:val="Heading2"/>
-      </w:pPr>
-      <w:bookmarkStart w:id="10" w:name="_Toc232830948"/>
-      <w:r>
-        <w:lastRenderedPageBreak/>
-        <w:t>APLICAÇÃO NO STREAMLIT</w:t>
-      </w:r>
-      <w:bookmarkEnd w:id="10"/>
-    </w:p>
-    <w:p>
-      <w:r>
-        <w:t xml:space="preserve">Para melhor visibilidade e teste das funcionalidades, desenvolvi uma aplicação com interface visual em Streamlit, disponível em </w:t>
-      </w:r>
-      <w:hyperlink r:id="rId21">
-        <w:r>
-          <w:rPr>
-            <w:rStyle w:val="Hyperlink"/>
-          </w:rPr>
-          <w:t>mapsyolo26puc.streamlit.app</w:t>
-        </w:r>
-      </w:hyperlink>
-      <w:r>
-        <w:t xml:space="preserve"> e alimentada diretamente pelo repositório GitHub do projeto. A aplicação carrega o melhor modelo e oferece três áreas: uma página de métricas (com a matriz de confusão e as curvas de treino), a inferência em imagens de teste aleatórias exibidas em um carrossel de quatro por vez, e um modo de navegar por um mosaico de bairro com setas desenhadas dentro da própria imagem (zoom fixo, no estilo de mapas interativos), com o modelo detectando helipontos em tempo real na janela visível.</w:t>
-      </w:r>
-    </w:p>
-    <w:p>
-      <w:r>
-        <w:rPr>
-          <w:noProof/>
-        </w:rPr>
+    <w:p/>
+    <w:p/>
+    <w:p/>
+    <w:p/>
+    <w:p/>
+    <w:p/>
+    <w:p/>
+    <w:p>
+      <w:r>
         <w:drawing>
-          <wp:anchor distT="0" distB="0" distL="114300" distR="114300" simplePos="0" relativeHeight="251655168" behindDoc="0" locked="0" layoutInCell="1" allowOverlap="1" wp14:anchorId="1BB7867E" wp14:editId="4E1B582F">
+          <wp:anchor distT="0" distB="0" distL="114300" distR="114300" simplePos="0" relativeHeight="251685888" behindDoc="0" locked="0" layoutInCell="1" allowOverlap="1" wp14:anchorId="3FA86C9A" wp14:editId="36B471B7">
             <wp:simplePos x="0" y="0"/>
-            <wp:positionH relativeFrom="margin">
-              <wp:posOffset>255270</wp:posOffset>
+            <wp:positionH relativeFrom="column">
+              <wp:posOffset>38378</wp:posOffset>
             </wp:positionH>
             <wp:positionV relativeFrom="paragraph">
-              <wp:posOffset>1029970</wp:posOffset>
+              <wp:posOffset>173823</wp:posOffset>
             </wp:positionV>
-            <wp:extent cx="5033010" cy="2289810"/>
+            <wp:extent cx="5589995" cy="2615979"/>
             <wp:effectExtent l="0" t="0" r="0" b="0"/>
-            <wp:wrapSquare wrapText="bothSides"/>
-            <wp:docPr id="580163251" name="drawing"/>
+            <wp:wrapNone/>
+            <wp:docPr id="812727862" name="Picture 1"/>
             <wp:cNvGraphicFramePr>
-              <a:graphicFrameLocks xmlns:a="http://schemas.openxmlformats.org/drawingml/2006/main"/>
+              <a:graphicFrameLocks xmlns:a="http://schemas.openxmlformats.org/drawingml/2006/main" noChangeAspect="1"/>
             </wp:cNvGraphicFramePr>
             <a:graphic xmlns:a="http://schemas.openxmlformats.org/drawingml/2006/main">
               <a:graphicData uri="http://schemas.openxmlformats.org/drawingml/2006/picture">
                 <pic:pic xmlns:pic="http://schemas.openxmlformats.org/drawingml/2006/picture">
                   <pic:nvPicPr>
-                    <pic:cNvPr id="580163251" name="Picture 580163251"/>
+                    <pic:cNvPr id="812727862" name=""/>
                     <pic:cNvPicPr/>
                   </pic:nvPicPr>
                   <pic:blipFill>
-                    <a:blip r:embed="rId22">
+                    <a:blip r:embed="rId26" cstate="print">
                       <a:extLst>
                         <a:ext uri="{28A0092B-C50C-407E-A947-70E740481C1C}">
-                          <a14:useLocalDpi xmlns:a14="http://schemas.microsoft.com/office/drawing/2010/main"/>
+                          <a14:useLocalDpi xmlns:a14="http://schemas.microsoft.com/office/drawing/2010/main" val="0"/>
                         </a:ext>
                       </a:extLst>
                     </a:blip>
@@ -5685,7 +6014,7 @@
                   <pic:spPr>
                     <a:xfrm>
                       <a:off x="0" y="0"/>
-                      <a:ext cx="5033010" cy="2289810"/>
+                      <a:ext cx="5606892" cy="2623886"/>
                     </a:xfrm>
                     <a:prstGeom prst="rect">
                       <a:avLst/>
@@ -5694,23 +6023,28 @@
                 </pic:pic>
               </a:graphicData>
             </a:graphic>
-            <wp14:sizeRelH relativeFrom="page">
+            <wp14:sizeRelH relativeFrom="margin">
               <wp14:pctWidth>0</wp14:pctWidth>
             </wp14:sizeRelH>
-            <wp14:sizeRelV relativeFrom="page">
+            <wp14:sizeRelV relativeFrom="margin">
               <wp14:pctHeight>0</wp14:pctHeight>
             </wp14:sizeRelV>
           </wp:anchor>
         </w:drawing>
       </w:r>
-      <w:r>
-        <w:t>A aplicação permite ainda variar o limiar de confiança e o IoU do NMS, na linha da aula de métricas, e oferece a opção de test-time augmentation na inferência. Optei por não incluir upload de imagem para evitar entradas fora do domínio do modelo durante a apresentação.</w:t>
-      </w:r>
-    </w:p>
+    </w:p>
+    <w:p/>
+    <w:p/>
+    <w:p/>
+    <w:p/>
+    <w:p/>
+    <w:p/>
     <w:p>
       <w:pPr>
         <w:ind w:firstLine="0"/>
       </w:pPr>
+    </w:p>
+    <w:p>
       <w:r>
         <w:rPr>
           <w:noProof/>
@@ -5718,13 +6052,13 @@
         <mc:AlternateContent>
           <mc:Choice Requires="wps">
             <w:drawing>
-              <wp:anchor distT="0" distB="0" distL="114300" distR="114300" simplePos="0" relativeHeight="251680768" behindDoc="0" locked="0" layoutInCell="1" allowOverlap="1" wp14:anchorId="5F0E6345" wp14:editId="3EE99F06">
+              <wp:anchor distT="0" distB="0" distL="114300" distR="114300" simplePos="0" relativeHeight="251680768" behindDoc="0" locked="0" layoutInCell="1" allowOverlap="1" wp14:anchorId="5F0E6345" wp14:editId="523EF547">
                 <wp:simplePos x="0" y="0"/>
                 <wp:positionH relativeFrom="column">
-                  <wp:posOffset>151074</wp:posOffset>
+                  <wp:posOffset>158446</wp:posOffset>
                 </wp:positionH>
                 <wp:positionV relativeFrom="paragraph">
-                  <wp:posOffset>4531691</wp:posOffset>
+                  <wp:posOffset>784059</wp:posOffset>
                 </wp:positionV>
                 <wp:extent cx="5241290" cy="635"/>
                 <wp:effectExtent l="0" t="0" r="0" b="0"/>
@@ -5788,43 +6122,28 @@
                                 <w:sz w:val="20"/>
                                 <w:szCs w:val="20"/>
                               </w:rPr>
-                              <w:fldChar w:fldCharType="begin"/>
+                              <w:t>12</w:t>
                             </w:r>
                             <w:r>
                               <w:rPr>
                                 <w:sz w:val="20"/>
                                 <w:szCs w:val="20"/>
                               </w:rPr>
-                              <w:instrText xml:space="preserve"> SEQ Figura \* ARABIC </w:instrText>
+                              <w:t xml:space="preserve"> e 1</w:t>
                             </w:r>
                             <w:r>
                               <w:rPr>
                                 <w:sz w:val="20"/>
                                 <w:szCs w:val="20"/>
                               </w:rPr>
-                              <w:fldChar w:fldCharType="separate"/>
-                            </w:r>
-                            <w:r>
-                              <w:rPr>
-                                <w:noProof/>
-                                <w:sz w:val="20"/>
-                                <w:szCs w:val="20"/>
-                              </w:rPr>
-                              <w:t>9</w:t>
+                              <w:t>3</w:t>
                             </w:r>
                             <w:r>
                               <w:rPr>
                                 <w:sz w:val="20"/>
                                 <w:szCs w:val="20"/>
                               </w:rPr>
-                              <w:fldChar w:fldCharType="end"/>
-                            </w:r>
-                            <w:r>
-                              <w:rPr>
-                                <w:sz w:val="20"/>
-                                <w:szCs w:val="20"/>
-                              </w:rPr>
-                              <w:t xml:space="preserve"> e 10 - Telas da aplicação Streamlit</w:t>
+                              <w:t xml:space="preserve"> - Telas da aplicação Streamlit</w:t>
                             </w:r>
                           </w:p>
                         </w:txbxContent>
@@ -5843,11 +6162,7 @@
           </mc:Choice>
           <mc:Fallback>
             <w:pict>
-              <v:shapetype w14:anchorId="5F0E6345" id="_x0000_t202" coordsize="21600,21600" o:spt="202" path="m,l,21600r21600,l21600,xe">
-                <v:stroke joinstyle="miter"/>
-                <v:path gradientshapeok="t" o:connecttype="rect"/>
-              </v:shapetype>
-              <v:shape id="_x0000_s1033" type="#_x0000_t202" style="position:absolute;left:0;text-align:left;margin-left:11.9pt;margin-top:356.85pt;width:412.7pt;height:.05pt;z-index:251680768;visibility:visible;mso-wrap-style:square;mso-wrap-distance-left:9pt;mso-wrap-distance-top:0;mso-wrap-distance-right:9pt;mso-wrap-distance-bottom:0;mso-position-horizontal:absolute;mso-position-horizontal-relative:text;mso-position-vertical:absolute;mso-position-vertical-relative:text;v-text-anchor:top" o:gfxdata="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" stroked="f">
+              <v:shape w14:anchorId="5F0E6345" id="_x0000_s1033" type="#_x0000_t202" style="position:absolute;left:0;text-align:left;margin-left:12.5pt;margin-top:61.75pt;width:412.7pt;height:.05pt;z-index:251680768;visibility:visible;mso-wrap-style:square;mso-wrap-distance-left:9pt;mso-wrap-distance-top:0;mso-wrap-distance-right:9pt;mso-wrap-distance-bottom:0;mso-position-horizontal:absolute;mso-position-horizontal-relative:text;mso-position-vertical:absolute;mso-position-vertical-relative:text;v-text-anchor:top" o:gfxdata="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" stroked="f">
                 <v:textbox style="mso-fit-shape-to-text:t" inset="0,0,0,0">
                   <w:txbxContent>
                     <w:p>
@@ -5886,43 +6201,28 @@
                           <w:sz w:val="20"/>
                           <w:szCs w:val="20"/>
                         </w:rPr>
-                        <w:fldChar w:fldCharType="begin"/>
+                        <w:t>12</w:t>
                       </w:r>
                       <w:r>
                         <w:rPr>
                           <w:sz w:val="20"/>
                           <w:szCs w:val="20"/>
                         </w:rPr>
-                        <w:instrText xml:space="preserve"> SEQ Figura \* ARABIC </w:instrText>
+                        <w:t xml:space="preserve"> e 1</w:t>
                       </w:r>
                       <w:r>
                         <w:rPr>
                           <w:sz w:val="20"/>
                           <w:szCs w:val="20"/>
                         </w:rPr>
-                        <w:fldChar w:fldCharType="separate"/>
-                      </w:r>
-                      <w:r>
-                        <w:rPr>
-                          <w:noProof/>
-                          <w:sz w:val="20"/>
-                          <w:szCs w:val="20"/>
-                        </w:rPr>
-                        <w:t>9</w:t>
+                        <w:t>3</w:t>
                       </w:r>
                       <w:r>
                         <w:rPr>
                           <w:sz w:val="20"/>
                           <w:szCs w:val="20"/>
                         </w:rPr>
-                        <w:fldChar w:fldCharType="end"/>
-                      </w:r>
-                      <w:r>
-                        <w:rPr>
-                          <w:sz w:val="20"/>
-                          <w:szCs w:val="20"/>
-                        </w:rPr>
-                        <w:t xml:space="preserve"> e 10 - Telas da aplicação Streamlit</w:t>
+                        <w:t xml:space="preserve"> - Telas da aplicação Streamlit</w:t>
                       </w:r>
                     </w:p>
                   </w:txbxContent>
@@ -5933,73 +6233,12 @@
           </mc:Fallback>
         </mc:AlternateContent>
       </w:r>
-      <w:r>
-        <w:rPr>
-          <w:noProof/>
-        </w:rPr>
-        <w:drawing>
-          <wp:anchor distT="0" distB="0" distL="114300" distR="114300" simplePos="0" relativeHeight="251658240" behindDoc="0" locked="0" layoutInCell="1" allowOverlap="1" wp14:anchorId="30B95CB2" wp14:editId="77A15F94">
-            <wp:simplePos x="0" y="0"/>
-            <wp:positionH relativeFrom="margin">
-              <wp:posOffset>255270</wp:posOffset>
-            </wp:positionH>
-            <wp:positionV relativeFrom="paragraph">
-              <wp:posOffset>2268220</wp:posOffset>
-            </wp:positionV>
-            <wp:extent cx="5033010" cy="2194560"/>
-            <wp:effectExtent l="0" t="0" r="0" b="0"/>
-            <wp:wrapSquare wrapText="bothSides"/>
-            <wp:docPr id="1195851590" name="drawing"/>
-            <wp:cNvGraphicFramePr>
-              <a:graphicFrameLocks xmlns:a="http://schemas.openxmlformats.org/drawingml/2006/main"/>
-            </wp:cNvGraphicFramePr>
-            <a:graphic xmlns:a="http://schemas.openxmlformats.org/drawingml/2006/main">
-              <a:graphicData uri="http://schemas.openxmlformats.org/drawingml/2006/picture">
-                <pic:pic xmlns:pic="http://schemas.openxmlformats.org/drawingml/2006/picture">
-                  <pic:nvPicPr>
-                    <pic:cNvPr id="1195851590" name="Picture 1195851590"/>
-                    <pic:cNvPicPr/>
-                  </pic:nvPicPr>
-                  <pic:blipFill>
-                    <a:blip r:embed="rId23">
-                      <a:extLst>
-                        <a:ext uri="{28A0092B-C50C-407E-A947-70E740481C1C}">
-                          <a14:useLocalDpi xmlns:a14="http://schemas.microsoft.com/office/drawing/2010/main"/>
-                        </a:ext>
-                      </a:extLst>
-                    </a:blip>
-                    <a:stretch>
-                      <a:fillRect/>
-                    </a:stretch>
-                  </pic:blipFill>
-                  <pic:spPr>
-                    <a:xfrm>
-                      <a:off x="0" y="0"/>
-                      <a:ext cx="5033010" cy="2194560"/>
-                    </a:xfrm>
-                    <a:prstGeom prst="rect">
-                      <a:avLst/>
-                    </a:prstGeom>
-                  </pic:spPr>
-                </pic:pic>
-              </a:graphicData>
-            </a:graphic>
-            <wp14:sizeRelH relativeFrom="page">
-              <wp14:pctWidth>0</wp14:pctWidth>
-            </wp14:sizeRelH>
-            <wp14:sizeRelV relativeFrom="page">
-              <wp14:pctHeight>0</wp14:pctHeight>
-            </wp14:sizeRelV>
-          </wp:anchor>
-        </w:drawing>
-      </w:r>
-    </w:p>
-    <w:p/>
+    </w:p>
     <w:p>
       <w:pPr>
         <w:pStyle w:val="Heading2"/>
       </w:pPr>
-      <w:bookmarkStart w:id="11" w:name="_Toc232830949"/>
+      <w:bookmarkStart w:id="11" w:name="_Toc233160078"/>
       <w:r>
         <w:lastRenderedPageBreak/>
         <w:t>CONCLUSÕES</w:t>
@@ -6011,26 +6250,28 @@
         <w:t xml:space="preserve">O projeto cobriu o ciclo completo de um detector de objetos em imagens de satélite, com ênfase na construção e curadoria do dataset. </w:t>
       </w:r>
       <w:r>
-        <w:rPr>
-          <w:highlight w:val="yellow"/>
-        </w:rPr>
-        <w:t>No conjunto de teste (Avenida Paulista, bairro inédito), o modelo principal (YOLO26n) encontrou cerca de [PREENCHER: %] dos helipontos (revocação [PREENCHER]) com precisão de [PREENCHER] e mAP@0.5 de [PREENCHER],</w:t>
-      </w:r>
-      <w:r>
-        <w:t xml:space="preserve"> generalizando para um bairro não visto e com visual diferente. A divisão por bairro (holdout geográfico) forneceu uma medida honesta de generalização.</w:t>
-      </w:r>
-    </w:p>
-    <w:p>
-      <w:r>
-        <w:t>A principal lição confirmada foi a de que a qualidade dos dados, e não a troca de arquitetura, é o que mais move o resultado em um projeto com poucos exemplos: o maior ganho observado veio da ampliação e do direcionamento da coleta para os casos de erro, e não de mudanças no modelo.</w:t>
-      </w:r>
-    </w:p>
-    <w:p>
-      <w:r>
-        <w:t>As ferramentas de IA generativa foram utilizadas como apoio na construção dos notebooks, da aplicação Streamlit e na revisão pontual de código e texto. A definição do alvo, a coleta, a anotação, as decisões técnicas e a análise dos resultados foram de minha autoria, com base nos conteúdos abordados em sala de aula.</w:t>
-      </w:r>
-    </w:p>
-    <w:p/>
+        <w:t xml:space="preserve">No conjunto de teste (Avenida Paulista, bairro inédito), o modelo principal (YOLO26n) </w:t>
+      </w:r>
+      <w:r>
+        <w:t>encontrou cerca de 82% dos helipontos (revocação 0,817), com precisão de 0,710 e mAP@0.5 de 0,709. A arquitetura de comparação (YOLO11n) atingiu mAP@0.5 de 0,781 e precisão de 0,869 no mesmo teste, ficando à frente nesta versão do dataset</w:t>
+      </w:r>
+      <w:r>
+        <w:t>,</w:t>
+      </w:r>
+      <w:r>
+        <w:t xml:space="preserve"> diferença dentro da margem de variância de um teste pequeno. A divisão por bairro forneceu uma medida honesta de generalização.</w:t>
+      </w:r>
+    </w:p>
+    <w:p>
+      <w:r>
+        <w:t>A principal lição confirmada foi a de que o resultado é limitado pelos dados, e não pela arquitetura: trocar de modelo (nano entre YOLO26 e YOLO11) ou ampliarmarginalmente a base não moveu o resultado de forma significativa. Ganhos reais dependeriam de um aumento substancial do volume de dados anotados.</w:t>
+      </w:r>
+    </w:p>
+    <w:p>
+      <w:r>
+        <w:t>As ferramentas de IA generativa foram utilizadas como apoio na construção da aplicação Streamlit e na revisão pontual de código e texto. A definição do alvo, a coleta, a anotação, as decisões técnicas e a análise dos resultados foram de minha autoria, com base nos conteúdos abordados em sala de aula.</w:t>
+      </w:r>
+    </w:p>
     <w:p>
       <w:pPr>
         <w:pStyle w:val="Heading6"/>
@@ -6041,7 +6282,7 @@
       <w:bookmarkStart w:id="12" w:name="_Toc79652176"/>
       <w:bookmarkStart w:id="13" w:name="_Toc81325008"/>
       <w:bookmarkStart w:id="14" w:name="_Toc81325093"/>
-      <w:bookmarkStart w:id="15" w:name="_Toc232830950"/>
+      <w:bookmarkStart w:id="15" w:name="_Toc233160079"/>
       <w:r>
         <w:rPr>
           <w:color w:val="auto"/>
@@ -6205,7 +6446,7 @@
       </w:pPr>
     </w:p>
     <w:sectPr>
-      <w:headerReference w:type="default" r:id="rId24"/>
+      <w:headerReference w:type="default" r:id="rId27"/>
       <w:pgSz w:w="11906" w:h="16838"/>
       <w:pgMar w:top="1701" w:right="1134" w:bottom="1134" w:left="1701" w:header="708" w:footer="708" w:gutter="0"/>
       <w:pgNumType w:start="1"/>
@@ -7911,7 +8152,6 @@
   <w:style w:type="character" w:default="1" w:styleId="DefaultParagraphFont">
     <w:name w:val="Default Paragraph Font"/>
     <w:uiPriority w:val="1"/>
-    <w:semiHidden/>
     <w:unhideWhenUsed/>
   </w:style>
   <w:style w:type="table" w:default="1" w:styleId="TableNormal">
@@ -9069,6 +9309,15 @@
 </file>
 
 <file path=customXml/item1.xml><?xml version="1.0" encoding="utf-8"?>
+<?mso-contentType ?>
+<FormTemplates xmlns="http://schemas.microsoft.com/sharepoint/v3/contenttype/forms">
+  <Display>DocumentLibraryForm</Display>
+  <Edit>DocumentLibraryForm</Edit>
+  <New>DocumentLibraryForm</New>
+</FormTemplates>
+</file>
+
+<file path=customXml/item2.xml><?xml version="1.0" encoding="utf-8"?>
 <ct:contentTypeSchema xmlns:ct="http://schemas.microsoft.com/office/2006/metadata/contentType" xmlns:ma="http://schemas.microsoft.com/office/2006/metadata/properties/metaAttributes" ct:_="" ma:_="" ma:contentTypeName="Documento" ma:contentTypeID="0x010100441347D372B1684CA0871D8010662EE7" ma:contentTypeVersion="7" ma:contentTypeDescription="Crie um novo documento." ma:contentTypeScope="" ma:versionID="c9a102eed51b747df849c76f4d9f365e">
   <xsd:schema xmlns:xsd="http://www.w3.org/2001/XMLSchema" xmlns:xs="http://www.w3.org/2001/XMLSchema" xmlns:p="http://schemas.microsoft.com/office/2006/metadata/properties" xmlns:ns2="2bf709f8-ce30-4c8d-be0a-05136b9d1faf" targetNamespace="http://schemas.microsoft.com/office/2006/metadata/properties" ma:root="true" ma:fieldsID="517974d091d131e2e43bcc9ca6206513" ns2:_="">
     <xsd:import namespace="2bf709f8-ce30-4c8d-be0a-05136b9d1faf"/>
@@ -9232,26 +9481,25 @@
 </ct:contentTypeSchema>
 </file>
 
-<file path=customXml/item2.xml><?xml version="1.0" encoding="utf-8"?>
-<?mso-contentType ?>
-<FormTemplates xmlns="http://schemas.microsoft.com/sharepoint/v3/contenttype/forms">
-  <Display>DocumentLibraryForm</Display>
-  <Edit>DocumentLibraryForm</Edit>
-  <New>DocumentLibraryForm</New>
-</FormTemplates>
+<file path=customXml/item3.xml><?xml version="1.0" encoding="utf-8"?>
+<b:Sources xmlns:b="http://schemas.openxmlformats.org/officeDocument/2006/bibliography" xmlns="http://schemas.openxmlformats.org/officeDocument/2006/bibliography" SelectedStyle="\APASixthEditionOfficeOnline.xsl" StyleName="APA" Version="6"/>
 </file>
 
-<file path=customXml/item3.xml><?xml version="1.0" encoding="utf-8"?>
+<file path=customXml/item4.xml><?xml version="1.0" encoding="utf-8"?>
 <p:properties xmlns:p="http://schemas.microsoft.com/office/2006/metadata/properties" xmlns:xsi="http://www.w3.org/2001/XMLSchema-instance" xmlns:pc="http://schemas.microsoft.com/office/infopath/2007/PartnerControls">
   <documentManagement/>
 </p:properties>
 </file>
 
-<file path=customXml/item4.xml><?xml version="1.0" encoding="utf-8"?>
-<b:Sources xmlns:b="http://schemas.openxmlformats.org/officeDocument/2006/bibliography" xmlns="http://schemas.openxmlformats.org/officeDocument/2006/bibliography" SelectedStyle="\APASixthEditionOfficeOnline.xsl" StyleName="APA" Version="6"/>
+<file path=customXml/itemProps1.xml><?xml version="1.0" encoding="utf-8"?>
+<ds:datastoreItem xmlns:ds="http://schemas.openxmlformats.org/officeDocument/2006/customXml" ds:itemID="{FE9D23DB-2816-4719-8003-AA2718D8FA81}">
+  <ds:schemaRefs>
+    <ds:schemaRef ds:uri="http://schemas.microsoft.com/sharepoint/v3/contenttype/forms"/>
+  </ds:schemaRefs>
+</ds:datastoreItem>
 </file>
 
-<file path=customXml/itemProps1.xml><?xml version="1.0" encoding="utf-8"?>
+<file path=customXml/itemProps2.xml><?xml version="1.0" encoding="utf-8"?>
 <ds:datastoreItem xmlns:ds="http://schemas.openxmlformats.org/officeDocument/2006/customXml" ds:itemID="{5DAC3D86-4755-4386-9EAA-D0A74BA7C06B}">
   <ds:schemaRefs>
     <ds:schemaRef ds:uri="http://schemas.microsoft.com/office/2006/metadata/contentType"/>
@@ -9269,27 +9517,19 @@
 </ds:datastoreItem>
 </file>
 
-<file path=customXml/itemProps2.xml><?xml version="1.0" encoding="utf-8"?>
-<ds:datastoreItem xmlns:ds="http://schemas.openxmlformats.org/officeDocument/2006/customXml" ds:itemID="{FE9D23DB-2816-4719-8003-AA2718D8FA81}">
+<file path=customXml/itemProps3.xml><?xml version="1.0" encoding="utf-8"?>
+<ds:datastoreItem xmlns:ds="http://schemas.openxmlformats.org/officeDocument/2006/customXml" ds:itemID="{2EA2D8AB-3F44-43F6-AD76-6DBE3F678E3B}">
   <ds:schemaRefs>
-    <ds:schemaRef ds:uri="http://schemas.microsoft.com/sharepoint/v3/contenttype/forms"/>
+    <ds:schemaRef ds:uri="http://schemas.openxmlformats.org/officeDocument/2006/bibliography"/>
   </ds:schemaRefs>
 </ds:datastoreItem>
 </file>
 
-<file path=customXml/itemProps3.xml><?xml version="1.0" encoding="utf-8"?>
+<file path=customXml/itemProps4.xml><?xml version="1.0" encoding="utf-8"?>
 <ds:datastoreItem xmlns:ds="http://schemas.openxmlformats.org/officeDocument/2006/customXml" ds:itemID="{BD5B7501-A9AF-4DF5-95C4-E355D43DE9C0}">
   <ds:schemaRefs>
     <ds:schemaRef ds:uri="http://schemas.microsoft.com/office/2006/metadata/properties"/>
     <ds:schemaRef ds:uri="http://schemas.microsoft.com/office/infopath/2007/PartnerControls"/>
   </ds:schemaRefs>
 </ds:datastoreItem>
-</file>
-
-<file path=customXml/itemProps4.xml><?xml version="1.0" encoding="utf-8"?>
-<ds:datastoreItem xmlns:ds="http://schemas.openxmlformats.org/officeDocument/2006/customXml" ds:itemID="{2EA2D8AB-3F44-43F6-AD76-6DBE3F678E3B}">
-  <ds:schemaRefs>
-    <ds:schemaRef ds:uri="http://schemas.openxmlformats.org/officeDocument/2006/bibliography"/>
-  </ds:schemaRefs>
-</ds:datastoreItem>
 </file>